--- a/Daily Reports/29_09_2026-CBOT Reports.docx
+++ b/Daily Reports/29_09_2026-CBOT Reports.docx
@@ -104,7 +104,7 @@
           <w:color w:val="5C768D"/>
           <w:sz w:val="19"/>
         </w:rPr>
-        <w:t>Cập nhật tự động qua `macro_tracker.py` vào lúc 03:21 ICT ngày 29/09/2026</w:t>
+        <w:t>Cập nhật tự động qua `macro_tracker.py` vào lúc 04:00 ICT ngày 29/09/2026</w:t>
       </w:r>
     </w:p>
     <w:tbl>
@@ -313,7 +313,7 @@
               <w:rPr>
                 <w:b/>
               </w:rPr>
-              <w:t>98.20 / thùng</w:t>
+              <w:t>98.70 / thùng</w:t>
             </w:r>
           </w:p>
         </w:tc>
@@ -1218,7 +1218,7 @@
         <w:rPr>
           <w:b/>
         </w:rPr>
-        <w:t>`98.20` (+0.00%)</w:t>
+        <w:t>`98.70` (+0.00%)</w:t>
       </w:r>
       <w:r>
         <w:t xml:space="preserve"> | DXY: </w:t>
@@ -1306,7 +1306,7 @@
           <w:color w:val="5C768D"/>
           <w:sz w:val="19"/>
         </w:rPr>
-        <w:t>Cập nhật tự động lúc 03:21 ICT ngày 29/09/2026 — Nguồn: NOAA, USDA, BOM Australia</w:t>
+        <w:t>Cập nhật tự động lúc 04:00 ICT ngày 29/09/2026 — Nguồn: NOAA, USDA, BOM Australia</w:t>
       </w:r>
     </w:p>
     <w:p>
@@ -11991,7 +11991,7 @@
               <w:rPr>
                 <w:b/>
               </w:rPr>
-              <w:t>98.20</w:t>
+              <w:t>98.70</w:t>
             </w:r>
           </w:p>
         </w:tc>
@@ -22173,7 +22173,7 @@
               <w:rPr>
                 <w:b/>
               </w:rPr>
-              <w:t>98.20</w:t>
+              <w:t>98.70</w:t>
             </w:r>
           </w:p>
         </w:tc>

--- a/Daily Reports/29_09_2026-CBOT Reports.docx
+++ b/Daily Reports/29_09_2026-CBOT Reports.docx
@@ -104,7 +104,7 @@
           <w:color w:val="5C768D"/>
           <w:sz w:val="19"/>
         </w:rPr>
-        <w:t>Cập nhật tự động qua `macro_tracker.py` vào lúc 04:00 ICT ngày 29/09/2026</w:t>
+        <w:t>Cập nhật tự động qua `macro_tracker.py` vào lúc 05:01 ICT ngày 29/09/2026</w:t>
       </w:r>
     </w:p>
     <w:tbl>
@@ -313,7 +313,7 @@
               <w:rPr>
                 <w:b/>
               </w:rPr>
-              <w:t>98.70 / thùng</w:t>
+              <w:t>98.56 / thùng</w:t>
             </w:r>
           </w:p>
         </w:tc>
@@ -442,7 +442,7 @@
               <w:rPr>
                 <w:b/>
               </w:rPr>
-              <w:t>101.20</w:t>
+              <w:t>101.19</w:t>
             </w:r>
           </w:p>
         </w:tc>
@@ -1218,7 +1218,7 @@
         <w:rPr>
           <w:b/>
         </w:rPr>
-        <w:t>`98.70` (+0.00%)</w:t>
+        <w:t>`98.56` (+0.00%)</w:t>
       </w:r>
       <w:r>
         <w:t xml:space="preserve"> | DXY: </w:t>
@@ -1227,7 +1227,7 @@
         <w:rPr>
           <w:b/>
         </w:rPr>
-        <w:t>`101.20` (+0.00%)</w:t>
+        <w:t>`101.19` (+0.00%)</w:t>
       </w:r>
       <w:r>
         <w:t xml:space="preserve"> | Lúa mì CBOT: </w:t>
@@ -1306,7 +1306,7 @@
           <w:color w:val="5C768D"/>
           <w:sz w:val="19"/>
         </w:rPr>
-        <w:t>Cập nhật tự động lúc 04:00 ICT ngày 29/09/2026 — Nguồn: NOAA, USDA, BOM Australia</w:t>
+        <w:t>Cập nhật tự động lúc 05:01 ICT ngày 29/09/2026 — Nguồn: NOAA, USDA, BOM Australia</w:t>
       </w:r>
     </w:p>
     <w:p>
@@ -11991,7 +11991,7 @@
               <w:rPr>
                 <w:b/>
               </w:rPr>
-              <w:t>98.70</w:t>
+              <w:t>98.56</w:t>
             </w:r>
           </w:p>
         </w:tc>
@@ -12114,7 +12114,7 @@
               <w:rPr>
                 <w:b/>
               </w:rPr>
-              <w:t>101.20</w:t>
+              <w:t>101.19</w:t>
             </w:r>
           </w:p>
         </w:tc>
@@ -22173,7 +22173,7 @@
               <w:rPr>
                 <w:b/>
               </w:rPr>
-              <w:t>98.70</w:t>
+              <w:t>98.56</w:t>
             </w:r>
           </w:p>
         </w:tc>
@@ -22296,7 +22296,7 @@
               <w:rPr>
                 <w:b/>
               </w:rPr>
-              <w:t>101.20</w:t>
+              <w:t>101.19</w:t>
             </w:r>
           </w:p>
         </w:tc>

--- a/Daily Reports/29_09_2026-CBOT Reports.docx
+++ b/Daily Reports/29_09_2026-CBOT Reports.docx
@@ -104,7 +104,7 @@
           <w:color w:val="5C768D"/>
           <w:sz w:val="19"/>
         </w:rPr>
-        <w:t>Cập nhật tự động qua `macro_tracker.py` vào lúc 05:01 ICT ngày 29/09/2026</w:t>
+        <w:t>Cập nhật tự động qua `macro_tracker.py` vào lúc 06:00 ICT ngày 29/09/2026</w:t>
       </w:r>
     </w:p>
     <w:tbl>
@@ -313,7 +313,7 @@
               <w:rPr>
                 <w:b/>
               </w:rPr>
-              <w:t>98.56 / thùng</w:t>
+              <w:t>98.67 / thùng</w:t>
             </w:r>
           </w:p>
         </w:tc>
@@ -442,7 +442,7 @@
               <w:rPr>
                 <w:b/>
               </w:rPr>
-              <w:t>101.19</w:t>
+              <w:t>101.17</w:t>
             </w:r>
           </w:p>
         </w:tc>
@@ -1218,7 +1218,7 @@
         <w:rPr>
           <w:b/>
         </w:rPr>
-        <w:t>`98.56` (+0.00%)</w:t>
+        <w:t>`98.67` (+0.00%)</w:t>
       </w:r>
       <w:r>
         <w:t xml:space="preserve"> | DXY: </w:t>
@@ -1227,7 +1227,7 @@
         <w:rPr>
           <w:b/>
         </w:rPr>
-        <w:t>`101.19` (+0.00%)</w:t>
+        <w:t>`101.17` (+0.00%)</w:t>
       </w:r>
       <w:r>
         <w:t xml:space="preserve"> | Lúa mì CBOT: </w:t>
@@ -1306,7 +1306,7 @@
           <w:color w:val="5C768D"/>
           <w:sz w:val="19"/>
         </w:rPr>
-        <w:t>Cập nhật tự động lúc 05:01 ICT ngày 29/09/2026 — Nguồn: NOAA, USDA, BOM Australia</w:t>
+        <w:t>Cập nhật tự động lúc 06:00 ICT ngày 29/09/2026 — Nguồn: NOAA, USDA, BOM Australia</w:t>
       </w:r>
     </w:p>
     <w:p>
@@ -11991,7 +11991,7 @@
               <w:rPr>
                 <w:b/>
               </w:rPr>
-              <w:t>98.56</w:t>
+              <w:t>98.67</w:t>
             </w:r>
           </w:p>
         </w:tc>
@@ -12114,7 +12114,7 @@
               <w:rPr>
                 <w:b/>
               </w:rPr>
-              <w:t>101.19</w:t>
+              <w:t>101.17</w:t>
             </w:r>
           </w:p>
         </w:tc>
@@ -22173,7 +22173,7 @@
               <w:rPr>
                 <w:b/>
               </w:rPr>
-              <w:t>98.56</w:t>
+              <w:t>98.67</w:t>
             </w:r>
           </w:p>
         </w:tc>
@@ -22296,7 +22296,7 @@
               <w:rPr>
                 <w:b/>
               </w:rPr>
-              <w:t>101.19</w:t>
+              <w:t>101.17</w:t>
             </w:r>
           </w:p>
         </w:tc>

--- a/Daily Reports/29_09_2026-CBOT Reports.docx
+++ b/Daily Reports/29_09_2026-CBOT Reports.docx
@@ -104,7 +104,7 @@
           <w:color w:val="5C768D"/>
           <w:sz w:val="19"/>
         </w:rPr>
-        <w:t>Cập nhật tự động qua `macro_tracker.py` vào lúc 06:00 ICT ngày 29/09/2026</w:t>
+        <w:t>Cập nhật tự động qua `macro_tracker.py` vào lúc 07:01 ICT ngày 29/09/2026</w:t>
       </w:r>
     </w:p>
     <w:tbl>
@@ -442,7 +442,7 @@
               <w:rPr>
                 <w:b/>
               </w:rPr>
-              <w:t>101.17</w:t>
+              <w:t>101.19</w:t>
             </w:r>
           </w:p>
         </w:tc>
@@ -1227,7 +1227,7 @@
         <w:rPr>
           <w:b/>
         </w:rPr>
-        <w:t>`101.17` (+0.00%)</w:t>
+        <w:t>`101.19` (+0.00%)</w:t>
       </w:r>
       <w:r>
         <w:t xml:space="preserve"> | Lúa mì CBOT: </w:t>
@@ -1306,7 +1306,7 @@
           <w:color w:val="5C768D"/>
           <w:sz w:val="19"/>
         </w:rPr>
-        <w:t>Cập nhật tự động lúc 06:00 ICT ngày 29/09/2026 — Nguồn: NOAA, USDA, BOM Australia</w:t>
+        <w:t>Cập nhật tự động lúc 07:01 ICT ngày 29/09/2026 — Nguồn: NOAA, USDA, BOM Australia</w:t>
       </w:r>
     </w:p>
     <w:p>
@@ -12114,7 +12114,7 @@
               <w:rPr>
                 <w:b/>
               </w:rPr>
-              <w:t>101.17</w:t>
+              <w:t>101.19</w:t>
             </w:r>
           </w:p>
         </w:tc>
@@ -22296,7 +22296,7 @@
               <w:rPr>
                 <w:b/>
               </w:rPr>
-              <w:t>101.17</w:t>
+              <w:t>101.19</w:t>
             </w:r>
           </w:p>
         </w:tc>

--- a/Daily Reports/29_09_2026-CBOT Reports.docx
+++ b/Daily Reports/29_09_2026-CBOT Reports.docx
@@ -104,7 +104,7 @@
           <w:color w:val="5C768D"/>
           <w:sz w:val="19"/>
         </w:rPr>
-        <w:t>Cập nhật tự động qua `macro_tracker.py` vào lúc 07:16 ICT ngày 29/09/2026</w:t>
+        <w:t>Cập nhật tự động qua `macro_tracker.py` vào lúc 09:54 ICT ngày 29/09/2026</w:t>
       </w:r>
     </w:p>
     <w:tbl>
@@ -313,7 +313,7 @@
               <w:rPr>
                 <w:b/>
               </w:rPr>
-              <w:t>98.67 / thùng</w:t>
+              <w:t>99.34 / thùng</w:t>
             </w:r>
           </w:p>
         </w:tc>
@@ -442,7 +442,7 @@
               <w:rPr>
                 <w:b/>
               </w:rPr>
-              <w:t>101.19</w:t>
+              <w:t>101.20</w:t>
             </w:r>
           </w:p>
         </w:tc>
@@ -1218,7 +1218,7 @@
         <w:rPr>
           <w:b/>
         </w:rPr>
-        <w:t>`98.67` (+0.00%)</w:t>
+        <w:t>`99.34` (+0.00%)</w:t>
       </w:r>
       <w:r>
         <w:t xml:space="preserve"> | DXY: </w:t>
@@ -1227,7 +1227,7 @@
         <w:rPr>
           <w:b/>
         </w:rPr>
-        <w:t>`101.19` (+0.00%)</w:t>
+        <w:t>`101.20` (+0.00%)</w:t>
       </w:r>
       <w:r>
         <w:t xml:space="preserve"> | Lúa mì CBOT: </w:t>
@@ -1236,7 +1236,7 @@
         <w:rPr>
           <w:b/>
         </w:rPr>
-        <w:t>`686.50` (+0.00%)</w:t>
+        <w:t>`690.00` (+0.00%)</w:t>
       </w:r>
       <w:r>
         <w:t>.</w:t>
@@ -1306,7 +1306,7 @@
           <w:color w:val="5C768D"/>
           <w:sz w:val="19"/>
         </w:rPr>
-        <w:t>Cập nhật tự động lúc 07:16 ICT ngày 29/09/2026 — Nguồn: NOAA, USDA, BOM Australia</w:t>
+        <w:t>Cập nhật tự động lúc 09:54 ICT ngày 29/09/2026 — Nguồn: NOAA, USDA, BOM Australia</w:t>
       </w:r>
     </w:p>
     <w:p>
@@ -1949,7 +1949,7 @@
             </w:pPr>
             <w:r/>
             <w:r>
-              <w:t>Đông 17% gieo, Xuân N/A</w:t>
+              <w:t>Đông 27% gieo, Xuân N/A</w:t>
             </w:r>
           </w:p>
         </w:tc>
@@ -3574,7 +3574,7 @@
               <w:rPr>
                 <w:b/>
               </w:rPr>
-              <w:t>520.75</w:t>
+              <w:t>524.50</w:t>
             </w:r>
           </w:p>
         </w:tc>
@@ -3605,7 +3605,7 @@
               <w:rPr>
                 <w:b/>
               </w:rPr>
-              <w:t>521.36 (+0.61)</w:t>
+              <w:t>525.08 (+0.58)</w:t>
             </w:r>
           </w:p>
         </w:tc>
@@ -3633,7 +3633,7 @@
             </w:pPr>
             <w:r/>
             <w:r>
-              <w:t>Bearish (522.42 &lt; 523.97)</w:t>
+              <w:t>Bearish (522.73 &lt; 523.99)</w:t>
             </w:r>
           </w:p>
         </w:tc>
@@ -3661,7 +3661,7 @@
             </w:pPr>
             <w:r/>
             <w:r>
-              <w:t>2.50 cents</w:t>
+              <w:t>1.25 cents</w:t>
             </w:r>
           </w:p>
         </w:tc>
@@ -3822,7 +3822,7 @@
               <w:rPr>
                 <w:b/>
               </w:rPr>
-              <w:t>686.50</w:t>
+              <w:t>690.00</w:t>
             </w:r>
           </w:p>
         </w:tc>
@@ -3853,7 +3853,7 @@
               <w:rPr>
                 <w:b/>
               </w:rPr>
-              <w:t>687.24 (+0.74)</w:t>
+              <w:t>690.57 (+0.57)</w:t>
             </w:r>
           </w:p>
         </w:tc>
@@ -3881,7 +3881,7 @@
             </w:pPr>
             <w:r/>
             <w:r>
-              <w:t>Bearish (692.70 &lt; 696.98)</w:t>
+              <w:t>Bearish (692.12 &lt; 696.39)</w:t>
             </w:r>
           </w:p>
         </w:tc>
@@ -3909,7 +3909,7 @@
             </w:pPr>
             <w:r/>
             <w:r>
-              <w:t>3.50 cents</w:t>
+              <w:t>1.75 cents</w:t>
             </w:r>
           </w:p>
         </w:tc>
@@ -4347,7 +4347,7 @@
                 <w:b/>
                 <w:color w:val="15803D"/>
               </w:rPr>
-              <w:t>518.25 - 522.42 cents (Canh mua vùng hỗ trợ)</w:t>
+              <w:t>518.25 - 522.73 cents (Canh mua vùng hỗ trợ)</w:t>
             </w:r>
           </w:p>
         </w:tc>
@@ -4378,7 +4378,7 @@
               <w:rPr>
                 <w:b/>
               </w:rPr>
-              <w:t>507.21 cents (Dưới cản S2 + 1.5x ATR)</w:t>
+              <w:t>507.58 cents (Dưới cản S2 + 1.5x ATR)</w:t>
             </w:r>
           </w:p>
         </w:tc>
@@ -4414,7 +4414,7 @@
                 <w:color w:val="D97706"/>
                 <w:sz w:val="19"/>
               </w:rPr>
-              <w:t xml:space="preserve"> 522.75 cents </w:t>
+              <w:t xml:space="preserve"> 529.00 cents </w:t>
             </w:r>
             <w:r>
               <w:t xml:space="preserve"> / TP2: </w:t>
@@ -4528,7 +4528,7 @@
                 <w:b/>
                 <w:color w:val="15803D"/>
               </w:rPr>
-              <w:t>Long trung hạn (Swing) (ZCZ26)</w:t>
+              <w:t>Long trung hạn (Swing) (ZCH27)</w:t>
             </w:r>
           </w:p>
         </w:tc>
@@ -4559,7 +4559,7 @@
               <w:rPr>
                 <w:b/>
               </w:rPr>
-              <w:t>516.75 - 518.25 cents</w:t>
+              <w:t>531.00 - 532.50 cents</w:t>
             </w:r>
           </w:p>
         </w:tc>
@@ -4590,7 +4590,7 @@
               <w:rPr>
                 <w:b/>
               </w:rPr>
-              <w:t>508.64 cents (Chống quét SL tuyệt đối)</w:t>
+              <w:t>523.88 cents (Chống quét SL tuyệt đối)</w:t>
             </w:r>
           </w:p>
         </w:tc>
@@ -4621,7 +4621,7 @@
               <w:rPr>
                 <w:b/>
               </w:rPr>
-              <w:t>548.75 cents (Ăn trọn biên độ ngô ~10.5 giá)</w:t>
+              <w:t>563.00 cents (Ăn trọn biên độ ngô ~10.5 giá)</w:t>
             </w:r>
           </w:p>
         </w:tc>
@@ -4721,7 +4721,7 @@
                 <w:b/>
                 <w:color w:val="B91C1C"/>
               </w:rPr>
-              <w:t>Short trung hạn (Swing) (ZCZ26)</w:t>
+              <w:t>Short trung hạn (Swing) (ZCH27)</w:t>
             </w:r>
           </w:p>
         </w:tc>
@@ -4752,7 +4752,7 @@
               <w:rPr>
                 <w:b/>
               </w:rPr>
-              <w:t>522.75 - 524.25 cents</w:t>
+              <w:t>542.50 - 544.00 cents</w:t>
             </w:r>
           </w:p>
         </w:tc>
@@ -4783,7 +4783,7 @@
               <w:rPr>
                 <w:b/>
               </w:rPr>
-              <w:t>525.61 cents</w:t>
+              <w:t>544.87 cents</w:t>
             </w:r>
           </w:p>
         </w:tc>
@@ -4814,7 +4814,7 @@
               <w:rPr>
                 <w:b/>
               </w:rPr>
-              <w:t>512.50 cents</w:t>
+              <w:t>527.25 cents</w:t>
             </w:r>
           </w:p>
         </w:tc>
@@ -4945,7 +4945,7 @@
               <w:rPr>
                 <w:b/>
               </w:rPr>
-              <w:t>500.05 - 511.50 cents</w:t>
+              <w:t>501.06 - 511.50 cents</w:t>
             </w:r>
           </w:p>
         </w:tc>
@@ -5126,7 +5126,7 @@
                 <w:b/>
                 <w:color w:val="B91C1C"/>
               </w:rPr>
-              <w:t>692.70 - 696.98 cents (Canh bán hồi kỹ thuật H1)</w:t>
+              <w:t>692.12 - 696.39 cents (Canh bán hồi kỹ thuật H1)</w:t>
             </w:r>
           </w:p>
         </w:tc>
@@ -5157,7 +5157,7 @@
               <w:rPr>
                 <w:b/>
               </w:rPr>
-              <w:t>800.99 cents (Trên kháng cự R2 + 1.5x ATR)</w:t>
+              <w:t>800.32 cents (Trên kháng cự R2 + 1.5x ATR)</w:t>
             </w:r>
           </w:p>
         </w:tc>
@@ -5193,7 +5193,7 @@
                 <w:color w:val="D97706"/>
                 <w:sz w:val="19"/>
               </w:rPr>
-              <w:t xml:space="preserve"> 683.50 cents </w:t>
+              <w:t xml:space="preserve"> 686.50 cents </w:t>
             </w:r>
             <w:r>
               <w:t xml:space="preserve"> / TP2: </w:t>
@@ -5304,7 +5304,7 @@
                 <w:b/>
                 <w:color w:val="15803D"/>
               </w:rPr>
-              <w:t>Long trung hạn (Swing) (ZWH27)</w:t>
+              <w:t>Long trung hạn (Swing) (ZWZ26)</w:t>
             </w:r>
           </w:p>
         </w:tc>
@@ -5335,7 +5335,7 @@
               <w:rPr>
                 <w:b/>
               </w:rPr>
-              <w:t>696.75 - 698.75 cents</w:t>
+              <w:t>684.50 - 686.50 cents</w:t>
             </w:r>
           </w:p>
         </w:tc>
@@ -5366,7 +5366,7 @@
               <w:rPr>
                 <w:b/>
               </w:rPr>
-              <w:t>694.51 cents</w:t>
+              <w:t>679.45 cents</w:t>
             </w:r>
           </w:p>
         </w:tc>
@@ -5397,7 +5397,7 @@
               <w:rPr>
                 <w:b/>
               </w:rPr>
-              <w:t>708.75 cents (Đón sóng hồi trung hạn ~14.5 giá)</w:t>
+              <w:t>693.50 cents (Đón sóng hồi trung hạn ~14.5 giá)</w:t>
             </w:r>
           </w:p>
         </w:tc>
@@ -5497,7 +5497,7 @@
                 <w:b/>
                 <w:color w:val="B91C1C"/>
               </w:rPr>
-              <w:t>Short trung hạn (Swing) (ZWH27)</w:t>
+              <w:t>Short trung hạn (Swing) (ZWZ26)</w:t>
             </w:r>
           </w:p>
         </w:tc>
@@ -5528,7 +5528,7 @@
               <w:rPr>
                 <w:b/>
               </w:rPr>
-              <w:t>708.75 - 710.75 cents</w:t>
+              <w:t>693.50 - 695.50 cents</w:t>
             </w:r>
           </w:p>
         </w:tc>
@@ -5559,7 +5559,7 @@
               <w:rPr>
                 <w:b/>
               </w:rPr>
-              <w:t>712.49 cents</w:t>
+              <w:t>697.05 cents</w:t>
             </w:r>
           </w:p>
         </w:tc>
@@ -5590,7 +5590,7 @@
               <w:rPr>
                 <w:b/>
               </w:rPr>
-              <w:t>698.25 cents (Thuận xu hướng giảm ngắn hạn)</w:t>
+              <w:t>683.00 cents (Thuận xu hướng giảm ngắn hạn)</w:t>
             </w:r>
           </w:p>
         </w:tc>
@@ -5721,7 +5721,7 @@
               <w:rPr>
                 <w:b/>
               </w:rPr>
-              <w:t>667.04 - 683.00 cents</w:t>
+              <w:t>668.80 - 683.00 cents</w:t>
             </w:r>
           </w:p>
         </w:tc>
@@ -6672,7 +6672,7 @@
               <w:rPr>
                 <w:b/>
               </w:rPr>
-              <w:t>Đông N/A, Xuân 96% thu hoạch</w:t>
+              <w:t>Đông N/A, Xuân N/A</w:t>
             </w:r>
           </w:p>
         </w:tc>
@@ -6889,7 +6889,7 @@
               <w:rPr>
                 <w:b/>
               </w:rPr>
-              <w:t>Đông 17% gieo, Xuân N/A</w:t>
+              <w:t>Đông 27% gieo, Xuân N/A</w:t>
             </w:r>
           </w:p>
         </w:tc>
@@ -8649,7 +8649,7 @@
             </w:pPr>
             <w:r/>
             <w:r>
-              <w:t>Thu hoạch: Mỹ: 13% thu hoạch</w:t>
+              <w:t>Thu hoạch: Mỹ: 18% thu hoạch</w:t>
             </w:r>
           </w:p>
         </w:tc>
@@ -8804,7 +8804,7 @@
             </w:pPr>
             <w:r/>
             <w:r>
-              <w:t>Thu hoạch: Đông N/A, Xuân 96% thu hoạch</w:t>
+              <w:t>Thu hoạch: Đông N/A, Xuân N/A</w:t>
             </w:r>
           </w:p>
         </w:tc>
@@ -11609,7 +11609,7 @@
         <w:t>Giá Chốt Phiên (Close):</w:t>
       </w:r>
       <w:r>
-        <w:t xml:space="preserve"> 520.75 cents | </w:t>
+        <w:t xml:space="preserve"> 524.50 cents | </w:t>
       </w:r>
       <w:r>
         <w:rPr>
@@ -11624,10 +11624,10 @@
         <w:rPr>
           <w:b/>
         </w:rPr>
-        <w:t>`521.36 cents`</w:t>
+        <w:t>`525.08 cents`</w:t>
       </w:r>
       <w:r>
-        <w:t xml:space="preserve"> (+0.61).</w:t>
+        <w:t xml:space="preserve"> (+0.58).</w:t>
       </w:r>
     </w:p>
     <w:p>
@@ -11648,7 +11648,7 @@
         <w:rPr>
           <w:b/>
         </w:rPr>
-        <w:t>`2,977`</w:t>
+        <w:t>`8,141`</w:t>
       </w:r>
       <w:r>
         <w:t xml:space="preserve"> (Chênh lệch: </w:t>
@@ -11657,7 +11657,7 @@
         <w:rPr>
           <w:b/>
         </w:rPr>
-        <w:t>`-17,853`</w:t>
+        <w:t>`-12,689`</w:t>
       </w:r>
       <w:r>
         <w:t xml:space="preserve">) | OI: </w:t>
@@ -11666,7 +11666,7 @@
         <w:rPr>
           <w:b/>
         </w:rPr>
-        <w:t>`939,252`</w:t>
+        <w:t>`926,746`</w:t>
       </w:r>
       <w:r>
         <w:t xml:space="preserve"> (Chênh lệch: </w:t>
@@ -11675,7 +11675,7 @@
         <w:rPr>
           <w:b/>
         </w:rPr>
-        <w:t>`+4,401`</w:t>
+        <w:t>`-8,105`</w:t>
       </w:r>
       <w:r>
         <w:t>)</w:t>
@@ -11719,8 +11719,9 @@
       <w:r>
         <w:rPr>
           <w:b/>
+          <w:color w:val="B91C1C"/>
         </w:rPr>
-        <w:t>`Giảm nhẹ tích lũy (Distribution Decline)`</w:t>
+        <w:t>`Tăng yếu / Rủi ro đảo chiều (Short Covering Rally)`</w:t>
       </w:r>
     </w:p>
     <w:p>
@@ -11741,10 +11742,10 @@
         <w:rPr>
           <w:b/>
         </w:rPr>
-        <w:t>TÍCH LŨY TIÊU CỰC (Distribution):</w:t>
+        <w:t>TÍCH LŨY TÍCH CỰC (Accumulation):</w:t>
       </w:r>
       <w:r>
-        <w:t xml:space="preserve"> Nến đi ngang nhưng dòng tiền rút dần (OI giảm), cảnh báo rủi ro suy sụt sắp tới.</w:t>
+        <w:t xml:space="preserve"> Nến đi ngang nhưng dòng tiền âm thầm gia tăng (OI tăng), báo hiệu chuẩn bị có nhịp bứt phá tăng.</w:t>
       </w:r>
     </w:p>
     <w:p>
@@ -11990,7 +11991,7 @@
               <w:rPr>
                 <w:b/>
               </w:rPr>
-              <w:t>98.67</w:t>
+              <w:t>99.34</w:t>
             </w:r>
           </w:p>
         </w:tc>
@@ -12113,7 +12114,7 @@
               <w:rPr>
                 <w:b/>
               </w:rPr>
-              <w:t>101.19</w:t>
+              <w:t>101.20</w:t>
             </w:r>
           </w:p>
         </w:tc>
@@ -12748,7 +12749,7 @@
         <w:t xml:space="preserve"> EMA_21 </w:t>
       </w:r>
       <w:r>
-        <w:t xml:space="preserve"> (522.42) &lt; </w:t>
+        <w:t xml:space="preserve"> (522.73) &lt; </w:t>
       </w:r>
       <w:r>
         <w:rPr>
@@ -12759,7 +12760,7 @@
         <w:t xml:space="preserve"> EMA_50 </w:t>
       </w:r>
       <w:r>
-        <w:t xml:space="preserve"> (523.97).</w:t>
+        <w:t xml:space="preserve"> (523.99).</w:t>
       </w:r>
     </w:p>
     <w:p>
@@ -12780,7 +12781,7 @@
         <w:rPr>
           <w:b/>
         </w:rPr>
-        <w:t>`45.02`</w:t>
+        <w:t>`54.41`</w:t>
       </w:r>
       <w:r>
         <w:t xml:space="preserve"> | ATR (14) = </w:t>
@@ -12789,7 +12790,7 @@
         <w:rPr>
           <w:b/>
         </w:rPr>
-        <w:t>`2.86`</w:t>
+        <w:t>`2.61`</w:t>
       </w:r>
       <w:r>
         <w:t xml:space="preserve"> cents | Volatility = </w:t>
@@ -12798,7 +12799,7 @@
         <w:rPr>
           <w:b/>
         </w:rPr>
-        <w:t>`2.50 cents`</w:t>
+        <w:t>`1.25 cents`</w:t>
       </w:r>
       <w:r>
         <w:t>.</w:t>
@@ -12840,7 +12841,7 @@
         <w:rPr>
           <w:b/>
         </w:rPr>
-        <w:t>`522.75`</w:t>
+        <w:t>`529.00`</w:t>
       </w:r>
       <w:r>
         <w:t xml:space="preserve"> | R2: </w:t>
@@ -13583,7 +13584,7 @@
           <w:b/>
           <w:color w:val="15803D"/>
         </w:rPr>
-        <w:t>`518.25 - 522.42 cents (Canh mua vùng hỗ trợ)`</w:t>
+        <w:t>`518.25 - 522.73 cents (Canh mua vùng hỗ trợ)`</w:t>
       </w:r>
       <w:r>
         <w:t xml:space="preserve"> | SL: </w:t>
@@ -13592,7 +13593,7 @@
         <w:rPr>
           <w:b/>
         </w:rPr>
-        <w:t>`507.21 cents (Dưới cản S2 + 1.5x ATR)`</w:t>
+        <w:t>`507.58 cents (Dưới cản S2 + 1.5x ATR)`</w:t>
       </w:r>
       <w:r>
         <w:t xml:space="preserve"> | TP: </w:t>
@@ -13603,7 +13604,7 @@
           <w:color w:val="D97706"/>
           <w:sz w:val="19"/>
         </w:rPr>
-        <w:t xml:space="preserve"> 522.75 cents </w:t>
+        <w:t xml:space="preserve"> 529.00 cents </w:t>
       </w:r>
       <w:r>
         <w:t xml:space="preserve"> / </w:t>
@@ -13629,7 +13630,7 @@
         <w:rPr>
           <w:b/>
         </w:rPr>
-        <w:t>Trung hạn (Swing Trades - HĐ ZCZ26):</w:t>
+        <w:t>Trung hạn (Swing Trades - HĐ ZCH27):</w:t>
       </w:r>
     </w:p>
     <w:p>
@@ -13654,7 +13655,7 @@
         <w:rPr>
           <w:b/>
         </w:rPr>
-        <w:t>`516.75 - 518.25 cents`</w:t>
+        <w:t>`531.00 - 532.50 cents`</w:t>
       </w:r>
       <w:r>
         <w:t xml:space="preserve"> | SL: </w:t>
@@ -13663,7 +13664,7 @@
         <w:rPr>
           <w:b/>
         </w:rPr>
-        <w:t>`508.64 cents (Chống quét SL tuyệt đối)`</w:t>
+        <w:t>`523.88 cents (Chống quét SL tuyệt đối)`</w:t>
       </w:r>
       <w:r>
         <w:t xml:space="preserve"> | TP: </w:t>
@@ -13672,7 +13673,7 @@
         <w:rPr>
           <w:b/>
         </w:rPr>
-        <w:t>`548.75 cents (Ăn trọn biên độ ngô ~10.5 giá)`</w:t>
+        <w:t>`563.00 cents (Ăn trọn biên độ ngô ~10.5 giá)`</w:t>
       </w:r>
       <w:r>
         <w:t>.</w:t>
@@ -13700,7 +13701,7 @@
         <w:rPr>
           <w:b/>
         </w:rPr>
-        <w:t>`522.75 - 524.25 cents`</w:t>
+        <w:t>`542.50 - 544.00 cents`</w:t>
       </w:r>
       <w:r>
         <w:t xml:space="preserve"> | SL: </w:t>
@@ -13709,7 +13710,7 @@
         <w:rPr>
           <w:b/>
         </w:rPr>
-        <w:t>`525.61 cents`</w:t>
+        <w:t>`544.87 cents`</w:t>
       </w:r>
       <w:r>
         <w:t xml:space="preserve"> | TP: </w:t>
@@ -13718,7 +13719,7 @@
         <w:rPr>
           <w:b/>
         </w:rPr>
-        <w:t>`512.50 cents`</w:t>
+        <w:t>`527.25 cents`</w:t>
       </w:r>
       <w:r>
         <w:t>.</w:t>
@@ -13758,7 +13759,7 @@
         <w:rPr>
           <w:b/>
         </w:rPr>
-        <w:t>`500.05 - 511.50 cents`</w:t>
+        <w:t>`501.06 - 511.50 cents`</w:t>
       </w:r>
     </w:p>
     <w:p>
@@ -14165,7 +14166,7 @@
             </w:pPr>
             <w:r/>
             <w:r>
-              <w:t>520.75</w:t>
+              <w:t>524.50</w:t>
             </w:r>
           </w:p>
         </w:tc>
@@ -14193,7 +14194,7 @@
             </w:pPr>
             <w:r/>
             <w:r>
-              <w:t>524.50</w:t>
+              <w:t>528.25</w:t>
             </w:r>
           </w:p>
         </w:tc>
@@ -14221,7 +14222,7 @@
             </w:pPr>
             <w:r/>
             <w:r>
-              <w:t>517.50</w:t>
+              <w:t>521.25</w:t>
             </w:r>
           </w:p>
         </w:tc>
@@ -14252,7 +14253,7 @@
               <w:rPr>
                 <w:b/>
               </w:rPr>
-              <w:t>521.00</w:t>
+              <w:t>524.75</w:t>
             </w:r>
           </w:p>
         </w:tc>
@@ -14400,7 +14401,7 @@
             </w:pPr>
             <w:r/>
             <w:r>
-              <w:t>521.00</w:t>
+              <w:t>524.75</w:t>
             </w:r>
           </w:p>
         </w:tc>
@@ -14428,7 +14429,7 @@
             </w:pPr>
             <w:r/>
             <w:r>
-              <w:t>523.75</w:t>
+              <w:t>527.50</w:t>
             </w:r>
           </w:p>
         </w:tc>
@@ -14456,7 +14457,7 @@
             </w:pPr>
             <w:r/>
             <w:r>
-              <w:t>517.25</w:t>
+              <w:t>521.00</w:t>
             </w:r>
           </w:p>
         </w:tc>
@@ -14487,7 +14488,7 @@
               <w:rPr>
                 <w:b/>
               </w:rPr>
-              <w:t>520.50</w:t>
+              <w:t>524.25</w:t>
             </w:r>
           </w:p>
         </w:tc>
@@ -14635,7 +14636,7 @@
             </w:pPr>
             <w:r/>
             <w:r>
-              <w:t>520.50</w:t>
+              <w:t>524.25</w:t>
             </w:r>
           </w:p>
         </w:tc>
@@ -14663,7 +14664,7 @@
             </w:pPr>
             <w:r/>
             <w:r>
-              <w:t>523.50</w:t>
+              <w:t>527.25</w:t>
             </w:r>
           </w:p>
         </w:tc>
@@ -14691,7 +14692,7 @@
             </w:pPr>
             <w:r/>
             <w:r>
-              <w:t>516.50</w:t>
+              <w:t>520.25</w:t>
             </w:r>
           </w:p>
         </w:tc>
@@ -14722,7 +14723,7 @@
               <w:rPr>
                 <w:b/>
               </w:rPr>
-              <w:t>521.25</w:t>
+              <w:t>525.00</w:t>
             </w:r>
           </w:p>
         </w:tc>
@@ -14870,7 +14871,7 @@
             </w:pPr>
             <w:r/>
             <w:r>
-              <w:t>521.25</w:t>
+              <w:t>525.00</w:t>
             </w:r>
           </w:p>
         </w:tc>
@@ -14898,7 +14899,7 @@
             </w:pPr>
             <w:r/>
             <w:r>
-              <w:t>525.75</w:t>
+              <w:t>529.50</w:t>
             </w:r>
           </w:p>
         </w:tc>
@@ -14926,7 +14927,7 @@
             </w:pPr>
             <w:r/>
             <w:r>
-              <w:t>516.25</w:t>
+              <w:t>520.00</w:t>
             </w:r>
           </w:p>
         </w:tc>
@@ -14957,7 +14958,7 @@
               <w:rPr>
                 <w:b/>
               </w:rPr>
-              <w:t>522.00</w:t>
+              <w:t>525.75</w:t>
             </w:r>
           </w:p>
         </w:tc>
@@ -15105,7 +15106,7 @@
             </w:pPr>
             <w:r/>
             <w:r>
-              <w:t>522.00</w:t>
+              <w:t>525.75</w:t>
             </w:r>
           </w:p>
         </w:tc>
@@ -15133,7 +15134,7 @@
             </w:pPr>
             <w:r/>
             <w:r>
-              <w:t>527.50</w:t>
+              <w:t>531.25</w:t>
             </w:r>
           </w:p>
         </w:tc>
@@ -15161,7 +15162,7 @@
             </w:pPr>
             <w:r/>
             <w:r>
-              <w:t>515.75</w:t>
+              <w:t>519.50</w:t>
             </w:r>
           </w:p>
         </w:tc>
@@ -15192,7 +15193,7 @@
               <w:rPr>
                 <w:b/>
               </w:rPr>
-              <w:t>524.25</w:t>
+              <w:t>528.00</w:t>
             </w:r>
           </w:p>
         </w:tc>
@@ -15340,7 +15341,7 @@
             </w:pPr>
             <w:r/>
             <w:r>
-              <w:t>524.25</w:t>
+              <w:t>528.00</w:t>
             </w:r>
           </w:p>
         </w:tc>
@@ -15368,7 +15369,7 @@
             </w:pPr>
             <w:r/>
             <w:r>
-              <w:t>527.25</w:t>
+              <w:t>531.00</w:t>
             </w:r>
           </w:p>
         </w:tc>
@@ -15396,7 +15397,7 @@
             </w:pPr>
             <w:r/>
             <w:r>
-              <w:t>520.00</w:t>
+              <w:t>523.75</w:t>
             </w:r>
           </w:p>
         </w:tc>
@@ -15427,7 +15428,7 @@
               <w:rPr>
                 <w:b/>
               </w:rPr>
-              <w:t>524.50</w:t>
+              <w:t>528.25</w:t>
             </w:r>
           </w:p>
         </w:tc>
@@ -15575,7 +15576,7 @@
             </w:pPr>
             <w:r/>
             <w:r>
-              <w:t>524.50</w:t>
+              <w:t>528.25</w:t>
             </w:r>
           </w:p>
         </w:tc>
@@ -15603,7 +15604,7 @@
             </w:pPr>
             <w:r/>
             <w:r>
-              <w:t>527.75</w:t>
+              <w:t>531.50</w:t>
             </w:r>
           </w:p>
         </w:tc>
@@ -15631,7 +15632,7 @@
             </w:pPr>
             <w:r/>
             <w:r>
-              <w:t>518.00</w:t>
+              <w:t>521.75</w:t>
             </w:r>
           </w:p>
         </w:tc>
@@ -15662,7 +15663,7 @@
               <w:rPr>
                 <w:b/>
               </w:rPr>
-              <w:t>525.25</w:t>
+              <w:t>529.00</w:t>
             </w:r>
           </w:p>
         </w:tc>
@@ -15810,7 +15811,7 @@
             </w:pPr>
             <w:r/>
             <w:r>
-              <w:t>525.25</w:t>
+              <w:t>529.00</w:t>
             </w:r>
           </w:p>
         </w:tc>
@@ -15838,7 +15839,7 @@
             </w:pPr>
             <w:r/>
             <w:r>
-              <w:t>528.25</w:t>
+              <w:t>532.00</w:t>
             </w:r>
           </w:p>
         </w:tc>
@@ -15866,7 +15867,7 @@
             </w:pPr>
             <w:r/>
             <w:r>
-              <w:t>520.75</w:t>
+              <w:t>524.50</w:t>
             </w:r>
           </w:p>
         </w:tc>
@@ -15897,7 +15898,7 @@
               <w:rPr>
                 <w:b/>
               </w:rPr>
-              <w:t>524.75</w:t>
+              <w:t>528.50</w:t>
             </w:r>
           </w:p>
         </w:tc>
@@ -16045,7 +16046,7 @@
             </w:pPr>
             <w:r/>
             <w:r>
-              <w:t>524.75</w:t>
+              <w:t>528.50</w:t>
             </w:r>
           </w:p>
         </w:tc>
@@ -16073,7 +16074,7 @@
             </w:pPr>
             <w:r/>
             <w:r>
-              <w:t>528.75</w:t>
+              <w:t>532.50</w:t>
             </w:r>
           </w:p>
         </w:tc>
@@ -16101,7 +16102,7 @@
             </w:pPr>
             <w:r/>
             <w:r>
-              <w:t>519.00</w:t>
+              <w:t>522.75</w:t>
             </w:r>
           </w:p>
         </w:tc>
@@ -16132,7 +16133,7 @@
               <w:rPr>
                 <w:b/>
               </w:rPr>
-              <w:t>525.25</w:t>
+              <w:t>529.00</w:t>
             </w:r>
           </w:p>
         </w:tc>
@@ -16280,7 +16281,7 @@
             </w:pPr>
             <w:r/>
             <w:r>
-              <w:t>525.25</w:t>
+              <w:t>529.00</w:t>
             </w:r>
           </w:p>
         </w:tc>
@@ -16308,7 +16309,7 @@
             </w:pPr>
             <w:r/>
             <w:r>
-              <w:t>527.75</w:t>
+              <w:t>531.50</w:t>
             </w:r>
           </w:p>
         </w:tc>
@@ -16336,7 +16337,7 @@
             </w:pPr>
             <w:r/>
             <w:r>
-              <w:t>522.00</w:t>
+              <w:t>525.75</w:t>
             </w:r>
           </w:p>
         </w:tc>
@@ -16367,7 +16368,7 @@
               <w:rPr>
                 <w:b/>
               </w:rPr>
-              <w:t>525.75</w:t>
+              <w:t>529.50</w:t>
             </w:r>
           </w:p>
         </w:tc>
@@ -16515,7 +16516,7 @@
             </w:pPr>
             <w:r/>
             <w:r>
-              <w:t>525.75</w:t>
+              <w:t>529.50</w:t>
             </w:r>
           </w:p>
         </w:tc>
@@ -16543,7 +16544,7 @@
             </w:pPr>
             <w:r/>
             <w:r>
-              <w:t>529.25</w:t>
+              <w:t>533.00</w:t>
             </w:r>
           </w:p>
         </w:tc>
@@ -16571,7 +16572,7 @@
             </w:pPr>
             <w:r/>
             <w:r>
-              <w:t>519.75</w:t>
+              <w:t>523.50</w:t>
             </w:r>
           </w:p>
         </w:tc>
@@ -16602,7 +16603,7 @@
               <w:rPr>
                 <w:b/>
               </w:rPr>
-              <w:t>526.75</w:t>
+              <w:t>530.50</w:t>
             </w:r>
           </w:p>
         </w:tc>
@@ -16750,7 +16751,7 @@
             </w:pPr>
             <w:r/>
             <w:r>
-              <w:t>526.75</w:t>
+              <w:t>530.50</w:t>
             </w:r>
           </w:p>
         </w:tc>
@@ -16778,7 +16779,7 @@
             </w:pPr>
             <w:r/>
             <w:r>
-              <w:t>529.50</w:t>
+              <w:t>533.25</w:t>
             </w:r>
           </w:p>
         </w:tc>
@@ -16806,7 +16807,7 @@
             </w:pPr>
             <w:r/>
             <w:r>
-              <w:t>524.25</w:t>
+              <w:t>528.00</w:t>
             </w:r>
           </w:p>
         </w:tc>
@@ -16837,7 +16838,7 @@
               <w:rPr>
                 <w:b/>
               </w:rPr>
-              <w:t>526.75</w:t>
+              <w:t>530.50</w:t>
             </w:r>
           </w:p>
         </w:tc>
@@ -16985,7 +16986,7 @@
             </w:pPr>
             <w:r/>
             <w:r>
-              <w:t>526.75</w:t>
+              <w:t>530.50</w:t>
             </w:r>
           </w:p>
         </w:tc>
@@ -17013,7 +17014,7 @@
             </w:pPr>
             <w:r/>
             <w:r>
-              <w:t>529.50</w:t>
+              <w:t>533.25</w:t>
             </w:r>
           </w:p>
         </w:tc>
@@ -17041,7 +17042,7 @@
             </w:pPr>
             <w:r/>
             <w:r>
-              <w:t>524.25</w:t>
+              <w:t>528.00</w:t>
             </w:r>
           </w:p>
         </w:tc>
@@ -17072,7 +17073,7 @@
               <w:rPr>
                 <w:b/>
               </w:rPr>
-              <w:t>526.25</w:t>
+              <w:t>530.00</w:t>
             </w:r>
           </w:p>
         </w:tc>
@@ -17220,7 +17221,7 @@
             </w:pPr>
             <w:r/>
             <w:r>
-              <w:t>526.25</w:t>
+              <w:t>530.00</w:t>
             </w:r>
           </w:p>
         </w:tc>
@@ -17248,7 +17249,7 @@
             </w:pPr>
             <w:r/>
             <w:r>
-              <w:t>529.25</w:t>
+              <w:t>533.00</w:t>
             </w:r>
           </w:p>
         </w:tc>
@@ -17276,7 +17277,7 @@
             </w:pPr>
             <w:r/>
             <w:r>
-              <w:t>523.00</w:t>
+              <w:t>526.75</w:t>
             </w:r>
           </w:p>
         </w:tc>
@@ -17307,7 +17308,7 @@
               <w:rPr>
                 <w:b/>
               </w:rPr>
-              <w:t>526.00</w:t>
+              <w:t>529.75</w:t>
             </w:r>
           </w:p>
         </w:tc>
@@ -17455,7 +17456,7 @@
             </w:pPr>
             <w:r/>
             <w:r>
-              <w:t>526.00</w:t>
+              <w:t>529.75</w:t>
             </w:r>
           </w:p>
         </w:tc>
@@ -17483,7 +17484,7 @@
             </w:pPr>
             <w:r/>
             <w:r>
-              <w:t>530.00</w:t>
+              <w:t>533.75</w:t>
             </w:r>
           </w:p>
         </w:tc>
@@ -17511,7 +17512,7 @@
             </w:pPr>
             <w:r/>
             <w:r>
-              <w:t>520.75</w:t>
+              <w:t>524.50</w:t>
             </w:r>
           </w:p>
         </w:tc>
@@ -17542,7 +17543,7 @@
               <w:rPr>
                 <w:b/>
               </w:rPr>
-              <w:t>526.50</w:t>
+              <w:t>530.25</w:t>
             </w:r>
           </w:p>
         </w:tc>
@@ -17690,7 +17691,7 @@
             </w:pPr>
             <w:r/>
             <w:r>
-              <w:t>526.50</w:t>
+              <w:t>530.25</w:t>
             </w:r>
           </w:p>
         </w:tc>
@@ -17718,7 +17719,7 @@
             </w:pPr>
             <w:r/>
             <w:r>
-              <w:t>531.25</w:t>
+              <w:t>535.00</w:t>
             </w:r>
           </w:p>
         </w:tc>
@@ -17746,7 +17747,7 @@
             </w:pPr>
             <w:r/>
             <w:r>
-              <w:t>519.50</w:t>
+              <w:t>523.25</w:t>
             </w:r>
           </w:p>
         </w:tc>
@@ -17777,7 +17778,7 @@
               <w:rPr>
                 <w:b/>
               </w:rPr>
-              <w:t>528.50</w:t>
+              <w:t>532.25</w:t>
             </w:r>
           </w:p>
         </w:tc>
@@ -17925,7 +17926,7 @@
             </w:pPr>
             <w:r/>
             <w:r>
-              <w:t>528.50</w:t>
+              <w:t>532.25</w:t>
             </w:r>
           </w:p>
         </w:tc>
@@ -17953,7 +17954,7 @@
             </w:pPr>
             <w:r/>
             <w:r>
-              <w:t>536.50</w:t>
+              <w:t>540.25</w:t>
             </w:r>
           </w:p>
         </w:tc>
@@ -17981,7 +17982,7 @@
             </w:pPr>
             <w:r/>
             <w:r>
-              <w:t>521.50</w:t>
+              <w:t>525.25</w:t>
             </w:r>
           </w:p>
         </w:tc>
@@ -18012,7 +18013,7 @@
               <w:rPr>
                 <w:b/>
               </w:rPr>
-              <w:t>530.00</w:t>
+              <w:t>533.75</w:t>
             </w:r>
           </w:p>
         </w:tc>
@@ -18160,7 +18161,7 @@
             </w:pPr>
             <w:r/>
             <w:r>
-              <w:t>530.00</w:t>
+              <w:t>533.75</w:t>
             </w:r>
           </w:p>
         </w:tc>
@@ -18188,7 +18189,7 @@
             </w:pPr>
             <w:r/>
             <w:r>
-              <w:t>534.50</w:t>
+              <w:t>538.25</w:t>
             </w:r>
           </w:p>
         </w:tc>
@@ -18216,7 +18217,7 @@
             </w:pPr>
             <w:r/>
             <w:r>
-              <w:t>525.75</w:t>
+              <w:t>529.50</w:t>
             </w:r>
           </w:p>
         </w:tc>
@@ -18247,7 +18248,7 @@
               <w:rPr>
                 <w:b/>
               </w:rPr>
-              <w:t>529.50</w:t>
+              <w:t>533.25</w:t>
             </w:r>
           </w:p>
         </w:tc>
@@ -18395,7 +18396,7 @@
             </w:pPr>
             <w:r/>
             <w:r>
-              <w:t>529.50</w:t>
+              <w:t>533.25</w:t>
             </w:r>
           </w:p>
         </w:tc>
@@ -18423,7 +18424,7 @@
             </w:pPr>
             <w:r/>
             <w:r>
-              <w:t>531.75</w:t>
+              <w:t>535.50</w:t>
             </w:r>
           </w:p>
         </w:tc>
@@ -18451,7 +18452,7 @@
             </w:pPr>
             <w:r/>
             <w:r>
-              <w:t>526.75</w:t>
+              <w:t>530.50</w:t>
             </w:r>
           </w:p>
         </w:tc>
@@ -18482,7 +18483,7 @@
               <w:rPr>
                 <w:b/>
               </w:rPr>
-              <w:t>529.25</w:t>
+              <w:t>533.00</w:t>
             </w:r>
           </w:p>
         </w:tc>
@@ -18630,7 +18631,7 @@
             </w:pPr>
             <w:r/>
             <w:r>
-              <w:t>529.25</w:t>
+              <w:t>533.00</w:t>
             </w:r>
           </w:p>
         </w:tc>
@@ -18658,7 +18659,7 @@
             </w:pPr>
             <w:r/>
             <w:r>
-              <w:t>531.25</w:t>
+              <w:t>535.00</w:t>
             </w:r>
           </w:p>
         </w:tc>
@@ -18686,7 +18687,7 @@
             </w:pPr>
             <w:r/>
             <w:r>
-              <w:t>524.75</w:t>
+              <w:t>528.50</w:t>
             </w:r>
           </w:p>
         </w:tc>
@@ -18717,7 +18718,7 @@
               <w:rPr>
                 <w:b/>
               </w:rPr>
-              <w:t>529.50</w:t>
+              <w:t>533.25</w:t>
             </w:r>
           </w:p>
         </w:tc>
@@ -18865,7 +18866,7 @@
             </w:pPr>
             <w:r/>
             <w:r>
-              <w:t>529.50</w:t>
+              <w:t>533.25</w:t>
             </w:r>
           </w:p>
         </w:tc>
@@ -18893,7 +18894,7 @@
             </w:pPr>
             <w:r/>
             <w:r>
-              <w:t>533.25</w:t>
+              <w:t>537.00</w:t>
             </w:r>
           </w:p>
         </w:tc>
@@ -18921,7 +18922,7 @@
             </w:pPr>
             <w:r/>
             <w:r>
-              <w:t>526.75</w:t>
+              <w:t>530.50</w:t>
             </w:r>
           </w:p>
         </w:tc>
@@ -18952,7 +18953,7 @@
               <w:rPr>
                 <w:b/>
               </w:rPr>
-              <w:t>530.00</w:t>
+              <w:t>533.75</w:t>
             </w:r>
           </w:p>
         </w:tc>
@@ -19100,7 +19101,7 @@
             </w:pPr>
             <w:r/>
             <w:r>
-              <w:t>530.00</w:t>
+              <w:t>533.75</w:t>
             </w:r>
           </w:p>
         </w:tc>
@@ -19128,7 +19129,7 @@
             </w:pPr>
             <w:r/>
             <w:r>
-              <w:t>533.00</w:t>
+              <w:t>536.75</w:t>
             </w:r>
           </w:p>
         </w:tc>
@@ -19156,7 +19157,7 @@
             </w:pPr>
             <w:r/>
             <w:r>
-              <w:t>525.50</w:t>
+              <w:t>529.25</w:t>
             </w:r>
           </w:p>
         </w:tc>
@@ -19187,7 +19188,7 @@
               <w:rPr>
                 <w:b/>
               </w:rPr>
-              <w:t>530.25</w:t>
+              <w:t>534.00</w:t>
             </w:r>
           </w:p>
         </w:tc>
@@ -19335,7 +19336,7 @@
             </w:pPr>
             <w:r/>
             <w:r>
-              <w:t>530.25</w:t>
+              <w:t>534.00</w:t>
             </w:r>
           </w:p>
         </w:tc>
@@ -19363,7 +19364,7 @@
             </w:pPr>
             <w:r/>
             <w:r>
-              <w:t>534.50</w:t>
+              <w:t>538.25</w:t>
             </w:r>
           </w:p>
         </w:tc>
@@ -19391,7 +19392,7 @@
             </w:pPr>
             <w:r/>
             <w:r>
-              <w:t>527.00</w:t>
+              <w:t>530.75</w:t>
             </w:r>
           </w:p>
         </w:tc>
@@ -19422,7 +19423,7 @@
               <w:rPr>
                 <w:b/>
               </w:rPr>
-              <w:t>531.00</w:t>
+              <w:t>534.75</w:t>
             </w:r>
           </w:p>
         </w:tc>
@@ -19570,7 +19571,7 @@
             </w:pPr>
             <w:r/>
             <w:r>
-              <w:t>531.00</w:t>
+              <w:t>534.75</w:t>
             </w:r>
           </w:p>
         </w:tc>
@@ -19598,7 +19599,7 @@
             </w:pPr>
             <w:r/>
             <w:r>
-              <w:t>534.50</w:t>
+              <w:t>538.25</w:t>
             </w:r>
           </w:p>
         </w:tc>
@@ -19626,7 +19627,7 @@
             </w:pPr>
             <w:r/>
             <w:r>
-              <w:t>528.75</w:t>
+              <w:t>532.50</w:t>
             </w:r>
           </w:p>
         </w:tc>
@@ -19657,7 +19658,7 @@
               <w:rPr>
                 <w:b/>
               </w:rPr>
-              <w:t>531.00</w:t>
+              <w:t>534.75</w:t>
             </w:r>
           </w:p>
         </w:tc>
@@ -19805,7 +19806,7 @@
             </w:pPr>
             <w:r/>
             <w:r>
-              <w:t>531.00</w:t>
+              <w:t>534.75</w:t>
             </w:r>
           </w:p>
         </w:tc>
@@ -19833,7 +19834,7 @@
             </w:pPr>
             <w:r/>
             <w:r>
-              <w:t>534.75</w:t>
+              <w:t>538.50</w:t>
             </w:r>
           </w:p>
         </w:tc>
@@ -19861,7 +19862,7 @@
             </w:pPr>
             <w:r/>
             <w:r>
-              <w:t>527.50</w:t>
+              <w:t>531.25</w:t>
             </w:r>
           </w:p>
         </w:tc>
@@ -19892,7 +19893,7 @@
               <w:rPr>
                 <w:b/>
               </w:rPr>
-              <w:t>530.75</w:t>
+              <w:t>534.50</w:t>
             </w:r>
           </w:p>
         </w:tc>
@@ -20040,7 +20041,7 @@
             </w:pPr>
             <w:r/>
             <w:r>
-              <w:t>530.75</w:t>
+              <w:t>534.50</w:t>
             </w:r>
           </w:p>
         </w:tc>
@@ -20068,7 +20069,7 @@
             </w:pPr>
             <w:r/>
             <w:r>
-              <w:t>534.25</w:t>
+              <w:t>538.00</w:t>
             </w:r>
           </w:p>
         </w:tc>
@@ -20096,7 +20097,7 @@
             </w:pPr>
             <w:r/>
             <w:r>
-              <w:t>527.50</w:t>
+              <w:t>531.25</w:t>
             </w:r>
           </w:p>
         </w:tc>
@@ -20127,7 +20128,7 @@
               <w:rPr>
                 <w:b/>
               </w:rPr>
-              <w:t>530.50</w:t>
+              <w:t>534.25</w:t>
             </w:r>
           </w:p>
         </w:tc>
@@ -20275,7 +20276,7 @@
             </w:pPr>
             <w:r/>
             <w:r>
-              <w:t>530.50</w:t>
+              <w:t>534.25</w:t>
             </w:r>
           </w:p>
         </w:tc>
@@ -20303,7 +20304,7 @@
             </w:pPr>
             <w:r/>
             <w:r>
-              <w:t>533.50</w:t>
+              <w:t>537.25</w:t>
             </w:r>
           </w:p>
         </w:tc>
@@ -20331,7 +20332,7 @@
             </w:pPr>
             <w:r/>
             <w:r>
-              <w:t>527.75</w:t>
+              <w:t>531.50</w:t>
             </w:r>
           </w:p>
         </w:tc>
@@ -20362,7 +20363,7 @@
               <w:rPr>
                 <w:b/>
               </w:rPr>
-              <w:t>530.75</w:t>
+              <w:t>534.50</w:t>
             </w:r>
           </w:p>
         </w:tc>
@@ -20510,7 +20511,7 @@
             </w:pPr>
             <w:r/>
             <w:r>
-              <w:t>530.75</w:t>
+              <w:t>534.50</w:t>
             </w:r>
           </w:p>
         </w:tc>
@@ -20538,7 +20539,7 @@
             </w:pPr>
             <w:r/>
             <w:r>
-              <w:t>533.75</w:t>
+              <w:t>537.50</w:t>
             </w:r>
           </w:p>
         </w:tc>
@@ -20566,7 +20567,7 @@
             </w:pPr>
             <w:r/>
             <w:r>
-              <w:t>528.00</w:t>
+              <w:t>531.75</w:t>
             </w:r>
           </w:p>
         </w:tc>
@@ -20597,7 +20598,7 @@
               <w:rPr>
                 <w:b/>
               </w:rPr>
-              <w:t>530.75</w:t>
+              <w:t>534.50</w:t>
             </w:r>
           </w:p>
         </w:tc>
@@ -20745,7 +20746,7 @@
             </w:pPr>
             <w:r/>
             <w:r>
-              <w:t>530.75</w:t>
+              <w:t>534.50</w:t>
             </w:r>
           </w:p>
         </w:tc>
@@ -20773,7 +20774,7 @@
             </w:pPr>
             <w:r/>
             <w:r>
-              <w:t>534.75</w:t>
+              <w:t>538.50</w:t>
             </w:r>
           </w:p>
         </w:tc>
@@ -20801,7 +20802,7 @@
             </w:pPr>
             <w:r/>
             <w:r>
-              <w:t>527.25</w:t>
+              <w:t>531.00</w:t>
             </w:r>
           </w:p>
         </w:tc>
@@ -20832,7 +20833,7 @@
               <w:rPr>
                 <w:b/>
               </w:rPr>
-              <w:t>531.25</w:t>
+              <w:t>535.00</w:t>
             </w:r>
           </w:p>
         </w:tc>
@@ -20980,7 +20981,7 @@
             </w:pPr>
             <w:r/>
             <w:r>
-              <w:t>531.25</w:t>
+              <w:t>535.00</w:t>
             </w:r>
           </w:p>
         </w:tc>
@@ -21008,7 +21009,7 @@
             </w:pPr>
             <w:r/>
             <w:r>
-              <w:t>535.25</w:t>
+              <w:t>539.00</w:t>
             </w:r>
           </w:p>
         </w:tc>
@@ -21036,7 +21037,7 @@
             </w:pPr>
             <w:r/>
             <w:r>
-              <w:t>529.50</w:t>
+              <w:t>533.25</w:t>
             </w:r>
           </w:p>
         </w:tc>
@@ -21067,7 +21068,7 @@
               <w:rPr>
                 <w:b/>
               </w:rPr>
-              <w:t>531.00</w:t>
+              <w:t>534.75</w:t>
             </w:r>
           </w:p>
         </w:tc>
@@ -21790,7 +21791,7 @@
         <w:t>Giá Chốt Phiên (Close):</w:t>
       </w:r>
       <w:r>
-        <w:t xml:space="preserve"> 686.50 cents | </w:t>
+        <w:t xml:space="preserve"> 690.00 cents | </w:t>
       </w:r>
       <w:r>
         <w:rPr>
@@ -21805,10 +21806,10 @@
         <w:rPr>
           <w:b/>
         </w:rPr>
-        <w:t>`687.24 cents`</w:t>
+        <w:t>`690.57 cents`</w:t>
       </w:r>
       <w:r>
-        <w:t xml:space="preserve"> (+0.74).</w:t>
+        <w:t xml:space="preserve"> (+0.57).</w:t>
       </w:r>
     </w:p>
     <w:p>
@@ -21829,7 +21830,7 @@
         <w:rPr>
           <w:b/>
         </w:rPr>
-        <w:t>`436`</w:t>
+        <w:t>`2,082`</w:t>
       </w:r>
       <w:r>
         <w:t xml:space="preserve"> (Chênh lệch: </w:t>
@@ -21838,7 +21839,7 @@
         <w:rPr>
           <w:b/>
         </w:rPr>
-        <w:t>`-3,018`</w:t>
+        <w:t>`-1,372`</w:t>
       </w:r>
       <w:r>
         <w:t xml:space="preserve">) | OI: </w:t>
@@ -21847,7 +21848,7 @@
         <w:rPr>
           <w:b/>
         </w:rPr>
-        <w:t>`255,924`</w:t>
+        <w:t>`253,338`</w:t>
       </w:r>
       <w:r>
         <w:t xml:space="preserve"> (Chênh lệch: </w:t>
@@ -21856,7 +21857,7 @@
         <w:rPr>
           <w:b/>
         </w:rPr>
-        <w:t>`+3,115`</w:t>
+        <w:t>`+529`</w:t>
       </w:r>
       <w:r>
         <w:t>)</w:t>
@@ -22171,7 +22172,7 @@
               <w:rPr>
                 <w:b/>
               </w:rPr>
-              <w:t>98.67</w:t>
+              <w:t>99.34</w:t>
             </w:r>
           </w:p>
         </w:tc>
@@ -22294,7 +22295,7 @@
               <w:rPr>
                 <w:b/>
               </w:rPr>
-              <w:t>101.19</w:t>
+              <w:t>101.20</w:t>
             </w:r>
           </w:p>
         </w:tc>
@@ -22929,7 +22930,7 @@
         <w:t xml:space="preserve"> EMA_21 </w:t>
       </w:r>
       <w:r>
-        <w:t xml:space="preserve"> (692.70) &lt; </w:t>
+        <w:t xml:space="preserve"> (692.12) &lt; </w:t>
       </w:r>
       <w:r>
         <w:rPr>
@@ -22940,7 +22941,7 @@
         <w:t xml:space="preserve"> EMA_50 </w:t>
       </w:r>
       <w:r>
-        <w:t xml:space="preserve"> (696.98).</w:t>
+        <w:t xml:space="preserve"> (696.39).</w:t>
       </w:r>
     </w:p>
     <w:p>
@@ -22961,7 +22962,7 @@
         <w:rPr>
           <w:b/>
         </w:rPr>
-        <w:t>`36.94`</w:t>
+        <w:t>`44.20`</w:t>
       </w:r>
       <w:r>
         <w:t xml:space="preserve"> | ATR (14) = </w:t>
@@ -22970,7 +22971,7 @@
         <w:rPr>
           <w:b/>
         </w:rPr>
-        <w:t>`3.99`</w:t>
+        <w:t>`3.55`</w:t>
       </w:r>
       <w:r>
         <w:t xml:space="preserve"> cents | Volatility = </w:t>
@@ -22979,7 +22980,7 @@
         <w:rPr>
           <w:b/>
         </w:rPr>
-        <w:t>`3.50 cents`</w:t>
+        <w:t>`1.75 cents`</w:t>
       </w:r>
       <w:r>
         <w:t>.</w:t>
@@ -23003,7 +23004,7 @@
         <w:rPr>
           <w:b/>
         </w:rPr>
-        <w:t>`683.50`</w:t>
+        <w:t>`686.50`</w:t>
       </w:r>
       <w:r>
         <w:t xml:space="preserve"> | S2: </w:t>
@@ -23325,7 +23326,7 @@
             </w:pPr>
             <w:r/>
             <w:r>
-              <w:t>Đông N/A, Xuân 96% thu hoạch</w:t>
+              <w:t>Đông N/A, Xuân N/A</w:t>
             </w:r>
           </w:p>
         </w:tc>
@@ -23754,7 +23755,7 @@
           <w:b/>
           <w:color w:val="B91C1C"/>
         </w:rPr>
-        <w:t>`692.70 - 696.98 cents (Canh bán hồi kỹ thuật H1)`</w:t>
+        <w:t>`692.12 - 696.39 cents (Canh bán hồi kỹ thuật H1)`</w:t>
       </w:r>
       <w:r>
         <w:t xml:space="preserve"> | SL: </w:t>
@@ -23763,7 +23764,7 @@
         <w:rPr>
           <w:b/>
         </w:rPr>
-        <w:t>`800.99 cents (Trên kháng cự R2 + 1.5x ATR)`</w:t>
+        <w:t>`800.32 cents (Trên kháng cự R2 + 1.5x ATR)`</w:t>
       </w:r>
       <w:r>
         <w:t xml:space="preserve"> | TP: </w:t>
@@ -23774,7 +23775,7 @@
           <w:color w:val="D97706"/>
           <w:sz w:val="19"/>
         </w:rPr>
-        <w:t xml:space="preserve"> 683.50 cents </w:t>
+        <w:t xml:space="preserve"> 686.50 cents </w:t>
       </w:r>
       <w:r>
         <w:t xml:space="preserve"> / </w:t>
@@ -23800,7 +23801,7 @@
         <w:rPr>
           <w:b/>
         </w:rPr>
-        <w:t>Trung hạn (Swing Trades - HĐ ZWH27):</w:t>
+        <w:t>Trung hạn (Swing Trades - HĐ ZWZ26):</w:t>
       </w:r>
     </w:p>
     <w:p>
@@ -23825,7 +23826,7 @@
         <w:rPr>
           <w:b/>
         </w:rPr>
-        <w:t>`696.75 - 698.75 cents`</w:t>
+        <w:t>`684.50 - 686.50 cents`</w:t>
       </w:r>
       <w:r>
         <w:t xml:space="preserve"> | SL: </w:t>
@@ -23834,7 +23835,7 @@
         <w:rPr>
           <w:b/>
         </w:rPr>
-        <w:t>`694.51 cents`</w:t>
+        <w:t>`679.45 cents`</w:t>
       </w:r>
       <w:r>
         <w:t xml:space="preserve"> | TP: </w:t>
@@ -23843,7 +23844,7 @@
         <w:rPr>
           <w:b/>
         </w:rPr>
-        <w:t>`708.75 cents (Đón sóng hồi trung hạn ~14.5 giá)`</w:t>
+        <w:t>`693.50 cents (Đón sóng hồi trung hạn ~14.5 giá)`</w:t>
       </w:r>
       <w:r>
         <w:t>.</w:t>
@@ -23871,7 +23872,7 @@
         <w:rPr>
           <w:b/>
         </w:rPr>
-        <w:t>`708.75 - 710.75 cents`</w:t>
+        <w:t>`693.50 - 695.50 cents`</w:t>
       </w:r>
       <w:r>
         <w:t xml:space="preserve"> | SL: </w:t>
@@ -23880,7 +23881,7 @@
         <w:rPr>
           <w:b/>
         </w:rPr>
-        <w:t>`712.49 cents`</w:t>
+        <w:t>`697.05 cents`</w:t>
       </w:r>
       <w:r>
         <w:t xml:space="preserve"> | TP: </w:t>
@@ -23889,7 +23890,7 @@
         <w:rPr>
           <w:b/>
         </w:rPr>
-        <w:t>`698.25 cents (Thuận xu hướng giảm ngắn hạn)`</w:t>
+        <w:t>`683.00 cents (Thuận xu hướng giảm ngắn hạn)`</w:t>
       </w:r>
       <w:r>
         <w:t>.</w:t>
@@ -23929,7 +23930,7 @@
         <w:rPr>
           <w:b/>
         </w:rPr>
-        <w:t>`667.04 - 683.00 cents`</w:t>
+        <w:t>`668.80 - 683.00 cents`</w:t>
       </w:r>
     </w:p>
     <w:p>
@@ -24336,7 +24337,7 @@
             </w:pPr>
             <w:r/>
             <w:r>
-              <w:t>686.50</w:t>
+              <w:t>690.00</w:t>
             </w:r>
           </w:p>
         </w:tc>
@@ -24364,7 +24365,7 @@
             </w:pPr>
             <w:r/>
             <w:r>
-              <w:t>697.75</w:t>
+              <w:t>701.25</w:t>
             </w:r>
           </w:p>
         </w:tc>
@@ -24392,7 +24393,7 @@
             </w:pPr>
             <w:r/>
             <w:r>
-              <w:t>681.00</w:t>
+              <w:t>684.50</w:t>
             </w:r>
           </w:p>
         </w:tc>
@@ -24423,7 +24424,7 @@
               <w:rPr>
                 <w:b/>
               </w:rPr>
-              <w:t>685.75</w:t>
+              <w:t>689.25</w:t>
             </w:r>
           </w:p>
         </w:tc>
@@ -24571,7 +24572,7 @@
             </w:pPr>
             <w:r/>
             <w:r>
-              <w:t>685.75</w:t>
+              <w:t>689.25</w:t>
             </w:r>
           </w:p>
         </w:tc>
@@ -24599,7 +24600,7 @@
             </w:pPr>
             <w:r/>
             <w:r>
-              <w:t>693.25</w:t>
+              <w:t>696.75</w:t>
             </w:r>
           </w:p>
         </w:tc>
@@ -24627,7 +24628,7 @@
             </w:pPr>
             <w:r/>
             <w:r>
-              <w:t>679.75</w:t>
+              <w:t>683.25</w:t>
             </w:r>
           </w:p>
         </w:tc>
@@ -24658,7 +24659,7 @@
               <w:rPr>
                 <w:b/>
               </w:rPr>
-              <w:t>685.25</w:t>
+              <w:t>688.75</w:t>
             </w:r>
           </w:p>
         </w:tc>
@@ -24806,7 +24807,7 @@
             </w:pPr>
             <w:r/>
             <w:r>
-              <w:t>685.25</w:t>
+              <w:t>688.75</w:t>
             </w:r>
           </w:p>
         </w:tc>
@@ -24834,7 +24835,7 @@
             </w:pPr>
             <w:r/>
             <w:r>
-              <w:t>699.00</w:t>
+              <w:t>702.50</w:t>
             </w:r>
           </w:p>
         </w:tc>
@@ -24862,7 +24863,7 @@
             </w:pPr>
             <w:r/>
             <w:r>
-              <w:t>670.50</w:t>
+              <w:t>674.00</w:t>
             </w:r>
           </w:p>
         </w:tc>
@@ -24893,7 +24894,7 @@
               <w:rPr>
                 <w:b/>
               </w:rPr>
-              <w:t>687.25</w:t>
+              <w:t>690.75</w:t>
             </w:r>
           </w:p>
         </w:tc>
@@ -25041,7 +25042,7 @@
             </w:pPr>
             <w:r/>
             <w:r>
-              <w:t>687.25</w:t>
+              <w:t>690.75</w:t>
             </w:r>
           </w:p>
         </w:tc>
@@ -25069,7 +25070,7 @@
             </w:pPr>
             <w:r/>
             <w:r>
-              <w:t>700.50</w:t>
+              <w:t>704.00</w:t>
             </w:r>
           </w:p>
         </w:tc>
@@ -25097,7 +25098,7 @@
             </w:pPr>
             <w:r/>
             <w:r>
-              <w:t>679.00</w:t>
+              <w:t>682.50</w:t>
             </w:r>
           </w:p>
         </w:tc>
@@ -25128,7 +25129,7 @@
               <w:rPr>
                 <w:b/>
               </w:rPr>
-              <w:t>688.50</w:t>
+              <w:t>692.00</w:t>
             </w:r>
           </w:p>
         </w:tc>
@@ -25276,7 +25277,7 @@
             </w:pPr>
             <w:r/>
             <w:r>
-              <w:t>688.50</w:t>
+              <w:t>692.00</w:t>
             </w:r>
           </w:p>
         </w:tc>
@@ -25304,7 +25305,7 @@
             </w:pPr>
             <w:r/>
             <w:r>
-              <w:t>705.00</w:t>
+              <w:t>708.50</w:t>
             </w:r>
           </w:p>
         </w:tc>
@@ -25332,7 +25333,7 @@
             </w:pPr>
             <w:r/>
             <w:r>
-              <w:t>678.00</w:t>
+              <w:t>681.50</w:t>
             </w:r>
           </w:p>
         </w:tc>
@@ -25363,7 +25364,7 @@
               <w:rPr>
                 <w:b/>
               </w:rPr>
-              <w:t>693.00</w:t>
+              <w:t>696.50</w:t>
             </w:r>
           </w:p>
         </w:tc>
@@ -25511,7 +25512,7 @@
             </w:pPr>
             <w:r/>
             <w:r>
-              <w:t>693.00</w:t>
+              <w:t>696.50</w:t>
             </w:r>
           </w:p>
         </w:tc>
@@ -25539,7 +25540,7 @@
             </w:pPr>
             <w:r/>
             <w:r>
-              <w:t>700.75</w:t>
+              <w:t>704.25</w:t>
             </w:r>
           </w:p>
         </w:tc>
@@ -25567,7 +25568,7 @@
             </w:pPr>
             <w:r/>
             <w:r>
-              <w:t>682.00</w:t>
+              <w:t>685.50</w:t>
             </w:r>
           </w:p>
         </w:tc>
@@ -25598,7 +25599,7 @@
               <w:rPr>
                 <w:b/>
               </w:rPr>
-              <w:t>694.25</w:t>
+              <w:t>697.75</w:t>
             </w:r>
           </w:p>
         </w:tc>
@@ -25746,7 +25747,7 @@
             </w:pPr>
             <w:r/>
             <w:r>
-              <w:t>694.25</w:t>
+              <w:t>697.75</w:t>
             </w:r>
           </w:p>
         </w:tc>
@@ -25774,7 +25775,7 @@
             </w:pPr>
             <w:r/>
             <w:r>
-              <w:t>702.50</w:t>
+              <w:t>706.00</w:t>
             </w:r>
           </w:p>
         </w:tc>
@@ -25802,7 +25803,7 @@
             </w:pPr>
             <w:r/>
             <w:r>
-              <w:t>683.75</w:t>
+              <w:t>687.25</w:t>
             </w:r>
           </w:p>
         </w:tc>
@@ -25833,7 +25834,7 @@
               <w:rPr>
                 <w:b/>
               </w:rPr>
-              <w:t>696.00</w:t>
+              <w:t>699.50</w:t>
             </w:r>
           </w:p>
         </w:tc>
@@ -25981,7 +25982,7 @@
             </w:pPr>
             <w:r/>
             <w:r>
-              <w:t>696.00</w:t>
+              <w:t>699.50</w:t>
             </w:r>
           </w:p>
         </w:tc>
@@ -26009,7 +26010,7 @@
             </w:pPr>
             <w:r/>
             <w:r>
-              <w:t>708.25</w:t>
+              <w:t>711.75</w:t>
             </w:r>
           </w:p>
         </w:tc>
@@ -26037,7 +26038,7 @@
             </w:pPr>
             <w:r/>
             <w:r>
-              <w:t>686.25</w:t>
+              <w:t>689.75</w:t>
             </w:r>
           </w:p>
         </w:tc>
@@ -26068,7 +26069,7 @@
               <w:rPr>
                 <w:b/>
               </w:rPr>
-              <w:t>695.00</w:t>
+              <w:t>698.50</w:t>
             </w:r>
           </w:p>
         </w:tc>
@@ -26216,7 +26217,7 @@
             </w:pPr>
             <w:r/>
             <w:r>
-              <w:t>695.00</w:t>
+              <w:t>698.50</w:t>
             </w:r>
           </w:p>
         </w:tc>
@@ -26244,7 +26245,7 @@
             </w:pPr>
             <w:r/>
             <w:r>
-              <w:t>705.50</w:t>
+              <w:t>709.00</w:t>
             </w:r>
           </w:p>
         </w:tc>
@@ -26272,7 +26273,7 @@
             </w:pPr>
             <w:r/>
             <w:r>
-              <w:t>680.25</w:t>
+              <w:t>683.75</w:t>
             </w:r>
           </w:p>
         </w:tc>
@@ -26303,7 +26304,7 @@
               <w:rPr>
                 <w:b/>
               </w:rPr>
-              <w:t>697.25</w:t>
+              <w:t>700.75</w:t>
             </w:r>
           </w:p>
         </w:tc>
@@ -26451,7 +26452,7 @@
             </w:pPr>
             <w:r/>
             <w:r>
-              <w:t>697.25</w:t>
+              <w:t>700.75</w:t>
             </w:r>
           </w:p>
         </w:tc>
@@ -26479,7 +26480,7 @@
             </w:pPr>
             <w:r/>
             <w:r>
-              <w:t>707.75</w:t>
+              <w:t>711.25</w:t>
             </w:r>
           </w:p>
         </w:tc>
@@ -26507,7 +26508,7 @@
             </w:pPr>
             <w:r/>
             <w:r>
-              <w:t>691.00</w:t>
+              <w:t>694.50</w:t>
             </w:r>
           </w:p>
         </w:tc>
@@ -26538,7 +26539,7 @@
               <w:rPr>
                 <w:b/>
               </w:rPr>
-              <w:t>698.00</w:t>
+              <w:t>701.50</w:t>
             </w:r>
           </w:p>
         </w:tc>
@@ -26686,7 +26687,7 @@
             </w:pPr>
             <w:r/>
             <w:r>
-              <w:t>698.00</w:t>
+              <w:t>701.50</w:t>
             </w:r>
           </w:p>
         </w:tc>
@@ -26714,7 +26715,7 @@
             </w:pPr>
             <w:r/>
             <w:r>
-              <w:t>712.25</w:t>
+              <w:t>715.75</w:t>
             </w:r>
           </w:p>
         </w:tc>
@@ -26742,7 +26743,7 @@
             </w:pPr>
             <w:r/>
             <w:r>
-              <w:t>683.25</w:t>
+              <w:t>686.75</w:t>
             </w:r>
           </w:p>
         </w:tc>
@@ -26773,7 +26774,7 @@
               <w:rPr>
                 <w:b/>
               </w:rPr>
-              <w:t>700.00</w:t>
+              <w:t>703.50</w:t>
             </w:r>
           </w:p>
         </w:tc>
@@ -26921,7 +26922,7 @@
             </w:pPr>
             <w:r/>
             <w:r>
-              <w:t>700.00</w:t>
+              <w:t>703.50</w:t>
             </w:r>
           </w:p>
         </w:tc>
@@ -26949,7 +26950,7 @@
             </w:pPr>
             <w:r/>
             <w:r>
-              <w:t>706.50</w:t>
+              <w:t>710.00</w:t>
             </w:r>
           </w:p>
         </w:tc>
@@ -26977,7 +26978,7 @@
             </w:pPr>
             <w:r/>
             <w:r>
-              <w:t>693.25</w:t>
+              <w:t>696.75</w:t>
             </w:r>
           </w:p>
         </w:tc>
@@ -27008,7 +27009,7 @@
               <w:rPr>
                 <w:b/>
               </w:rPr>
-              <w:t>700.25</w:t>
+              <w:t>703.75</w:t>
             </w:r>
           </w:p>
         </w:tc>
@@ -27156,7 +27157,7 @@
             </w:pPr>
             <w:r/>
             <w:r>
-              <w:t>700.25</w:t>
+              <w:t>703.75</w:t>
             </w:r>
           </w:p>
         </w:tc>
@@ -27184,7 +27185,7 @@
             </w:pPr>
             <w:r/>
             <w:r>
-              <w:t>710.50</w:t>
+              <w:t>714.00</w:t>
             </w:r>
           </w:p>
         </w:tc>
@@ -27212,7 +27213,7 @@
             </w:pPr>
             <w:r/>
             <w:r>
-              <w:t>692.25</w:t>
+              <w:t>695.75</w:t>
             </w:r>
           </w:p>
         </w:tc>
@@ -27243,7 +27244,7 @@
               <w:rPr>
                 <w:b/>
               </w:rPr>
-              <w:t>700.75</w:t>
+              <w:t>704.25</w:t>
             </w:r>
           </w:p>
         </w:tc>
@@ -27391,7 +27392,7 @@
             </w:pPr>
             <w:r/>
             <w:r>
-              <w:t>700.75</w:t>
+              <w:t>704.25</w:t>
             </w:r>
           </w:p>
         </w:tc>
@@ -27419,7 +27420,7 @@
             </w:pPr>
             <w:r/>
             <w:r>
-              <w:t>707.75</w:t>
+              <w:t>711.25</w:t>
             </w:r>
           </w:p>
         </w:tc>
@@ -27447,7 +27448,7 @@
             </w:pPr>
             <w:r/>
             <w:r>
-              <w:t>694.75</w:t>
+              <w:t>698.25</w:t>
             </w:r>
           </w:p>
         </w:tc>
@@ -27478,7 +27479,7 @@
               <w:rPr>
                 <w:b/>
               </w:rPr>
-              <w:t>700.00</w:t>
+              <w:t>703.50</w:t>
             </w:r>
           </w:p>
         </w:tc>
@@ -27626,7 +27627,7 @@
             </w:pPr>
             <w:r/>
             <w:r>
-              <w:t>700.00</w:t>
+              <w:t>703.50</w:t>
             </w:r>
           </w:p>
         </w:tc>
@@ -27654,7 +27655,7 @@
             </w:pPr>
             <w:r/>
             <w:r>
-              <w:t>713.50</w:t>
+              <w:t>717.00</w:t>
             </w:r>
           </w:p>
         </w:tc>
@@ -27682,7 +27683,7 @@
             </w:pPr>
             <w:r/>
             <w:r>
-              <w:t>687.00</w:t>
+              <w:t>690.50</w:t>
             </w:r>
           </w:p>
         </w:tc>
@@ -27713,7 +27714,7 @@
               <w:rPr>
                 <w:b/>
               </w:rPr>
-              <w:t>701.75</w:t>
+              <w:t>705.25</w:t>
             </w:r>
           </w:p>
         </w:tc>
@@ -27861,7 +27862,7 @@
             </w:pPr>
             <w:r/>
             <w:r>
-              <w:t>701.75</w:t>
+              <w:t>705.25</w:t>
             </w:r>
           </w:p>
         </w:tc>
@@ -27889,7 +27890,7 @@
             </w:pPr>
             <w:r/>
             <w:r>
-              <w:t>711.00</w:t>
+              <w:t>714.50</w:t>
             </w:r>
           </w:p>
         </w:tc>
@@ -27917,7 +27918,7 @@
             </w:pPr>
             <w:r/>
             <w:r>
-              <w:t>691.00</w:t>
+              <w:t>694.50</w:t>
             </w:r>
           </w:p>
         </w:tc>
@@ -27948,7 +27949,7 @@
               <w:rPr>
                 <w:b/>
               </w:rPr>
-              <w:t>702.25</w:t>
+              <w:t>705.75</w:t>
             </w:r>
           </w:p>
         </w:tc>
@@ -28096,7 +28097,7 @@
             </w:pPr>
             <w:r/>
             <w:r>
-              <w:t>702.25</w:t>
+              <w:t>705.75</w:t>
             </w:r>
           </w:p>
         </w:tc>
@@ -28124,7 +28125,7 @@
             </w:pPr>
             <w:r/>
             <w:r>
-              <w:t>714.50</w:t>
+              <w:t>718.00</w:t>
             </w:r>
           </w:p>
         </w:tc>
@@ -28152,7 +28153,7 @@
             </w:pPr>
             <w:r/>
             <w:r>
-              <w:t>688.00</w:t>
+              <w:t>691.50</w:t>
             </w:r>
           </w:p>
         </w:tc>
@@ -28183,7 +28184,7 @@
               <w:rPr>
                 <w:b/>
               </w:rPr>
-              <w:t>700.75</w:t>
+              <w:t>704.25</w:t>
             </w:r>
           </w:p>
         </w:tc>
@@ -28331,7 +28332,7 @@
             </w:pPr>
             <w:r/>
             <w:r>
-              <w:t>700.75</w:t>
+              <w:t>704.25</w:t>
             </w:r>
           </w:p>
         </w:tc>
@@ -28359,7 +28360,7 @@
             </w:pPr>
             <w:r/>
             <w:r>
-              <w:t>707.75</w:t>
+              <w:t>711.25</w:t>
             </w:r>
           </w:p>
         </w:tc>
@@ -28387,7 +28388,7 @@
             </w:pPr>
             <w:r/>
             <w:r>
-              <w:t>691.25</w:t>
+              <w:t>694.75</w:t>
             </w:r>
           </w:p>
         </w:tc>
@@ -28418,7 +28419,7 @@
               <w:rPr>
                 <w:b/>
               </w:rPr>
-              <w:t>701.25</w:t>
+              <w:t>704.75</w:t>
             </w:r>
           </w:p>
         </w:tc>
@@ -28566,7 +28567,7 @@
             </w:pPr>
             <w:r/>
             <w:r>
-              <w:t>701.25</w:t>
+              <w:t>704.75</w:t>
             </w:r>
           </w:p>
         </w:tc>
@@ -28594,7 +28595,7 @@
             </w:pPr>
             <w:r/>
             <w:r>
-              <w:t>711.75</w:t>
+              <w:t>715.25</w:t>
             </w:r>
           </w:p>
         </w:tc>
@@ -28622,7 +28623,7 @@
             </w:pPr>
             <w:r/>
             <w:r>
-              <w:t>694.00</w:t>
+              <w:t>697.50</w:t>
             </w:r>
           </w:p>
         </w:tc>
@@ -28653,7 +28654,7 @@
               <w:rPr>
                 <w:b/>
               </w:rPr>
-              <w:t>701.00</w:t>
+              <w:t>704.50</w:t>
             </w:r>
           </w:p>
         </w:tc>
@@ -28801,7 +28802,7 @@
             </w:pPr>
             <w:r/>
             <w:r>
-              <w:t>701.00</w:t>
+              <w:t>704.50</w:t>
             </w:r>
           </w:p>
         </w:tc>
@@ -28829,7 +28830,7 @@
             </w:pPr>
             <w:r/>
             <w:r>
-              <w:t>710.75</w:t>
+              <w:t>714.25</w:t>
             </w:r>
           </w:p>
         </w:tc>
@@ -28857,7 +28858,7 @@
             </w:pPr>
             <w:r/>
             <w:r>
-              <w:t>691.25</w:t>
+              <w:t>694.75</w:t>
             </w:r>
           </w:p>
         </w:tc>
@@ -28888,7 +28889,7 @@
               <w:rPr>
                 <w:b/>
               </w:rPr>
-              <w:t>701.50</w:t>
+              <w:t>705.00</w:t>
             </w:r>
           </w:p>
         </w:tc>
@@ -29036,7 +29037,7 @@
             </w:pPr>
             <w:r/>
             <w:r>
-              <w:t>701.50</w:t>
+              <w:t>705.00</w:t>
             </w:r>
           </w:p>
         </w:tc>
@@ -29064,7 +29065,7 @@
             </w:pPr>
             <w:r/>
             <w:r>
-              <w:t>712.25</w:t>
+              <w:t>715.75</w:t>
             </w:r>
           </w:p>
         </w:tc>
@@ -29092,7 +29093,7 @@
             </w:pPr>
             <w:r/>
             <w:r>
-              <w:t>694.25</w:t>
+              <w:t>697.75</w:t>
             </w:r>
           </w:p>
         </w:tc>
@@ -29123,7 +29124,7 @@
               <w:rPr>
                 <w:b/>
               </w:rPr>
-              <w:t>702.25</w:t>
+              <w:t>705.75</w:t>
             </w:r>
           </w:p>
         </w:tc>
@@ -29271,7 +29272,7 @@
             </w:pPr>
             <w:r/>
             <w:r>
-              <w:t>702.25</w:t>
+              <w:t>705.75</w:t>
             </w:r>
           </w:p>
         </w:tc>
@@ -29299,7 +29300,7 @@
             </w:pPr>
             <w:r/>
             <w:r>
-              <w:t>708.75</w:t>
+              <w:t>712.25</w:t>
             </w:r>
           </w:p>
         </w:tc>
@@ -29327,7 +29328,7 @@
             </w:pPr>
             <w:r/>
             <w:r>
-              <w:t>693.75</w:t>
+              <w:t>697.25</w:t>
             </w:r>
           </w:p>
         </w:tc>
@@ -29358,7 +29359,7 @@
               <w:rPr>
                 <w:b/>
               </w:rPr>
-              <w:t>702.75</w:t>
+              <w:t>706.25</w:t>
             </w:r>
           </w:p>
         </w:tc>
@@ -29506,7 +29507,7 @@
             </w:pPr>
             <w:r/>
             <w:r>
-              <w:t>702.75</w:t>
+              <w:t>706.25</w:t>
             </w:r>
           </w:p>
         </w:tc>
@@ -29534,7 +29535,7 @@
             </w:pPr>
             <w:r/>
             <w:r>
-              <w:t>713.75</w:t>
+              <w:t>717.25</w:t>
             </w:r>
           </w:p>
         </w:tc>
@@ -29562,7 +29563,7 @@
             </w:pPr>
             <w:r/>
             <w:r>
-              <w:t>691.00</w:t>
+              <w:t>694.50</w:t>
             </w:r>
           </w:p>
         </w:tc>
@@ -29593,7 +29594,7 @@
               <w:rPr>
                 <w:b/>
               </w:rPr>
-              <w:t>706.25</w:t>
+              <w:t>709.75</w:t>
             </w:r>
           </w:p>
         </w:tc>
@@ -29741,7 +29742,7 @@
             </w:pPr>
             <w:r/>
             <w:r>
-              <w:t>706.25</w:t>
+              <w:t>709.75</w:t>
             </w:r>
           </w:p>
         </w:tc>
@@ -29769,7 +29770,7 @@
             </w:pPr>
             <w:r/>
             <w:r>
-              <w:t>711.75</w:t>
+              <w:t>715.25</w:t>
             </w:r>
           </w:p>
         </w:tc>
@@ -29797,7 +29798,7 @@
             </w:pPr>
             <w:r/>
             <w:r>
-              <w:t>698.50</w:t>
+              <w:t>702.00</w:t>
             </w:r>
           </w:p>
         </w:tc>
@@ -29828,7 +29829,7 @@
               <w:rPr>
                 <w:b/>
               </w:rPr>
-              <w:t>707.00</w:t>
+              <w:t>710.50</w:t>
             </w:r>
           </w:p>
         </w:tc>
@@ -29976,7 +29977,7 @@
             </w:pPr>
             <w:r/>
             <w:r>
-              <w:t>707.00</w:t>
+              <w:t>710.50</w:t>
             </w:r>
           </w:p>
         </w:tc>
@@ -30004,7 +30005,7 @@
             </w:pPr>
             <w:r/>
             <w:r>
-              <w:t>716.25</w:t>
+              <w:t>719.75</w:t>
             </w:r>
           </w:p>
         </w:tc>
@@ -30032,7 +30033,7 @@
             </w:pPr>
             <w:r/>
             <w:r>
-              <w:t>700.50</w:t>
+              <w:t>704.00</w:t>
             </w:r>
           </w:p>
         </w:tc>
@@ -30063,7 +30064,7 @@
               <w:rPr>
                 <w:b/>
               </w:rPr>
-              <w:t>706.25</w:t>
+              <w:t>709.75</w:t>
             </w:r>
           </w:p>
         </w:tc>
@@ -30211,7 +30212,7 @@
             </w:pPr>
             <w:r/>
             <w:r>
-              <w:t>706.25</w:t>
+              <w:t>709.75</w:t>
             </w:r>
           </w:p>
         </w:tc>
@@ -30239,7 +30240,7 @@
             </w:pPr>
             <w:r/>
             <w:r>
-              <w:t>713.75</w:t>
+              <w:t>717.25</w:t>
             </w:r>
           </w:p>
         </w:tc>
@@ -30267,7 +30268,7 @@
             </w:pPr>
             <w:r/>
             <w:r>
-              <w:t>700.25</w:t>
+              <w:t>703.75</w:t>
             </w:r>
           </w:p>
         </w:tc>
@@ -30298,7 +30299,7 @@
               <w:rPr>
                 <w:b/>
               </w:rPr>
-              <w:t>705.25</w:t>
+              <w:t>708.75</w:t>
             </w:r>
           </w:p>
         </w:tc>
@@ -30446,7 +30447,7 @@
             </w:pPr>
             <w:r/>
             <w:r>
-              <w:t>705.25</w:t>
+              <w:t>708.75</w:t>
             </w:r>
           </w:p>
         </w:tc>
@@ -30474,7 +30475,7 @@
             </w:pPr>
             <w:r/>
             <w:r>
-              <w:t>712.25</w:t>
+              <w:t>715.75</w:t>
             </w:r>
           </w:p>
         </w:tc>
@@ -30502,7 +30503,7 @@
             </w:pPr>
             <w:r/>
             <w:r>
-              <w:t>691.75</w:t>
+              <w:t>695.25</w:t>
             </w:r>
           </w:p>
         </w:tc>
@@ -30533,7 +30534,7 @@
               <w:rPr>
                 <w:b/>
               </w:rPr>
-              <w:t>706.00</w:t>
+              <w:t>709.50</w:t>
             </w:r>
           </w:p>
         </w:tc>
@@ -30681,7 +30682,7 @@
             </w:pPr>
             <w:r/>
             <w:r>
-              <w:t>706.00</w:t>
+              <w:t>709.50</w:t>
             </w:r>
           </w:p>
         </w:tc>
@@ -30709,7 +30710,7 @@
             </w:pPr>
             <w:r/>
             <w:r>
-              <w:t>715.25</w:t>
+              <w:t>718.75</w:t>
             </w:r>
           </w:p>
         </w:tc>
@@ -30737,7 +30738,7 @@
             </w:pPr>
             <w:r/>
             <w:r>
-              <w:t>698.75</w:t>
+              <w:t>702.25</w:t>
             </w:r>
           </w:p>
         </w:tc>
@@ -30768,7 +30769,7 @@
               <w:rPr>
                 <w:b/>
               </w:rPr>
-              <w:t>705.75</w:t>
+              <w:t>709.25</w:t>
             </w:r>
           </w:p>
         </w:tc>
@@ -30916,7 +30917,7 @@
             </w:pPr>
             <w:r/>
             <w:r>
-              <w:t>705.75</w:t>
+              <w:t>709.25</w:t>
             </w:r>
           </w:p>
         </w:tc>
@@ -30944,7 +30945,7 @@
             </w:pPr>
             <w:r/>
             <w:r>
-              <w:t>714.25</w:t>
+              <w:t>717.75</w:t>
             </w:r>
           </w:p>
         </w:tc>
@@ -30972,7 +30973,7 @@
             </w:pPr>
             <w:r/>
             <w:r>
-              <w:t>691.75</w:t>
+              <w:t>695.25</w:t>
             </w:r>
           </w:p>
         </w:tc>
@@ -31003,7 +31004,7 @@
               <w:rPr>
                 <w:b/>
               </w:rPr>
-              <w:t>707.50</w:t>
+              <w:t>711.00</w:t>
             </w:r>
           </w:p>
         </w:tc>
@@ -31151,7 +31152,7 @@
             </w:pPr>
             <w:r/>
             <w:r>
-              <w:t>707.50</w:t>
+              <w:t>711.00</w:t>
             </w:r>
           </w:p>
         </w:tc>
@@ -31179,7 +31180,7 @@
             </w:pPr>
             <w:r/>
             <w:r>
-              <w:t>713.75</w:t>
+              <w:t>717.25</w:t>
             </w:r>
           </w:p>
         </w:tc>
@@ -31207,7 +31208,7 @@
             </w:pPr>
             <w:r/>
             <w:r>
-              <w:t>701.00</w:t>
+              <w:t>704.50</w:t>
             </w:r>
           </w:p>
         </w:tc>
@@ -31238,7 +31239,7 @@
               <w:rPr>
                 <w:b/>
               </w:rPr>
-              <w:t>706.75</w:t>
+              <w:t>710.25</w:t>
             </w:r>
           </w:p>
         </w:tc>

--- a/Daily Reports/29_09_2026-CBOT Reports.docx
+++ b/Daily Reports/29_09_2026-CBOT Reports.docx
@@ -104,7 +104,7 @@
           <w:color w:val="5C768D"/>
           <w:sz w:val="19"/>
         </w:rPr>
-        <w:t>Cập nhật tự động qua `macro_tracker.py` vào lúc 15:01 ICT ngày 29/09/2026</w:t>
+        <w:t>Cập nhật tự động qua `macro_tracker.py` vào lúc 16:48 ICT ngày 29/09/2026</w:t>
       </w:r>
     </w:p>
     <w:tbl>
@@ -313,7 +313,7 @@
               <w:rPr>
                 <w:b/>
               </w:rPr>
-              <w:t>98.51 / thùng</w:t>
+              <w:t>97.63 / thùng</w:t>
             </w:r>
           </w:p>
         </w:tc>
@@ -344,7 +344,7 @@
               <w:rPr>
                 <w:b/>
               </w:rPr>
-              <w:t>-6.43%</w:t>
+              <w:t>-7.27%</w:t>
             </w:r>
           </w:p>
         </w:tc>
@@ -442,7 +442,7 @@
               <w:rPr>
                 <w:b/>
               </w:rPr>
-              <w:t>101.36</w:t>
+              <w:t>101.45</w:t>
             </w:r>
           </w:p>
         </w:tc>
@@ -473,7 +473,7 @@
               <w:rPr>
                 <w:b/>
               </w:rPr>
-              <w:t>+0.16%</w:t>
+              <w:t>+0.25%</w:t>
             </w:r>
           </w:p>
         </w:tc>
@@ -1218,7 +1218,7 @@
         <w:rPr>
           <w:b/>
         </w:rPr>
-        <w:t>`98.51` (-6.43%)</w:t>
+        <w:t>`97.63` (-7.27%)</w:t>
       </w:r>
       <w:r>
         <w:t xml:space="preserve"> | DXY: </w:t>
@@ -1227,7 +1227,7 @@
         <w:rPr>
           <w:b/>
         </w:rPr>
-        <w:t>`101.36` (+0.16%)</w:t>
+        <w:t>`101.45` (+0.25%)</w:t>
       </w:r>
       <w:r>
         <w:t xml:space="preserve"> | Lúa mì CBOT: </w:t>
@@ -1236,7 +1236,7 @@
         <w:rPr>
           <w:b/>
         </w:rPr>
-        <w:t>`684.00` (-0.69%)</w:t>
+        <w:t>`684.25` (-0.65%)</w:t>
       </w:r>
       <w:r>
         <w:t>.</w:t>
@@ -1306,7 +1306,7 @@
           <w:color w:val="5C768D"/>
           <w:sz w:val="19"/>
         </w:rPr>
-        <w:t>Cập nhật tự động lúc 15:01 ICT ngày 29/09/2026 — Nguồn: NOAA, USDA, BOM Australia</w:t>
+        <w:t>Cập nhật tự động lúc 16:48 ICT ngày 29/09/2026 — Nguồn: NOAA, USDA, BOM Australia</w:t>
       </w:r>
     </w:p>
     <w:p>
@@ -3574,7 +3574,7 @@
               <w:rPr>
                 <w:b/>
               </w:rPr>
-              <w:t>521.75</w:t>
+              <w:t>523.25</w:t>
             </w:r>
           </w:p>
         </w:tc>
@@ -3605,7 +3605,7 @@
               <w:rPr>
                 <w:b/>
               </w:rPr>
-              <w:t>521.52 (-0.23)</w:t>
+              <w:t>522.92 (-0.33)</w:t>
             </w:r>
           </w:p>
         </w:tc>
@@ -3633,7 +3633,7 @@
             </w:pPr>
             <w:r/>
             <w:r>
-              <w:t>Bearish (522.99 &lt; 523.90)</w:t>
+              <w:t>Bearish (522.93 &lt; 523.80)</w:t>
             </w:r>
           </w:p>
         </w:tc>
@@ -3661,7 +3661,7 @@
             </w:pPr>
             <w:r/>
             <w:r>
-              <w:t>3.25 cents</w:t>
+              <w:t>1.75 cents</w:t>
             </w:r>
           </w:p>
         </w:tc>
@@ -3822,7 +3822,7 @@
               <w:rPr>
                 <w:b/>
               </w:rPr>
-              <w:t>684.00</w:t>
+              <w:t>684.25</w:t>
             </w:r>
           </w:p>
         </w:tc>
@@ -3853,7 +3853,7 @@
               <w:rPr>
                 <w:b/>
               </w:rPr>
-              <w:t>684.55 (+0.55)</w:t>
+              <w:t>684.32 (+0.07)</w:t>
             </w:r>
           </w:p>
         </w:tc>
@@ -3881,7 +3881,7 @@
             </w:pPr>
             <w:r/>
             <w:r>
-              <w:t>Bearish (689.98 &lt; 694.61)</w:t>
+              <w:t>Bearish (689.05 &lt; 693.84)</w:t>
             </w:r>
           </w:p>
         </w:tc>
@@ -3909,7 +3909,7 @@
             </w:pPr>
             <w:r/>
             <w:r>
-              <w:t>5.50 cents</w:t>
+              <w:t>2.00 cents</w:t>
             </w:r>
           </w:p>
         </w:tc>
@@ -4347,7 +4347,7 @@
                 <w:b/>
                 <w:color w:val="15803D"/>
               </w:rPr>
-              <w:t>519.75 - 522.99 cents (Canh mua vùng hỗ trợ)</w:t>
+              <w:t>519.75 - 522.93 cents (Canh mua vùng hỗ trợ)</w:t>
             </w:r>
           </w:p>
         </w:tc>
@@ -4378,7 +4378,7 @@
               <w:rPr>
                 <w:b/>
               </w:rPr>
-              <w:t>509.39 cents (Dưới cản S2 + 1.5x ATR)</w:t>
+              <w:t>509.55 cents (Dưới cản S2 + 1.5x ATR)</w:t>
             </w:r>
           </w:p>
         </w:tc>
@@ -4590,7 +4590,7 @@
               <w:rPr>
                 <w:b/>
               </w:rPr>
-              <w:t>510.43 cents (Chống quét SL tuyệt đối)</w:t>
+              <w:t>510.54 cents (Chống quét SL tuyệt đối)</w:t>
             </w:r>
           </w:p>
         </w:tc>
@@ -4783,7 +4783,7 @@
               <w:rPr>
                 <w:b/>
               </w:rPr>
-              <w:t>526.82 cents</w:t>
+              <w:t>526.71 cents</w:t>
             </w:r>
           </w:p>
         </w:tc>
@@ -4945,7 +4945,7 @@
               <w:rPr>
                 <w:b/>
               </w:rPr>
-              <w:t>504.21 - 512.50 cents</w:t>
+              <w:t>504.64 - 512.50 cents</w:t>
             </w:r>
           </w:p>
         </w:tc>
@@ -5126,7 +5126,7 @@
                 <w:b/>
                 <w:color w:val="B91C1C"/>
               </w:rPr>
-              <w:t>689.98 - 694.61 cents (Canh bán hồi kỹ thuật H1)</w:t>
+              <w:t>689.05 - 693.84 cents (Canh bán hồi kỹ thuật H1)</w:t>
             </w:r>
           </w:p>
         </w:tc>
@@ -5157,7 +5157,7 @@
               <w:rPr>
                 <w:b/>
               </w:rPr>
-              <w:t>799.50 cents (Trên kháng cự R2 + 1.5x ATR)</w:t>
+              <w:t>799.26 cents (Trên kháng cự R2 + 1.5x ATR)</w:t>
             </w:r>
           </w:p>
         </w:tc>
@@ -5193,7 +5193,7 @@
                 <w:color w:val="D97706"/>
                 <w:sz w:val="19"/>
               </w:rPr>
-              <w:t xml:space="preserve"> 683.00 cents </w:t>
+              <w:t xml:space="preserve"> 682.92 cents </w:t>
             </w:r>
             <w:r>
               <w:t xml:space="preserve"> / TP2: </w:t>
@@ -5335,7 +5335,7 @@
               <w:rPr>
                 <w:b/>
               </w:rPr>
-              <w:t>695.72 - 697.72 cents</w:t>
+              <w:t>695.64 - 697.64 cents</w:t>
             </w:r>
           </w:p>
         </w:tc>
@@ -5366,7 +5366,7 @@
               <w:rPr>
                 <w:b/>
               </w:rPr>
-              <w:t>693.31 cents</w:t>
+              <w:t>693.46 cents</w:t>
             </w:r>
           </w:p>
         </w:tc>
@@ -5559,7 +5559,7 @@
               <w:rPr>
                 <w:b/>
               </w:rPr>
-              <w:t>707.94 cents</w:t>
+              <w:t>707.79 cents</w:t>
             </w:r>
           </w:p>
         </w:tc>
@@ -5721,7 +5721,7 @@
               <w:rPr>
                 <w:b/>
               </w:rPr>
-              <w:t>669.49 - 681.50 cents</w:t>
+              <w:t>670.14 - 681.50 cents</w:t>
             </w:r>
           </w:p>
         </w:tc>
@@ -11609,7 +11609,7 @@
         <w:t>Giá Chốt Phiên (Close):</w:t>
       </w:r>
       <w:r>
-        <w:t xml:space="preserve"> 521.75 cents | </w:t>
+        <w:t xml:space="preserve"> 523.25 cents | </w:t>
       </w:r>
       <w:r>
         <w:rPr>
@@ -11624,10 +11624,10 @@
         <w:rPr>
           <w:b/>
         </w:rPr>
-        <w:t>`521.52 cents`</w:t>
+        <w:t>`522.92 cents`</w:t>
       </w:r>
       <w:r>
-        <w:t xml:space="preserve"> (-0.23).</w:t>
+        <w:t xml:space="preserve"> (-0.33).</w:t>
       </w:r>
     </w:p>
     <w:p>
@@ -11648,7 +11648,7 @@
         <w:rPr>
           <w:b/>
         </w:rPr>
-        <w:t>`15,634`</w:t>
+        <w:t>`17,769`</w:t>
       </w:r>
       <w:r>
         <w:t xml:space="preserve"> (Chênh lệch: </w:t>
@@ -11657,7 +11657,7 @@
         <w:rPr>
           <w:b/>
         </w:rPr>
-        <w:t>`-340,701`</w:t>
+        <w:t>`-338,566`</w:t>
       </w:r>
       <w:r>
         <w:t xml:space="preserve">) | OI: </w:t>
@@ -11719,9 +11719,9 @@
       <w:r>
         <w:rPr>
           <w:b/>
-          <w:color w:val="15803D"/>
+          <w:color w:val="B91C1C"/>
         </w:rPr>
-        <w:t>`Giảm suy yếu / Đáy ngắn hạn (Long Liquidation Decline)`</w:t>
+        <w:t>`Tăng yếu / Rủi ro đảo chiều (Short Covering Rally)`</w:t>
       </w:r>
     </w:p>
     <w:p>
@@ -11742,10 +11742,10 @@
         <w:rPr>
           <w:b/>
         </w:rPr>
-        <w:t>TÍCH LŨY TIÊU CỰC (Distribution):</w:t>
+        <w:t>TÍCH LŨY TÍCH CỰC (Accumulation):</w:t>
       </w:r>
       <w:r>
-        <w:t xml:space="preserve"> Nến đi ngang nhưng dòng tiền rút dần (OI giảm), cảnh báo rủi ro suy sụt sắp tới.</w:t>
+        <w:t xml:space="preserve"> Nến đi ngang nhưng dòng tiền âm thầm gia tăng (OI tăng), báo hiệu chuẩn bị có nhịp bứt phá tăng.</w:t>
       </w:r>
     </w:p>
     <w:p>
@@ -11991,7 +11991,7 @@
               <w:rPr>
                 <w:b/>
               </w:rPr>
-              <w:t>98.51</w:t>
+              <w:t>97.63</w:t>
             </w:r>
           </w:p>
         </w:tc>
@@ -12022,7 +12022,7 @@
               <w:rPr>
                 <w:b/>
               </w:rPr>
-              <w:t>-6.43%</w:t>
+              <w:t>-7.27%</w:t>
             </w:r>
           </w:p>
         </w:tc>
@@ -12114,7 +12114,7 @@
               <w:rPr>
                 <w:b/>
               </w:rPr>
-              <w:t>101.36</w:t>
+              <w:t>101.45</w:t>
             </w:r>
           </w:p>
         </w:tc>
@@ -12145,7 +12145,7 @@
               <w:rPr>
                 <w:b/>
               </w:rPr>
-              <w:t>+0.16%</w:t>
+              <w:t>+0.25%</w:t>
             </w:r>
           </w:p>
         </w:tc>
@@ -12749,7 +12749,7 @@
         <w:t xml:space="preserve"> EMA_21 </w:t>
       </w:r>
       <w:r>
-        <w:t xml:space="preserve"> (522.99) &lt; </w:t>
+        <w:t xml:space="preserve"> (522.93) &lt; </w:t>
       </w:r>
       <w:r>
         <w:rPr>
@@ -12760,7 +12760,7 @@
         <w:t xml:space="preserve"> EMA_50 </w:t>
       </w:r>
       <w:r>
-        <w:t xml:space="preserve"> (523.90).</w:t>
+        <w:t xml:space="preserve"> (523.80).</w:t>
       </w:r>
     </w:p>
     <w:p>
@@ -12781,7 +12781,7 @@
         <w:rPr>
           <w:b/>
         </w:rPr>
-        <w:t>`45.94`</w:t>
+        <w:t>`50.85`</w:t>
       </w:r>
       <w:r>
         <w:t xml:space="preserve"> | ATR (14) = </w:t>
@@ -12790,7 +12790,7 @@
         <w:rPr>
           <w:b/>
         </w:rPr>
-        <w:t>`2.07`</w:t>
+        <w:t>`1.96`</w:t>
       </w:r>
       <w:r>
         <w:t xml:space="preserve"> cents | Volatility = </w:t>
@@ -12799,7 +12799,7 @@
         <w:rPr>
           <w:b/>
         </w:rPr>
-        <w:t>`3.25 cents`</w:t>
+        <w:t>`1.75 cents`</w:t>
       </w:r>
       <w:r>
         <w:t>.</w:t>
@@ -13584,7 +13584,7 @@
           <w:b/>
           <w:color w:val="15803D"/>
         </w:rPr>
-        <w:t>`519.75 - 522.99 cents (Canh mua vùng hỗ trợ)`</w:t>
+        <w:t>`519.75 - 522.93 cents (Canh mua vùng hỗ trợ)`</w:t>
       </w:r>
       <w:r>
         <w:t xml:space="preserve"> | SL: </w:t>
@@ -13593,7 +13593,7 @@
         <w:rPr>
           <w:b/>
         </w:rPr>
-        <w:t>`509.39 cents (Dưới cản S2 + 1.5x ATR)`</w:t>
+        <w:t>`509.55 cents (Dưới cản S2 + 1.5x ATR)`</w:t>
       </w:r>
       <w:r>
         <w:t xml:space="preserve"> | TP: </w:t>
@@ -13664,7 +13664,7 @@
         <w:rPr>
           <w:b/>
         </w:rPr>
-        <w:t>`510.43 cents (Chống quét SL tuyệt đối)`</w:t>
+        <w:t>`510.54 cents (Chống quét SL tuyệt đối)`</w:t>
       </w:r>
       <w:r>
         <w:t xml:space="preserve"> | TP: </w:t>
@@ -13710,7 +13710,7 @@
         <w:rPr>
           <w:b/>
         </w:rPr>
-        <w:t>`526.82 cents`</w:t>
+        <w:t>`526.71 cents`</w:t>
       </w:r>
       <w:r>
         <w:t xml:space="preserve"> | TP: </w:t>
@@ -13759,7 +13759,7 @@
         <w:rPr>
           <w:b/>
         </w:rPr>
-        <w:t>`504.21 - 512.50 cents`</w:t>
+        <w:t>`504.64 - 512.50 cents`</w:t>
       </w:r>
     </w:p>
     <w:p>
@@ -14166,7 +14166,7 @@
             </w:pPr>
             <w:r/>
             <w:r>
-              <w:t>521.75</w:t>
+              <w:t>523.25</w:t>
             </w:r>
           </w:p>
         </w:tc>
@@ -14194,7 +14194,7 @@
             </w:pPr>
             <w:r/>
             <w:r>
-              <w:t>525.50</w:t>
+              <w:t>527.00</w:t>
             </w:r>
           </w:p>
         </w:tc>
@@ -14222,7 +14222,7 @@
             </w:pPr>
             <w:r/>
             <w:r>
-              <w:t>518.50</w:t>
+              <w:t>520.00</w:t>
             </w:r>
           </w:p>
         </w:tc>
@@ -14253,7 +14253,7 @@
               <w:rPr>
                 <w:b/>
               </w:rPr>
-              <w:t>522.00</w:t>
+              <w:t>523.50</w:t>
             </w:r>
           </w:p>
         </w:tc>
@@ -14401,7 +14401,7 @@
             </w:pPr>
             <w:r/>
             <w:r>
-              <w:t>522.00</w:t>
+              <w:t>523.50</w:t>
             </w:r>
           </w:p>
         </w:tc>
@@ -14429,7 +14429,7 @@
             </w:pPr>
             <w:r/>
             <w:r>
-              <w:t>524.75</w:t>
+              <w:t>526.25</w:t>
             </w:r>
           </w:p>
         </w:tc>
@@ -14457,7 +14457,7 @@
             </w:pPr>
             <w:r/>
             <w:r>
-              <w:t>518.25</w:t>
+              <w:t>519.75</w:t>
             </w:r>
           </w:p>
         </w:tc>
@@ -14488,7 +14488,7 @@
               <w:rPr>
                 <w:b/>
               </w:rPr>
-              <w:t>521.50</w:t>
+              <w:t>523.00</w:t>
             </w:r>
           </w:p>
         </w:tc>
@@ -14636,7 +14636,7 @@
             </w:pPr>
             <w:r/>
             <w:r>
-              <w:t>521.50</w:t>
+              <w:t>523.00</w:t>
             </w:r>
           </w:p>
         </w:tc>
@@ -14664,7 +14664,7 @@
             </w:pPr>
             <w:r/>
             <w:r>
-              <w:t>524.50</w:t>
+              <w:t>526.00</w:t>
             </w:r>
           </w:p>
         </w:tc>
@@ -14692,7 +14692,7 @@
             </w:pPr>
             <w:r/>
             <w:r>
-              <w:t>517.50</w:t>
+              <w:t>519.00</w:t>
             </w:r>
           </w:p>
         </w:tc>
@@ -14723,7 +14723,7 @@
               <w:rPr>
                 <w:b/>
               </w:rPr>
-              <w:t>522.25</w:t>
+              <w:t>523.75</w:t>
             </w:r>
           </w:p>
         </w:tc>
@@ -14871,7 +14871,7 @@
             </w:pPr>
             <w:r/>
             <w:r>
-              <w:t>522.25</w:t>
+              <w:t>523.75</w:t>
             </w:r>
           </w:p>
         </w:tc>
@@ -14899,7 +14899,7 @@
             </w:pPr>
             <w:r/>
             <w:r>
-              <w:t>526.75</w:t>
+              <w:t>528.25</w:t>
             </w:r>
           </w:p>
         </w:tc>
@@ -14927,7 +14927,7 @@
             </w:pPr>
             <w:r/>
             <w:r>
-              <w:t>517.25</w:t>
+              <w:t>518.75</w:t>
             </w:r>
           </w:p>
         </w:tc>
@@ -14958,7 +14958,7 @@
               <w:rPr>
                 <w:b/>
               </w:rPr>
-              <w:t>523.00</w:t>
+              <w:t>524.50</w:t>
             </w:r>
           </w:p>
         </w:tc>
@@ -15106,7 +15106,7 @@
             </w:pPr>
             <w:r/>
             <w:r>
-              <w:t>523.00</w:t>
+              <w:t>524.50</w:t>
             </w:r>
           </w:p>
         </w:tc>
@@ -15134,7 +15134,7 @@
             </w:pPr>
             <w:r/>
             <w:r>
-              <w:t>528.50</w:t>
+              <w:t>530.00</w:t>
             </w:r>
           </w:p>
         </w:tc>
@@ -15162,7 +15162,7 @@
             </w:pPr>
             <w:r/>
             <w:r>
-              <w:t>516.75</w:t>
+              <w:t>518.25</w:t>
             </w:r>
           </w:p>
         </w:tc>
@@ -15193,7 +15193,7 @@
               <w:rPr>
                 <w:b/>
               </w:rPr>
-              <w:t>525.25</w:t>
+              <w:t>526.75</w:t>
             </w:r>
           </w:p>
         </w:tc>
@@ -15341,7 +15341,7 @@
             </w:pPr>
             <w:r/>
             <w:r>
-              <w:t>525.25</w:t>
+              <w:t>526.75</w:t>
             </w:r>
           </w:p>
         </w:tc>
@@ -15369,7 +15369,7 @@
             </w:pPr>
             <w:r/>
             <w:r>
-              <w:t>528.25</w:t>
+              <w:t>529.75</w:t>
             </w:r>
           </w:p>
         </w:tc>
@@ -15397,7 +15397,7 @@
             </w:pPr>
             <w:r/>
             <w:r>
-              <w:t>521.00</w:t>
+              <w:t>522.50</w:t>
             </w:r>
           </w:p>
         </w:tc>
@@ -15428,7 +15428,7 @@
               <w:rPr>
                 <w:b/>
               </w:rPr>
-              <w:t>525.50</w:t>
+              <w:t>527.00</w:t>
             </w:r>
           </w:p>
         </w:tc>
@@ -15576,7 +15576,7 @@
             </w:pPr>
             <w:r/>
             <w:r>
-              <w:t>525.50</w:t>
+              <w:t>527.00</w:t>
             </w:r>
           </w:p>
         </w:tc>
@@ -15604,7 +15604,7 @@
             </w:pPr>
             <w:r/>
             <w:r>
-              <w:t>528.75</w:t>
+              <w:t>530.25</w:t>
             </w:r>
           </w:p>
         </w:tc>
@@ -15632,7 +15632,7 @@
             </w:pPr>
             <w:r/>
             <w:r>
-              <w:t>519.00</w:t>
+              <w:t>520.50</w:t>
             </w:r>
           </w:p>
         </w:tc>
@@ -15663,7 +15663,7 @@
               <w:rPr>
                 <w:b/>
               </w:rPr>
-              <w:t>526.25</w:t>
+              <w:t>527.75</w:t>
             </w:r>
           </w:p>
         </w:tc>
@@ -15811,7 +15811,7 @@
             </w:pPr>
             <w:r/>
             <w:r>
-              <w:t>526.25</w:t>
+              <w:t>527.75</w:t>
             </w:r>
           </w:p>
         </w:tc>
@@ -15839,7 +15839,7 @@
             </w:pPr>
             <w:r/>
             <w:r>
-              <w:t>529.25</w:t>
+              <w:t>530.75</w:t>
             </w:r>
           </w:p>
         </w:tc>
@@ -15867,7 +15867,7 @@
             </w:pPr>
             <w:r/>
             <w:r>
-              <w:t>521.75</w:t>
+              <w:t>523.25</w:t>
             </w:r>
           </w:p>
         </w:tc>
@@ -15898,7 +15898,7 @@
               <w:rPr>
                 <w:b/>
               </w:rPr>
-              <w:t>525.75</w:t>
+              <w:t>527.25</w:t>
             </w:r>
           </w:p>
         </w:tc>
@@ -16046,7 +16046,7 @@
             </w:pPr>
             <w:r/>
             <w:r>
-              <w:t>525.75</w:t>
+              <w:t>527.25</w:t>
             </w:r>
           </w:p>
         </w:tc>
@@ -16074,7 +16074,7 @@
             </w:pPr>
             <w:r/>
             <w:r>
-              <w:t>529.75</w:t>
+              <w:t>531.25</w:t>
             </w:r>
           </w:p>
         </w:tc>
@@ -16102,7 +16102,7 @@
             </w:pPr>
             <w:r/>
             <w:r>
-              <w:t>520.00</w:t>
+              <w:t>521.50</w:t>
             </w:r>
           </w:p>
         </w:tc>
@@ -16133,7 +16133,7 @@
               <w:rPr>
                 <w:b/>
               </w:rPr>
-              <w:t>526.25</w:t>
+              <w:t>527.75</w:t>
             </w:r>
           </w:p>
         </w:tc>
@@ -16281,7 +16281,7 @@
             </w:pPr>
             <w:r/>
             <w:r>
-              <w:t>526.25</w:t>
+              <w:t>527.75</w:t>
             </w:r>
           </w:p>
         </w:tc>
@@ -16309,7 +16309,7 @@
             </w:pPr>
             <w:r/>
             <w:r>
-              <w:t>528.75</w:t>
+              <w:t>530.25</w:t>
             </w:r>
           </w:p>
         </w:tc>
@@ -16337,7 +16337,7 @@
             </w:pPr>
             <w:r/>
             <w:r>
-              <w:t>523.00</w:t>
+              <w:t>524.50</w:t>
             </w:r>
           </w:p>
         </w:tc>
@@ -16368,7 +16368,7 @@
               <w:rPr>
                 <w:b/>
               </w:rPr>
-              <w:t>526.75</w:t>
+              <w:t>528.25</w:t>
             </w:r>
           </w:p>
         </w:tc>
@@ -16516,7 +16516,7 @@
             </w:pPr>
             <w:r/>
             <w:r>
-              <w:t>526.75</w:t>
+              <w:t>528.25</w:t>
             </w:r>
           </w:p>
         </w:tc>
@@ -16544,7 +16544,7 @@
             </w:pPr>
             <w:r/>
             <w:r>
-              <w:t>530.25</w:t>
+              <w:t>531.75</w:t>
             </w:r>
           </w:p>
         </w:tc>
@@ -16572,7 +16572,7 @@
             </w:pPr>
             <w:r/>
             <w:r>
-              <w:t>520.75</w:t>
+              <w:t>522.25</w:t>
             </w:r>
           </w:p>
         </w:tc>
@@ -16603,7 +16603,7 @@
               <w:rPr>
                 <w:b/>
               </w:rPr>
-              <w:t>527.75</w:t>
+              <w:t>529.25</w:t>
             </w:r>
           </w:p>
         </w:tc>
@@ -16751,7 +16751,7 @@
             </w:pPr>
             <w:r/>
             <w:r>
-              <w:t>527.75</w:t>
+              <w:t>529.25</w:t>
             </w:r>
           </w:p>
         </w:tc>
@@ -16779,7 +16779,7 @@
             </w:pPr>
             <w:r/>
             <w:r>
-              <w:t>530.50</w:t>
+              <w:t>532.00</w:t>
             </w:r>
           </w:p>
         </w:tc>
@@ -16807,7 +16807,7 @@
             </w:pPr>
             <w:r/>
             <w:r>
-              <w:t>525.25</w:t>
+              <w:t>526.75</w:t>
             </w:r>
           </w:p>
         </w:tc>
@@ -16838,7 +16838,7 @@
               <w:rPr>
                 <w:b/>
               </w:rPr>
-              <w:t>527.75</w:t>
+              <w:t>529.25</w:t>
             </w:r>
           </w:p>
         </w:tc>
@@ -16986,7 +16986,7 @@
             </w:pPr>
             <w:r/>
             <w:r>
-              <w:t>527.75</w:t>
+              <w:t>529.25</w:t>
             </w:r>
           </w:p>
         </w:tc>
@@ -17014,7 +17014,7 @@
             </w:pPr>
             <w:r/>
             <w:r>
-              <w:t>530.50</w:t>
+              <w:t>532.00</w:t>
             </w:r>
           </w:p>
         </w:tc>
@@ -17042,7 +17042,7 @@
             </w:pPr>
             <w:r/>
             <w:r>
-              <w:t>525.25</w:t>
+              <w:t>526.75</w:t>
             </w:r>
           </w:p>
         </w:tc>
@@ -17073,7 +17073,7 @@
               <w:rPr>
                 <w:b/>
               </w:rPr>
-              <w:t>527.25</w:t>
+              <w:t>528.75</w:t>
             </w:r>
           </w:p>
         </w:tc>
@@ -17221,7 +17221,7 @@
             </w:pPr>
             <w:r/>
             <w:r>
-              <w:t>527.25</w:t>
+              <w:t>528.75</w:t>
             </w:r>
           </w:p>
         </w:tc>
@@ -17249,7 +17249,7 @@
             </w:pPr>
             <w:r/>
             <w:r>
-              <w:t>530.25</w:t>
+              <w:t>531.75</w:t>
             </w:r>
           </w:p>
         </w:tc>
@@ -17277,7 +17277,7 @@
             </w:pPr>
             <w:r/>
             <w:r>
-              <w:t>524.00</w:t>
+              <w:t>525.50</w:t>
             </w:r>
           </w:p>
         </w:tc>
@@ -17308,7 +17308,7 @@
               <w:rPr>
                 <w:b/>
               </w:rPr>
-              <w:t>527.00</w:t>
+              <w:t>528.50</w:t>
             </w:r>
           </w:p>
         </w:tc>
@@ -17456,7 +17456,7 @@
             </w:pPr>
             <w:r/>
             <w:r>
-              <w:t>527.00</w:t>
+              <w:t>528.50</w:t>
             </w:r>
           </w:p>
         </w:tc>
@@ -17484,7 +17484,7 @@
             </w:pPr>
             <w:r/>
             <w:r>
-              <w:t>531.00</w:t>
+              <w:t>532.50</w:t>
             </w:r>
           </w:p>
         </w:tc>
@@ -17512,7 +17512,7 @@
             </w:pPr>
             <w:r/>
             <w:r>
-              <w:t>521.75</w:t>
+              <w:t>523.25</w:t>
             </w:r>
           </w:p>
         </w:tc>
@@ -17543,7 +17543,7 @@
               <w:rPr>
                 <w:b/>
               </w:rPr>
-              <w:t>527.50</w:t>
+              <w:t>529.00</w:t>
             </w:r>
           </w:p>
         </w:tc>
@@ -17691,7 +17691,7 @@
             </w:pPr>
             <w:r/>
             <w:r>
-              <w:t>527.50</w:t>
+              <w:t>529.00</w:t>
             </w:r>
           </w:p>
         </w:tc>
@@ -17719,7 +17719,7 @@
             </w:pPr>
             <w:r/>
             <w:r>
-              <w:t>532.25</w:t>
+              <w:t>533.75</w:t>
             </w:r>
           </w:p>
         </w:tc>
@@ -17747,7 +17747,7 @@
             </w:pPr>
             <w:r/>
             <w:r>
-              <w:t>520.50</w:t>
+              <w:t>522.00</w:t>
             </w:r>
           </w:p>
         </w:tc>
@@ -17778,7 +17778,7 @@
               <w:rPr>
                 <w:b/>
               </w:rPr>
-              <w:t>529.50</w:t>
+              <w:t>531.00</w:t>
             </w:r>
           </w:p>
         </w:tc>
@@ -17926,7 +17926,7 @@
             </w:pPr>
             <w:r/>
             <w:r>
-              <w:t>529.50</w:t>
+              <w:t>531.00</w:t>
             </w:r>
           </w:p>
         </w:tc>
@@ -17954,7 +17954,7 @@
             </w:pPr>
             <w:r/>
             <w:r>
-              <w:t>537.50</w:t>
+              <w:t>539.00</w:t>
             </w:r>
           </w:p>
         </w:tc>
@@ -17982,7 +17982,7 @@
             </w:pPr>
             <w:r/>
             <w:r>
-              <w:t>522.50</w:t>
+              <w:t>524.00</w:t>
             </w:r>
           </w:p>
         </w:tc>
@@ -18013,7 +18013,7 @@
               <w:rPr>
                 <w:b/>
               </w:rPr>
-              <w:t>531.00</w:t>
+              <w:t>532.50</w:t>
             </w:r>
           </w:p>
         </w:tc>
@@ -18161,7 +18161,7 @@
             </w:pPr>
             <w:r/>
             <w:r>
-              <w:t>531.00</w:t>
+              <w:t>532.50</w:t>
             </w:r>
           </w:p>
         </w:tc>
@@ -18189,7 +18189,7 @@
             </w:pPr>
             <w:r/>
             <w:r>
-              <w:t>535.50</w:t>
+              <w:t>537.00</w:t>
             </w:r>
           </w:p>
         </w:tc>
@@ -18217,7 +18217,7 @@
             </w:pPr>
             <w:r/>
             <w:r>
-              <w:t>526.75</w:t>
+              <w:t>528.25</w:t>
             </w:r>
           </w:p>
         </w:tc>
@@ -18248,7 +18248,7 @@
               <w:rPr>
                 <w:b/>
               </w:rPr>
-              <w:t>530.50</w:t>
+              <w:t>532.00</w:t>
             </w:r>
           </w:p>
         </w:tc>
@@ -18396,7 +18396,7 @@
             </w:pPr>
             <w:r/>
             <w:r>
-              <w:t>530.50</w:t>
+              <w:t>532.00</w:t>
             </w:r>
           </w:p>
         </w:tc>
@@ -18424,7 +18424,7 @@
             </w:pPr>
             <w:r/>
             <w:r>
-              <w:t>532.75</w:t>
+              <w:t>534.25</w:t>
             </w:r>
           </w:p>
         </w:tc>
@@ -18452,7 +18452,7 @@
             </w:pPr>
             <w:r/>
             <w:r>
-              <w:t>527.75</w:t>
+              <w:t>529.25</w:t>
             </w:r>
           </w:p>
         </w:tc>
@@ -18483,7 +18483,7 @@
               <w:rPr>
                 <w:b/>
               </w:rPr>
-              <w:t>530.25</w:t>
+              <w:t>531.75</w:t>
             </w:r>
           </w:p>
         </w:tc>
@@ -18631,7 +18631,7 @@
             </w:pPr>
             <w:r/>
             <w:r>
-              <w:t>530.25</w:t>
+              <w:t>531.75</w:t>
             </w:r>
           </w:p>
         </w:tc>
@@ -18659,7 +18659,7 @@
             </w:pPr>
             <w:r/>
             <w:r>
-              <w:t>532.25</w:t>
+              <w:t>533.75</w:t>
             </w:r>
           </w:p>
         </w:tc>
@@ -18687,7 +18687,7 @@
             </w:pPr>
             <w:r/>
             <w:r>
-              <w:t>525.75</w:t>
+              <w:t>527.25</w:t>
             </w:r>
           </w:p>
         </w:tc>
@@ -18718,7 +18718,7 @@
               <w:rPr>
                 <w:b/>
               </w:rPr>
-              <w:t>530.50</w:t>
+              <w:t>532.00</w:t>
             </w:r>
           </w:p>
         </w:tc>
@@ -18866,7 +18866,7 @@
             </w:pPr>
             <w:r/>
             <w:r>
-              <w:t>530.50</w:t>
+              <w:t>532.00</w:t>
             </w:r>
           </w:p>
         </w:tc>
@@ -18894,7 +18894,7 @@
             </w:pPr>
             <w:r/>
             <w:r>
-              <w:t>534.25</w:t>
+              <w:t>535.75</w:t>
             </w:r>
           </w:p>
         </w:tc>
@@ -18922,7 +18922,7 @@
             </w:pPr>
             <w:r/>
             <w:r>
-              <w:t>527.75</w:t>
+              <w:t>529.25</w:t>
             </w:r>
           </w:p>
         </w:tc>
@@ -18953,7 +18953,7 @@
               <w:rPr>
                 <w:b/>
               </w:rPr>
-              <w:t>531.00</w:t>
+              <w:t>532.50</w:t>
             </w:r>
           </w:p>
         </w:tc>
@@ -19101,7 +19101,7 @@
             </w:pPr>
             <w:r/>
             <w:r>
-              <w:t>531.00</w:t>
+              <w:t>532.50</w:t>
             </w:r>
           </w:p>
         </w:tc>
@@ -19129,7 +19129,7 @@
             </w:pPr>
             <w:r/>
             <w:r>
-              <w:t>534.00</w:t>
+              <w:t>535.50</w:t>
             </w:r>
           </w:p>
         </w:tc>
@@ -19157,7 +19157,7 @@
             </w:pPr>
             <w:r/>
             <w:r>
-              <w:t>526.50</w:t>
+              <w:t>528.00</w:t>
             </w:r>
           </w:p>
         </w:tc>
@@ -19188,7 +19188,7 @@
               <w:rPr>
                 <w:b/>
               </w:rPr>
-              <w:t>531.25</w:t>
+              <w:t>532.75</w:t>
             </w:r>
           </w:p>
         </w:tc>
@@ -19336,7 +19336,7 @@
             </w:pPr>
             <w:r/>
             <w:r>
-              <w:t>531.25</w:t>
+              <w:t>532.75</w:t>
             </w:r>
           </w:p>
         </w:tc>
@@ -19364,7 +19364,7 @@
             </w:pPr>
             <w:r/>
             <w:r>
-              <w:t>535.50</w:t>
+              <w:t>537.00</w:t>
             </w:r>
           </w:p>
         </w:tc>
@@ -19392,7 +19392,7 @@
             </w:pPr>
             <w:r/>
             <w:r>
-              <w:t>528.00</w:t>
+              <w:t>529.50</w:t>
             </w:r>
           </w:p>
         </w:tc>
@@ -19423,7 +19423,7 @@
               <w:rPr>
                 <w:b/>
               </w:rPr>
-              <w:t>532.00</w:t>
+              <w:t>533.50</w:t>
             </w:r>
           </w:p>
         </w:tc>
@@ -19571,7 +19571,7 @@
             </w:pPr>
             <w:r/>
             <w:r>
-              <w:t>532.00</w:t>
+              <w:t>533.50</w:t>
             </w:r>
           </w:p>
         </w:tc>
@@ -19599,7 +19599,7 @@
             </w:pPr>
             <w:r/>
             <w:r>
-              <w:t>535.50</w:t>
+              <w:t>537.00</w:t>
             </w:r>
           </w:p>
         </w:tc>
@@ -19627,7 +19627,7 @@
             </w:pPr>
             <w:r/>
             <w:r>
-              <w:t>529.75</w:t>
+              <w:t>531.25</w:t>
             </w:r>
           </w:p>
         </w:tc>
@@ -19658,7 +19658,7 @@
               <w:rPr>
                 <w:b/>
               </w:rPr>
-              <w:t>532.00</w:t>
+              <w:t>533.50</w:t>
             </w:r>
           </w:p>
         </w:tc>
@@ -19806,7 +19806,7 @@
             </w:pPr>
             <w:r/>
             <w:r>
-              <w:t>532.00</w:t>
+              <w:t>533.50</w:t>
             </w:r>
           </w:p>
         </w:tc>
@@ -19834,7 +19834,7 @@
             </w:pPr>
             <w:r/>
             <w:r>
-              <w:t>535.75</w:t>
+              <w:t>537.25</w:t>
             </w:r>
           </w:p>
         </w:tc>
@@ -19862,7 +19862,7 @@
             </w:pPr>
             <w:r/>
             <w:r>
-              <w:t>528.50</w:t>
+              <w:t>530.00</w:t>
             </w:r>
           </w:p>
         </w:tc>
@@ -19893,7 +19893,7 @@
               <w:rPr>
                 <w:b/>
               </w:rPr>
-              <w:t>531.75</w:t>
+              <w:t>533.25</w:t>
             </w:r>
           </w:p>
         </w:tc>
@@ -20041,7 +20041,7 @@
             </w:pPr>
             <w:r/>
             <w:r>
-              <w:t>531.75</w:t>
+              <w:t>533.25</w:t>
             </w:r>
           </w:p>
         </w:tc>
@@ -20069,7 +20069,7 @@
             </w:pPr>
             <w:r/>
             <w:r>
-              <w:t>535.25</w:t>
+              <w:t>536.75</w:t>
             </w:r>
           </w:p>
         </w:tc>
@@ -20097,7 +20097,7 @@
             </w:pPr>
             <w:r/>
             <w:r>
-              <w:t>528.50</w:t>
+              <w:t>530.00</w:t>
             </w:r>
           </w:p>
         </w:tc>
@@ -20128,7 +20128,7 @@
               <w:rPr>
                 <w:b/>
               </w:rPr>
-              <w:t>531.50</w:t>
+              <w:t>533.00</w:t>
             </w:r>
           </w:p>
         </w:tc>
@@ -20276,7 +20276,7 @@
             </w:pPr>
             <w:r/>
             <w:r>
-              <w:t>531.50</w:t>
+              <w:t>533.00</w:t>
             </w:r>
           </w:p>
         </w:tc>
@@ -20304,7 +20304,7 @@
             </w:pPr>
             <w:r/>
             <w:r>
-              <w:t>534.50</w:t>
+              <w:t>536.00</w:t>
             </w:r>
           </w:p>
         </w:tc>
@@ -20332,7 +20332,7 @@
             </w:pPr>
             <w:r/>
             <w:r>
-              <w:t>528.75</w:t>
+              <w:t>530.25</w:t>
             </w:r>
           </w:p>
         </w:tc>
@@ -20363,7 +20363,7 @@
               <w:rPr>
                 <w:b/>
               </w:rPr>
-              <w:t>531.75</w:t>
+              <w:t>533.25</w:t>
             </w:r>
           </w:p>
         </w:tc>
@@ -20511,7 +20511,7 @@
             </w:pPr>
             <w:r/>
             <w:r>
-              <w:t>531.75</w:t>
+              <w:t>533.25</w:t>
             </w:r>
           </w:p>
         </w:tc>
@@ -20539,7 +20539,7 @@
             </w:pPr>
             <w:r/>
             <w:r>
-              <w:t>534.75</w:t>
+              <w:t>536.25</w:t>
             </w:r>
           </w:p>
         </w:tc>
@@ -20567,7 +20567,7 @@
             </w:pPr>
             <w:r/>
             <w:r>
-              <w:t>529.00</w:t>
+              <w:t>530.50</w:t>
             </w:r>
           </w:p>
         </w:tc>
@@ -20598,7 +20598,7 @@
               <w:rPr>
                 <w:b/>
               </w:rPr>
-              <w:t>531.75</w:t>
+              <w:t>533.25</w:t>
             </w:r>
           </w:p>
         </w:tc>
@@ -20746,7 +20746,7 @@
             </w:pPr>
             <w:r/>
             <w:r>
-              <w:t>531.75</w:t>
+              <w:t>533.25</w:t>
             </w:r>
           </w:p>
         </w:tc>
@@ -20774,7 +20774,7 @@
             </w:pPr>
             <w:r/>
             <w:r>
-              <w:t>535.75</w:t>
+              <w:t>537.25</w:t>
             </w:r>
           </w:p>
         </w:tc>
@@ -20802,7 +20802,7 @@
             </w:pPr>
             <w:r/>
             <w:r>
-              <w:t>528.25</w:t>
+              <w:t>529.75</w:t>
             </w:r>
           </w:p>
         </w:tc>
@@ -20833,7 +20833,7 @@
               <w:rPr>
                 <w:b/>
               </w:rPr>
-              <w:t>532.25</w:t>
+              <w:t>533.75</w:t>
             </w:r>
           </w:p>
         </w:tc>
@@ -20981,7 +20981,7 @@
             </w:pPr>
             <w:r/>
             <w:r>
-              <w:t>532.25</w:t>
+              <w:t>533.75</w:t>
             </w:r>
           </w:p>
         </w:tc>
@@ -21009,7 +21009,7 @@
             </w:pPr>
             <w:r/>
             <w:r>
-              <w:t>536.25</w:t>
+              <w:t>537.75</w:t>
             </w:r>
           </w:p>
         </w:tc>
@@ -21037,7 +21037,7 @@
             </w:pPr>
             <w:r/>
             <w:r>
-              <w:t>530.50</w:t>
+              <w:t>532.00</w:t>
             </w:r>
           </w:p>
         </w:tc>
@@ -21068,7 +21068,7 @@
               <w:rPr>
                 <w:b/>
               </w:rPr>
-              <w:t>532.00</w:t>
+              <w:t>533.50</w:t>
             </w:r>
           </w:p>
         </w:tc>
@@ -21791,7 +21791,7 @@
         <w:t>Giá Chốt Phiên (Close):</w:t>
       </w:r>
       <w:r>
-        <w:t xml:space="preserve"> 684.00 cents | </w:t>
+        <w:t xml:space="preserve"> 684.25 cents | </w:t>
       </w:r>
       <w:r>
         <w:rPr>
@@ -21806,10 +21806,10 @@
         <w:rPr>
           <w:b/>
         </w:rPr>
-        <w:t>`684.55 cents`</w:t>
+        <w:t>`684.32 cents`</w:t>
       </w:r>
       <w:r>
-        <w:t xml:space="preserve"> (+0.55).</w:t>
+        <w:t xml:space="preserve"> (+0.07).</w:t>
       </w:r>
     </w:p>
     <w:p>
@@ -21830,7 +21830,7 @@
         <w:rPr>
           <w:b/>
         </w:rPr>
-        <w:t>`6,584`</w:t>
+        <w:t>`9,427`</w:t>
       </w:r>
       <w:r>
         <w:t xml:space="preserve"> (Chênh lệch: </w:t>
@@ -21839,7 +21839,7 @@
         <w:rPr>
           <w:b/>
         </w:rPr>
-        <w:t>`-84,006`</w:t>
+        <w:t>`-81,163`</w:t>
       </w:r>
       <w:r>
         <w:t xml:space="preserve">) | OI: </w:t>
@@ -22173,7 +22173,7 @@
               <w:rPr>
                 <w:b/>
               </w:rPr>
-              <w:t>98.51</w:t>
+              <w:t>97.63</w:t>
             </w:r>
           </w:p>
         </w:tc>
@@ -22204,7 +22204,7 @@
               <w:rPr>
                 <w:b/>
               </w:rPr>
-              <w:t>-6.43%</w:t>
+              <w:t>-7.27%</w:t>
             </w:r>
           </w:p>
         </w:tc>
@@ -22296,7 +22296,7 @@
               <w:rPr>
                 <w:b/>
               </w:rPr>
-              <w:t>101.36</w:t>
+              <w:t>101.45</w:t>
             </w:r>
           </w:p>
         </w:tc>
@@ -22327,7 +22327,7 @@
               <w:rPr>
                 <w:b/>
               </w:rPr>
-              <w:t>+0.16%</w:t>
+              <w:t>+0.25%</w:t>
             </w:r>
           </w:p>
         </w:tc>
@@ -22931,7 +22931,7 @@
         <w:t xml:space="preserve"> EMA_21 </w:t>
       </w:r>
       <w:r>
-        <w:t xml:space="preserve"> (689.98) &lt; </w:t>
+        <w:t xml:space="preserve"> (689.05) &lt; </w:t>
       </w:r>
       <w:r>
         <w:rPr>
@@ -22942,7 +22942,7 @@
         <w:t xml:space="preserve"> EMA_50 </w:t>
       </w:r>
       <w:r>
-        <w:t xml:space="preserve"> (694.61).</w:t>
+        <w:t xml:space="preserve"> (693.84).</w:t>
       </w:r>
     </w:p>
     <w:p>
@@ -22963,7 +22963,7 @@
         <w:rPr>
           <w:b/>
         </w:rPr>
-        <w:t>`33.86`</w:t>
+        <w:t>`35.51`</w:t>
       </w:r>
       <w:r>
         <w:t xml:space="preserve"> | ATR (14) = </w:t>
@@ -22972,7 +22972,7 @@
         <w:rPr>
           <w:b/>
         </w:rPr>
-        <w:t>`3.00`</w:t>
+        <w:t>`2.84`</w:t>
       </w:r>
       <w:r>
         <w:t xml:space="preserve"> cents | Volatility = </w:t>
@@ -22981,7 +22981,7 @@
         <w:rPr>
           <w:b/>
         </w:rPr>
-        <w:t>`5.50 cents`</w:t>
+        <w:t>`2.00 cents`</w:t>
       </w:r>
       <w:r>
         <w:t>.</w:t>
@@ -23005,7 +23005,7 @@
         <w:rPr>
           <w:b/>
         </w:rPr>
-        <w:t>`683.00`</w:t>
+        <w:t>`682.92`</w:t>
       </w:r>
       <w:r>
         <w:t xml:space="preserve"> | S2: </w:t>
@@ -23756,7 +23756,7 @@
           <w:b/>
           <w:color w:val="B91C1C"/>
         </w:rPr>
-        <w:t>`689.98 - 694.61 cents (Canh bán hồi kỹ thuật H1)`</w:t>
+        <w:t>`689.05 - 693.84 cents (Canh bán hồi kỹ thuật H1)`</w:t>
       </w:r>
       <w:r>
         <w:t xml:space="preserve"> | SL: </w:t>
@@ -23765,7 +23765,7 @@
         <w:rPr>
           <w:b/>
         </w:rPr>
-        <w:t>`799.50 cents (Trên kháng cự R2 + 1.5x ATR)`</w:t>
+        <w:t>`799.26 cents (Trên kháng cự R2 + 1.5x ATR)`</w:t>
       </w:r>
       <w:r>
         <w:t xml:space="preserve"> | TP: </w:t>
@@ -23776,7 +23776,7 @@
           <w:color w:val="D97706"/>
           <w:sz w:val="19"/>
         </w:rPr>
-        <w:t xml:space="preserve"> 683.00 cents </w:t>
+        <w:t xml:space="preserve"> 682.92 cents </w:t>
       </w:r>
       <w:r>
         <w:t xml:space="preserve"> / </w:t>
@@ -23827,7 +23827,7 @@
         <w:rPr>
           <w:b/>
         </w:rPr>
-        <w:t>`695.72 - 697.72 cents`</w:t>
+        <w:t>`695.64 - 697.64 cents`</w:t>
       </w:r>
       <w:r>
         <w:t xml:space="preserve"> | SL: </w:t>
@@ -23836,7 +23836,7 @@
         <w:rPr>
           <w:b/>
         </w:rPr>
-        <w:t>`693.31 cents`</w:t>
+        <w:t>`693.46 cents`</w:t>
       </w:r>
       <w:r>
         <w:t xml:space="preserve"> | TP: </w:t>
@@ -23882,7 +23882,7 @@
         <w:rPr>
           <w:b/>
         </w:rPr>
-        <w:t>`707.94 cents`</w:t>
+        <w:t>`707.79 cents`</w:t>
       </w:r>
       <w:r>
         <w:t xml:space="preserve"> | TP: </w:t>
@@ -23931,7 +23931,7 @@
         <w:rPr>
           <w:b/>
         </w:rPr>
-        <w:t>`669.49 - 681.50 cents`</w:t>
+        <w:t>`670.14 - 681.50 cents`</w:t>
       </w:r>
     </w:p>
     <w:p>
@@ -24338,7 +24338,7 @@
             </w:pPr>
             <w:r/>
             <w:r>
-              <w:t>684.00</w:t>
+              <w:t>684.25</w:t>
             </w:r>
           </w:p>
         </w:tc>
@@ -24366,7 +24366,7 @@
             </w:pPr>
             <w:r/>
             <w:r>
-              <w:t>695.25</w:t>
+              <w:t>695.50</w:t>
             </w:r>
           </w:p>
         </w:tc>
@@ -24394,7 +24394,7 @@
             </w:pPr>
             <w:r/>
             <w:r>
-              <w:t>678.50</w:t>
+              <w:t>678.75</w:t>
             </w:r>
           </w:p>
         </w:tc>
@@ -24425,7 +24425,7 @@
               <w:rPr>
                 <w:b/>
               </w:rPr>
-              <w:t>683.25</w:t>
+              <w:t>683.50</w:t>
             </w:r>
           </w:p>
         </w:tc>
@@ -24573,7 +24573,7 @@
             </w:pPr>
             <w:r/>
             <w:r>
-              <w:t>683.25</w:t>
+              <w:t>683.50</w:t>
             </w:r>
           </w:p>
         </w:tc>
@@ -24601,7 +24601,7 @@
             </w:pPr>
             <w:r/>
             <w:r>
-              <w:t>690.75</w:t>
+              <w:t>691.00</w:t>
             </w:r>
           </w:p>
         </w:tc>
@@ -24629,7 +24629,7 @@
             </w:pPr>
             <w:r/>
             <w:r>
-              <w:t>677.25</w:t>
+              <w:t>677.50</w:t>
             </w:r>
           </w:p>
         </w:tc>
@@ -24660,7 +24660,7 @@
               <w:rPr>
                 <w:b/>
               </w:rPr>
-              <w:t>682.75</w:t>
+              <w:t>683.00</w:t>
             </w:r>
           </w:p>
         </w:tc>
@@ -24808,7 +24808,7 @@
             </w:pPr>
             <w:r/>
             <w:r>
-              <w:t>682.75</w:t>
+              <w:t>683.00</w:t>
             </w:r>
           </w:p>
         </w:tc>
@@ -24836,7 +24836,7 @@
             </w:pPr>
             <w:r/>
             <w:r>
-              <w:t>696.50</w:t>
+              <w:t>696.75</w:t>
             </w:r>
           </w:p>
         </w:tc>
@@ -24864,7 +24864,7 @@
             </w:pPr>
             <w:r/>
             <w:r>
-              <w:t>668.00</w:t>
+              <w:t>668.25</w:t>
             </w:r>
           </w:p>
         </w:tc>
@@ -24895,7 +24895,7 @@
               <w:rPr>
                 <w:b/>
               </w:rPr>
-              <w:t>684.75</w:t>
+              <w:t>685.00</w:t>
             </w:r>
           </w:p>
         </w:tc>
@@ -25043,7 +25043,7 @@
             </w:pPr>
             <w:r/>
             <w:r>
-              <w:t>684.75</w:t>
+              <w:t>685.00</w:t>
             </w:r>
           </w:p>
         </w:tc>
@@ -25071,7 +25071,7 @@
             </w:pPr>
             <w:r/>
             <w:r>
-              <w:t>698.00</w:t>
+              <w:t>698.25</w:t>
             </w:r>
           </w:p>
         </w:tc>
@@ -25099,7 +25099,7 @@
             </w:pPr>
             <w:r/>
             <w:r>
-              <w:t>676.50</w:t>
+              <w:t>676.75</w:t>
             </w:r>
           </w:p>
         </w:tc>
@@ -25130,7 +25130,7 @@
               <w:rPr>
                 <w:b/>
               </w:rPr>
-              <w:t>686.00</w:t>
+              <w:t>686.25</w:t>
             </w:r>
           </w:p>
         </w:tc>
@@ -25278,7 +25278,7 @@
             </w:pPr>
             <w:r/>
             <w:r>
-              <w:t>686.00</w:t>
+              <w:t>686.25</w:t>
             </w:r>
           </w:p>
         </w:tc>
@@ -25306,7 +25306,7 @@
             </w:pPr>
             <w:r/>
             <w:r>
-              <w:t>702.50</w:t>
+              <w:t>702.75</w:t>
             </w:r>
           </w:p>
         </w:tc>
@@ -25334,7 +25334,7 @@
             </w:pPr>
             <w:r/>
             <w:r>
-              <w:t>675.50</w:t>
+              <w:t>675.75</w:t>
             </w:r>
           </w:p>
         </w:tc>
@@ -25365,7 +25365,7 @@
               <w:rPr>
                 <w:b/>
               </w:rPr>
-              <w:t>690.50</w:t>
+              <w:t>690.75</w:t>
             </w:r>
           </w:p>
         </w:tc>
@@ -25513,7 +25513,7 @@
             </w:pPr>
             <w:r/>
             <w:r>
-              <w:t>690.50</w:t>
+              <w:t>690.75</w:t>
             </w:r>
           </w:p>
         </w:tc>
@@ -25541,7 +25541,7 @@
             </w:pPr>
             <w:r/>
             <w:r>
-              <w:t>698.25</w:t>
+              <w:t>698.50</w:t>
             </w:r>
           </w:p>
         </w:tc>
@@ -25569,7 +25569,7 @@
             </w:pPr>
             <w:r/>
             <w:r>
-              <w:t>679.50</w:t>
+              <w:t>679.75</w:t>
             </w:r>
           </w:p>
         </w:tc>
@@ -25600,7 +25600,7 @@
               <w:rPr>
                 <w:b/>
               </w:rPr>
-              <w:t>691.75</w:t>
+              <w:t>692.00</w:t>
             </w:r>
           </w:p>
         </w:tc>
@@ -25748,7 +25748,7 @@
             </w:pPr>
             <w:r/>
             <w:r>
-              <w:t>691.75</w:t>
+              <w:t>692.00</w:t>
             </w:r>
           </w:p>
         </w:tc>
@@ -25776,7 +25776,7 @@
             </w:pPr>
             <w:r/>
             <w:r>
-              <w:t>700.00</w:t>
+              <w:t>700.25</w:t>
             </w:r>
           </w:p>
         </w:tc>
@@ -25804,7 +25804,7 @@
             </w:pPr>
             <w:r/>
             <w:r>
-              <w:t>681.25</w:t>
+              <w:t>681.50</w:t>
             </w:r>
           </w:p>
         </w:tc>
@@ -25835,7 +25835,7 @@
               <w:rPr>
                 <w:b/>
               </w:rPr>
-              <w:t>693.50</w:t>
+              <w:t>693.75</w:t>
             </w:r>
           </w:p>
         </w:tc>
@@ -25983,7 +25983,7 @@
             </w:pPr>
             <w:r/>
             <w:r>
-              <w:t>693.50</w:t>
+              <w:t>693.75</w:t>
             </w:r>
           </w:p>
         </w:tc>
@@ -26011,7 +26011,7 @@
             </w:pPr>
             <w:r/>
             <w:r>
-              <w:t>705.75</w:t>
+              <w:t>706.00</w:t>
             </w:r>
           </w:p>
         </w:tc>
@@ -26039,7 +26039,7 @@
             </w:pPr>
             <w:r/>
             <w:r>
-              <w:t>683.75</w:t>
+              <w:t>684.00</w:t>
             </w:r>
           </w:p>
         </w:tc>
@@ -26070,7 +26070,7 @@
               <w:rPr>
                 <w:b/>
               </w:rPr>
-              <w:t>692.50</w:t>
+              <w:t>692.75</w:t>
             </w:r>
           </w:p>
         </w:tc>
@@ -26218,7 +26218,7 @@
             </w:pPr>
             <w:r/>
             <w:r>
-              <w:t>692.50</w:t>
+              <w:t>692.75</w:t>
             </w:r>
           </w:p>
         </w:tc>
@@ -26246,7 +26246,7 @@
             </w:pPr>
             <w:r/>
             <w:r>
-              <w:t>703.00</w:t>
+              <w:t>703.25</w:t>
             </w:r>
           </w:p>
         </w:tc>
@@ -26274,7 +26274,7 @@
             </w:pPr>
             <w:r/>
             <w:r>
-              <w:t>677.75</w:t>
+              <w:t>678.00</w:t>
             </w:r>
           </w:p>
         </w:tc>
@@ -26305,7 +26305,7 @@
               <w:rPr>
                 <w:b/>
               </w:rPr>
-              <w:t>694.75</w:t>
+              <w:t>695.00</w:t>
             </w:r>
           </w:p>
         </w:tc>
@@ -26453,7 +26453,7 @@
             </w:pPr>
             <w:r/>
             <w:r>
-              <w:t>694.75</w:t>
+              <w:t>695.00</w:t>
             </w:r>
           </w:p>
         </w:tc>
@@ -26481,7 +26481,7 @@
             </w:pPr>
             <w:r/>
             <w:r>
-              <w:t>705.25</w:t>
+              <w:t>705.50</w:t>
             </w:r>
           </w:p>
         </w:tc>
@@ -26509,7 +26509,7 @@
             </w:pPr>
             <w:r/>
             <w:r>
-              <w:t>688.50</w:t>
+              <w:t>688.75</w:t>
             </w:r>
           </w:p>
         </w:tc>
@@ -26540,7 +26540,7 @@
               <w:rPr>
                 <w:b/>
               </w:rPr>
-              <w:t>695.50</w:t>
+              <w:t>695.75</w:t>
             </w:r>
           </w:p>
         </w:tc>
@@ -26688,7 +26688,7 @@
             </w:pPr>
             <w:r/>
             <w:r>
-              <w:t>695.50</w:t>
+              <w:t>695.75</w:t>
             </w:r>
           </w:p>
         </w:tc>
@@ -26716,7 +26716,7 @@
             </w:pPr>
             <w:r/>
             <w:r>
-              <w:t>709.75</w:t>
+              <w:t>710.00</w:t>
             </w:r>
           </w:p>
         </w:tc>
@@ -26744,7 +26744,7 @@
             </w:pPr>
             <w:r/>
             <w:r>
-              <w:t>680.75</w:t>
+              <w:t>681.00</w:t>
             </w:r>
           </w:p>
         </w:tc>
@@ -26775,7 +26775,7 @@
               <w:rPr>
                 <w:b/>
               </w:rPr>
-              <w:t>697.50</w:t>
+              <w:t>697.75</w:t>
             </w:r>
           </w:p>
         </w:tc>
@@ -26923,7 +26923,7 @@
             </w:pPr>
             <w:r/>
             <w:r>
-              <w:t>697.50</w:t>
+              <w:t>697.75</w:t>
             </w:r>
           </w:p>
         </w:tc>
@@ -26951,7 +26951,7 @@
             </w:pPr>
             <w:r/>
             <w:r>
-              <w:t>704.00</w:t>
+              <w:t>704.25</w:t>
             </w:r>
           </w:p>
         </w:tc>
@@ -26979,7 +26979,477 @@
             </w:pPr>
             <w:r/>
             <w:r>
-              <w:t>690.75</w:t>
+              <w:t>691.00</w:t>
+            </w:r>
+          </w:p>
+        </w:tc>
+        <w:tc>
+          <w:tcPr>
+            <w:tcW w:type="dxa" w:w="1728"/>
+            <w:shd w:fill="FFFFFF"/>
+            <w:tcMar>
+              <w:top w:w="100" w:type="dxa"/>
+              <w:bottom w:w="100" w:type="dxa"/>
+              <w:left w:w="120" w:type="dxa"/>
+              <w:right w:w="120" w:type="dxa"/>
+            </w:tcMar>
+            <w:tcBorders>
+              <w:top w:val="single" w:sz="4" w:space="0" w:color="CCCCCC"/>
+              <w:bottom w:val="single" w:sz="4" w:space="0" w:color="CCCCCC"/>
+              <w:left w:val="single" w:sz="4" w:space="0" w:color="CCCCCC"/>
+              <w:right w:val="single" w:sz="4" w:space="0" w:color="CCCCCC"/>
+            </w:tcBorders>
+          </w:tcPr>
+          <w:p>
+            <w:pPr>
+              <w:spacing w:before="60" w:after="60" w:line="252" w:lineRule="auto"/>
+              <w:jc w:val="left"/>
+            </w:pPr>
+            <w:r/>
+            <w:r>
+              <w:rPr>
+                <w:b/>
+              </w:rPr>
+              <w:t>698.00</w:t>
+            </w:r>
+          </w:p>
+        </w:tc>
+        <w:tc>
+          <w:tcPr>
+            <w:tcW w:type="dxa" w:w="3456"/>
+            <w:shd w:fill="FFFFFF"/>
+            <w:tcMar>
+              <w:top w:w="100" w:type="dxa"/>
+              <w:bottom w:w="100" w:type="dxa"/>
+              <w:left w:w="120" w:type="dxa"/>
+              <w:right w:w="120" w:type="dxa"/>
+            </w:tcMar>
+            <w:tcBorders>
+              <w:top w:val="single" w:sz="4" w:space="0" w:color="CCCCCC"/>
+              <w:bottom w:val="single" w:sz="4" w:space="0" w:color="CCCCCC"/>
+              <w:left w:val="single" w:sz="4" w:space="0" w:color="CCCCCC"/>
+              <w:right w:val="single" w:sz="4" w:space="0" w:color="CCCCCC"/>
+            </w:tcBorders>
+          </w:tcPr>
+          <w:p>
+            <w:pPr>
+              <w:spacing w:before="60" w:after="60" w:line="252" w:lineRule="auto"/>
+              <w:jc w:val="left"/>
+            </w:pPr>
+            <w:r/>
+            <w:r>
+              <w:rPr>
+                <w:b/>
+              </w:rPr>
+              <w:t>+0.25</w:t>
+            </w:r>
+          </w:p>
+        </w:tc>
+        <w:tc>
+          <w:tcPr>
+            <w:tcW w:type="dxa" w:w="1440"/>
+            <w:shd w:fill="FFFFFF"/>
+            <w:tcMar>
+              <w:top w:w="100" w:type="dxa"/>
+              <w:bottom w:w="100" w:type="dxa"/>
+              <w:left w:w="120" w:type="dxa"/>
+              <w:right w:w="120" w:type="dxa"/>
+            </w:tcMar>
+            <w:tcBorders>
+              <w:top w:val="single" w:sz="4" w:space="0" w:color="CCCCCC"/>
+              <w:bottom w:val="single" w:sz="4" w:space="0" w:color="CCCCCC"/>
+              <w:left w:val="single" w:sz="4" w:space="0" w:color="CCCCCC"/>
+              <w:right w:val="single" w:sz="4" w:space="0" w:color="CCCCCC"/>
+            </w:tcBorders>
+          </w:tcPr>
+          <w:p>
+            <w:pPr>
+              <w:spacing w:before="60" w:after="60" w:line="252" w:lineRule="auto"/>
+              <w:jc w:val="left"/>
+            </w:pPr>
+            <w:r/>
+            <w:r>
+              <w:t>BULL</w:t>
+            </w:r>
+          </w:p>
+        </w:tc>
+      </w:tr>
+      <w:tr>
+        <w:tc>
+          <w:tcPr>
+            <w:tcW w:type="dxa" w:w="1584"/>
+            <w:shd w:fill="F8FAFC"/>
+            <w:tcMar>
+              <w:top w:w="100" w:type="dxa"/>
+              <w:bottom w:w="100" w:type="dxa"/>
+              <w:left w:w="120" w:type="dxa"/>
+              <w:right w:w="120" w:type="dxa"/>
+            </w:tcMar>
+            <w:tcBorders>
+              <w:top w:val="single" w:sz="4" w:space="0" w:color="CCCCCC"/>
+              <w:bottom w:val="single" w:sz="4" w:space="0" w:color="CCCCCC"/>
+              <w:left w:val="single" w:sz="4" w:space="0" w:color="CCCCCC"/>
+              <w:right w:val="single" w:sz="4" w:space="0" w:color="CCCCCC"/>
+            </w:tcBorders>
+          </w:tcPr>
+          <w:p>
+            <w:pPr>
+              <w:spacing w:before="60" w:after="60" w:line="252" w:lineRule="auto"/>
+              <w:jc w:val="left"/>
+            </w:pPr>
+            <w:r/>
+            <w:r>
+              <w:rPr>
+                <w:b/>
+              </w:rPr>
+              <w:t>Wed 30/09</w:t>
+            </w:r>
+          </w:p>
+        </w:tc>
+        <w:tc>
+          <w:tcPr>
+            <w:tcW w:type="dxa" w:w="864"/>
+            <w:shd w:fill="F8FAFC"/>
+            <w:tcMar>
+              <w:top w:w="100" w:type="dxa"/>
+              <w:bottom w:w="100" w:type="dxa"/>
+              <w:left w:w="120" w:type="dxa"/>
+              <w:right w:w="120" w:type="dxa"/>
+            </w:tcMar>
+            <w:tcBorders>
+              <w:top w:val="single" w:sz="4" w:space="0" w:color="CCCCCC"/>
+              <w:bottom w:val="single" w:sz="4" w:space="0" w:color="CCCCCC"/>
+              <w:left w:val="single" w:sz="4" w:space="0" w:color="CCCCCC"/>
+              <w:right w:val="single" w:sz="4" w:space="0" w:color="CCCCCC"/>
+            </w:tcBorders>
+          </w:tcPr>
+          <w:p>
+            <w:pPr>
+              <w:spacing w:before="60" w:after="60" w:line="252" w:lineRule="auto"/>
+              <w:jc w:val="left"/>
+            </w:pPr>
+            <w:r/>
+            <w:r>
+              <w:t>Asia 07-11</w:t>
+            </w:r>
+          </w:p>
+        </w:tc>
+        <w:tc>
+          <w:tcPr>
+            <w:tcW w:type="dxa" w:w="1440"/>
+            <w:shd w:fill="F8FAFC"/>
+            <w:tcMar>
+              <w:top w:w="100" w:type="dxa"/>
+              <w:bottom w:w="100" w:type="dxa"/>
+              <w:left w:w="120" w:type="dxa"/>
+              <w:right w:w="120" w:type="dxa"/>
+            </w:tcMar>
+            <w:tcBorders>
+              <w:top w:val="single" w:sz="4" w:space="0" w:color="CCCCCC"/>
+              <w:bottom w:val="single" w:sz="4" w:space="0" w:color="CCCCCC"/>
+              <w:left w:val="single" w:sz="4" w:space="0" w:color="CCCCCC"/>
+              <w:right w:val="single" w:sz="4" w:space="0" w:color="CCCCCC"/>
+            </w:tcBorders>
+          </w:tcPr>
+          <w:p>
+            <w:pPr>
+              <w:spacing w:before="60" w:after="60" w:line="252" w:lineRule="auto"/>
+              <w:jc w:val="left"/>
+            </w:pPr>
+            <w:r/>
+            <w:r>
+              <w:t>698.00</w:t>
+            </w:r>
+          </w:p>
+        </w:tc>
+        <w:tc>
+          <w:tcPr>
+            <w:tcW w:type="dxa" w:w="2016"/>
+            <w:shd w:fill="F8FAFC"/>
+            <w:tcMar>
+              <w:top w:w="100" w:type="dxa"/>
+              <w:bottom w:w="100" w:type="dxa"/>
+              <w:left w:w="120" w:type="dxa"/>
+              <w:right w:w="120" w:type="dxa"/>
+            </w:tcMar>
+            <w:tcBorders>
+              <w:top w:val="single" w:sz="4" w:space="0" w:color="CCCCCC"/>
+              <w:bottom w:val="single" w:sz="4" w:space="0" w:color="CCCCCC"/>
+              <w:left w:val="single" w:sz="4" w:space="0" w:color="CCCCCC"/>
+              <w:right w:val="single" w:sz="4" w:space="0" w:color="CCCCCC"/>
+            </w:tcBorders>
+          </w:tcPr>
+          <w:p>
+            <w:pPr>
+              <w:spacing w:before="60" w:after="60" w:line="252" w:lineRule="auto"/>
+              <w:jc w:val="left"/>
+            </w:pPr>
+            <w:r/>
+            <w:r>
+              <w:t>708.25</w:t>
+            </w:r>
+          </w:p>
+        </w:tc>
+        <w:tc>
+          <w:tcPr>
+            <w:tcW w:type="dxa" w:w="1152"/>
+            <w:shd w:fill="F8FAFC"/>
+            <w:tcMar>
+              <w:top w:w="100" w:type="dxa"/>
+              <w:bottom w:w="100" w:type="dxa"/>
+              <w:left w:w="120" w:type="dxa"/>
+              <w:right w:w="120" w:type="dxa"/>
+            </w:tcMar>
+            <w:tcBorders>
+              <w:top w:val="single" w:sz="4" w:space="0" w:color="CCCCCC"/>
+              <w:bottom w:val="single" w:sz="4" w:space="0" w:color="CCCCCC"/>
+              <w:left w:val="single" w:sz="4" w:space="0" w:color="CCCCCC"/>
+              <w:right w:val="single" w:sz="4" w:space="0" w:color="CCCCCC"/>
+            </w:tcBorders>
+          </w:tcPr>
+          <w:p>
+            <w:pPr>
+              <w:spacing w:before="60" w:after="60" w:line="252" w:lineRule="auto"/>
+              <w:jc w:val="left"/>
+            </w:pPr>
+            <w:r/>
+            <w:r>
+              <w:t>690.00</w:t>
+            </w:r>
+          </w:p>
+        </w:tc>
+        <w:tc>
+          <w:tcPr>
+            <w:tcW w:type="dxa" w:w="1728"/>
+            <w:shd w:fill="F8FAFC"/>
+            <w:tcMar>
+              <w:top w:w="100" w:type="dxa"/>
+              <w:bottom w:w="100" w:type="dxa"/>
+              <w:left w:w="120" w:type="dxa"/>
+              <w:right w:w="120" w:type="dxa"/>
+            </w:tcMar>
+            <w:tcBorders>
+              <w:top w:val="single" w:sz="4" w:space="0" w:color="CCCCCC"/>
+              <w:bottom w:val="single" w:sz="4" w:space="0" w:color="CCCCCC"/>
+              <w:left w:val="single" w:sz="4" w:space="0" w:color="CCCCCC"/>
+              <w:right w:val="single" w:sz="4" w:space="0" w:color="CCCCCC"/>
+            </w:tcBorders>
+          </w:tcPr>
+          <w:p>
+            <w:pPr>
+              <w:spacing w:before="60" w:after="60" w:line="252" w:lineRule="auto"/>
+              <w:jc w:val="left"/>
+            </w:pPr>
+            <w:r/>
+            <w:r>
+              <w:rPr>
+                <w:b/>
+              </w:rPr>
+              <w:t>698.50</w:t>
+            </w:r>
+          </w:p>
+        </w:tc>
+        <w:tc>
+          <w:tcPr>
+            <w:tcW w:type="dxa" w:w="3456"/>
+            <w:shd w:fill="F8FAFC"/>
+            <w:tcMar>
+              <w:top w:w="100" w:type="dxa"/>
+              <w:bottom w:w="100" w:type="dxa"/>
+              <w:left w:w="120" w:type="dxa"/>
+              <w:right w:w="120" w:type="dxa"/>
+            </w:tcMar>
+            <w:tcBorders>
+              <w:top w:val="single" w:sz="4" w:space="0" w:color="CCCCCC"/>
+              <w:bottom w:val="single" w:sz="4" w:space="0" w:color="CCCCCC"/>
+              <w:left w:val="single" w:sz="4" w:space="0" w:color="CCCCCC"/>
+              <w:right w:val="single" w:sz="4" w:space="0" w:color="CCCCCC"/>
+            </w:tcBorders>
+          </w:tcPr>
+          <w:p>
+            <w:pPr>
+              <w:spacing w:before="60" w:after="60" w:line="252" w:lineRule="auto"/>
+              <w:jc w:val="left"/>
+            </w:pPr>
+            <w:r/>
+            <w:r>
+              <w:rPr>
+                <w:b/>
+              </w:rPr>
+              <w:t>+0.50</w:t>
+            </w:r>
+          </w:p>
+        </w:tc>
+        <w:tc>
+          <w:tcPr>
+            <w:tcW w:type="dxa" w:w="1440"/>
+            <w:shd w:fill="F8FAFC"/>
+            <w:tcMar>
+              <w:top w:w="100" w:type="dxa"/>
+              <w:bottom w:w="100" w:type="dxa"/>
+              <w:left w:w="120" w:type="dxa"/>
+              <w:right w:w="120" w:type="dxa"/>
+            </w:tcMar>
+            <w:tcBorders>
+              <w:top w:val="single" w:sz="4" w:space="0" w:color="CCCCCC"/>
+              <w:bottom w:val="single" w:sz="4" w:space="0" w:color="CCCCCC"/>
+              <w:left w:val="single" w:sz="4" w:space="0" w:color="CCCCCC"/>
+              <w:right w:val="single" w:sz="4" w:space="0" w:color="CCCCCC"/>
+            </w:tcBorders>
+          </w:tcPr>
+          <w:p>
+            <w:pPr>
+              <w:spacing w:before="60" w:after="60" w:line="252" w:lineRule="auto"/>
+              <w:jc w:val="left"/>
+            </w:pPr>
+            <w:r/>
+            <w:r>
+              <w:t>BULL</w:t>
+            </w:r>
+          </w:p>
+        </w:tc>
+      </w:tr>
+      <w:tr>
+        <w:tc>
+          <w:tcPr>
+            <w:tcW w:type="dxa" w:w="1584"/>
+            <w:shd w:fill="FFFFFF"/>
+            <w:tcMar>
+              <w:top w:w="100" w:type="dxa"/>
+              <w:bottom w:w="100" w:type="dxa"/>
+              <w:left w:w="120" w:type="dxa"/>
+              <w:right w:w="120" w:type="dxa"/>
+            </w:tcMar>
+            <w:tcBorders>
+              <w:top w:val="single" w:sz="4" w:space="0" w:color="CCCCCC"/>
+              <w:bottom w:val="single" w:sz="4" w:space="0" w:color="CCCCCC"/>
+              <w:left w:val="single" w:sz="4" w:space="0" w:color="CCCCCC"/>
+              <w:right w:val="single" w:sz="4" w:space="0" w:color="CCCCCC"/>
+            </w:tcBorders>
+          </w:tcPr>
+          <w:p>
+            <w:pPr>
+              <w:spacing w:before="60" w:after="60" w:line="252" w:lineRule="auto"/>
+              <w:jc w:val="left"/>
+            </w:pPr>
+            <w:r/>
+            <w:r>
+              <w:rPr>
+                <w:b/>
+              </w:rPr>
+              <w:t>Wed 30/09</w:t>
+            </w:r>
+          </w:p>
+        </w:tc>
+        <w:tc>
+          <w:tcPr>
+            <w:tcW w:type="dxa" w:w="864"/>
+            <w:shd w:fill="FFFFFF"/>
+            <w:tcMar>
+              <w:top w:w="100" w:type="dxa"/>
+              <w:bottom w:w="100" w:type="dxa"/>
+              <w:left w:w="120" w:type="dxa"/>
+              <w:right w:w="120" w:type="dxa"/>
+            </w:tcMar>
+            <w:tcBorders>
+              <w:top w:val="single" w:sz="4" w:space="0" w:color="CCCCCC"/>
+              <w:bottom w:val="single" w:sz="4" w:space="0" w:color="CCCCCC"/>
+              <w:left w:val="single" w:sz="4" w:space="0" w:color="CCCCCC"/>
+              <w:right w:val="single" w:sz="4" w:space="0" w:color="CCCCCC"/>
+            </w:tcBorders>
+          </w:tcPr>
+          <w:p>
+            <w:pPr>
+              <w:spacing w:before="60" w:after="60" w:line="252" w:lineRule="auto"/>
+              <w:jc w:val="left"/>
+            </w:pPr>
+            <w:r/>
+            <w:r>
+              <w:t>Asia 11-15</w:t>
+            </w:r>
+          </w:p>
+        </w:tc>
+        <w:tc>
+          <w:tcPr>
+            <w:tcW w:type="dxa" w:w="1440"/>
+            <w:shd w:fill="FFFFFF"/>
+            <w:tcMar>
+              <w:top w:w="100" w:type="dxa"/>
+              <w:bottom w:w="100" w:type="dxa"/>
+              <w:left w:w="120" w:type="dxa"/>
+              <w:right w:w="120" w:type="dxa"/>
+            </w:tcMar>
+            <w:tcBorders>
+              <w:top w:val="single" w:sz="4" w:space="0" w:color="CCCCCC"/>
+              <w:bottom w:val="single" w:sz="4" w:space="0" w:color="CCCCCC"/>
+              <w:left w:val="single" w:sz="4" w:space="0" w:color="CCCCCC"/>
+              <w:right w:val="single" w:sz="4" w:space="0" w:color="CCCCCC"/>
+            </w:tcBorders>
+          </w:tcPr>
+          <w:p>
+            <w:pPr>
+              <w:spacing w:before="60" w:after="60" w:line="252" w:lineRule="auto"/>
+              <w:jc w:val="left"/>
+            </w:pPr>
+            <w:r/>
+            <w:r>
+              <w:t>698.50</w:t>
+            </w:r>
+          </w:p>
+        </w:tc>
+        <w:tc>
+          <w:tcPr>
+            <w:tcW w:type="dxa" w:w="2016"/>
+            <w:shd w:fill="FFFFFF"/>
+            <w:tcMar>
+              <w:top w:w="100" w:type="dxa"/>
+              <w:bottom w:w="100" w:type="dxa"/>
+              <w:left w:w="120" w:type="dxa"/>
+              <w:right w:w="120" w:type="dxa"/>
+            </w:tcMar>
+            <w:tcBorders>
+              <w:top w:val="single" w:sz="4" w:space="0" w:color="CCCCCC"/>
+              <w:bottom w:val="single" w:sz="4" w:space="0" w:color="CCCCCC"/>
+              <w:left w:val="single" w:sz="4" w:space="0" w:color="CCCCCC"/>
+              <w:right w:val="single" w:sz="4" w:space="0" w:color="CCCCCC"/>
+            </w:tcBorders>
+          </w:tcPr>
+          <w:p>
+            <w:pPr>
+              <w:spacing w:before="60" w:after="60" w:line="252" w:lineRule="auto"/>
+              <w:jc w:val="left"/>
+            </w:pPr>
+            <w:r/>
+            <w:r>
+              <w:t>705.50</w:t>
+            </w:r>
+          </w:p>
+        </w:tc>
+        <w:tc>
+          <w:tcPr>
+            <w:tcW w:type="dxa" w:w="1152"/>
+            <w:shd w:fill="FFFFFF"/>
+            <w:tcMar>
+              <w:top w:w="100" w:type="dxa"/>
+              <w:bottom w:w="100" w:type="dxa"/>
+              <w:left w:w="120" w:type="dxa"/>
+              <w:right w:w="120" w:type="dxa"/>
+            </w:tcMar>
+            <w:tcBorders>
+              <w:top w:val="single" w:sz="4" w:space="0" w:color="CCCCCC"/>
+              <w:bottom w:val="single" w:sz="4" w:space="0" w:color="CCCCCC"/>
+              <w:left w:val="single" w:sz="4" w:space="0" w:color="CCCCCC"/>
+              <w:right w:val="single" w:sz="4" w:space="0" w:color="CCCCCC"/>
+            </w:tcBorders>
+          </w:tcPr>
+          <w:p>
+            <w:pPr>
+              <w:spacing w:before="60" w:after="60" w:line="252" w:lineRule="auto"/>
+              <w:jc w:val="left"/>
+            </w:pPr>
+            <w:r/>
+            <w:r>
+              <w:t>692.50</w:t>
             </w:r>
           </w:p>
         </w:tc>
@@ -27041,7 +27511,7 @@
               <w:rPr>
                 <w:b/>
               </w:rPr>
-              <w:t>+0.25</w:t>
+              <w:t>-0.75</w:t>
             </w:r>
           </w:p>
         </w:tc>
@@ -27069,7 +27539,7 @@
             </w:pPr>
             <w:r/>
             <w:r>
-              <w:t>BULL</w:t>
+              <w:t>BEAR</w:t>
             </w:r>
           </w:p>
         </w:tc>
@@ -27130,7 +27600,7 @@
             </w:pPr>
             <w:r/>
             <w:r>
-              <w:t>Asia 07-11</w:t>
+              <w:t>London 15-19</w:t>
             </w:r>
           </w:p>
         </w:tc>
@@ -27186,7 +27656,7 @@
             </w:pPr>
             <w:r/>
             <w:r>
-              <w:t>708.00</w:t>
+              <w:t>711.25</w:t>
             </w:r>
           </w:p>
         </w:tc>
@@ -27214,7 +27684,7 @@
             </w:pPr>
             <w:r/>
             <w:r>
-              <w:t>689.75</w:t>
+              <w:t>684.75</w:t>
             </w:r>
           </w:p>
         </w:tc>
@@ -27245,7 +27715,7 @@
               <w:rPr>
                 <w:b/>
               </w:rPr>
-              <w:t>698.25</w:t>
+              <w:t>699.50</w:t>
             </w:r>
           </w:p>
         </w:tc>
@@ -27253,6 +27723,241 @@
           <w:tcPr>
             <w:tcW w:type="dxa" w:w="3456"/>
             <w:shd w:fill="F8FAFC"/>
+            <w:tcMar>
+              <w:top w:w="100" w:type="dxa"/>
+              <w:bottom w:w="100" w:type="dxa"/>
+              <w:left w:w="120" w:type="dxa"/>
+              <w:right w:w="120" w:type="dxa"/>
+            </w:tcMar>
+            <w:tcBorders>
+              <w:top w:val="single" w:sz="4" w:space="0" w:color="CCCCCC"/>
+              <w:bottom w:val="single" w:sz="4" w:space="0" w:color="CCCCCC"/>
+              <w:left w:val="single" w:sz="4" w:space="0" w:color="CCCCCC"/>
+              <w:right w:val="single" w:sz="4" w:space="0" w:color="CCCCCC"/>
+            </w:tcBorders>
+          </w:tcPr>
+          <w:p>
+            <w:pPr>
+              <w:spacing w:before="60" w:after="60" w:line="252" w:lineRule="auto"/>
+              <w:jc w:val="left"/>
+            </w:pPr>
+            <w:r/>
+            <w:r>
+              <w:rPr>
+                <w:b/>
+              </w:rPr>
+              <w:t>+1.75</w:t>
+            </w:r>
+          </w:p>
+        </w:tc>
+        <w:tc>
+          <w:tcPr>
+            <w:tcW w:type="dxa" w:w="1440"/>
+            <w:shd w:fill="F8FAFC"/>
+            <w:tcMar>
+              <w:top w:w="100" w:type="dxa"/>
+              <w:bottom w:w="100" w:type="dxa"/>
+              <w:left w:w="120" w:type="dxa"/>
+              <w:right w:w="120" w:type="dxa"/>
+            </w:tcMar>
+            <w:tcBorders>
+              <w:top w:val="single" w:sz="4" w:space="0" w:color="CCCCCC"/>
+              <w:bottom w:val="single" w:sz="4" w:space="0" w:color="CCCCCC"/>
+              <w:left w:val="single" w:sz="4" w:space="0" w:color="CCCCCC"/>
+              <w:right w:val="single" w:sz="4" w:space="0" w:color="CCCCCC"/>
+            </w:tcBorders>
+          </w:tcPr>
+          <w:p>
+            <w:pPr>
+              <w:spacing w:before="60" w:after="60" w:line="252" w:lineRule="auto"/>
+              <w:jc w:val="left"/>
+            </w:pPr>
+            <w:r/>
+            <w:r>
+              <w:t>BULL</w:t>
+            </w:r>
+          </w:p>
+        </w:tc>
+      </w:tr>
+      <w:tr>
+        <w:tc>
+          <w:tcPr>
+            <w:tcW w:type="dxa" w:w="1584"/>
+            <w:shd w:fill="FFFFFF"/>
+            <w:tcMar>
+              <w:top w:w="100" w:type="dxa"/>
+              <w:bottom w:w="100" w:type="dxa"/>
+              <w:left w:w="120" w:type="dxa"/>
+              <w:right w:w="120" w:type="dxa"/>
+            </w:tcMar>
+            <w:tcBorders>
+              <w:top w:val="single" w:sz="4" w:space="0" w:color="CCCCCC"/>
+              <w:bottom w:val="single" w:sz="4" w:space="0" w:color="CCCCCC"/>
+              <w:left w:val="single" w:sz="4" w:space="0" w:color="CCCCCC"/>
+              <w:right w:val="single" w:sz="4" w:space="0" w:color="CCCCCC"/>
+            </w:tcBorders>
+          </w:tcPr>
+          <w:p>
+            <w:pPr>
+              <w:spacing w:before="60" w:after="60" w:line="252" w:lineRule="auto"/>
+              <w:jc w:val="left"/>
+            </w:pPr>
+            <w:r/>
+            <w:r>
+              <w:rPr>
+                <w:b/>
+              </w:rPr>
+              <w:t>Wed 30/09</w:t>
+            </w:r>
+          </w:p>
+        </w:tc>
+        <w:tc>
+          <w:tcPr>
+            <w:tcW w:type="dxa" w:w="864"/>
+            <w:shd w:fill="FFFFFF"/>
+            <w:tcMar>
+              <w:top w:w="100" w:type="dxa"/>
+              <w:bottom w:w="100" w:type="dxa"/>
+              <w:left w:w="120" w:type="dxa"/>
+              <w:right w:w="120" w:type="dxa"/>
+            </w:tcMar>
+            <w:tcBorders>
+              <w:top w:val="single" w:sz="4" w:space="0" w:color="CCCCCC"/>
+              <w:bottom w:val="single" w:sz="4" w:space="0" w:color="CCCCCC"/>
+              <w:left w:val="single" w:sz="4" w:space="0" w:color="CCCCCC"/>
+              <w:right w:val="single" w:sz="4" w:space="0" w:color="CCCCCC"/>
+            </w:tcBorders>
+          </w:tcPr>
+          <w:p>
+            <w:pPr>
+              <w:spacing w:before="60" w:after="60" w:line="252" w:lineRule="auto"/>
+              <w:jc w:val="left"/>
+            </w:pPr>
+            <w:r/>
+            <w:r>
+              <w:t>Pre-NY 19-21</w:t>
+            </w:r>
+          </w:p>
+        </w:tc>
+        <w:tc>
+          <w:tcPr>
+            <w:tcW w:type="dxa" w:w="1440"/>
+            <w:shd w:fill="FFFFFF"/>
+            <w:tcMar>
+              <w:top w:w="100" w:type="dxa"/>
+              <w:bottom w:w="100" w:type="dxa"/>
+              <w:left w:w="120" w:type="dxa"/>
+              <w:right w:w="120" w:type="dxa"/>
+            </w:tcMar>
+            <w:tcBorders>
+              <w:top w:val="single" w:sz="4" w:space="0" w:color="CCCCCC"/>
+              <w:bottom w:val="single" w:sz="4" w:space="0" w:color="CCCCCC"/>
+              <w:left w:val="single" w:sz="4" w:space="0" w:color="CCCCCC"/>
+              <w:right w:val="single" w:sz="4" w:space="0" w:color="CCCCCC"/>
+            </w:tcBorders>
+          </w:tcPr>
+          <w:p>
+            <w:pPr>
+              <w:spacing w:before="60" w:after="60" w:line="252" w:lineRule="auto"/>
+              <w:jc w:val="left"/>
+            </w:pPr>
+            <w:r/>
+            <w:r>
+              <w:t>699.50</w:t>
+            </w:r>
+          </w:p>
+        </w:tc>
+        <w:tc>
+          <w:tcPr>
+            <w:tcW w:type="dxa" w:w="2016"/>
+            <w:shd w:fill="FFFFFF"/>
+            <w:tcMar>
+              <w:top w:w="100" w:type="dxa"/>
+              <w:bottom w:w="100" w:type="dxa"/>
+              <w:left w:w="120" w:type="dxa"/>
+              <w:right w:w="120" w:type="dxa"/>
+            </w:tcMar>
+            <w:tcBorders>
+              <w:top w:val="single" w:sz="4" w:space="0" w:color="CCCCCC"/>
+              <w:bottom w:val="single" w:sz="4" w:space="0" w:color="CCCCCC"/>
+              <w:left w:val="single" w:sz="4" w:space="0" w:color="CCCCCC"/>
+              <w:right w:val="single" w:sz="4" w:space="0" w:color="CCCCCC"/>
+            </w:tcBorders>
+          </w:tcPr>
+          <w:p>
+            <w:pPr>
+              <w:spacing w:before="60" w:after="60" w:line="252" w:lineRule="auto"/>
+              <w:jc w:val="left"/>
+            </w:pPr>
+            <w:r/>
+            <w:r>
+              <w:t>708.75</w:t>
+            </w:r>
+          </w:p>
+        </w:tc>
+        <w:tc>
+          <w:tcPr>
+            <w:tcW w:type="dxa" w:w="1152"/>
+            <w:shd w:fill="FFFFFF"/>
+            <w:tcMar>
+              <w:top w:w="100" w:type="dxa"/>
+              <w:bottom w:w="100" w:type="dxa"/>
+              <w:left w:w="120" w:type="dxa"/>
+              <w:right w:w="120" w:type="dxa"/>
+            </w:tcMar>
+            <w:tcBorders>
+              <w:top w:val="single" w:sz="4" w:space="0" w:color="CCCCCC"/>
+              <w:bottom w:val="single" w:sz="4" w:space="0" w:color="CCCCCC"/>
+              <w:left w:val="single" w:sz="4" w:space="0" w:color="CCCCCC"/>
+              <w:right w:val="single" w:sz="4" w:space="0" w:color="CCCCCC"/>
+            </w:tcBorders>
+          </w:tcPr>
+          <w:p>
+            <w:pPr>
+              <w:spacing w:before="60" w:after="60" w:line="252" w:lineRule="auto"/>
+              <w:jc w:val="left"/>
+            </w:pPr>
+            <w:r/>
+            <w:r>
+              <w:t>688.75</w:t>
+            </w:r>
+          </w:p>
+        </w:tc>
+        <w:tc>
+          <w:tcPr>
+            <w:tcW w:type="dxa" w:w="1728"/>
+            <w:shd w:fill="FFFFFF"/>
+            <w:tcMar>
+              <w:top w:w="100" w:type="dxa"/>
+              <w:bottom w:w="100" w:type="dxa"/>
+              <w:left w:w="120" w:type="dxa"/>
+              <w:right w:w="120" w:type="dxa"/>
+            </w:tcMar>
+            <w:tcBorders>
+              <w:top w:val="single" w:sz="4" w:space="0" w:color="CCCCCC"/>
+              <w:bottom w:val="single" w:sz="4" w:space="0" w:color="CCCCCC"/>
+              <w:left w:val="single" w:sz="4" w:space="0" w:color="CCCCCC"/>
+              <w:right w:val="single" w:sz="4" w:space="0" w:color="CCCCCC"/>
+            </w:tcBorders>
+          </w:tcPr>
+          <w:p>
+            <w:pPr>
+              <w:spacing w:before="60" w:after="60" w:line="252" w:lineRule="auto"/>
+              <w:jc w:val="left"/>
+            </w:pPr>
+            <w:r/>
+            <w:r>
+              <w:rPr>
+                <w:b/>
+              </w:rPr>
+              <w:t>700.00</w:t>
+            </w:r>
+          </w:p>
+        </w:tc>
+        <w:tc>
+          <w:tcPr>
+            <w:tcW w:type="dxa" w:w="3456"/>
+            <w:shd w:fill="FFFFFF"/>
             <w:tcMar>
               <w:top w:w="100" w:type="dxa"/>
               <w:bottom w:w="100" w:type="dxa"/>
@@ -27283,7 +27988,7 @@
         <w:tc>
           <w:tcPr>
             <w:tcW w:type="dxa" w:w="1440"/>
-            <w:shd w:fill="F8FAFC"/>
+            <w:shd w:fill="FFFFFF"/>
             <w:tcMar>
               <w:top w:w="100" w:type="dxa"/>
               <w:bottom w:w="100" w:type="dxa"/>
@@ -27313,7 +28018,7 @@
         <w:tc>
           <w:tcPr>
             <w:tcW w:type="dxa" w:w="1584"/>
-            <w:shd w:fill="FFFFFF"/>
+            <w:shd w:fill="F8FAFC"/>
             <w:tcMar>
               <w:top w:w="100" w:type="dxa"/>
               <w:bottom w:w="100" w:type="dxa"/>
@@ -27344,119 +28049,119 @@
         <w:tc>
           <w:tcPr>
             <w:tcW w:type="dxa" w:w="864"/>
-            <w:shd w:fill="FFFFFF"/>
-            <w:tcMar>
-              <w:top w:w="100" w:type="dxa"/>
-              <w:bottom w:w="100" w:type="dxa"/>
-              <w:left w:w="120" w:type="dxa"/>
-              <w:right w:w="120" w:type="dxa"/>
-            </w:tcMar>
-            <w:tcBorders>
-              <w:top w:val="single" w:sz="4" w:space="0" w:color="CCCCCC"/>
-              <w:bottom w:val="single" w:sz="4" w:space="0" w:color="CCCCCC"/>
-              <w:left w:val="single" w:sz="4" w:space="0" w:color="CCCCCC"/>
-              <w:right w:val="single" w:sz="4" w:space="0" w:color="CCCCCC"/>
-            </w:tcBorders>
-          </w:tcPr>
-          <w:p>
-            <w:pPr>
-              <w:spacing w:before="60" w:after="60" w:line="252" w:lineRule="auto"/>
-              <w:jc w:val="left"/>
-            </w:pPr>
-            <w:r/>
-            <w:r>
-              <w:t>Asia 11-15</w:t>
+            <w:shd w:fill="F8FAFC"/>
+            <w:tcMar>
+              <w:top w:w="100" w:type="dxa"/>
+              <w:bottom w:w="100" w:type="dxa"/>
+              <w:left w:w="120" w:type="dxa"/>
+              <w:right w:w="120" w:type="dxa"/>
+            </w:tcMar>
+            <w:tcBorders>
+              <w:top w:val="single" w:sz="4" w:space="0" w:color="CCCCCC"/>
+              <w:bottom w:val="single" w:sz="4" w:space="0" w:color="CCCCCC"/>
+              <w:left w:val="single" w:sz="4" w:space="0" w:color="CCCCCC"/>
+              <w:right w:val="single" w:sz="4" w:space="0" w:color="CCCCCC"/>
+            </w:tcBorders>
+          </w:tcPr>
+          <w:p>
+            <w:pPr>
+              <w:spacing w:before="60" w:after="60" w:line="252" w:lineRule="auto"/>
+              <w:jc w:val="left"/>
+            </w:pPr>
+            <w:r/>
+            <w:r>
+              <w:t>NY Open 21-23</w:t>
             </w:r>
           </w:p>
         </w:tc>
         <w:tc>
           <w:tcPr>
             <w:tcW w:type="dxa" w:w="1440"/>
-            <w:shd w:fill="FFFFFF"/>
-            <w:tcMar>
-              <w:top w:w="100" w:type="dxa"/>
-              <w:bottom w:w="100" w:type="dxa"/>
-              <w:left w:w="120" w:type="dxa"/>
-              <w:right w:w="120" w:type="dxa"/>
-            </w:tcMar>
-            <w:tcBorders>
-              <w:top w:val="single" w:sz="4" w:space="0" w:color="CCCCCC"/>
-              <w:bottom w:val="single" w:sz="4" w:space="0" w:color="CCCCCC"/>
-              <w:left w:val="single" w:sz="4" w:space="0" w:color="CCCCCC"/>
-              <w:right w:val="single" w:sz="4" w:space="0" w:color="CCCCCC"/>
-            </w:tcBorders>
-          </w:tcPr>
-          <w:p>
-            <w:pPr>
-              <w:spacing w:before="60" w:after="60" w:line="252" w:lineRule="auto"/>
-              <w:jc w:val="left"/>
-            </w:pPr>
-            <w:r/>
-            <w:r>
-              <w:t>698.25</w:t>
+            <w:shd w:fill="F8FAFC"/>
+            <w:tcMar>
+              <w:top w:w="100" w:type="dxa"/>
+              <w:bottom w:w="100" w:type="dxa"/>
+              <w:left w:w="120" w:type="dxa"/>
+              <w:right w:w="120" w:type="dxa"/>
+            </w:tcMar>
+            <w:tcBorders>
+              <w:top w:val="single" w:sz="4" w:space="0" w:color="CCCCCC"/>
+              <w:bottom w:val="single" w:sz="4" w:space="0" w:color="CCCCCC"/>
+              <w:left w:val="single" w:sz="4" w:space="0" w:color="CCCCCC"/>
+              <w:right w:val="single" w:sz="4" w:space="0" w:color="CCCCCC"/>
+            </w:tcBorders>
+          </w:tcPr>
+          <w:p>
+            <w:pPr>
+              <w:spacing w:before="60" w:after="60" w:line="252" w:lineRule="auto"/>
+              <w:jc w:val="left"/>
+            </w:pPr>
+            <w:r/>
+            <w:r>
+              <w:t>700.00</w:t>
             </w:r>
           </w:p>
         </w:tc>
         <w:tc>
           <w:tcPr>
             <w:tcW w:type="dxa" w:w="2016"/>
-            <w:shd w:fill="FFFFFF"/>
-            <w:tcMar>
-              <w:top w:w="100" w:type="dxa"/>
-              <w:bottom w:w="100" w:type="dxa"/>
-              <w:left w:w="120" w:type="dxa"/>
-              <w:right w:w="120" w:type="dxa"/>
-            </w:tcMar>
-            <w:tcBorders>
-              <w:top w:val="single" w:sz="4" w:space="0" w:color="CCCCCC"/>
-              <w:bottom w:val="single" w:sz="4" w:space="0" w:color="CCCCCC"/>
-              <w:left w:val="single" w:sz="4" w:space="0" w:color="CCCCCC"/>
-              <w:right w:val="single" w:sz="4" w:space="0" w:color="CCCCCC"/>
-            </w:tcBorders>
-          </w:tcPr>
-          <w:p>
-            <w:pPr>
-              <w:spacing w:before="60" w:after="60" w:line="252" w:lineRule="auto"/>
-              <w:jc w:val="left"/>
-            </w:pPr>
-            <w:r/>
-            <w:r>
-              <w:t>705.25</w:t>
+            <w:shd w:fill="F8FAFC"/>
+            <w:tcMar>
+              <w:top w:w="100" w:type="dxa"/>
+              <w:bottom w:w="100" w:type="dxa"/>
+              <w:left w:w="120" w:type="dxa"/>
+              <w:right w:w="120" w:type="dxa"/>
+            </w:tcMar>
+            <w:tcBorders>
+              <w:top w:val="single" w:sz="4" w:space="0" w:color="CCCCCC"/>
+              <w:bottom w:val="single" w:sz="4" w:space="0" w:color="CCCCCC"/>
+              <w:left w:val="single" w:sz="4" w:space="0" w:color="CCCCCC"/>
+              <w:right w:val="single" w:sz="4" w:space="0" w:color="CCCCCC"/>
+            </w:tcBorders>
+          </w:tcPr>
+          <w:p>
+            <w:pPr>
+              <w:spacing w:before="60" w:after="60" w:line="252" w:lineRule="auto"/>
+              <w:jc w:val="left"/>
+            </w:pPr>
+            <w:r/>
+            <w:r>
+              <w:t>712.25</w:t>
             </w:r>
           </w:p>
         </w:tc>
         <w:tc>
           <w:tcPr>
             <w:tcW w:type="dxa" w:w="1152"/>
-            <w:shd w:fill="FFFFFF"/>
-            <w:tcMar>
-              <w:top w:w="100" w:type="dxa"/>
-              <w:bottom w:w="100" w:type="dxa"/>
-              <w:left w:w="120" w:type="dxa"/>
-              <w:right w:w="120" w:type="dxa"/>
-            </w:tcMar>
-            <w:tcBorders>
-              <w:top w:val="single" w:sz="4" w:space="0" w:color="CCCCCC"/>
-              <w:bottom w:val="single" w:sz="4" w:space="0" w:color="CCCCCC"/>
-              <w:left w:val="single" w:sz="4" w:space="0" w:color="CCCCCC"/>
-              <w:right w:val="single" w:sz="4" w:space="0" w:color="CCCCCC"/>
-            </w:tcBorders>
-          </w:tcPr>
-          <w:p>
-            <w:pPr>
-              <w:spacing w:before="60" w:after="60" w:line="252" w:lineRule="auto"/>
-              <w:jc w:val="left"/>
-            </w:pPr>
-            <w:r/>
-            <w:r>
-              <w:t>692.25</w:t>
+            <w:shd w:fill="F8FAFC"/>
+            <w:tcMar>
+              <w:top w:w="100" w:type="dxa"/>
+              <w:bottom w:w="100" w:type="dxa"/>
+              <w:left w:w="120" w:type="dxa"/>
+              <w:right w:w="120" w:type="dxa"/>
+            </w:tcMar>
+            <w:tcBorders>
+              <w:top w:val="single" w:sz="4" w:space="0" w:color="CCCCCC"/>
+              <w:bottom w:val="single" w:sz="4" w:space="0" w:color="CCCCCC"/>
+              <w:left w:val="single" w:sz="4" w:space="0" w:color="CCCCCC"/>
+              <w:right w:val="single" w:sz="4" w:space="0" w:color="CCCCCC"/>
+            </w:tcBorders>
+          </w:tcPr>
+          <w:p>
+            <w:pPr>
+              <w:spacing w:before="60" w:after="60" w:line="252" w:lineRule="auto"/>
+              <w:jc w:val="left"/>
+            </w:pPr>
+            <w:r/>
+            <w:r>
+              <w:t>685.75</w:t>
             </w:r>
           </w:p>
         </w:tc>
         <w:tc>
           <w:tcPr>
             <w:tcW w:type="dxa" w:w="1728"/>
-            <w:shd w:fill="FFFFFF"/>
+            <w:shd w:fill="F8FAFC"/>
             <w:tcMar>
               <w:top w:w="100" w:type="dxa"/>
               <w:bottom w:w="100" w:type="dxa"/>
@@ -27480,7 +28185,242 @@
               <w:rPr>
                 <w:b/>
               </w:rPr>
-              <w:t>697.50</w:t>
+              <w:t>698.50</w:t>
+            </w:r>
+          </w:p>
+        </w:tc>
+        <w:tc>
+          <w:tcPr>
+            <w:tcW w:type="dxa" w:w="3456"/>
+            <w:shd w:fill="F8FAFC"/>
+            <w:tcMar>
+              <w:top w:w="100" w:type="dxa"/>
+              <w:bottom w:w="100" w:type="dxa"/>
+              <w:left w:w="120" w:type="dxa"/>
+              <w:right w:w="120" w:type="dxa"/>
+            </w:tcMar>
+            <w:tcBorders>
+              <w:top w:val="single" w:sz="4" w:space="0" w:color="CCCCCC"/>
+              <w:bottom w:val="single" w:sz="4" w:space="0" w:color="CCCCCC"/>
+              <w:left w:val="single" w:sz="4" w:space="0" w:color="CCCCCC"/>
+              <w:right w:val="single" w:sz="4" w:space="0" w:color="CCCCCC"/>
+            </w:tcBorders>
+          </w:tcPr>
+          <w:p>
+            <w:pPr>
+              <w:spacing w:before="60" w:after="60" w:line="252" w:lineRule="auto"/>
+              <w:jc w:val="left"/>
+            </w:pPr>
+            <w:r/>
+            <w:r>
+              <w:rPr>
+                <w:b/>
+              </w:rPr>
+              <w:t>-1.50</w:t>
+            </w:r>
+          </w:p>
+        </w:tc>
+        <w:tc>
+          <w:tcPr>
+            <w:tcW w:type="dxa" w:w="1440"/>
+            <w:shd w:fill="F8FAFC"/>
+            <w:tcMar>
+              <w:top w:w="100" w:type="dxa"/>
+              <w:bottom w:w="100" w:type="dxa"/>
+              <w:left w:w="120" w:type="dxa"/>
+              <w:right w:w="120" w:type="dxa"/>
+            </w:tcMar>
+            <w:tcBorders>
+              <w:top w:val="single" w:sz="4" w:space="0" w:color="CCCCCC"/>
+              <w:bottom w:val="single" w:sz="4" w:space="0" w:color="CCCCCC"/>
+              <w:left w:val="single" w:sz="4" w:space="0" w:color="CCCCCC"/>
+              <w:right w:val="single" w:sz="4" w:space="0" w:color="CCCCCC"/>
+            </w:tcBorders>
+          </w:tcPr>
+          <w:p>
+            <w:pPr>
+              <w:spacing w:before="60" w:after="60" w:line="252" w:lineRule="auto"/>
+              <w:jc w:val="left"/>
+            </w:pPr>
+            <w:r/>
+            <w:r>
+              <w:t>BEAR</w:t>
+            </w:r>
+          </w:p>
+        </w:tc>
+      </w:tr>
+      <w:tr>
+        <w:tc>
+          <w:tcPr>
+            <w:tcW w:type="dxa" w:w="1584"/>
+            <w:shd w:fill="FFFFFF"/>
+            <w:tcMar>
+              <w:top w:w="100" w:type="dxa"/>
+              <w:bottom w:w="100" w:type="dxa"/>
+              <w:left w:w="120" w:type="dxa"/>
+              <w:right w:w="120" w:type="dxa"/>
+            </w:tcMar>
+            <w:tcBorders>
+              <w:top w:val="single" w:sz="4" w:space="0" w:color="CCCCCC"/>
+              <w:bottom w:val="single" w:sz="4" w:space="0" w:color="CCCCCC"/>
+              <w:left w:val="single" w:sz="4" w:space="0" w:color="CCCCCC"/>
+              <w:right w:val="single" w:sz="4" w:space="0" w:color="CCCCCC"/>
+            </w:tcBorders>
+          </w:tcPr>
+          <w:p>
+            <w:pPr>
+              <w:spacing w:before="60" w:after="60" w:line="252" w:lineRule="auto"/>
+              <w:jc w:val="left"/>
+            </w:pPr>
+            <w:r/>
+            <w:r>
+              <w:rPr>
+                <w:b/>
+              </w:rPr>
+              <w:t>Wed 30/09</w:t>
+            </w:r>
+          </w:p>
+        </w:tc>
+        <w:tc>
+          <w:tcPr>
+            <w:tcW w:type="dxa" w:w="864"/>
+            <w:shd w:fill="FFFFFF"/>
+            <w:tcMar>
+              <w:top w:w="100" w:type="dxa"/>
+              <w:bottom w:w="100" w:type="dxa"/>
+              <w:left w:w="120" w:type="dxa"/>
+              <w:right w:w="120" w:type="dxa"/>
+            </w:tcMar>
+            <w:tcBorders>
+              <w:top w:val="single" w:sz="4" w:space="0" w:color="CCCCCC"/>
+              <w:bottom w:val="single" w:sz="4" w:space="0" w:color="CCCCCC"/>
+              <w:left w:val="single" w:sz="4" w:space="0" w:color="CCCCCC"/>
+              <w:right w:val="single" w:sz="4" w:space="0" w:color="CCCCCC"/>
+            </w:tcBorders>
+          </w:tcPr>
+          <w:p>
+            <w:pPr>
+              <w:spacing w:before="60" w:after="60" w:line="252" w:lineRule="auto"/>
+              <w:jc w:val="left"/>
+            </w:pPr>
+            <w:r/>
+            <w:r>
+              <w:t>NY Close 23-01</w:t>
+            </w:r>
+          </w:p>
+        </w:tc>
+        <w:tc>
+          <w:tcPr>
+            <w:tcW w:type="dxa" w:w="1440"/>
+            <w:shd w:fill="FFFFFF"/>
+            <w:tcMar>
+              <w:top w:w="100" w:type="dxa"/>
+              <w:bottom w:w="100" w:type="dxa"/>
+              <w:left w:w="120" w:type="dxa"/>
+              <w:right w:w="120" w:type="dxa"/>
+            </w:tcMar>
+            <w:tcBorders>
+              <w:top w:val="single" w:sz="4" w:space="0" w:color="CCCCCC"/>
+              <w:bottom w:val="single" w:sz="4" w:space="0" w:color="CCCCCC"/>
+              <w:left w:val="single" w:sz="4" w:space="0" w:color="CCCCCC"/>
+              <w:right w:val="single" w:sz="4" w:space="0" w:color="CCCCCC"/>
+            </w:tcBorders>
+          </w:tcPr>
+          <w:p>
+            <w:pPr>
+              <w:spacing w:before="60" w:after="60" w:line="252" w:lineRule="auto"/>
+              <w:jc w:val="left"/>
+            </w:pPr>
+            <w:r/>
+            <w:r>
+              <w:t>698.50</w:t>
+            </w:r>
+          </w:p>
+        </w:tc>
+        <w:tc>
+          <w:tcPr>
+            <w:tcW w:type="dxa" w:w="2016"/>
+            <w:shd w:fill="FFFFFF"/>
+            <w:tcMar>
+              <w:top w:w="100" w:type="dxa"/>
+              <w:bottom w:w="100" w:type="dxa"/>
+              <w:left w:w="120" w:type="dxa"/>
+              <w:right w:w="120" w:type="dxa"/>
+            </w:tcMar>
+            <w:tcBorders>
+              <w:top w:val="single" w:sz="4" w:space="0" w:color="CCCCCC"/>
+              <w:bottom w:val="single" w:sz="4" w:space="0" w:color="CCCCCC"/>
+              <w:left w:val="single" w:sz="4" w:space="0" w:color="CCCCCC"/>
+              <w:right w:val="single" w:sz="4" w:space="0" w:color="CCCCCC"/>
+            </w:tcBorders>
+          </w:tcPr>
+          <w:p>
+            <w:pPr>
+              <w:spacing w:before="60" w:after="60" w:line="252" w:lineRule="auto"/>
+              <w:jc w:val="left"/>
+            </w:pPr>
+            <w:r/>
+            <w:r>
+              <w:t>705.50</w:t>
+            </w:r>
+          </w:p>
+        </w:tc>
+        <w:tc>
+          <w:tcPr>
+            <w:tcW w:type="dxa" w:w="1152"/>
+            <w:shd w:fill="FFFFFF"/>
+            <w:tcMar>
+              <w:top w:w="100" w:type="dxa"/>
+              <w:bottom w:w="100" w:type="dxa"/>
+              <w:left w:w="120" w:type="dxa"/>
+              <w:right w:w="120" w:type="dxa"/>
+            </w:tcMar>
+            <w:tcBorders>
+              <w:top w:val="single" w:sz="4" w:space="0" w:color="CCCCCC"/>
+              <w:bottom w:val="single" w:sz="4" w:space="0" w:color="CCCCCC"/>
+              <w:left w:val="single" w:sz="4" w:space="0" w:color="CCCCCC"/>
+              <w:right w:val="single" w:sz="4" w:space="0" w:color="CCCCCC"/>
+            </w:tcBorders>
+          </w:tcPr>
+          <w:p>
+            <w:pPr>
+              <w:spacing w:before="60" w:after="60" w:line="252" w:lineRule="auto"/>
+              <w:jc w:val="left"/>
+            </w:pPr>
+            <w:r/>
+            <w:r>
+              <w:t>689.00</w:t>
+            </w:r>
+          </w:p>
+        </w:tc>
+        <w:tc>
+          <w:tcPr>
+            <w:tcW w:type="dxa" w:w="1728"/>
+            <w:shd w:fill="FFFFFF"/>
+            <w:tcMar>
+              <w:top w:w="100" w:type="dxa"/>
+              <w:bottom w:w="100" w:type="dxa"/>
+              <w:left w:w="120" w:type="dxa"/>
+              <w:right w:w="120" w:type="dxa"/>
+            </w:tcMar>
+            <w:tcBorders>
+              <w:top w:val="single" w:sz="4" w:space="0" w:color="CCCCCC"/>
+              <w:bottom w:val="single" w:sz="4" w:space="0" w:color="CCCCCC"/>
+              <w:left w:val="single" w:sz="4" w:space="0" w:color="CCCCCC"/>
+              <w:right w:val="single" w:sz="4" w:space="0" w:color="CCCCCC"/>
+            </w:tcBorders>
+          </w:tcPr>
+          <w:p>
+            <w:pPr>
+              <w:spacing w:before="60" w:after="60" w:line="252" w:lineRule="auto"/>
+              <w:jc w:val="left"/>
+            </w:pPr>
+            <w:r/>
+            <w:r>
+              <w:rPr>
+                <w:b/>
+              </w:rPr>
+              <w:t>699.00</w:t>
             </w:r>
           </w:p>
         </w:tc>
@@ -27488,6 +28428,1651 @@
           <w:tcPr>
             <w:tcW w:type="dxa" w:w="3456"/>
             <w:shd w:fill="FFFFFF"/>
+            <w:tcMar>
+              <w:top w:w="100" w:type="dxa"/>
+              <w:bottom w:w="100" w:type="dxa"/>
+              <w:left w:w="120" w:type="dxa"/>
+              <w:right w:w="120" w:type="dxa"/>
+            </w:tcMar>
+            <w:tcBorders>
+              <w:top w:val="single" w:sz="4" w:space="0" w:color="CCCCCC"/>
+              <w:bottom w:val="single" w:sz="4" w:space="0" w:color="CCCCCC"/>
+              <w:left w:val="single" w:sz="4" w:space="0" w:color="CCCCCC"/>
+              <w:right w:val="single" w:sz="4" w:space="0" w:color="CCCCCC"/>
+            </w:tcBorders>
+          </w:tcPr>
+          <w:p>
+            <w:pPr>
+              <w:spacing w:before="60" w:after="60" w:line="252" w:lineRule="auto"/>
+              <w:jc w:val="left"/>
+            </w:pPr>
+            <w:r/>
+            <w:r>
+              <w:rPr>
+                <w:b/>
+              </w:rPr>
+              <w:t>+0.50</w:t>
+            </w:r>
+          </w:p>
+        </w:tc>
+        <w:tc>
+          <w:tcPr>
+            <w:tcW w:type="dxa" w:w="1440"/>
+            <w:shd w:fill="FFFFFF"/>
+            <w:tcMar>
+              <w:top w:w="100" w:type="dxa"/>
+              <w:bottom w:w="100" w:type="dxa"/>
+              <w:left w:w="120" w:type="dxa"/>
+              <w:right w:w="120" w:type="dxa"/>
+            </w:tcMar>
+            <w:tcBorders>
+              <w:top w:val="single" w:sz="4" w:space="0" w:color="CCCCCC"/>
+              <w:bottom w:val="single" w:sz="4" w:space="0" w:color="CCCCCC"/>
+              <w:left w:val="single" w:sz="4" w:space="0" w:color="CCCCCC"/>
+              <w:right w:val="single" w:sz="4" w:space="0" w:color="CCCCCC"/>
+            </w:tcBorders>
+          </w:tcPr>
+          <w:p>
+            <w:pPr>
+              <w:spacing w:before="60" w:after="60" w:line="252" w:lineRule="auto"/>
+              <w:jc w:val="left"/>
+            </w:pPr>
+            <w:r/>
+            <w:r>
+              <w:t>BULL</w:t>
+            </w:r>
+          </w:p>
+        </w:tc>
+      </w:tr>
+      <w:tr>
+        <w:tc>
+          <w:tcPr>
+            <w:tcW w:type="dxa" w:w="1584"/>
+            <w:shd w:fill="F8FAFC"/>
+            <w:tcMar>
+              <w:top w:w="100" w:type="dxa"/>
+              <w:bottom w:w="100" w:type="dxa"/>
+              <w:left w:w="120" w:type="dxa"/>
+              <w:right w:w="120" w:type="dxa"/>
+            </w:tcMar>
+            <w:tcBorders>
+              <w:top w:val="single" w:sz="4" w:space="0" w:color="CCCCCC"/>
+              <w:bottom w:val="single" w:sz="4" w:space="0" w:color="CCCCCC"/>
+              <w:left w:val="single" w:sz="4" w:space="0" w:color="CCCCCC"/>
+              <w:right w:val="single" w:sz="4" w:space="0" w:color="CCCCCC"/>
+            </w:tcBorders>
+          </w:tcPr>
+          <w:p>
+            <w:pPr>
+              <w:spacing w:before="60" w:after="60" w:line="252" w:lineRule="auto"/>
+              <w:jc w:val="left"/>
+            </w:pPr>
+            <w:r/>
+            <w:r>
+              <w:rPr>
+                <w:b/>
+              </w:rPr>
+              <w:t>Thu 01/10</w:t>
+            </w:r>
+          </w:p>
+        </w:tc>
+        <w:tc>
+          <w:tcPr>
+            <w:tcW w:type="dxa" w:w="864"/>
+            <w:shd w:fill="F8FAFC"/>
+            <w:tcMar>
+              <w:top w:w="100" w:type="dxa"/>
+              <w:bottom w:w="100" w:type="dxa"/>
+              <w:left w:w="120" w:type="dxa"/>
+              <w:right w:w="120" w:type="dxa"/>
+            </w:tcMar>
+            <w:tcBorders>
+              <w:top w:val="single" w:sz="4" w:space="0" w:color="CCCCCC"/>
+              <w:bottom w:val="single" w:sz="4" w:space="0" w:color="CCCCCC"/>
+              <w:left w:val="single" w:sz="4" w:space="0" w:color="CCCCCC"/>
+              <w:right w:val="single" w:sz="4" w:space="0" w:color="CCCCCC"/>
+            </w:tcBorders>
+          </w:tcPr>
+          <w:p>
+            <w:pPr>
+              <w:spacing w:before="60" w:after="60" w:line="252" w:lineRule="auto"/>
+              <w:jc w:val="left"/>
+            </w:pPr>
+            <w:r/>
+            <w:r>
+              <w:t>Asia 07-11</w:t>
+            </w:r>
+          </w:p>
+        </w:tc>
+        <w:tc>
+          <w:tcPr>
+            <w:tcW w:type="dxa" w:w="1440"/>
+            <w:shd w:fill="F8FAFC"/>
+            <w:tcMar>
+              <w:top w:w="100" w:type="dxa"/>
+              <w:bottom w:w="100" w:type="dxa"/>
+              <w:left w:w="120" w:type="dxa"/>
+              <w:right w:w="120" w:type="dxa"/>
+            </w:tcMar>
+            <w:tcBorders>
+              <w:top w:val="single" w:sz="4" w:space="0" w:color="CCCCCC"/>
+              <w:bottom w:val="single" w:sz="4" w:space="0" w:color="CCCCCC"/>
+              <w:left w:val="single" w:sz="4" w:space="0" w:color="CCCCCC"/>
+              <w:right w:val="single" w:sz="4" w:space="0" w:color="CCCCCC"/>
+            </w:tcBorders>
+          </w:tcPr>
+          <w:p>
+            <w:pPr>
+              <w:spacing w:before="60" w:after="60" w:line="252" w:lineRule="auto"/>
+              <w:jc w:val="left"/>
+            </w:pPr>
+            <w:r/>
+            <w:r>
+              <w:t>699.00</w:t>
+            </w:r>
+          </w:p>
+        </w:tc>
+        <w:tc>
+          <w:tcPr>
+            <w:tcW w:type="dxa" w:w="2016"/>
+            <w:shd w:fill="F8FAFC"/>
+            <w:tcMar>
+              <w:top w:w="100" w:type="dxa"/>
+              <w:bottom w:w="100" w:type="dxa"/>
+              <w:left w:w="120" w:type="dxa"/>
+              <w:right w:w="120" w:type="dxa"/>
+            </w:tcMar>
+            <w:tcBorders>
+              <w:top w:val="single" w:sz="4" w:space="0" w:color="CCCCCC"/>
+              <w:bottom w:val="single" w:sz="4" w:space="0" w:color="CCCCCC"/>
+              <w:left w:val="single" w:sz="4" w:space="0" w:color="CCCCCC"/>
+              <w:right w:val="single" w:sz="4" w:space="0" w:color="CCCCCC"/>
+            </w:tcBorders>
+          </w:tcPr>
+          <w:p>
+            <w:pPr>
+              <w:spacing w:before="60" w:after="60" w:line="252" w:lineRule="auto"/>
+              <w:jc w:val="left"/>
+            </w:pPr>
+            <w:r/>
+            <w:r>
+              <w:t>709.50</w:t>
+            </w:r>
+          </w:p>
+        </w:tc>
+        <w:tc>
+          <w:tcPr>
+            <w:tcW w:type="dxa" w:w="1152"/>
+            <w:shd w:fill="F8FAFC"/>
+            <w:tcMar>
+              <w:top w:w="100" w:type="dxa"/>
+              <w:bottom w:w="100" w:type="dxa"/>
+              <w:left w:w="120" w:type="dxa"/>
+              <w:right w:w="120" w:type="dxa"/>
+            </w:tcMar>
+            <w:tcBorders>
+              <w:top w:val="single" w:sz="4" w:space="0" w:color="CCCCCC"/>
+              <w:bottom w:val="single" w:sz="4" w:space="0" w:color="CCCCCC"/>
+              <w:left w:val="single" w:sz="4" w:space="0" w:color="CCCCCC"/>
+              <w:right w:val="single" w:sz="4" w:space="0" w:color="CCCCCC"/>
+            </w:tcBorders>
+          </w:tcPr>
+          <w:p>
+            <w:pPr>
+              <w:spacing w:before="60" w:after="60" w:line="252" w:lineRule="auto"/>
+              <w:jc w:val="left"/>
+            </w:pPr>
+            <w:r/>
+            <w:r>
+              <w:t>691.75</w:t>
+            </w:r>
+          </w:p>
+        </w:tc>
+        <w:tc>
+          <w:tcPr>
+            <w:tcW w:type="dxa" w:w="1728"/>
+            <w:shd w:fill="F8FAFC"/>
+            <w:tcMar>
+              <w:top w:w="100" w:type="dxa"/>
+              <w:bottom w:w="100" w:type="dxa"/>
+              <w:left w:w="120" w:type="dxa"/>
+              <w:right w:w="120" w:type="dxa"/>
+            </w:tcMar>
+            <w:tcBorders>
+              <w:top w:val="single" w:sz="4" w:space="0" w:color="CCCCCC"/>
+              <w:bottom w:val="single" w:sz="4" w:space="0" w:color="CCCCCC"/>
+              <w:left w:val="single" w:sz="4" w:space="0" w:color="CCCCCC"/>
+              <w:right w:val="single" w:sz="4" w:space="0" w:color="CCCCCC"/>
+            </w:tcBorders>
+          </w:tcPr>
+          <w:p>
+            <w:pPr>
+              <w:spacing w:before="60" w:after="60" w:line="252" w:lineRule="auto"/>
+              <w:jc w:val="left"/>
+            </w:pPr>
+            <w:r/>
+            <w:r>
+              <w:rPr>
+                <w:b/>
+              </w:rPr>
+              <w:t>698.75</w:t>
+            </w:r>
+          </w:p>
+        </w:tc>
+        <w:tc>
+          <w:tcPr>
+            <w:tcW w:type="dxa" w:w="3456"/>
+            <w:shd w:fill="F8FAFC"/>
+            <w:tcMar>
+              <w:top w:w="100" w:type="dxa"/>
+              <w:bottom w:w="100" w:type="dxa"/>
+              <w:left w:w="120" w:type="dxa"/>
+              <w:right w:w="120" w:type="dxa"/>
+            </w:tcMar>
+            <w:tcBorders>
+              <w:top w:val="single" w:sz="4" w:space="0" w:color="CCCCCC"/>
+              <w:bottom w:val="single" w:sz="4" w:space="0" w:color="CCCCCC"/>
+              <w:left w:val="single" w:sz="4" w:space="0" w:color="CCCCCC"/>
+              <w:right w:val="single" w:sz="4" w:space="0" w:color="CCCCCC"/>
+            </w:tcBorders>
+          </w:tcPr>
+          <w:p>
+            <w:pPr>
+              <w:spacing w:before="60" w:after="60" w:line="252" w:lineRule="auto"/>
+              <w:jc w:val="left"/>
+            </w:pPr>
+            <w:r/>
+            <w:r>
+              <w:rPr>
+                <w:b/>
+              </w:rPr>
+              <w:t>-0.25</w:t>
+            </w:r>
+          </w:p>
+        </w:tc>
+        <w:tc>
+          <w:tcPr>
+            <w:tcW w:type="dxa" w:w="1440"/>
+            <w:shd w:fill="F8FAFC"/>
+            <w:tcMar>
+              <w:top w:w="100" w:type="dxa"/>
+              <w:bottom w:w="100" w:type="dxa"/>
+              <w:left w:w="120" w:type="dxa"/>
+              <w:right w:w="120" w:type="dxa"/>
+            </w:tcMar>
+            <w:tcBorders>
+              <w:top w:val="single" w:sz="4" w:space="0" w:color="CCCCCC"/>
+              <w:bottom w:val="single" w:sz="4" w:space="0" w:color="CCCCCC"/>
+              <w:left w:val="single" w:sz="4" w:space="0" w:color="CCCCCC"/>
+              <w:right w:val="single" w:sz="4" w:space="0" w:color="CCCCCC"/>
+            </w:tcBorders>
+          </w:tcPr>
+          <w:p>
+            <w:pPr>
+              <w:spacing w:before="60" w:after="60" w:line="252" w:lineRule="auto"/>
+              <w:jc w:val="left"/>
+            </w:pPr>
+            <w:r/>
+            <w:r>
+              <w:t>BEAR</w:t>
+            </w:r>
+          </w:p>
+        </w:tc>
+      </w:tr>
+      <w:tr>
+        <w:tc>
+          <w:tcPr>
+            <w:tcW w:type="dxa" w:w="1584"/>
+            <w:shd w:fill="FFFFFF"/>
+            <w:tcMar>
+              <w:top w:w="100" w:type="dxa"/>
+              <w:bottom w:w="100" w:type="dxa"/>
+              <w:left w:w="120" w:type="dxa"/>
+              <w:right w:w="120" w:type="dxa"/>
+            </w:tcMar>
+            <w:tcBorders>
+              <w:top w:val="single" w:sz="4" w:space="0" w:color="CCCCCC"/>
+              <w:bottom w:val="single" w:sz="4" w:space="0" w:color="CCCCCC"/>
+              <w:left w:val="single" w:sz="4" w:space="0" w:color="CCCCCC"/>
+              <w:right w:val="single" w:sz="4" w:space="0" w:color="CCCCCC"/>
+            </w:tcBorders>
+          </w:tcPr>
+          <w:p>
+            <w:pPr>
+              <w:spacing w:before="60" w:after="60" w:line="252" w:lineRule="auto"/>
+              <w:jc w:val="left"/>
+            </w:pPr>
+            <w:r/>
+            <w:r>
+              <w:rPr>
+                <w:b/>
+              </w:rPr>
+              <w:t>Thu 01/10</w:t>
+            </w:r>
+          </w:p>
+        </w:tc>
+        <w:tc>
+          <w:tcPr>
+            <w:tcW w:type="dxa" w:w="864"/>
+            <w:shd w:fill="FFFFFF"/>
+            <w:tcMar>
+              <w:top w:w="100" w:type="dxa"/>
+              <w:bottom w:w="100" w:type="dxa"/>
+              <w:left w:w="120" w:type="dxa"/>
+              <w:right w:w="120" w:type="dxa"/>
+            </w:tcMar>
+            <w:tcBorders>
+              <w:top w:val="single" w:sz="4" w:space="0" w:color="CCCCCC"/>
+              <w:bottom w:val="single" w:sz="4" w:space="0" w:color="CCCCCC"/>
+              <w:left w:val="single" w:sz="4" w:space="0" w:color="CCCCCC"/>
+              <w:right w:val="single" w:sz="4" w:space="0" w:color="CCCCCC"/>
+            </w:tcBorders>
+          </w:tcPr>
+          <w:p>
+            <w:pPr>
+              <w:spacing w:before="60" w:after="60" w:line="252" w:lineRule="auto"/>
+              <w:jc w:val="left"/>
+            </w:pPr>
+            <w:r/>
+            <w:r>
+              <w:t>Asia 11-15</w:t>
+            </w:r>
+          </w:p>
+        </w:tc>
+        <w:tc>
+          <w:tcPr>
+            <w:tcW w:type="dxa" w:w="1440"/>
+            <w:shd w:fill="FFFFFF"/>
+            <w:tcMar>
+              <w:top w:w="100" w:type="dxa"/>
+              <w:bottom w:w="100" w:type="dxa"/>
+              <w:left w:w="120" w:type="dxa"/>
+              <w:right w:w="120" w:type="dxa"/>
+            </w:tcMar>
+            <w:tcBorders>
+              <w:top w:val="single" w:sz="4" w:space="0" w:color="CCCCCC"/>
+              <w:bottom w:val="single" w:sz="4" w:space="0" w:color="CCCCCC"/>
+              <w:left w:val="single" w:sz="4" w:space="0" w:color="CCCCCC"/>
+              <w:right w:val="single" w:sz="4" w:space="0" w:color="CCCCCC"/>
+            </w:tcBorders>
+          </w:tcPr>
+          <w:p>
+            <w:pPr>
+              <w:spacing w:before="60" w:after="60" w:line="252" w:lineRule="auto"/>
+              <w:jc w:val="left"/>
+            </w:pPr>
+            <w:r/>
+            <w:r>
+              <w:t>698.75</w:t>
+            </w:r>
+          </w:p>
+        </w:tc>
+        <w:tc>
+          <w:tcPr>
+            <w:tcW w:type="dxa" w:w="2016"/>
+            <w:shd w:fill="FFFFFF"/>
+            <w:tcMar>
+              <w:top w:w="100" w:type="dxa"/>
+              <w:bottom w:w="100" w:type="dxa"/>
+              <w:left w:w="120" w:type="dxa"/>
+              <w:right w:w="120" w:type="dxa"/>
+            </w:tcMar>
+            <w:tcBorders>
+              <w:top w:val="single" w:sz="4" w:space="0" w:color="CCCCCC"/>
+              <w:bottom w:val="single" w:sz="4" w:space="0" w:color="CCCCCC"/>
+              <w:left w:val="single" w:sz="4" w:space="0" w:color="CCCCCC"/>
+              <w:right w:val="single" w:sz="4" w:space="0" w:color="CCCCCC"/>
+            </w:tcBorders>
+          </w:tcPr>
+          <w:p>
+            <w:pPr>
+              <w:spacing w:before="60" w:after="60" w:line="252" w:lineRule="auto"/>
+              <w:jc w:val="left"/>
+            </w:pPr>
+            <w:r/>
+            <w:r>
+              <w:t>708.50</w:t>
+            </w:r>
+          </w:p>
+        </w:tc>
+        <w:tc>
+          <w:tcPr>
+            <w:tcW w:type="dxa" w:w="1152"/>
+            <w:shd w:fill="FFFFFF"/>
+            <w:tcMar>
+              <w:top w:w="100" w:type="dxa"/>
+              <w:bottom w:w="100" w:type="dxa"/>
+              <w:left w:w="120" w:type="dxa"/>
+              <w:right w:w="120" w:type="dxa"/>
+            </w:tcMar>
+            <w:tcBorders>
+              <w:top w:val="single" w:sz="4" w:space="0" w:color="CCCCCC"/>
+              <w:bottom w:val="single" w:sz="4" w:space="0" w:color="CCCCCC"/>
+              <w:left w:val="single" w:sz="4" w:space="0" w:color="CCCCCC"/>
+              <w:right w:val="single" w:sz="4" w:space="0" w:color="CCCCCC"/>
+            </w:tcBorders>
+          </w:tcPr>
+          <w:p>
+            <w:pPr>
+              <w:spacing w:before="60" w:after="60" w:line="252" w:lineRule="auto"/>
+              <w:jc w:val="left"/>
+            </w:pPr>
+            <w:r/>
+            <w:r>
+              <w:t>689.00</w:t>
+            </w:r>
+          </w:p>
+        </w:tc>
+        <w:tc>
+          <w:tcPr>
+            <w:tcW w:type="dxa" w:w="1728"/>
+            <w:shd w:fill="FFFFFF"/>
+            <w:tcMar>
+              <w:top w:w="100" w:type="dxa"/>
+              <w:bottom w:w="100" w:type="dxa"/>
+              <w:left w:w="120" w:type="dxa"/>
+              <w:right w:w="120" w:type="dxa"/>
+            </w:tcMar>
+            <w:tcBorders>
+              <w:top w:val="single" w:sz="4" w:space="0" w:color="CCCCCC"/>
+              <w:bottom w:val="single" w:sz="4" w:space="0" w:color="CCCCCC"/>
+              <w:left w:val="single" w:sz="4" w:space="0" w:color="CCCCCC"/>
+              <w:right w:val="single" w:sz="4" w:space="0" w:color="CCCCCC"/>
+            </w:tcBorders>
+          </w:tcPr>
+          <w:p>
+            <w:pPr>
+              <w:spacing w:before="60" w:after="60" w:line="252" w:lineRule="auto"/>
+              <w:jc w:val="left"/>
+            </w:pPr>
+            <w:r/>
+            <w:r>
+              <w:rPr>
+                <w:b/>
+              </w:rPr>
+              <w:t>699.25</w:t>
+            </w:r>
+          </w:p>
+        </w:tc>
+        <w:tc>
+          <w:tcPr>
+            <w:tcW w:type="dxa" w:w="3456"/>
+            <w:shd w:fill="FFFFFF"/>
+            <w:tcMar>
+              <w:top w:w="100" w:type="dxa"/>
+              <w:bottom w:w="100" w:type="dxa"/>
+              <w:left w:w="120" w:type="dxa"/>
+              <w:right w:w="120" w:type="dxa"/>
+            </w:tcMar>
+            <w:tcBorders>
+              <w:top w:val="single" w:sz="4" w:space="0" w:color="CCCCCC"/>
+              <w:bottom w:val="single" w:sz="4" w:space="0" w:color="CCCCCC"/>
+              <w:left w:val="single" w:sz="4" w:space="0" w:color="CCCCCC"/>
+              <w:right w:val="single" w:sz="4" w:space="0" w:color="CCCCCC"/>
+            </w:tcBorders>
+          </w:tcPr>
+          <w:p>
+            <w:pPr>
+              <w:spacing w:before="60" w:after="60" w:line="252" w:lineRule="auto"/>
+              <w:jc w:val="left"/>
+            </w:pPr>
+            <w:r/>
+            <w:r>
+              <w:rPr>
+                <w:b/>
+              </w:rPr>
+              <w:t>+0.50</w:t>
+            </w:r>
+          </w:p>
+        </w:tc>
+        <w:tc>
+          <w:tcPr>
+            <w:tcW w:type="dxa" w:w="1440"/>
+            <w:shd w:fill="FFFFFF"/>
+            <w:tcMar>
+              <w:top w:w="100" w:type="dxa"/>
+              <w:bottom w:w="100" w:type="dxa"/>
+              <w:left w:w="120" w:type="dxa"/>
+              <w:right w:w="120" w:type="dxa"/>
+            </w:tcMar>
+            <w:tcBorders>
+              <w:top w:val="single" w:sz="4" w:space="0" w:color="CCCCCC"/>
+              <w:bottom w:val="single" w:sz="4" w:space="0" w:color="CCCCCC"/>
+              <w:left w:val="single" w:sz="4" w:space="0" w:color="CCCCCC"/>
+              <w:right w:val="single" w:sz="4" w:space="0" w:color="CCCCCC"/>
+            </w:tcBorders>
+          </w:tcPr>
+          <w:p>
+            <w:pPr>
+              <w:spacing w:before="60" w:after="60" w:line="252" w:lineRule="auto"/>
+              <w:jc w:val="left"/>
+            </w:pPr>
+            <w:r/>
+            <w:r>
+              <w:t>BULL</w:t>
+            </w:r>
+          </w:p>
+        </w:tc>
+      </w:tr>
+      <w:tr>
+        <w:tc>
+          <w:tcPr>
+            <w:tcW w:type="dxa" w:w="1584"/>
+            <w:shd w:fill="F8FAFC"/>
+            <w:tcMar>
+              <w:top w:w="100" w:type="dxa"/>
+              <w:bottom w:w="100" w:type="dxa"/>
+              <w:left w:w="120" w:type="dxa"/>
+              <w:right w:w="120" w:type="dxa"/>
+            </w:tcMar>
+            <w:tcBorders>
+              <w:top w:val="single" w:sz="4" w:space="0" w:color="CCCCCC"/>
+              <w:bottom w:val="single" w:sz="4" w:space="0" w:color="CCCCCC"/>
+              <w:left w:val="single" w:sz="4" w:space="0" w:color="CCCCCC"/>
+              <w:right w:val="single" w:sz="4" w:space="0" w:color="CCCCCC"/>
+            </w:tcBorders>
+          </w:tcPr>
+          <w:p>
+            <w:pPr>
+              <w:spacing w:before="60" w:after="60" w:line="252" w:lineRule="auto"/>
+              <w:jc w:val="left"/>
+            </w:pPr>
+            <w:r/>
+            <w:r>
+              <w:rPr>
+                <w:b/>
+              </w:rPr>
+              <w:t>Thu 01/10</w:t>
+            </w:r>
+          </w:p>
+        </w:tc>
+        <w:tc>
+          <w:tcPr>
+            <w:tcW w:type="dxa" w:w="864"/>
+            <w:shd w:fill="F8FAFC"/>
+            <w:tcMar>
+              <w:top w:w="100" w:type="dxa"/>
+              <w:bottom w:w="100" w:type="dxa"/>
+              <w:left w:w="120" w:type="dxa"/>
+              <w:right w:w="120" w:type="dxa"/>
+            </w:tcMar>
+            <w:tcBorders>
+              <w:top w:val="single" w:sz="4" w:space="0" w:color="CCCCCC"/>
+              <w:bottom w:val="single" w:sz="4" w:space="0" w:color="CCCCCC"/>
+              <w:left w:val="single" w:sz="4" w:space="0" w:color="CCCCCC"/>
+              <w:right w:val="single" w:sz="4" w:space="0" w:color="CCCCCC"/>
+            </w:tcBorders>
+          </w:tcPr>
+          <w:p>
+            <w:pPr>
+              <w:spacing w:before="60" w:after="60" w:line="252" w:lineRule="auto"/>
+              <w:jc w:val="left"/>
+            </w:pPr>
+            <w:r/>
+            <w:r>
+              <w:t>London 15-19</w:t>
+            </w:r>
+          </w:p>
+        </w:tc>
+        <w:tc>
+          <w:tcPr>
+            <w:tcW w:type="dxa" w:w="1440"/>
+            <w:shd w:fill="F8FAFC"/>
+            <w:tcMar>
+              <w:top w:w="100" w:type="dxa"/>
+              <w:bottom w:w="100" w:type="dxa"/>
+              <w:left w:w="120" w:type="dxa"/>
+              <w:right w:w="120" w:type="dxa"/>
+            </w:tcMar>
+            <w:tcBorders>
+              <w:top w:val="single" w:sz="4" w:space="0" w:color="CCCCCC"/>
+              <w:bottom w:val="single" w:sz="4" w:space="0" w:color="CCCCCC"/>
+              <w:left w:val="single" w:sz="4" w:space="0" w:color="CCCCCC"/>
+              <w:right w:val="single" w:sz="4" w:space="0" w:color="CCCCCC"/>
+            </w:tcBorders>
+          </w:tcPr>
+          <w:p>
+            <w:pPr>
+              <w:spacing w:before="60" w:after="60" w:line="252" w:lineRule="auto"/>
+              <w:jc w:val="left"/>
+            </w:pPr>
+            <w:r/>
+            <w:r>
+              <w:t>699.25</w:t>
+            </w:r>
+          </w:p>
+        </w:tc>
+        <w:tc>
+          <w:tcPr>
+            <w:tcW w:type="dxa" w:w="2016"/>
+            <w:shd w:fill="F8FAFC"/>
+            <w:tcMar>
+              <w:top w:w="100" w:type="dxa"/>
+              <w:bottom w:w="100" w:type="dxa"/>
+              <w:left w:w="120" w:type="dxa"/>
+              <w:right w:w="120" w:type="dxa"/>
+            </w:tcMar>
+            <w:tcBorders>
+              <w:top w:val="single" w:sz="4" w:space="0" w:color="CCCCCC"/>
+              <w:bottom w:val="single" w:sz="4" w:space="0" w:color="CCCCCC"/>
+              <w:left w:val="single" w:sz="4" w:space="0" w:color="CCCCCC"/>
+              <w:right w:val="single" w:sz="4" w:space="0" w:color="CCCCCC"/>
+            </w:tcBorders>
+          </w:tcPr>
+          <w:p>
+            <w:pPr>
+              <w:spacing w:before="60" w:after="60" w:line="252" w:lineRule="auto"/>
+              <w:jc w:val="left"/>
+            </w:pPr>
+            <w:r/>
+            <w:r>
+              <w:t>710.00</w:t>
+            </w:r>
+          </w:p>
+        </w:tc>
+        <w:tc>
+          <w:tcPr>
+            <w:tcW w:type="dxa" w:w="1152"/>
+            <w:shd w:fill="F8FAFC"/>
+            <w:tcMar>
+              <w:top w:w="100" w:type="dxa"/>
+              <w:bottom w:w="100" w:type="dxa"/>
+              <w:left w:w="120" w:type="dxa"/>
+              <w:right w:w="120" w:type="dxa"/>
+            </w:tcMar>
+            <w:tcBorders>
+              <w:top w:val="single" w:sz="4" w:space="0" w:color="CCCCCC"/>
+              <w:bottom w:val="single" w:sz="4" w:space="0" w:color="CCCCCC"/>
+              <w:left w:val="single" w:sz="4" w:space="0" w:color="CCCCCC"/>
+              <w:right w:val="single" w:sz="4" w:space="0" w:color="CCCCCC"/>
+            </w:tcBorders>
+          </w:tcPr>
+          <w:p>
+            <w:pPr>
+              <w:spacing w:before="60" w:after="60" w:line="252" w:lineRule="auto"/>
+              <w:jc w:val="left"/>
+            </w:pPr>
+            <w:r/>
+            <w:r>
+              <w:t>692.00</w:t>
+            </w:r>
+          </w:p>
+        </w:tc>
+        <w:tc>
+          <w:tcPr>
+            <w:tcW w:type="dxa" w:w="1728"/>
+            <w:shd w:fill="F8FAFC"/>
+            <w:tcMar>
+              <w:top w:w="100" w:type="dxa"/>
+              <w:bottom w:w="100" w:type="dxa"/>
+              <w:left w:w="120" w:type="dxa"/>
+              <w:right w:w="120" w:type="dxa"/>
+            </w:tcMar>
+            <w:tcBorders>
+              <w:top w:val="single" w:sz="4" w:space="0" w:color="CCCCCC"/>
+              <w:bottom w:val="single" w:sz="4" w:space="0" w:color="CCCCCC"/>
+              <w:left w:val="single" w:sz="4" w:space="0" w:color="CCCCCC"/>
+              <w:right w:val="single" w:sz="4" w:space="0" w:color="CCCCCC"/>
+            </w:tcBorders>
+          </w:tcPr>
+          <w:p>
+            <w:pPr>
+              <w:spacing w:before="60" w:after="60" w:line="252" w:lineRule="auto"/>
+              <w:jc w:val="left"/>
+            </w:pPr>
+            <w:r/>
+            <w:r>
+              <w:rPr>
+                <w:b/>
+              </w:rPr>
+              <w:t>700.00</w:t>
+            </w:r>
+          </w:p>
+        </w:tc>
+        <w:tc>
+          <w:tcPr>
+            <w:tcW w:type="dxa" w:w="3456"/>
+            <w:shd w:fill="F8FAFC"/>
+            <w:tcMar>
+              <w:top w:w="100" w:type="dxa"/>
+              <w:bottom w:w="100" w:type="dxa"/>
+              <w:left w:w="120" w:type="dxa"/>
+              <w:right w:w="120" w:type="dxa"/>
+            </w:tcMar>
+            <w:tcBorders>
+              <w:top w:val="single" w:sz="4" w:space="0" w:color="CCCCCC"/>
+              <w:bottom w:val="single" w:sz="4" w:space="0" w:color="CCCCCC"/>
+              <w:left w:val="single" w:sz="4" w:space="0" w:color="CCCCCC"/>
+              <w:right w:val="single" w:sz="4" w:space="0" w:color="CCCCCC"/>
+            </w:tcBorders>
+          </w:tcPr>
+          <w:p>
+            <w:pPr>
+              <w:spacing w:before="60" w:after="60" w:line="252" w:lineRule="auto"/>
+              <w:jc w:val="left"/>
+            </w:pPr>
+            <w:r/>
+            <w:r>
+              <w:rPr>
+                <w:b/>
+              </w:rPr>
+              <w:t>+0.75</w:t>
+            </w:r>
+          </w:p>
+        </w:tc>
+        <w:tc>
+          <w:tcPr>
+            <w:tcW w:type="dxa" w:w="1440"/>
+            <w:shd w:fill="F8FAFC"/>
+            <w:tcMar>
+              <w:top w:w="100" w:type="dxa"/>
+              <w:bottom w:w="100" w:type="dxa"/>
+              <w:left w:w="120" w:type="dxa"/>
+              <w:right w:w="120" w:type="dxa"/>
+            </w:tcMar>
+            <w:tcBorders>
+              <w:top w:val="single" w:sz="4" w:space="0" w:color="CCCCCC"/>
+              <w:bottom w:val="single" w:sz="4" w:space="0" w:color="CCCCCC"/>
+              <w:left w:val="single" w:sz="4" w:space="0" w:color="CCCCCC"/>
+              <w:right w:val="single" w:sz="4" w:space="0" w:color="CCCCCC"/>
+            </w:tcBorders>
+          </w:tcPr>
+          <w:p>
+            <w:pPr>
+              <w:spacing w:before="60" w:after="60" w:line="252" w:lineRule="auto"/>
+              <w:jc w:val="left"/>
+            </w:pPr>
+            <w:r/>
+            <w:r>
+              <w:t>BULL</w:t>
+            </w:r>
+          </w:p>
+        </w:tc>
+      </w:tr>
+      <w:tr>
+        <w:tc>
+          <w:tcPr>
+            <w:tcW w:type="dxa" w:w="1584"/>
+            <w:shd w:fill="FFFFFF"/>
+            <w:tcMar>
+              <w:top w:w="100" w:type="dxa"/>
+              <w:bottom w:w="100" w:type="dxa"/>
+              <w:left w:w="120" w:type="dxa"/>
+              <w:right w:w="120" w:type="dxa"/>
+            </w:tcMar>
+            <w:tcBorders>
+              <w:top w:val="single" w:sz="4" w:space="0" w:color="CCCCCC"/>
+              <w:bottom w:val="single" w:sz="4" w:space="0" w:color="CCCCCC"/>
+              <w:left w:val="single" w:sz="4" w:space="0" w:color="CCCCCC"/>
+              <w:right w:val="single" w:sz="4" w:space="0" w:color="CCCCCC"/>
+            </w:tcBorders>
+          </w:tcPr>
+          <w:p>
+            <w:pPr>
+              <w:spacing w:before="60" w:after="60" w:line="252" w:lineRule="auto"/>
+              <w:jc w:val="left"/>
+            </w:pPr>
+            <w:r/>
+            <w:r>
+              <w:rPr>
+                <w:b/>
+              </w:rPr>
+              <w:t>Thu 01/10</w:t>
+            </w:r>
+          </w:p>
+        </w:tc>
+        <w:tc>
+          <w:tcPr>
+            <w:tcW w:type="dxa" w:w="864"/>
+            <w:shd w:fill="FFFFFF"/>
+            <w:tcMar>
+              <w:top w:w="100" w:type="dxa"/>
+              <w:bottom w:w="100" w:type="dxa"/>
+              <w:left w:w="120" w:type="dxa"/>
+              <w:right w:w="120" w:type="dxa"/>
+            </w:tcMar>
+            <w:tcBorders>
+              <w:top w:val="single" w:sz="4" w:space="0" w:color="CCCCCC"/>
+              <w:bottom w:val="single" w:sz="4" w:space="0" w:color="CCCCCC"/>
+              <w:left w:val="single" w:sz="4" w:space="0" w:color="CCCCCC"/>
+              <w:right w:val="single" w:sz="4" w:space="0" w:color="CCCCCC"/>
+            </w:tcBorders>
+          </w:tcPr>
+          <w:p>
+            <w:pPr>
+              <w:spacing w:before="60" w:after="60" w:line="252" w:lineRule="auto"/>
+              <w:jc w:val="left"/>
+            </w:pPr>
+            <w:r/>
+            <w:r>
+              <w:t>Pre-NY 19-21</w:t>
+            </w:r>
+          </w:p>
+        </w:tc>
+        <w:tc>
+          <w:tcPr>
+            <w:tcW w:type="dxa" w:w="1440"/>
+            <w:shd w:fill="FFFFFF"/>
+            <w:tcMar>
+              <w:top w:w="100" w:type="dxa"/>
+              <w:bottom w:w="100" w:type="dxa"/>
+              <w:left w:w="120" w:type="dxa"/>
+              <w:right w:w="120" w:type="dxa"/>
+            </w:tcMar>
+            <w:tcBorders>
+              <w:top w:val="single" w:sz="4" w:space="0" w:color="CCCCCC"/>
+              <w:bottom w:val="single" w:sz="4" w:space="0" w:color="CCCCCC"/>
+              <w:left w:val="single" w:sz="4" w:space="0" w:color="CCCCCC"/>
+              <w:right w:val="single" w:sz="4" w:space="0" w:color="CCCCCC"/>
+            </w:tcBorders>
+          </w:tcPr>
+          <w:p>
+            <w:pPr>
+              <w:spacing w:before="60" w:after="60" w:line="252" w:lineRule="auto"/>
+              <w:jc w:val="left"/>
+            </w:pPr>
+            <w:r/>
+            <w:r>
+              <w:t>700.00</w:t>
+            </w:r>
+          </w:p>
+        </w:tc>
+        <w:tc>
+          <w:tcPr>
+            <w:tcW w:type="dxa" w:w="2016"/>
+            <w:shd w:fill="FFFFFF"/>
+            <w:tcMar>
+              <w:top w:w="100" w:type="dxa"/>
+              <w:bottom w:w="100" w:type="dxa"/>
+              <w:left w:w="120" w:type="dxa"/>
+              <w:right w:w="120" w:type="dxa"/>
+            </w:tcMar>
+            <w:tcBorders>
+              <w:top w:val="single" w:sz="4" w:space="0" w:color="CCCCCC"/>
+              <w:bottom w:val="single" w:sz="4" w:space="0" w:color="CCCCCC"/>
+              <w:left w:val="single" w:sz="4" w:space="0" w:color="CCCCCC"/>
+              <w:right w:val="single" w:sz="4" w:space="0" w:color="CCCCCC"/>
+            </w:tcBorders>
+          </w:tcPr>
+          <w:p>
+            <w:pPr>
+              <w:spacing w:before="60" w:after="60" w:line="252" w:lineRule="auto"/>
+              <w:jc w:val="left"/>
+            </w:pPr>
+            <w:r/>
+            <w:r>
+              <w:t>706.50</w:t>
+            </w:r>
+          </w:p>
+        </w:tc>
+        <w:tc>
+          <w:tcPr>
+            <w:tcW w:type="dxa" w:w="1152"/>
+            <w:shd w:fill="FFFFFF"/>
+            <w:tcMar>
+              <w:top w:w="100" w:type="dxa"/>
+              <w:bottom w:w="100" w:type="dxa"/>
+              <w:left w:w="120" w:type="dxa"/>
+              <w:right w:w="120" w:type="dxa"/>
+            </w:tcMar>
+            <w:tcBorders>
+              <w:top w:val="single" w:sz="4" w:space="0" w:color="CCCCCC"/>
+              <w:bottom w:val="single" w:sz="4" w:space="0" w:color="CCCCCC"/>
+              <w:left w:val="single" w:sz="4" w:space="0" w:color="CCCCCC"/>
+              <w:right w:val="single" w:sz="4" w:space="0" w:color="CCCCCC"/>
+            </w:tcBorders>
+          </w:tcPr>
+          <w:p>
+            <w:pPr>
+              <w:spacing w:before="60" w:after="60" w:line="252" w:lineRule="auto"/>
+              <w:jc w:val="left"/>
+            </w:pPr>
+            <w:r/>
+            <w:r>
+              <w:t>691.50</w:t>
+            </w:r>
+          </w:p>
+        </w:tc>
+        <w:tc>
+          <w:tcPr>
+            <w:tcW w:type="dxa" w:w="1728"/>
+            <w:shd w:fill="FFFFFF"/>
+            <w:tcMar>
+              <w:top w:w="100" w:type="dxa"/>
+              <w:bottom w:w="100" w:type="dxa"/>
+              <w:left w:w="120" w:type="dxa"/>
+              <w:right w:w="120" w:type="dxa"/>
+            </w:tcMar>
+            <w:tcBorders>
+              <w:top w:val="single" w:sz="4" w:space="0" w:color="CCCCCC"/>
+              <w:bottom w:val="single" w:sz="4" w:space="0" w:color="CCCCCC"/>
+              <w:left w:val="single" w:sz="4" w:space="0" w:color="CCCCCC"/>
+              <w:right w:val="single" w:sz="4" w:space="0" w:color="CCCCCC"/>
+            </w:tcBorders>
+          </w:tcPr>
+          <w:p>
+            <w:pPr>
+              <w:spacing w:before="60" w:after="60" w:line="252" w:lineRule="auto"/>
+              <w:jc w:val="left"/>
+            </w:pPr>
+            <w:r/>
+            <w:r>
+              <w:rPr>
+                <w:b/>
+              </w:rPr>
+              <w:t>700.50</w:t>
+            </w:r>
+          </w:p>
+        </w:tc>
+        <w:tc>
+          <w:tcPr>
+            <w:tcW w:type="dxa" w:w="3456"/>
+            <w:shd w:fill="FFFFFF"/>
+            <w:tcMar>
+              <w:top w:w="100" w:type="dxa"/>
+              <w:bottom w:w="100" w:type="dxa"/>
+              <w:left w:w="120" w:type="dxa"/>
+              <w:right w:w="120" w:type="dxa"/>
+            </w:tcMar>
+            <w:tcBorders>
+              <w:top w:val="single" w:sz="4" w:space="0" w:color="CCCCCC"/>
+              <w:bottom w:val="single" w:sz="4" w:space="0" w:color="CCCCCC"/>
+              <w:left w:val="single" w:sz="4" w:space="0" w:color="CCCCCC"/>
+              <w:right w:val="single" w:sz="4" w:space="0" w:color="CCCCCC"/>
+            </w:tcBorders>
+          </w:tcPr>
+          <w:p>
+            <w:pPr>
+              <w:spacing w:before="60" w:after="60" w:line="252" w:lineRule="auto"/>
+              <w:jc w:val="left"/>
+            </w:pPr>
+            <w:r/>
+            <w:r>
+              <w:rPr>
+                <w:b/>
+              </w:rPr>
+              <w:t>+0.50</w:t>
+            </w:r>
+          </w:p>
+        </w:tc>
+        <w:tc>
+          <w:tcPr>
+            <w:tcW w:type="dxa" w:w="1440"/>
+            <w:shd w:fill="FFFFFF"/>
+            <w:tcMar>
+              <w:top w:w="100" w:type="dxa"/>
+              <w:bottom w:w="100" w:type="dxa"/>
+              <w:left w:w="120" w:type="dxa"/>
+              <w:right w:w="120" w:type="dxa"/>
+            </w:tcMar>
+            <w:tcBorders>
+              <w:top w:val="single" w:sz="4" w:space="0" w:color="CCCCCC"/>
+              <w:bottom w:val="single" w:sz="4" w:space="0" w:color="CCCCCC"/>
+              <w:left w:val="single" w:sz="4" w:space="0" w:color="CCCCCC"/>
+              <w:right w:val="single" w:sz="4" w:space="0" w:color="CCCCCC"/>
+            </w:tcBorders>
+          </w:tcPr>
+          <w:p>
+            <w:pPr>
+              <w:spacing w:before="60" w:after="60" w:line="252" w:lineRule="auto"/>
+              <w:jc w:val="left"/>
+            </w:pPr>
+            <w:r/>
+            <w:r>
+              <w:t>BULL</w:t>
+            </w:r>
+          </w:p>
+        </w:tc>
+      </w:tr>
+      <w:tr>
+        <w:tc>
+          <w:tcPr>
+            <w:tcW w:type="dxa" w:w="1584"/>
+            <w:shd w:fill="F8FAFC"/>
+            <w:tcMar>
+              <w:top w:w="100" w:type="dxa"/>
+              <w:bottom w:w="100" w:type="dxa"/>
+              <w:left w:w="120" w:type="dxa"/>
+              <w:right w:w="120" w:type="dxa"/>
+            </w:tcMar>
+            <w:tcBorders>
+              <w:top w:val="single" w:sz="4" w:space="0" w:color="CCCCCC"/>
+              <w:bottom w:val="single" w:sz="4" w:space="0" w:color="CCCCCC"/>
+              <w:left w:val="single" w:sz="4" w:space="0" w:color="CCCCCC"/>
+              <w:right w:val="single" w:sz="4" w:space="0" w:color="CCCCCC"/>
+            </w:tcBorders>
+          </w:tcPr>
+          <w:p>
+            <w:pPr>
+              <w:spacing w:before="60" w:after="60" w:line="252" w:lineRule="auto"/>
+              <w:jc w:val="left"/>
+            </w:pPr>
+            <w:r/>
+            <w:r>
+              <w:rPr>
+                <w:b/>
+              </w:rPr>
+              <w:t>Thu 01/10</w:t>
+            </w:r>
+          </w:p>
+        </w:tc>
+        <w:tc>
+          <w:tcPr>
+            <w:tcW w:type="dxa" w:w="864"/>
+            <w:shd w:fill="F8FAFC"/>
+            <w:tcMar>
+              <w:top w:w="100" w:type="dxa"/>
+              <w:bottom w:w="100" w:type="dxa"/>
+              <w:left w:w="120" w:type="dxa"/>
+              <w:right w:w="120" w:type="dxa"/>
+            </w:tcMar>
+            <w:tcBorders>
+              <w:top w:val="single" w:sz="4" w:space="0" w:color="CCCCCC"/>
+              <w:bottom w:val="single" w:sz="4" w:space="0" w:color="CCCCCC"/>
+              <w:left w:val="single" w:sz="4" w:space="0" w:color="CCCCCC"/>
+              <w:right w:val="single" w:sz="4" w:space="0" w:color="CCCCCC"/>
+            </w:tcBorders>
+          </w:tcPr>
+          <w:p>
+            <w:pPr>
+              <w:spacing w:before="60" w:after="60" w:line="252" w:lineRule="auto"/>
+              <w:jc w:val="left"/>
+            </w:pPr>
+            <w:r/>
+            <w:r>
+              <w:t>NY Open 21-23</w:t>
+            </w:r>
+          </w:p>
+        </w:tc>
+        <w:tc>
+          <w:tcPr>
+            <w:tcW w:type="dxa" w:w="1440"/>
+            <w:shd w:fill="F8FAFC"/>
+            <w:tcMar>
+              <w:top w:w="100" w:type="dxa"/>
+              <w:bottom w:w="100" w:type="dxa"/>
+              <w:left w:w="120" w:type="dxa"/>
+              <w:right w:w="120" w:type="dxa"/>
+            </w:tcMar>
+            <w:tcBorders>
+              <w:top w:val="single" w:sz="4" w:space="0" w:color="CCCCCC"/>
+              <w:bottom w:val="single" w:sz="4" w:space="0" w:color="CCCCCC"/>
+              <w:left w:val="single" w:sz="4" w:space="0" w:color="CCCCCC"/>
+              <w:right w:val="single" w:sz="4" w:space="0" w:color="CCCCCC"/>
+            </w:tcBorders>
+          </w:tcPr>
+          <w:p>
+            <w:pPr>
+              <w:spacing w:before="60" w:after="60" w:line="252" w:lineRule="auto"/>
+              <w:jc w:val="left"/>
+            </w:pPr>
+            <w:r/>
+            <w:r>
+              <w:t>700.50</w:t>
+            </w:r>
+          </w:p>
+        </w:tc>
+        <w:tc>
+          <w:tcPr>
+            <w:tcW w:type="dxa" w:w="2016"/>
+            <w:shd w:fill="F8FAFC"/>
+            <w:tcMar>
+              <w:top w:w="100" w:type="dxa"/>
+              <w:bottom w:w="100" w:type="dxa"/>
+              <w:left w:w="120" w:type="dxa"/>
+              <w:right w:w="120" w:type="dxa"/>
+            </w:tcMar>
+            <w:tcBorders>
+              <w:top w:val="single" w:sz="4" w:space="0" w:color="CCCCCC"/>
+              <w:bottom w:val="single" w:sz="4" w:space="0" w:color="CCCCCC"/>
+              <w:left w:val="single" w:sz="4" w:space="0" w:color="CCCCCC"/>
+              <w:right w:val="single" w:sz="4" w:space="0" w:color="CCCCCC"/>
+            </w:tcBorders>
+          </w:tcPr>
+          <w:p>
+            <w:pPr>
+              <w:spacing w:before="60" w:after="60" w:line="252" w:lineRule="auto"/>
+              <w:jc w:val="left"/>
+            </w:pPr>
+            <w:r/>
+            <w:r>
+              <w:t>711.50</w:t>
+            </w:r>
+          </w:p>
+        </w:tc>
+        <w:tc>
+          <w:tcPr>
+            <w:tcW w:type="dxa" w:w="1152"/>
+            <w:shd w:fill="F8FAFC"/>
+            <w:tcMar>
+              <w:top w:w="100" w:type="dxa"/>
+              <w:bottom w:w="100" w:type="dxa"/>
+              <w:left w:w="120" w:type="dxa"/>
+              <w:right w:w="120" w:type="dxa"/>
+            </w:tcMar>
+            <w:tcBorders>
+              <w:top w:val="single" w:sz="4" w:space="0" w:color="CCCCCC"/>
+              <w:bottom w:val="single" w:sz="4" w:space="0" w:color="CCCCCC"/>
+              <w:left w:val="single" w:sz="4" w:space="0" w:color="CCCCCC"/>
+              <w:right w:val="single" w:sz="4" w:space="0" w:color="CCCCCC"/>
+            </w:tcBorders>
+          </w:tcPr>
+          <w:p>
+            <w:pPr>
+              <w:spacing w:before="60" w:after="60" w:line="252" w:lineRule="auto"/>
+              <w:jc w:val="left"/>
+            </w:pPr>
+            <w:r/>
+            <w:r>
+              <w:t>688.75</w:t>
+            </w:r>
+          </w:p>
+        </w:tc>
+        <w:tc>
+          <w:tcPr>
+            <w:tcW w:type="dxa" w:w="1728"/>
+            <w:shd w:fill="F8FAFC"/>
+            <w:tcMar>
+              <w:top w:w="100" w:type="dxa"/>
+              <w:bottom w:w="100" w:type="dxa"/>
+              <w:left w:w="120" w:type="dxa"/>
+              <w:right w:w="120" w:type="dxa"/>
+            </w:tcMar>
+            <w:tcBorders>
+              <w:top w:val="single" w:sz="4" w:space="0" w:color="CCCCCC"/>
+              <w:bottom w:val="single" w:sz="4" w:space="0" w:color="CCCCCC"/>
+              <w:left w:val="single" w:sz="4" w:space="0" w:color="CCCCCC"/>
+              <w:right w:val="single" w:sz="4" w:space="0" w:color="CCCCCC"/>
+            </w:tcBorders>
+          </w:tcPr>
+          <w:p>
+            <w:pPr>
+              <w:spacing w:before="60" w:after="60" w:line="252" w:lineRule="auto"/>
+              <w:jc w:val="left"/>
+            </w:pPr>
+            <w:r/>
+            <w:r>
+              <w:rPr>
+                <w:b/>
+              </w:rPr>
+              <w:t>704.00</w:t>
+            </w:r>
+          </w:p>
+        </w:tc>
+        <w:tc>
+          <w:tcPr>
+            <w:tcW w:type="dxa" w:w="3456"/>
+            <w:shd w:fill="F8FAFC"/>
+            <w:tcMar>
+              <w:top w:w="100" w:type="dxa"/>
+              <w:bottom w:w="100" w:type="dxa"/>
+              <w:left w:w="120" w:type="dxa"/>
+              <w:right w:w="120" w:type="dxa"/>
+            </w:tcMar>
+            <w:tcBorders>
+              <w:top w:val="single" w:sz="4" w:space="0" w:color="CCCCCC"/>
+              <w:bottom w:val="single" w:sz="4" w:space="0" w:color="CCCCCC"/>
+              <w:left w:val="single" w:sz="4" w:space="0" w:color="CCCCCC"/>
+              <w:right w:val="single" w:sz="4" w:space="0" w:color="CCCCCC"/>
+            </w:tcBorders>
+          </w:tcPr>
+          <w:p>
+            <w:pPr>
+              <w:spacing w:before="60" w:after="60" w:line="252" w:lineRule="auto"/>
+              <w:jc w:val="left"/>
+            </w:pPr>
+            <w:r/>
+            <w:r>
+              <w:rPr>
+                <w:b/>
+              </w:rPr>
+              <w:t>+3.50</w:t>
+            </w:r>
+          </w:p>
+        </w:tc>
+        <w:tc>
+          <w:tcPr>
+            <w:tcW w:type="dxa" w:w="1440"/>
+            <w:shd w:fill="F8FAFC"/>
+            <w:tcMar>
+              <w:top w:w="100" w:type="dxa"/>
+              <w:bottom w:w="100" w:type="dxa"/>
+              <w:left w:w="120" w:type="dxa"/>
+              <w:right w:w="120" w:type="dxa"/>
+            </w:tcMar>
+            <w:tcBorders>
+              <w:top w:val="single" w:sz="4" w:space="0" w:color="CCCCCC"/>
+              <w:bottom w:val="single" w:sz="4" w:space="0" w:color="CCCCCC"/>
+              <w:left w:val="single" w:sz="4" w:space="0" w:color="CCCCCC"/>
+              <w:right w:val="single" w:sz="4" w:space="0" w:color="CCCCCC"/>
+            </w:tcBorders>
+          </w:tcPr>
+          <w:p>
+            <w:pPr>
+              <w:spacing w:before="60" w:after="60" w:line="252" w:lineRule="auto"/>
+              <w:jc w:val="left"/>
+            </w:pPr>
+            <w:r/>
+            <w:r>
+              <w:t>BULL</w:t>
+            </w:r>
+          </w:p>
+        </w:tc>
+      </w:tr>
+      <w:tr>
+        <w:tc>
+          <w:tcPr>
+            <w:tcW w:type="dxa" w:w="1584"/>
+            <w:shd w:fill="FFFFFF"/>
+            <w:tcMar>
+              <w:top w:w="100" w:type="dxa"/>
+              <w:bottom w:w="100" w:type="dxa"/>
+              <w:left w:w="120" w:type="dxa"/>
+              <w:right w:w="120" w:type="dxa"/>
+            </w:tcMar>
+            <w:tcBorders>
+              <w:top w:val="single" w:sz="4" w:space="0" w:color="CCCCCC"/>
+              <w:bottom w:val="single" w:sz="4" w:space="0" w:color="CCCCCC"/>
+              <w:left w:val="single" w:sz="4" w:space="0" w:color="CCCCCC"/>
+              <w:right w:val="single" w:sz="4" w:space="0" w:color="CCCCCC"/>
+            </w:tcBorders>
+          </w:tcPr>
+          <w:p>
+            <w:pPr>
+              <w:spacing w:before="60" w:after="60" w:line="252" w:lineRule="auto"/>
+              <w:jc w:val="left"/>
+            </w:pPr>
+            <w:r/>
+            <w:r>
+              <w:rPr>
+                <w:b/>
+              </w:rPr>
+              <w:t>Thu 01/10</w:t>
+            </w:r>
+          </w:p>
+        </w:tc>
+        <w:tc>
+          <w:tcPr>
+            <w:tcW w:type="dxa" w:w="864"/>
+            <w:shd w:fill="FFFFFF"/>
+            <w:tcMar>
+              <w:top w:w="100" w:type="dxa"/>
+              <w:bottom w:w="100" w:type="dxa"/>
+              <w:left w:w="120" w:type="dxa"/>
+              <w:right w:w="120" w:type="dxa"/>
+            </w:tcMar>
+            <w:tcBorders>
+              <w:top w:val="single" w:sz="4" w:space="0" w:color="CCCCCC"/>
+              <w:bottom w:val="single" w:sz="4" w:space="0" w:color="CCCCCC"/>
+              <w:left w:val="single" w:sz="4" w:space="0" w:color="CCCCCC"/>
+              <w:right w:val="single" w:sz="4" w:space="0" w:color="CCCCCC"/>
+            </w:tcBorders>
+          </w:tcPr>
+          <w:p>
+            <w:pPr>
+              <w:spacing w:before="60" w:after="60" w:line="252" w:lineRule="auto"/>
+              <w:jc w:val="left"/>
+            </w:pPr>
+            <w:r/>
+            <w:r>
+              <w:t>NY Close 23-01</w:t>
+            </w:r>
+          </w:p>
+        </w:tc>
+        <w:tc>
+          <w:tcPr>
+            <w:tcW w:type="dxa" w:w="1440"/>
+            <w:shd w:fill="FFFFFF"/>
+            <w:tcMar>
+              <w:top w:w="100" w:type="dxa"/>
+              <w:bottom w:w="100" w:type="dxa"/>
+              <w:left w:w="120" w:type="dxa"/>
+              <w:right w:w="120" w:type="dxa"/>
+            </w:tcMar>
+            <w:tcBorders>
+              <w:top w:val="single" w:sz="4" w:space="0" w:color="CCCCCC"/>
+              <w:bottom w:val="single" w:sz="4" w:space="0" w:color="CCCCCC"/>
+              <w:left w:val="single" w:sz="4" w:space="0" w:color="CCCCCC"/>
+              <w:right w:val="single" w:sz="4" w:space="0" w:color="CCCCCC"/>
+            </w:tcBorders>
+          </w:tcPr>
+          <w:p>
+            <w:pPr>
+              <w:spacing w:before="60" w:after="60" w:line="252" w:lineRule="auto"/>
+              <w:jc w:val="left"/>
+            </w:pPr>
+            <w:r/>
+            <w:r>
+              <w:t>704.00</w:t>
+            </w:r>
+          </w:p>
+        </w:tc>
+        <w:tc>
+          <w:tcPr>
+            <w:tcW w:type="dxa" w:w="2016"/>
+            <w:shd w:fill="FFFFFF"/>
+            <w:tcMar>
+              <w:top w:w="100" w:type="dxa"/>
+              <w:bottom w:w="100" w:type="dxa"/>
+              <w:left w:w="120" w:type="dxa"/>
+              <w:right w:w="120" w:type="dxa"/>
+            </w:tcMar>
+            <w:tcBorders>
+              <w:top w:val="single" w:sz="4" w:space="0" w:color="CCCCCC"/>
+              <w:bottom w:val="single" w:sz="4" w:space="0" w:color="CCCCCC"/>
+              <w:left w:val="single" w:sz="4" w:space="0" w:color="CCCCCC"/>
+              <w:right w:val="single" w:sz="4" w:space="0" w:color="CCCCCC"/>
+            </w:tcBorders>
+          </w:tcPr>
+          <w:p>
+            <w:pPr>
+              <w:spacing w:before="60" w:after="60" w:line="252" w:lineRule="auto"/>
+              <w:jc w:val="left"/>
+            </w:pPr>
+            <w:r/>
+            <w:r>
+              <w:t>709.50</w:t>
+            </w:r>
+          </w:p>
+        </w:tc>
+        <w:tc>
+          <w:tcPr>
+            <w:tcW w:type="dxa" w:w="1152"/>
+            <w:shd w:fill="FFFFFF"/>
+            <w:tcMar>
+              <w:top w:w="100" w:type="dxa"/>
+              <w:bottom w:w="100" w:type="dxa"/>
+              <w:left w:w="120" w:type="dxa"/>
+              <w:right w:w="120" w:type="dxa"/>
+            </w:tcMar>
+            <w:tcBorders>
+              <w:top w:val="single" w:sz="4" w:space="0" w:color="CCCCCC"/>
+              <w:bottom w:val="single" w:sz="4" w:space="0" w:color="CCCCCC"/>
+              <w:left w:val="single" w:sz="4" w:space="0" w:color="CCCCCC"/>
+              <w:right w:val="single" w:sz="4" w:space="0" w:color="CCCCCC"/>
+            </w:tcBorders>
+          </w:tcPr>
+          <w:p>
+            <w:pPr>
+              <w:spacing w:before="60" w:after="60" w:line="252" w:lineRule="auto"/>
+              <w:jc w:val="left"/>
+            </w:pPr>
+            <w:r/>
+            <w:r>
+              <w:t>696.25</w:t>
+            </w:r>
+          </w:p>
+        </w:tc>
+        <w:tc>
+          <w:tcPr>
+            <w:tcW w:type="dxa" w:w="1728"/>
+            <w:shd w:fill="FFFFFF"/>
+            <w:tcMar>
+              <w:top w:w="100" w:type="dxa"/>
+              <w:bottom w:w="100" w:type="dxa"/>
+              <w:left w:w="120" w:type="dxa"/>
+              <w:right w:w="120" w:type="dxa"/>
+            </w:tcMar>
+            <w:tcBorders>
+              <w:top w:val="single" w:sz="4" w:space="0" w:color="CCCCCC"/>
+              <w:bottom w:val="single" w:sz="4" w:space="0" w:color="CCCCCC"/>
+              <w:left w:val="single" w:sz="4" w:space="0" w:color="CCCCCC"/>
+              <w:right w:val="single" w:sz="4" w:space="0" w:color="CCCCCC"/>
+            </w:tcBorders>
+          </w:tcPr>
+          <w:p>
+            <w:pPr>
+              <w:spacing w:before="60" w:after="60" w:line="252" w:lineRule="auto"/>
+              <w:jc w:val="left"/>
+            </w:pPr>
+            <w:r/>
+            <w:r>
+              <w:rPr>
+                <w:b/>
+              </w:rPr>
+              <w:t>704.75</w:t>
+            </w:r>
+          </w:p>
+        </w:tc>
+        <w:tc>
+          <w:tcPr>
+            <w:tcW w:type="dxa" w:w="3456"/>
+            <w:shd w:fill="FFFFFF"/>
+            <w:tcMar>
+              <w:top w:w="100" w:type="dxa"/>
+              <w:bottom w:w="100" w:type="dxa"/>
+              <w:left w:w="120" w:type="dxa"/>
+              <w:right w:w="120" w:type="dxa"/>
+            </w:tcMar>
+            <w:tcBorders>
+              <w:top w:val="single" w:sz="4" w:space="0" w:color="CCCCCC"/>
+              <w:bottom w:val="single" w:sz="4" w:space="0" w:color="CCCCCC"/>
+              <w:left w:val="single" w:sz="4" w:space="0" w:color="CCCCCC"/>
+              <w:right w:val="single" w:sz="4" w:space="0" w:color="CCCCCC"/>
+            </w:tcBorders>
+          </w:tcPr>
+          <w:p>
+            <w:pPr>
+              <w:spacing w:before="60" w:after="60" w:line="252" w:lineRule="auto"/>
+              <w:jc w:val="left"/>
+            </w:pPr>
+            <w:r/>
+            <w:r>
+              <w:rPr>
+                <w:b/>
+              </w:rPr>
+              <w:t>+0.75</w:t>
+            </w:r>
+          </w:p>
+        </w:tc>
+        <w:tc>
+          <w:tcPr>
+            <w:tcW w:type="dxa" w:w="1440"/>
+            <w:shd w:fill="FFFFFF"/>
+            <w:tcMar>
+              <w:top w:w="100" w:type="dxa"/>
+              <w:bottom w:w="100" w:type="dxa"/>
+              <w:left w:w="120" w:type="dxa"/>
+              <w:right w:w="120" w:type="dxa"/>
+            </w:tcMar>
+            <w:tcBorders>
+              <w:top w:val="single" w:sz="4" w:space="0" w:color="CCCCCC"/>
+              <w:bottom w:val="single" w:sz="4" w:space="0" w:color="CCCCCC"/>
+              <w:left w:val="single" w:sz="4" w:space="0" w:color="CCCCCC"/>
+              <w:right w:val="single" w:sz="4" w:space="0" w:color="CCCCCC"/>
+            </w:tcBorders>
+          </w:tcPr>
+          <w:p>
+            <w:pPr>
+              <w:spacing w:before="60" w:after="60" w:line="252" w:lineRule="auto"/>
+              <w:jc w:val="left"/>
+            </w:pPr>
+            <w:r/>
+            <w:r>
+              <w:t>BULL</w:t>
+            </w:r>
+          </w:p>
+        </w:tc>
+      </w:tr>
+      <w:tr>
+        <w:tc>
+          <w:tcPr>
+            <w:tcW w:type="dxa" w:w="1584"/>
+            <w:shd w:fill="F8FAFC"/>
+            <w:tcMar>
+              <w:top w:w="100" w:type="dxa"/>
+              <w:bottom w:w="100" w:type="dxa"/>
+              <w:left w:w="120" w:type="dxa"/>
+              <w:right w:w="120" w:type="dxa"/>
+            </w:tcMar>
+            <w:tcBorders>
+              <w:top w:val="single" w:sz="4" w:space="0" w:color="CCCCCC"/>
+              <w:bottom w:val="single" w:sz="4" w:space="0" w:color="CCCCCC"/>
+              <w:left w:val="single" w:sz="4" w:space="0" w:color="CCCCCC"/>
+              <w:right w:val="single" w:sz="4" w:space="0" w:color="CCCCCC"/>
+            </w:tcBorders>
+          </w:tcPr>
+          <w:p>
+            <w:pPr>
+              <w:spacing w:before="60" w:after="60" w:line="252" w:lineRule="auto"/>
+              <w:jc w:val="left"/>
+            </w:pPr>
+            <w:r/>
+            <w:r>
+              <w:rPr>
+                <w:b/>
+              </w:rPr>
+              <w:t>Fri 02/10</w:t>
+            </w:r>
+          </w:p>
+        </w:tc>
+        <w:tc>
+          <w:tcPr>
+            <w:tcW w:type="dxa" w:w="864"/>
+            <w:shd w:fill="F8FAFC"/>
+            <w:tcMar>
+              <w:top w:w="100" w:type="dxa"/>
+              <w:bottom w:w="100" w:type="dxa"/>
+              <w:left w:w="120" w:type="dxa"/>
+              <w:right w:w="120" w:type="dxa"/>
+            </w:tcMar>
+            <w:tcBorders>
+              <w:top w:val="single" w:sz="4" w:space="0" w:color="CCCCCC"/>
+              <w:bottom w:val="single" w:sz="4" w:space="0" w:color="CCCCCC"/>
+              <w:left w:val="single" w:sz="4" w:space="0" w:color="CCCCCC"/>
+              <w:right w:val="single" w:sz="4" w:space="0" w:color="CCCCCC"/>
+            </w:tcBorders>
+          </w:tcPr>
+          <w:p>
+            <w:pPr>
+              <w:spacing w:before="60" w:after="60" w:line="252" w:lineRule="auto"/>
+              <w:jc w:val="left"/>
+            </w:pPr>
+            <w:r/>
+            <w:r>
+              <w:t>Asia 07-11</w:t>
+            </w:r>
+          </w:p>
+        </w:tc>
+        <w:tc>
+          <w:tcPr>
+            <w:tcW w:type="dxa" w:w="1440"/>
+            <w:shd w:fill="F8FAFC"/>
+            <w:tcMar>
+              <w:top w:w="100" w:type="dxa"/>
+              <w:bottom w:w="100" w:type="dxa"/>
+              <w:left w:w="120" w:type="dxa"/>
+              <w:right w:w="120" w:type="dxa"/>
+            </w:tcMar>
+            <w:tcBorders>
+              <w:top w:val="single" w:sz="4" w:space="0" w:color="CCCCCC"/>
+              <w:bottom w:val="single" w:sz="4" w:space="0" w:color="CCCCCC"/>
+              <w:left w:val="single" w:sz="4" w:space="0" w:color="CCCCCC"/>
+              <w:right w:val="single" w:sz="4" w:space="0" w:color="CCCCCC"/>
+            </w:tcBorders>
+          </w:tcPr>
+          <w:p>
+            <w:pPr>
+              <w:spacing w:before="60" w:after="60" w:line="252" w:lineRule="auto"/>
+              <w:jc w:val="left"/>
+            </w:pPr>
+            <w:r/>
+            <w:r>
+              <w:t>704.75</w:t>
+            </w:r>
+          </w:p>
+        </w:tc>
+        <w:tc>
+          <w:tcPr>
+            <w:tcW w:type="dxa" w:w="2016"/>
+            <w:shd w:fill="F8FAFC"/>
+            <w:tcMar>
+              <w:top w:w="100" w:type="dxa"/>
+              <w:bottom w:w="100" w:type="dxa"/>
+              <w:left w:w="120" w:type="dxa"/>
+              <w:right w:w="120" w:type="dxa"/>
+            </w:tcMar>
+            <w:tcBorders>
+              <w:top w:val="single" w:sz="4" w:space="0" w:color="CCCCCC"/>
+              <w:bottom w:val="single" w:sz="4" w:space="0" w:color="CCCCCC"/>
+              <w:left w:val="single" w:sz="4" w:space="0" w:color="CCCCCC"/>
+              <w:right w:val="single" w:sz="4" w:space="0" w:color="CCCCCC"/>
+            </w:tcBorders>
+          </w:tcPr>
+          <w:p>
+            <w:pPr>
+              <w:spacing w:before="60" w:after="60" w:line="252" w:lineRule="auto"/>
+              <w:jc w:val="left"/>
+            </w:pPr>
+            <w:r/>
+            <w:r>
+              <w:t>714.00</w:t>
+            </w:r>
+          </w:p>
+        </w:tc>
+        <w:tc>
+          <w:tcPr>
+            <w:tcW w:type="dxa" w:w="1152"/>
+            <w:shd w:fill="F8FAFC"/>
+            <w:tcMar>
+              <w:top w:w="100" w:type="dxa"/>
+              <w:bottom w:w="100" w:type="dxa"/>
+              <w:left w:w="120" w:type="dxa"/>
+              <w:right w:w="120" w:type="dxa"/>
+            </w:tcMar>
+            <w:tcBorders>
+              <w:top w:val="single" w:sz="4" w:space="0" w:color="CCCCCC"/>
+              <w:bottom w:val="single" w:sz="4" w:space="0" w:color="CCCCCC"/>
+              <w:left w:val="single" w:sz="4" w:space="0" w:color="CCCCCC"/>
+              <w:right w:val="single" w:sz="4" w:space="0" w:color="CCCCCC"/>
+            </w:tcBorders>
+          </w:tcPr>
+          <w:p>
+            <w:pPr>
+              <w:spacing w:before="60" w:after="60" w:line="252" w:lineRule="auto"/>
+              <w:jc w:val="left"/>
+            </w:pPr>
+            <w:r/>
+            <w:r>
+              <w:t>698.25</w:t>
+            </w:r>
+          </w:p>
+        </w:tc>
+        <w:tc>
+          <w:tcPr>
+            <w:tcW w:type="dxa" w:w="1728"/>
+            <w:shd w:fill="F8FAFC"/>
+            <w:tcMar>
+              <w:top w:w="100" w:type="dxa"/>
+              <w:bottom w:w="100" w:type="dxa"/>
+              <w:left w:w="120" w:type="dxa"/>
+              <w:right w:w="120" w:type="dxa"/>
+            </w:tcMar>
+            <w:tcBorders>
+              <w:top w:val="single" w:sz="4" w:space="0" w:color="CCCCCC"/>
+              <w:bottom w:val="single" w:sz="4" w:space="0" w:color="CCCCCC"/>
+              <w:left w:val="single" w:sz="4" w:space="0" w:color="CCCCCC"/>
+              <w:right w:val="single" w:sz="4" w:space="0" w:color="CCCCCC"/>
+            </w:tcBorders>
+          </w:tcPr>
+          <w:p>
+            <w:pPr>
+              <w:spacing w:before="60" w:after="60" w:line="252" w:lineRule="auto"/>
+              <w:jc w:val="left"/>
+            </w:pPr>
+            <w:r/>
+            <w:r>
+              <w:rPr>
+                <w:b/>
+              </w:rPr>
+              <w:t>704.00</w:t>
+            </w:r>
+          </w:p>
+        </w:tc>
+        <w:tc>
+          <w:tcPr>
+            <w:tcW w:type="dxa" w:w="3456"/>
+            <w:shd w:fill="F8FAFC"/>
             <w:tcMar>
               <w:top w:w="100" w:type="dxa"/>
               <w:bottom w:w="100" w:type="dxa"/>
@@ -27518,7 +30103,7 @@
         <w:tc>
           <w:tcPr>
             <w:tcW w:type="dxa" w:w="1440"/>
-            <w:shd w:fill="FFFFFF"/>
+            <w:shd w:fill="F8FAFC"/>
             <w:tcMar>
               <w:top w:w="100" w:type="dxa"/>
               <w:bottom w:w="100" w:type="dxa"/>
@@ -27548,7 +30133,7 @@
         <w:tc>
           <w:tcPr>
             <w:tcW w:type="dxa" w:w="1584"/>
-            <w:shd w:fill="F8FAFC"/>
+            <w:shd w:fill="FFFFFF"/>
             <w:tcMar>
               <w:top w:w="100" w:type="dxa"/>
               <w:bottom w:w="100" w:type="dxa"/>
@@ -27572,126 +30157,126 @@
               <w:rPr>
                 <w:b/>
               </w:rPr>
-              <w:t>Wed 30/09</w:t>
+              <w:t>Fri 02/10</w:t>
             </w:r>
           </w:p>
         </w:tc>
         <w:tc>
           <w:tcPr>
             <w:tcW w:type="dxa" w:w="864"/>
-            <w:shd w:fill="F8FAFC"/>
-            <w:tcMar>
-              <w:top w:w="100" w:type="dxa"/>
-              <w:bottom w:w="100" w:type="dxa"/>
-              <w:left w:w="120" w:type="dxa"/>
-              <w:right w:w="120" w:type="dxa"/>
-            </w:tcMar>
-            <w:tcBorders>
-              <w:top w:val="single" w:sz="4" w:space="0" w:color="CCCCCC"/>
-              <w:bottom w:val="single" w:sz="4" w:space="0" w:color="CCCCCC"/>
-              <w:left w:val="single" w:sz="4" w:space="0" w:color="CCCCCC"/>
-              <w:right w:val="single" w:sz="4" w:space="0" w:color="CCCCCC"/>
-            </w:tcBorders>
-          </w:tcPr>
-          <w:p>
-            <w:pPr>
-              <w:spacing w:before="60" w:after="60" w:line="252" w:lineRule="auto"/>
-              <w:jc w:val="left"/>
-            </w:pPr>
-            <w:r/>
-            <w:r>
-              <w:t>London 15-19</w:t>
+            <w:shd w:fill="FFFFFF"/>
+            <w:tcMar>
+              <w:top w:w="100" w:type="dxa"/>
+              <w:bottom w:w="100" w:type="dxa"/>
+              <w:left w:w="120" w:type="dxa"/>
+              <w:right w:w="120" w:type="dxa"/>
+            </w:tcMar>
+            <w:tcBorders>
+              <w:top w:val="single" w:sz="4" w:space="0" w:color="CCCCCC"/>
+              <w:bottom w:val="single" w:sz="4" w:space="0" w:color="CCCCCC"/>
+              <w:left w:val="single" w:sz="4" w:space="0" w:color="CCCCCC"/>
+              <w:right w:val="single" w:sz="4" w:space="0" w:color="CCCCCC"/>
+            </w:tcBorders>
+          </w:tcPr>
+          <w:p>
+            <w:pPr>
+              <w:spacing w:before="60" w:after="60" w:line="252" w:lineRule="auto"/>
+              <w:jc w:val="left"/>
+            </w:pPr>
+            <w:r/>
+            <w:r>
+              <w:t>Asia 11-15</w:t>
             </w:r>
           </w:p>
         </w:tc>
         <w:tc>
           <w:tcPr>
             <w:tcW w:type="dxa" w:w="1440"/>
-            <w:shd w:fill="F8FAFC"/>
-            <w:tcMar>
-              <w:top w:w="100" w:type="dxa"/>
-              <w:bottom w:w="100" w:type="dxa"/>
-              <w:left w:w="120" w:type="dxa"/>
-              <w:right w:w="120" w:type="dxa"/>
-            </w:tcMar>
-            <w:tcBorders>
-              <w:top w:val="single" w:sz="4" w:space="0" w:color="CCCCCC"/>
-              <w:bottom w:val="single" w:sz="4" w:space="0" w:color="CCCCCC"/>
-              <w:left w:val="single" w:sz="4" w:space="0" w:color="CCCCCC"/>
-              <w:right w:val="single" w:sz="4" w:space="0" w:color="CCCCCC"/>
-            </w:tcBorders>
-          </w:tcPr>
-          <w:p>
-            <w:pPr>
-              <w:spacing w:before="60" w:after="60" w:line="252" w:lineRule="auto"/>
-              <w:jc w:val="left"/>
-            </w:pPr>
-            <w:r/>
-            <w:r>
-              <w:t>697.50</w:t>
+            <w:shd w:fill="FFFFFF"/>
+            <w:tcMar>
+              <w:top w:w="100" w:type="dxa"/>
+              <w:bottom w:w="100" w:type="dxa"/>
+              <w:left w:w="120" w:type="dxa"/>
+              <w:right w:w="120" w:type="dxa"/>
+            </w:tcMar>
+            <w:tcBorders>
+              <w:top w:val="single" w:sz="4" w:space="0" w:color="CCCCCC"/>
+              <w:bottom w:val="single" w:sz="4" w:space="0" w:color="CCCCCC"/>
+              <w:left w:val="single" w:sz="4" w:space="0" w:color="CCCCCC"/>
+              <w:right w:val="single" w:sz="4" w:space="0" w:color="CCCCCC"/>
+            </w:tcBorders>
+          </w:tcPr>
+          <w:p>
+            <w:pPr>
+              <w:spacing w:before="60" w:after="60" w:line="252" w:lineRule="auto"/>
+              <w:jc w:val="left"/>
+            </w:pPr>
+            <w:r/>
+            <w:r>
+              <w:t>704.00</w:t>
             </w:r>
           </w:p>
         </w:tc>
         <w:tc>
           <w:tcPr>
             <w:tcW w:type="dxa" w:w="2016"/>
-            <w:shd w:fill="F8FAFC"/>
-            <w:tcMar>
-              <w:top w:w="100" w:type="dxa"/>
-              <w:bottom w:w="100" w:type="dxa"/>
-              <w:left w:w="120" w:type="dxa"/>
-              <w:right w:w="120" w:type="dxa"/>
-            </w:tcMar>
-            <w:tcBorders>
-              <w:top w:val="single" w:sz="4" w:space="0" w:color="CCCCCC"/>
-              <w:bottom w:val="single" w:sz="4" w:space="0" w:color="CCCCCC"/>
-              <w:left w:val="single" w:sz="4" w:space="0" w:color="CCCCCC"/>
-              <w:right w:val="single" w:sz="4" w:space="0" w:color="CCCCCC"/>
-            </w:tcBorders>
-          </w:tcPr>
-          <w:p>
-            <w:pPr>
-              <w:spacing w:before="60" w:after="60" w:line="252" w:lineRule="auto"/>
-              <w:jc w:val="left"/>
-            </w:pPr>
-            <w:r/>
-            <w:r>
-              <w:t>711.00</w:t>
+            <w:shd w:fill="FFFFFF"/>
+            <w:tcMar>
+              <w:top w:w="100" w:type="dxa"/>
+              <w:bottom w:w="100" w:type="dxa"/>
+              <w:left w:w="120" w:type="dxa"/>
+              <w:right w:w="120" w:type="dxa"/>
+            </w:tcMar>
+            <w:tcBorders>
+              <w:top w:val="single" w:sz="4" w:space="0" w:color="CCCCCC"/>
+              <w:bottom w:val="single" w:sz="4" w:space="0" w:color="CCCCCC"/>
+              <w:left w:val="single" w:sz="4" w:space="0" w:color="CCCCCC"/>
+              <w:right w:val="single" w:sz="4" w:space="0" w:color="CCCCCC"/>
+            </w:tcBorders>
+          </w:tcPr>
+          <w:p>
+            <w:pPr>
+              <w:spacing w:before="60" w:after="60" w:line="252" w:lineRule="auto"/>
+              <w:jc w:val="left"/>
+            </w:pPr>
+            <w:r/>
+            <w:r>
+              <w:t>711.50</w:t>
             </w:r>
           </w:p>
         </w:tc>
         <w:tc>
           <w:tcPr>
             <w:tcW w:type="dxa" w:w="1152"/>
-            <w:shd w:fill="F8FAFC"/>
-            <w:tcMar>
-              <w:top w:w="100" w:type="dxa"/>
-              <w:bottom w:w="100" w:type="dxa"/>
-              <w:left w:w="120" w:type="dxa"/>
-              <w:right w:w="120" w:type="dxa"/>
-            </w:tcMar>
-            <w:tcBorders>
-              <w:top w:val="single" w:sz="4" w:space="0" w:color="CCCCCC"/>
-              <w:bottom w:val="single" w:sz="4" w:space="0" w:color="CCCCCC"/>
-              <w:left w:val="single" w:sz="4" w:space="0" w:color="CCCCCC"/>
-              <w:right w:val="single" w:sz="4" w:space="0" w:color="CCCCCC"/>
-            </w:tcBorders>
-          </w:tcPr>
-          <w:p>
-            <w:pPr>
-              <w:spacing w:before="60" w:after="60" w:line="252" w:lineRule="auto"/>
-              <w:jc w:val="left"/>
-            </w:pPr>
-            <w:r/>
-            <w:r>
-              <w:t>684.50</w:t>
+            <w:shd w:fill="FFFFFF"/>
+            <w:tcMar>
+              <w:top w:w="100" w:type="dxa"/>
+              <w:bottom w:w="100" w:type="dxa"/>
+              <w:left w:w="120" w:type="dxa"/>
+              <w:right w:w="120" w:type="dxa"/>
+            </w:tcMar>
+            <w:tcBorders>
+              <w:top w:val="single" w:sz="4" w:space="0" w:color="CCCCCC"/>
+              <w:bottom w:val="single" w:sz="4" w:space="0" w:color="CCCCCC"/>
+              <w:left w:val="single" w:sz="4" w:space="0" w:color="CCCCCC"/>
+              <w:right w:val="single" w:sz="4" w:space="0" w:color="CCCCCC"/>
+            </w:tcBorders>
+          </w:tcPr>
+          <w:p>
+            <w:pPr>
+              <w:spacing w:before="60" w:after="60" w:line="252" w:lineRule="auto"/>
+              <w:jc w:val="left"/>
+            </w:pPr>
+            <w:r/>
+            <w:r>
+              <w:t>698.00</w:t>
             </w:r>
           </w:p>
         </w:tc>
         <w:tc>
           <w:tcPr>
             <w:tcW w:type="dxa" w:w="1728"/>
-            <w:shd w:fill="F8FAFC"/>
+            <w:shd w:fill="FFFFFF"/>
             <w:tcMar>
               <w:top w:w="100" w:type="dxa"/>
               <w:bottom w:w="100" w:type="dxa"/>
@@ -27715,7 +30300,712 @@
               <w:rPr>
                 <w:b/>
               </w:rPr>
-              <w:t>699.25</w:t>
+              <w:t>703.00</w:t>
+            </w:r>
+          </w:p>
+        </w:tc>
+        <w:tc>
+          <w:tcPr>
+            <w:tcW w:type="dxa" w:w="3456"/>
+            <w:shd w:fill="FFFFFF"/>
+            <w:tcMar>
+              <w:top w:w="100" w:type="dxa"/>
+              <w:bottom w:w="100" w:type="dxa"/>
+              <w:left w:w="120" w:type="dxa"/>
+              <w:right w:w="120" w:type="dxa"/>
+            </w:tcMar>
+            <w:tcBorders>
+              <w:top w:val="single" w:sz="4" w:space="0" w:color="CCCCCC"/>
+              <w:bottom w:val="single" w:sz="4" w:space="0" w:color="CCCCCC"/>
+              <w:left w:val="single" w:sz="4" w:space="0" w:color="CCCCCC"/>
+              <w:right w:val="single" w:sz="4" w:space="0" w:color="CCCCCC"/>
+            </w:tcBorders>
+          </w:tcPr>
+          <w:p>
+            <w:pPr>
+              <w:spacing w:before="60" w:after="60" w:line="252" w:lineRule="auto"/>
+              <w:jc w:val="left"/>
+            </w:pPr>
+            <w:r/>
+            <w:r>
+              <w:rPr>
+                <w:b/>
+              </w:rPr>
+              <w:t>-1.00</w:t>
+            </w:r>
+          </w:p>
+        </w:tc>
+        <w:tc>
+          <w:tcPr>
+            <w:tcW w:type="dxa" w:w="1440"/>
+            <w:shd w:fill="FFFFFF"/>
+            <w:tcMar>
+              <w:top w:w="100" w:type="dxa"/>
+              <w:bottom w:w="100" w:type="dxa"/>
+              <w:left w:w="120" w:type="dxa"/>
+              <w:right w:w="120" w:type="dxa"/>
+            </w:tcMar>
+            <w:tcBorders>
+              <w:top w:val="single" w:sz="4" w:space="0" w:color="CCCCCC"/>
+              <w:bottom w:val="single" w:sz="4" w:space="0" w:color="CCCCCC"/>
+              <w:left w:val="single" w:sz="4" w:space="0" w:color="CCCCCC"/>
+              <w:right w:val="single" w:sz="4" w:space="0" w:color="CCCCCC"/>
+            </w:tcBorders>
+          </w:tcPr>
+          <w:p>
+            <w:pPr>
+              <w:spacing w:before="60" w:after="60" w:line="252" w:lineRule="auto"/>
+              <w:jc w:val="left"/>
+            </w:pPr>
+            <w:r/>
+            <w:r>
+              <w:t>BEAR</w:t>
+            </w:r>
+          </w:p>
+        </w:tc>
+      </w:tr>
+      <w:tr>
+        <w:tc>
+          <w:tcPr>
+            <w:tcW w:type="dxa" w:w="1584"/>
+            <w:shd w:fill="F8FAFC"/>
+            <w:tcMar>
+              <w:top w:w="100" w:type="dxa"/>
+              <w:bottom w:w="100" w:type="dxa"/>
+              <w:left w:w="120" w:type="dxa"/>
+              <w:right w:w="120" w:type="dxa"/>
+            </w:tcMar>
+            <w:tcBorders>
+              <w:top w:val="single" w:sz="4" w:space="0" w:color="CCCCCC"/>
+              <w:bottom w:val="single" w:sz="4" w:space="0" w:color="CCCCCC"/>
+              <w:left w:val="single" w:sz="4" w:space="0" w:color="CCCCCC"/>
+              <w:right w:val="single" w:sz="4" w:space="0" w:color="CCCCCC"/>
+            </w:tcBorders>
+          </w:tcPr>
+          <w:p>
+            <w:pPr>
+              <w:spacing w:before="60" w:after="60" w:line="252" w:lineRule="auto"/>
+              <w:jc w:val="left"/>
+            </w:pPr>
+            <w:r/>
+            <w:r>
+              <w:rPr>
+                <w:b/>
+              </w:rPr>
+              <w:t>Fri 02/10</w:t>
+            </w:r>
+          </w:p>
+        </w:tc>
+        <w:tc>
+          <w:tcPr>
+            <w:tcW w:type="dxa" w:w="864"/>
+            <w:shd w:fill="F8FAFC"/>
+            <w:tcMar>
+              <w:top w:w="100" w:type="dxa"/>
+              <w:bottom w:w="100" w:type="dxa"/>
+              <w:left w:w="120" w:type="dxa"/>
+              <w:right w:w="120" w:type="dxa"/>
+            </w:tcMar>
+            <w:tcBorders>
+              <w:top w:val="single" w:sz="4" w:space="0" w:color="CCCCCC"/>
+              <w:bottom w:val="single" w:sz="4" w:space="0" w:color="CCCCCC"/>
+              <w:left w:val="single" w:sz="4" w:space="0" w:color="CCCCCC"/>
+              <w:right w:val="single" w:sz="4" w:space="0" w:color="CCCCCC"/>
+            </w:tcBorders>
+          </w:tcPr>
+          <w:p>
+            <w:pPr>
+              <w:spacing w:before="60" w:after="60" w:line="252" w:lineRule="auto"/>
+              <w:jc w:val="left"/>
+            </w:pPr>
+            <w:r/>
+            <w:r>
+              <w:t>London 15-19</w:t>
+            </w:r>
+          </w:p>
+        </w:tc>
+        <w:tc>
+          <w:tcPr>
+            <w:tcW w:type="dxa" w:w="1440"/>
+            <w:shd w:fill="F8FAFC"/>
+            <w:tcMar>
+              <w:top w:w="100" w:type="dxa"/>
+              <w:bottom w:w="100" w:type="dxa"/>
+              <w:left w:w="120" w:type="dxa"/>
+              <w:right w:w="120" w:type="dxa"/>
+            </w:tcMar>
+            <w:tcBorders>
+              <w:top w:val="single" w:sz="4" w:space="0" w:color="CCCCCC"/>
+              <w:bottom w:val="single" w:sz="4" w:space="0" w:color="CCCCCC"/>
+              <w:left w:val="single" w:sz="4" w:space="0" w:color="CCCCCC"/>
+              <w:right w:val="single" w:sz="4" w:space="0" w:color="CCCCCC"/>
+            </w:tcBorders>
+          </w:tcPr>
+          <w:p>
+            <w:pPr>
+              <w:spacing w:before="60" w:after="60" w:line="252" w:lineRule="auto"/>
+              <w:jc w:val="left"/>
+            </w:pPr>
+            <w:r/>
+            <w:r>
+              <w:t>703.00</w:t>
+            </w:r>
+          </w:p>
+        </w:tc>
+        <w:tc>
+          <w:tcPr>
+            <w:tcW w:type="dxa" w:w="2016"/>
+            <w:shd w:fill="F8FAFC"/>
+            <w:tcMar>
+              <w:top w:w="100" w:type="dxa"/>
+              <w:bottom w:w="100" w:type="dxa"/>
+              <w:left w:w="120" w:type="dxa"/>
+              <w:right w:w="120" w:type="dxa"/>
+            </w:tcMar>
+            <w:tcBorders>
+              <w:top w:val="single" w:sz="4" w:space="0" w:color="CCCCCC"/>
+              <w:bottom w:val="single" w:sz="4" w:space="0" w:color="CCCCCC"/>
+              <w:left w:val="single" w:sz="4" w:space="0" w:color="CCCCCC"/>
+              <w:right w:val="single" w:sz="4" w:space="0" w:color="CCCCCC"/>
+            </w:tcBorders>
+          </w:tcPr>
+          <w:p>
+            <w:pPr>
+              <w:spacing w:before="60" w:after="60" w:line="252" w:lineRule="auto"/>
+              <w:jc w:val="left"/>
+            </w:pPr>
+            <w:r/>
+            <w:r>
+              <w:t>710.00</w:t>
+            </w:r>
+          </w:p>
+        </w:tc>
+        <w:tc>
+          <w:tcPr>
+            <w:tcW w:type="dxa" w:w="1152"/>
+            <w:shd w:fill="F8FAFC"/>
+            <w:tcMar>
+              <w:top w:w="100" w:type="dxa"/>
+              <w:bottom w:w="100" w:type="dxa"/>
+              <w:left w:w="120" w:type="dxa"/>
+              <w:right w:w="120" w:type="dxa"/>
+            </w:tcMar>
+            <w:tcBorders>
+              <w:top w:val="single" w:sz="4" w:space="0" w:color="CCCCCC"/>
+              <w:bottom w:val="single" w:sz="4" w:space="0" w:color="CCCCCC"/>
+              <w:left w:val="single" w:sz="4" w:space="0" w:color="CCCCCC"/>
+              <w:right w:val="single" w:sz="4" w:space="0" w:color="CCCCCC"/>
+            </w:tcBorders>
+          </w:tcPr>
+          <w:p>
+            <w:pPr>
+              <w:spacing w:before="60" w:after="60" w:line="252" w:lineRule="auto"/>
+              <w:jc w:val="left"/>
+            </w:pPr>
+            <w:r/>
+            <w:r>
+              <w:t>689.50</w:t>
+            </w:r>
+          </w:p>
+        </w:tc>
+        <w:tc>
+          <w:tcPr>
+            <w:tcW w:type="dxa" w:w="1728"/>
+            <w:shd w:fill="F8FAFC"/>
+            <w:tcMar>
+              <w:top w:w="100" w:type="dxa"/>
+              <w:bottom w:w="100" w:type="dxa"/>
+              <w:left w:w="120" w:type="dxa"/>
+              <w:right w:w="120" w:type="dxa"/>
+            </w:tcMar>
+            <w:tcBorders>
+              <w:top w:val="single" w:sz="4" w:space="0" w:color="CCCCCC"/>
+              <w:bottom w:val="single" w:sz="4" w:space="0" w:color="CCCCCC"/>
+              <w:left w:val="single" w:sz="4" w:space="0" w:color="CCCCCC"/>
+              <w:right w:val="single" w:sz="4" w:space="0" w:color="CCCCCC"/>
+            </w:tcBorders>
+          </w:tcPr>
+          <w:p>
+            <w:pPr>
+              <w:spacing w:before="60" w:after="60" w:line="252" w:lineRule="auto"/>
+              <w:jc w:val="left"/>
+            </w:pPr>
+            <w:r/>
+            <w:r>
+              <w:rPr>
+                <w:b/>
+              </w:rPr>
+              <w:t>703.75</w:t>
+            </w:r>
+          </w:p>
+        </w:tc>
+        <w:tc>
+          <w:tcPr>
+            <w:tcW w:type="dxa" w:w="3456"/>
+            <w:shd w:fill="F8FAFC"/>
+            <w:tcMar>
+              <w:top w:w="100" w:type="dxa"/>
+              <w:bottom w:w="100" w:type="dxa"/>
+              <w:left w:w="120" w:type="dxa"/>
+              <w:right w:w="120" w:type="dxa"/>
+            </w:tcMar>
+            <w:tcBorders>
+              <w:top w:val="single" w:sz="4" w:space="0" w:color="CCCCCC"/>
+              <w:bottom w:val="single" w:sz="4" w:space="0" w:color="CCCCCC"/>
+              <w:left w:val="single" w:sz="4" w:space="0" w:color="CCCCCC"/>
+              <w:right w:val="single" w:sz="4" w:space="0" w:color="CCCCCC"/>
+            </w:tcBorders>
+          </w:tcPr>
+          <w:p>
+            <w:pPr>
+              <w:spacing w:before="60" w:after="60" w:line="252" w:lineRule="auto"/>
+              <w:jc w:val="left"/>
+            </w:pPr>
+            <w:r/>
+            <w:r>
+              <w:rPr>
+                <w:b/>
+              </w:rPr>
+              <w:t>+0.75</w:t>
+            </w:r>
+          </w:p>
+        </w:tc>
+        <w:tc>
+          <w:tcPr>
+            <w:tcW w:type="dxa" w:w="1440"/>
+            <w:shd w:fill="F8FAFC"/>
+            <w:tcMar>
+              <w:top w:w="100" w:type="dxa"/>
+              <w:bottom w:w="100" w:type="dxa"/>
+              <w:left w:w="120" w:type="dxa"/>
+              <w:right w:w="120" w:type="dxa"/>
+            </w:tcMar>
+            <w:tcBorders>
+              <w:top w:val="single" w:sz="4" w:space="0" w:color="CCCCCC"/>
+              <w:bottom w:val="single" w:sz="4" w:space="0" w:color="CCCCCC"/>
+              <w:left w:val="single" w:sz="4" w:space="0" w:color="CCCCCC"/>
+              <w:right w:val="single" w:sz="4" w:space="0" w:color="CCCCCC"/>
+            </w:tcBorders>
+          </w:tcPr>
+          <w:p>
+            <w:pPr>
+              <w:spacing w:before="60" w:after="60" w:line="252" w:lineRule="auto"/>
+              <w:jc w:val="left"/>
+            </w:pPr>
+            <w:r/>
+            <w:r>
+              <w:t>BULL</w:t>
+            </w:r>
+          </w:p>
+        </w:tc>
+      </w:tr>
+      <w:tr>
+        <w:tc>
+          <w:tcPr>
+            <w:tcW w:type="dxa" w:w="1584"/>
+            <w:shd w:fill="FFFFFF"/>
+            <w:tcMar>
+              <w:top w:w="100" w:type="dxa"/>
+              <w:bottom w:w="100" w:type="dxa"/>
+              <w:left w:w="120" w:type="dxa"/>
+              <w:right w:w="120" w:type="dxa"/>
+            </w:tcMar>
+            <w:tcBorders>
+              <w:top w:val="single" w:sz="4" w:space="0" w:color="CCCCCC"/>
+              <w:bottom w:val="single" w:sz="4" w:space="0" w:color="CCCCCC"/>
+              <w:left w:val="single" w:sz="4" w:space="0" w:color="CCCCCC"/>
+              <w:right w:val="single" w:sz="4" w:space="0" w:color="CCCCCC"/>
+            </w:tcBorders>
+          </w:tcPr>
+          <w:p>
+            <w:pPr>
+              <w:spacing w:before="60" w:after="60" w:line="252" w:lineRule="auto"/>
+              <w:jc w:val="left"/>
+            </w:pPr>
+            <w:r/>
+            <w:r>
+              <w:rPr>
+                <w:b/>
+              </w:rPr>
+              <w:t>Fri 02/10</w:t>
+            </w:r>
+          </w:p>
+        </w:tc>
+        <w:tc>
+          <w:tcPr>
+            <w:tcW w:type="dxa" w:w="864"/>
+            <w:shd w:fill="FFFFFF"/>
+            <w:tcMar>
+              <w:top w:w="100" w:type="dxa"/>
+              <w:bottom w:w="100" w:type="dxa"/>
+              <w:left w:w="120" w:type="dxa"/>
+              <w:right w:w="120" w:type="dxa"/>
+            </w:tcMar>
+            <w:tcBorders>
+              <w:top w:val="single" w:sz="4" w:space="0" w:color="CCCCCC"/>
+              <w:bottom w:val="single" w:sz="4" w:space="0" w:color="CCCCCC"/>
+              <w:left w:val="single" w:sz="4" w:space="0" w:color="CCCCCC"/>
+              <w:right w:val="single" w:sz="4" w:space="0" w:color="CCCCCC"/>
+            </w:tcBorders>
+          </w:tcPr>
+          <w:p>
+            <w:pPr>
+              <w:spacing w:before="60" w:after="60" w:line="252" w:lineRule="auto"/>
+              <w:jc w:val="left"/>
+            </w:pPr>
+            <w:r/>
+            <w:r>
+              <w:t>Pre-NY 19-21</w:t>
+            </w:r>
+          </w:p>
+        </w:tc>
+        <w:tc>
+          <w:tcPr>
+            <w:tcW w:type="dxa" w:w="1440"/>
+            <w:shd w:fill="FFFFFF"/>
+            <w:tcMar>
+              <w:top w:w="100" w:type="dxa"/>
+              <w:bottom w:w="100" w:type="dxa"/>
+              <w:left w:w="120" w:type="dxa"/>
+              <w:right w:w="120" w:type="dxa"/>
+            </w:tcMar>
+            <w:tcBorders>
+              <w:top w:val="single" w:sz="4" w:space="0" w:color="CCCCCC"/>
+              <w:bottom w:val="single" w:sz="4" w:space="0" w:color="CCCCCC"/>
+              <w:left w:val="single" w:sz="4" w:space="0" w:color="CCCCCC"/>
+              <w:right w:val="single" w:sz="4" w:space="0" w:color="CCCCCC"/>
+            </w:tcBorders>
+          </w:tcPr>
+          <w:p>
+            <w:pPr>
+              <w:spacing w:before="60" w:after="60" w:line="252" w:lineRule="auto"/>
+              <w:jc w:val="left"/>
+            </w:pPr>
+            <w:r/>
+            <w:r>
+              <w:t>703.75</w:t>
+            </w:r>
+          </w:p>
+        </w:tc>
+        <w:tc>
+          <w:tcPr>
+            <w:tcW w:type="dxa" w:w="2016"/>
+            <w:shd w:fill="FFFFFF"/>
+            <w:tcMar>
+              <w:top w:w="100" w:type="dxa"/>
+              <w:bottom w:w="100" w:type="dxa"/>
+              <w:left w:w="120" w:type="dxa"/>
+              <w:right w:w="120" w:type="dxa"/>
+            </w:tcMar>
+            <w:tcBorders>
+              <w:top w:val="single" w:sz="4" w:space="0" w:color="CCCCCC"/>
+              <w:bottom w:val="single" w:sz="4" w:space="0" w:color="CCCCCC"/>
+              <w:left w:val="single" w:sz="4" w:space="0" w:color="CCCCCC"/>
+              <w:right w:val="single" w:sz="4" w:space="0" w:color="CCCCCC"/>
+            </w:tcBorders>
+          </w:tcPr>
+          <w:p>
+            <w:pPr>
+              <w:spacing w:before="60" w:after="60" w:line="252" w:lineRule="auto"/>
+              <w:jc w:val="left"/>
+            </w:pPr>
+            <w:r/>
+            <w:r>
+              <w:t>713.00</w:t>
+            </w:r>
+          </w:p>
+        </w:tc>
+        <w:tc>
+          <w:tcPr>
+            <w:tcW w:type="dxa" w:w="1152"/>
+            <w:shd w:fill="FFFFFF"/>
+            <w:tcMar>
+              <w:top w:w="100" w:type="dxa"/>
+              <w:bottom w:w="100" w:type="dxa"/>
+              <w:left w:w="120" w:type="dxa"/>
+              <w:right w:w="120" w:type="dxa"/>
+            </w:tcMar>
+            <w:tcBorders>
+              <w:top w:val="single" w:sz="4" w:space="0" w:color="CCCCCC"/>
+              <w:bottom w:val="single" w:sz="4" w:space="0" w:color="CCCCCC"/>
+              <w:left w:val="single" w:sz="4" w:space="0" w:color="CCCCCC"/>
+              <w:right w:val="single" w:sz="4" w:space="0" w:color="CCCCCC"/>
+            </w:tcBorders>
+          </w:tcPr>
+          <w:p>
+            <w:pPr>
+              <w:spacing w:before="60" w:after="60" w:line="252" w:lineRule="auto"/>
+              <w:jc w:val="left"/>
+            </w:pPr>
+            <w:r/>
+            <w:r>
+              <w:t>696.50</w:t>
+            </w:r>
+          </w:p>
+        </w:tc>
+        <w:tc>
+          <w:tcPr>
+            <w:tcW w:type="dxa" w:w="1728"/>
+            <w:shd w:fill="FFFFFF"/>
+            <w:tcMar>
+              <w:top w:w="100" w:type="dxa"/>
+              <w:bottom w:w="100" w:type="dxa"/>
+              <w:left w:w="120" w:type="dxa"/>
+              <w:right w:w="120" w:type="dxa"/>
+            </w:tcMar>
+            <w:tcBorders>
+              <w:top w:val="single" w:sz="4" w:space="0" w:color="CCCCCC"/>
+              <w:bottom w:val="single" w:sz="4" w:space="0" w:color="CCCCCC"/>
+              <w:left w:val="single" w:sz="4" w:space="0" w:color="CCCCCC"/>
+              <w:right w:val="single" w:sz="4" w:space="0" w:color="CCCCCC"/>
+            </w:tcBorders>
+          </w:tcPr>
+          <w:p>
+            <w:pPr>
+              <w:spacing w:before="60" w:after="60" w:line="252" w:lineRule="auto"/>
+              <w:jc w:val="left"/>
+            </w:pPr>
+            <w:r/>
+            <w:r>
+              <w:rPr>
+                <w:b/>
+              </w:rPr>
+              <w:t>703.50</w:t>
+            </w:r>
+          </w:p>
+        </w:tc>
+        <w:tc>
+          <w:tcPr>
+            <w:tcW w:type="dxa" w:w="3456"/>
+            <w:shd w:fill="FFFFFF"/>
+            <w:tcMar>
+              <w:top w:w="100" w:type="dxa"/>
+              <w:bottom w:w="100" w:type="dxa"/>
+              <w:left w:w="120" w:type="dxa"/>
+              <w:right w:w="120" w:type="dxa"/>
+            </w:tcMar>
+            <w:tcBorders>
+              <w:top w:val="single" w:sz="4" w:space="0" w:color="CCCCCC"/>
+              <w:bottom w:val="single" w:sz="4" w:space="0" w:color="CCCCCC"/>
+              <w:left w:val="single" w:sz="4" w:space="0" w:color="CCCCCC"/>
+              <w:right w:val="single" w:sz="4" w:space="0" w:color="CCCCCC"/>
+            </w:tcBorders>
+          </w:tcPr>
+          <w:p>
+            <w:pPr>
+              <w:spacing w:before="60" w:after="60" w:line="252" w:lineRule="auto"/>
+              <w:jc w:val="left"/>
+            </w:pPr>
+            <w:r/>
+            <w:r>
+              <w:rPr>
+                <w:b/>
+              </w:rPr>
+              <w:t>-0.25</w:t>
+            </w:r>
+          </w:p>
+        </w:tc>
+        <w:tc>
+          <w:tcPr>
+            <w:tcW w:type="dxa" w:w="1440"/>
+            <w:shd w:fill="FFFFFF"/>
+            <w:tcMar>
+              <w:top w:w="100" w:type="dxa"/>
+              <w:bottom w:w="100" w:type="dxa"/>
+              <w:left w:w="120" w:type="dxa"/>
+              <w:right w:w="120" w:type="dxa"/>
+            </w:tcMar>
+            <w:tcBorders>
+              <w:top w:val="single" w:sz="4" w:space="0" w:color="CCCCCC"/>
+              <w:bottom w:val="single" w:sz="4" w:space="0" w:color="CCCCCC"/>
+              <w:left w:val="single" w:sz="4" w:space="0" w:color="CCCCCC"/>
+              <w:right w:val="single" w:sz="4" w:space="0" w:color="CCCCCC"/>
+            </w:tcBorders>
+          </w:tcPr>
+          <w:p>
+            <w:pPr>
+              <w:spacing w:before="60" w:after="60" w:line="252" w:lineRule="auto"/>
+              <w:jc w:val="left"/>
+            </w:pPr>
+            <w:r/>
+            <w:r>
+              <w:t>BEAR</w:t>
+            </w:r>
+          </w:p>
+        </w:tc>
+      </w:tr>
+      <w:tr>
+        <w:tc>
+          <w:tcPr>
+            <w:tcW w:type="dxa" w:w="1584"/>
+            <w:shd w:fill="F8FAFC"/>
+            <w:tcMar>
+              <w:top w:w="100" w:type="dxa"/>
+              <w:bottom w:w="100" w:type="dxa"/>
+              <w:left w:w="120" w:type="dxa"/>
+              <w:right w:w="120" w:type="dxa"/>
+            </w:tcMar>
+            <w:tcBorders>
+              <w:top w:val="single" w:sz="4" w:space="0" w:color="CCCCCC"/>
+              <w:bottom w:val="single" w:sz="4" w:space="0" w:color="CCCCCC"/>
+              <w:left w:val="single" w:sz="4" w:space="0" w:color="CCCCCC"/>
+              <w:right w:val="single" w:sz="4" w:space="0" w:color="CCCCCC"/>
+            </w:tcBorders>
+          </w:tcPr>
+          <w:p>
+            <w:pPr>
+              <w:spacing w:before="60" w:after="60" w:line="252" w:lineRule="auto"/>
+              <w:jc w:val="left"/>
+            </w:pPr>
+            <w:r/>
+            <w:r>
+              <w:rPr>
+                <w:b/>
+              </w:rPr>
+              <w:t>Fri 02/10</w:t>
+            </w:r>
+          </w:p>
+        </w:tc>
+        <w:tc>
+          <w:tcPr>
+            <w:tcW w:type="dxa" w:w="864"/>
+            <w:shd w:fill="F8FAFC"/>
+            <w:tcMar>
+              <w:top w:w="100" w:type="dxa"/>
+              <w:bottom w:w="100" w:type="dxa"/>
+              <w:left w:w="120" w:type="dxa"/>
+              <w:right w:w="120" w:type="dxa"/>
+            </w:tcMar>
+            <w:tcBorders>
+              <w:top w:val="single" w:sz="4" w:space="0" w:color="CCCCCC"/>
+              <w:bottom w:val="single" w:sz="4" w:space="0" w:color="CCCCCC"/>
+              <w:left w:val="single" w:sz="4" w:space="0" w:color="CCCCCC"/>
+              <w:right w:val="single" w:sz="4" w:space="0" w:color="CCCCCC"/>
+            </w:tcBorders>
+          </w:tcPr>
+          <w:p>
+            <w:pPr>
+              <w:spacing w:before="60" w:after="60" w:line="252" w:lineRule="auto"/>
+              <w:jc w:val="left"/>
+            </w:pPr>
+            <w:r/>
+            <w:r>
+              <w:t>NY Open 21-23</w:t>
+            </w:r>
+          </w:p>
+        </w:tc>
+        <w:tc>
+          <w:tcPr>
+            <w:tcW w:type="dxa" w:w="1440"/>
+            <w:shd w:fill="F8FAFC"/>
+            <w:tcMar>
+              <w:top w:w="100" w:type="dxa"/>
+              <w:bottom w:w="100" w:type="dxa"/>
+              <w:left w:w="120" w:type="dxa"/>
+              <w:right w:w="120" w:type="dxa"/>
+            </w:tcMar>
+            <w:tcBorders>
+              <w:top w:val="single" w:sz="4" w:space="0" w:color="CCCCCC"/>
+              <w:bottom w:val="single" w:sz="4" w:space="0" w:color="CCCCCC"/>
+              <w:left w:val="single" w:sz="4" w:space="0" w:color="CCCCCC"/>
+              <w:right w:val="single" w:sz="4" w:space="0" w:color="CCCCCC"/>
+            </w:tcBorders>
+          </w:tcPr>
+          <w:p>
+            <w:pPr>
+              <w:spacing w:before="60" w:after="60" w:line="252" w:lineRule="auto"/>
+              <w:jc w:val="left"/>
+            </w:pPr>
+            <w:r/>
+            <w:r>
+              <w:t>703.50</w:t>
+            </w:r>
+          </w:p>
+        </w:tc>
+        <w:tc>
+          <w:tcPr>
+            <w:tcW w:type="dxa" w:w="2016"/>
+            <w:shd w:fill="F8FAFC"/>
+            <w:tcMar>
+              <w:top w:w="100" w:type="dxa"/>
+              <w:bottom w:w="100" w:type="dxa"/>
+              <w:left w:w="120" w:type="dxa"/>
+              <w:right w:w="120" w:type="dxa"/>
+            </w:tcMar>
+            <w:tcBorders>
+              <w:top w:val="single" w:sz="4" w:space="0" w:color="CCCCCC"/>
+              <w:bottom w:val="single" w:sz="4" w:space="0" w:color="CCCCCC"/>
+              <w:left w:val="single" w:sz="4" w:space="0" w:color="CCCCCC"/>
+              <w:right w:val="single" w:sz="4" w:space="0" w:color="CCCCCC"/>
+            </w:tcBorders>
+          </w:tcPr>
+          <w:p>
+            <w:pPr>
+              <w:spacing w:before="60" w:after="60" w:line="252" w:lineRule="auto"/>
+              <w:jc w:val="left"/>
+            </w:pPr>
+            <w:r/>
+            <w:r>
+              <w:t>712.00</w:t>
+            </w:r>
+          </w:p>
+        </w:tc>
+        <w:tc>
+          <w:tcPr>
+            <w:tcW w:type="dxa" w:w="1152"/>
+            <w:shd w:fill="F8FAFC"/>
+            <w:tcMar>
+              <w:top w:w="100" w:type="dxa"/>
+              <w:bottom w:w="100" w:type="dxa"/>
+              <w:left w:w="120" w:type="dxa"/>
+              <w:right w:w="120" w:type="dxa"/>
+            </w:tcMar>
+            <w:tcBorders>
+              <w:top w:val="single" w:sz="4" w:space="0" w:color="CCCCCC"/>
+              <w:bottom w:val="single" w:sz="4" w:space="0" w:color="CCCCCC"/>
+              <w:left w:val="single" w:sz="4" w:space="0" w:color="CCCCCC"/>
+              <w:right w:val="single" w:sz="4" w:space="0" w:color="CCCCCC"/>
+            </w:tcBorders>
+          </w:tcPr>
+          <w:p>
+            <w:pPr>
+              <w:spacing w:before="60" w:after="60" w:line="252" w:lineRule="auto"/>
+              <w:jc w:val="left"/>
+            </w:pPr>
+            <w:r/>
+            <w:r>
+              <w:t>689.50</w:t>
+            </w:r>
+          </w:p>
+        </w:tc>
+        <w:tc>
+          <w:tcPr>
+            <w:tcW w:type="dxa" w:w="1728"/>
+            <w:shd w:fill="F8FAFC"/>
+            <w:tcMar>
+              <w:top w:w="100" w:type="dxa"/>
+              <w:bottom w:w="100" w:type="dxa"/>
+              <w:left w:w="120" w:type="dxa"/>
+              <w:right w:w="120" w:type="dxa"/>
+            </w:tcMar>
+            <w:tcBorders>
+              <w:top w:val="single" w:sz="4" w:space="0" w:color="CCCCCC"/>
+              <w:bottom w:val="single" w:sz="4" w:space="0" w:color="CCCCCC"/>
+              <w:left w:val="single" w:sz="4" w:space="0" w:color="CCCCCC"/>
+              <w:right w:val="single" w:sz="4" w:space="0" w:color="CCCCCC"/>
+            </w:tcBorders>
+          </w:tcPr>
+          <w:p>
+            <w:pPr>
+              <w:spacing w:before="60" w:after="60" w:line="252" w:lineRule="auto"/>
+              <w:jc w:val="left"/>
+            </w:pPr>
+            <w:r/>
+            <w:r>
+              <w:rPr>
+                <w:b/>
+              </w:rPr>
+              <w:t>705.25</w:t>
             </w:r>
           </w:p>
         </w:tc>
@@ -27807,7 +31097,7 @@
               <w:rPr>
                 <w:b/>
               </w:rPr>
-              <w:t>Wed 30/09</w:t>
+              <w:t>Fri 02/10</w:t>
             </w:r>
           </w:p>
         </w:tc>
@@ -27835,7 +31125,7 @@
             </w:pPr>
             <w:r/>
             <w:r>
-              <w:t>Pre-NY 19-21</w:t>
+              <w:t>NY Close 23-01</w:t>
             </w:r>
           </w:p>
         </w:tc>
@@ -27863,7 +31153,7 @@
             </w:pPr>
             <w:r/>
             <w:r>
-              <w:t>699.25</w:t>
+              <w:t>705.25</w:t>
             </w:r>
           </w:p>
         </w:tc>
@@ -27891,7 +31181,7 @@
             </w:pPr>
             <w:r/>
             <w:r>
-              <w:t>708.50</w:t>
+              <w:t>711.50</w:t>
             </w:r>
           </w:p>
         </w:tc>
@@ -27919,1887 +31209,7 @@
             </w:pPr>
             <w:r/>
             <w:r>
-              <w:t>688.50</w:t>
-            </w:r>
-          </w:p>
-        </w:tc>
-        <w:tc>
-          <w:tcPr>
-            <w:tcW w:type="dxa" w:w="1728"/>
-            <w:shd w:fill="FFFFFF"/>
-            <w:tcMar>
-              <w:top w:w="100" w:type="dxa"/>
-              <w:bottom w:w="100" w:type="dxa"/>
-              <w:left w:w="120" w:type="dxa"/>
-              <w:right w:w="120" w:type="dxa"/>
-            </w:tcMar>
-            <w:tcBorders>
-              <w:top w:val="single" w:sz="4" w:space="0" w:color="CCCCCC"/>
-              <w:bottom w:val="single" w:sz="4" w:space="0" w:color="CCCCCC"/>
-              <w:left w:val="single" w:sz="4" w:space="0" w:color="CCCCCC"/>
-              <w:right w:val="single" w:sz="4" w:space="0" w:color="CCCCCC"/>
-            </w:tcBorders>
-          </w:tcPr>
-          <w:p>
-            <w:pPr>
-              <w:spacing w:before="60" w:after="60" w:line="252" w:lineRule="auto"/>
-              <w:jc w:val="left"/>
-            </w:pPr>
-            <w:r/>
-            <w:r>
-              <w:rPr>
-                <w:b/>
-              </w:rPr>
-              <w:t>699.75</w:t>
-            </w:r>
-          </w:p>
-        </w:tc>
-        <w:tc>
-          <w:tcPr>
-            <w:tcW w:type="dxa" w:w="3456"/>
-            <w:shd w:fill="FFFFFF"/>
-            <w:tcMar>
-              <w:top w:w="100" w:type="dxa"/>
-              <w:bottom w:w="100" w:type="dxa"/>
-              <w:left w:w="120" w:type="dxa"/>
-              <w:right w:w="120" w:type="dxa"/>
-            </w:tcMar>
-            <w:tcBorders>
-              <w:top w:val="single" w:sz="4" w:space="0" w:color="CCCCCC"/>
-              <w:bottom w:val="single" w:sz="4" w:space="0" w:color="CCCCCC"/>
-              <w:left w:val="single" w:sz="4" w:space="0" w:color="CCCCCC"/>
-              <w:right w:val="single" w:sz="4" w:space="0" w:color="CCCCCC"/>
-            </w:tcBorders>
-          </w:tcPr>
-          <w:p>
-            <w:pPr>
-              <w:spacing w:before="60" w:after="60" w:line="252" w:lineRule="auto"/>
-              <w:jc w:val="left"/>
-            </w:pPr>
-            <w:r/>
-            <w:r>
-              <w:rPr>
-                <w:b/>
-              </w:rPr>
-              <w:t>+0.50</w:t>
-            </w:r>
-          </w:p>
-        </w:tc>
-        <w:tc>
-          <w:tcPr>
-            <w:tcW w:type="dxa" w:w="1440"/>
-            <w:shd w:fill="FFFFFF"/>
-            <w:tcMar>
-              <w:top w:w="100" w:type="dxa"/>
-              <w:bottom w:w="100" w:type="dxa"/>
-              <w:left w:w="120" w:type="dxa"/>
-              <w:right w:w="120" w:type="dxa"/>
-            </w:tcMar>
-            <w:tcBorders>
-              <w:top w:val="single" w:sz="4" w:space="0" w:color="CCCCCC"/>
-              <w:bottom w:val="single" w:sz="4" w:space="0" w:color="CCCCCC"/>
-              <w:left w:val="single" w:sz="4" w:space="0" w:color="CCCCCC"/>
-              <w:right w:val="single" w:sz="4" w:space="0" w:color="CCCCCC"/>
-            </w:tcBorders>
-          </w:tcPr>
-          <w:p>
-            <w:pPr>
-              <w:spacing w:before="60" w:after="60" w:line="252" w:lineRule="auto"/>
-              <w:jc w:val="left"/>
-            </w:pPr>
-            <w:r/>
-            <w:r>
-              <w:t>BULL</w:t>
-            </w:r>
-          </w:p>
-        </w:tc>
-      </w:tr>
-      <w:tr>
-        <w:tc>
-          <w:tcPr>
-            <w:tcW w:type="dxa" w:w="1584"/>
-            <w:shd w:fill="F8FAFC"/>
-            <w:tcMar>
-              <w:top w:w="100" w:type="dxa"/>
-              <w:bottom w:w="100" w:type="dxa"/>
-              <w:left w:w="120" w:type="dxa"/>
-              <w:right w:w="120" w:type="dxa"/>
-            </w:tcMar>
-            <w:tcBorders>
-              <w:top w:val="single" w:sz="4" w:space="0" w:color="CCCCCC"/>
-              <w:bottom w:val="single" w:sz="4" w:space="0" w:color="CCCCCC"/>
-              <w:left w:val="single" w:sz="4" w:space="0" w:color="CCCCCC"/>
-              <w:right w:val="single" w:sz="4" w:space="0" w:color="CCCCCC"/>
-            </w:tcBorders>
-          </w:tcPr>
-          <w:p>
-            <w:pPr>
-              <w:spacing w:before="60" w:after="60" w:line="252" w:lineRule="auto"/>
-              <w:jc w:val="left"/>
-            </w:pPr>
-            <w:r/>
-            <w:r>
-              <w:rPr>
-                <w:b/>
-              </w:rPr>
-              <w:t>Wed 30/09</w:t>
-            </w:r>
-          </w:p>
-        </w:tc>
-        <w:tc>
-          <w:tcPr>
-            <w:tcW w:type="dxa" w:w="864"/>
-            <w:shd w:fill="F8FAFC"/>
-            <w:tcMar>
-              <w:top w:w="100" w:type="dxa"/>
-              <w:bottom w:w="100" w:type="dxa"/>
-              <w:left w:w="120" w:type="dxa"/>
-              <w:right w:w="120" w:type="dxa"/>
-            </w:tcMar>
-            <w:tcBorders>
-              <w:top w:val="single" w:sz="4" w:space="0" w:color="CCCCCC"/>
-              <w:bottom w:val="single" w:sz="4" w:space="0" w:color="CCCCCC"/>
-              <w:left w:val="single" w:sz="4" w:space="0" w:color="CCCCCC"/>
-              <w:right w:val="single" w:sz="4" w:space="0" w:color="CCCCCC"/>
-            </w:tcBorders>
-          </w:tcPr>
-          <w:p>
-            <w:pPr>
-              <w:spacing w:before="60" w:after="60" w:line="252" w:lineRule="auto"/>
-              <w:jc w:val="left"/>
-            </w:pPr>
-            <w:r/>
-            <w:r>
-              <w:t>NY Open 21-23</w:t>
-            </w:r>
-          </w:p>
-        </w:tc>
-        <w:tc>
-          <w:tcPr>
-            <w:tcW w:type="dxa" w:w="1440"/>
-            <w:shd w:fill="F8FAFC"/>
-            <w:tcMar>
-              <w:top w:w="100" w:type="dxa"/>
-              <w:bottom w:w="100" w:type="dxa"/>
-              <w:left w:w="120" w:type="dxa"/>
-              <w:right w:w="120" w:type="dxa"/>
-            </w:tcMar>
-            <w:tcBorders>
-              <w:top w:val="single" w:sz="4" w:space="0" w:color="CCCCCC"/>
-              <w:bottom w:val="single" w:sz="4" w:space="0" w:color="CCCCCC"/>
-              <w:left w:val="single" w:sz="4" w:space="0" w:color="CCCCCC"/>
-              <w:right w:val="single" w:sz="4" w:space="0" w:color="CCCCCC"/>
-            </w:tcBorders>
-          </w:tcPr>
-          <w:p>
-            <w:pPr>
-              <w:spacing w:before="60" w:after="60" w:line="252" w:lineRule="auto"/>
-              <w:jc w:val="left"/>
-            </w:pPr>
-            <w:r/>
-            <w:r>
-              <w:t>699.75</w:t>
-            </w:r>
-          </w:p>
-        </w:tc>
-        <w:tc>
-          <w:tcPr>
-            <w:tcW w:type="dxa" w:w="2016"/>
-            <w:shd w:fill="F8FAFC"/>
-            <w:tcMar>
-              <w:top w:w="100" w:type="dxa"/>
-              <w:bottom w:w="100" w:type="dxa"/>
-              <w:left w:w="120" w:type="dxa"/>
-              <w:right w:w="120" w:type="dxa"/>
-            </w:tcMar>
-            <w:tcBorders>
-              <w:top w:val="single" w:sz="4" w:space="0" w:color="CCCCCC"/>
-              <w:bottom w:val="single" w:sz="4" w:space="0" w:color="CCCCCC"/>
-              <w:left w:val="single" w:sz="4" w:space="0" w:color="CCCCCC"/>
-              <w:right w:val="single" w:sz="4" w:space="0" w:color="CCCCCC"/>
-            </w:tcBorders>
-          </w:tcPr>
-          <w:p>
-            <w:pPr>
-              <w:spacing w:before="60" w:after="60" w:line="252" w:lineRule="auto"/>
-              <w:jc w:val="left"/>
-            </w:pPr>
-            <w:r/>
-            <w:r>
-              <w:t>712.00</w:t>
-            </w:r>
-          </w:p>
-        </w:tc>
-        <w:tc>
-          <w:tcPr>
-            <w:tcW w:type="dxa" w:w="1152"/>
-            <w:shd w:fill="F8FAFC"/>
-            <w:tcMar>
-              <w:top w:w="100" w:type="dxa"/>
-              <w:bottom w:w="100" w:type="dxa"/>
-              <w:left w:w="120" w:type="dxa"/>
-              <w:right w:w="120" w:type="dxa"/>
-            </w:tcMar>
-            <w:tcBorders>
-              <w:top w:val="single" w:sz="4" w:space="0" w:color="CCCCCC"/>
-              <w:bottom w:val="single" w:sz="4" w:space="0" w:color="CCCCCC"/>
-              <w:left w:val="single" w:sz="4" w:space="0" w:color="CCCCCC"/>
-              <w:right w:val="single" w:sz="4" w:space="0" w:color="CCCCCC"/>
-            </w:tcBorders>
-          </w:tcPr>
-          <w:p>
-            <w:pPr>
-              <w:spacing w:before="60" w:after="60" w:line="252" w:lineRule="auto"/>
-              <w:jc w:val="left"/>
-            </w:pPr>
-            <w:r/>
-            <w:r>
-              <w:t>685.50</w:t>
-            </w:r>
-          </w:p>
-        </w:tc>
-        <w:tc>
-          <w:tcPr>
-            <w:tcW w:type="dxa" w:w="1728"/>
-            <w:shd w:fill="F8FAFC"/>
-            <w:tcMar>
-              <w:top w:w="100" w:type="dxa"/>
-              <w:bottom w:w="100" w:type="dxa"/>
-              <w:left w:w="120" w:type="dxa"/>
-              <w:right w:w="120" w:type="dxa"/>
-            </w:tcMar>
-            <w:tcBorders>
-              <w:top w:val="single" w:sz="4" w:space="0" w:color="CCCCCC"/>
-              <w:bottom w:val="single" w:sz="4" w:space="0" w:color="CCCCCC"/>
-              <w:left w:val="single" w:sz="4" w:space="0" w:color="CCCCCC"/>
-              <w:right w:val="single" w:sz="4" w:space="0" w:color="CCCCCC"/>
-            </w:tcBorders>
-          </w:tcPr>
-          <w:p>
-            <w:pPr>
-              <w:spacing w:before="60" w:after="60" w:line="252" w:lineRule="auto"/>
-              <w:jc w:val="left"/>
-            </w:pPr>
-            <w:r/>
-            <w:r>
-              <w:rPr>
-                <w:b/>
-              </w:rPr>
-              <w:t>698.25</w:t>
-            </w:r>
-          </w:p>
-        </w:tc>
-        <w:tc>
-          <w:tcPr>
-            <w:tcW w:type="dxa" w:w="3456"/>
-            <w:shd w:fill="F8FAFC"/>
-            <w:tcMar>
-              <w:top w:w="100" w:type="dxa"/>
-              <w:bottom w:w="100" w:type="dxa"/>
-              <w:left w:w="120" w:type="dxa"/>
-              <w:right w:w="120" w:type="dxa"/>
-            </w:tcMar>
-            <w:tcBorders>
-              <w:top w:val="single" w:sz="4" w:space="0" w:color="CCCCCC"/>
-              <w:bottom w:val="single" w:sz="4" w:space="0" w:color="CCCCCC"/>
-              <w:left w:val="single" w:sz="4" w:space="0" w:color="CCCCCC"/>
-              <w:right w:val="single" w:sz="4" w:space="0" w:color="CCCCCC"/>
-            </w:tcBorders>
-          </w:tcPr>
-          <w:p>
-            <w:pPr>
-              <w:spacing w:before="60" w:after="60" w:line="252" w:lineRule="auto"/>
-              <w:jc w:val="left"/>
-            </w:pPr>
-            <w:r/>
-            <w:r>
-              <w:rPr>
-                <w:b/>
-              </w:rPr>
-              <w:t>-1.50</w:t>
-            </w:r>
-          </w:p>
-        </w:tc>
-        <w:tc>
-          <w:tcPr>
-            <w:tcW w:type="dxa" w:w="1440"/>
-            <w:shd w:fill="F8FAFC"/>
-            <w:tcMar>
-              <w:top w:w="100" w:type="dxa"/>
-              <w:bottom w:w="100" w:type="dxa"/>
-              <w:left w:w="120" w:type="dxa"/>
-              <w:right w:w="120" w:type="dxa"/>
-            </w:tcMar>
-            <w:tcBorders>
-              <w:top w:val="single" w:sz="4" w:space="0" w:color="CCCCCC"/>
-              <w:bottom w:val="single" w:sz="4" w:space="0" w:color="CCCCCC"/>
-              <w:left w:val="single" w:sz="4" w:space="0" w:color="CCCCCC"/>
-              <w:right w:val="single" w:sz="4" w:space="0" w:color="CCCCCC"/>
-            </w:tcBorders>
-          </w:tcPr>
-          <w:p>
-            <w:pPr>
-              <w:spacing w:before="60" w:after="60" w:line="252" w:lineRule="auto"/>
-              <w:jc w:val="left"/>
-            </w:pPr>
-            <w:r/>
-            <w:r>
-              <w:t>BEAR</w:t>
-            </w:r>
-          </w:p>
-        </w:tc>
-      </w:tr>
-      <w:tr>
-        <w:tc>
-          <w:tcPr>
-            <w:tcW w:type="dxa" w:w="1584"/>
-            <w:shd w:fill="FFFFFF"/>
-            <w:tcMar>
-              <w:top w:w="100" w:type="dxa"/>
-              <w:bottom w:w="100" w:type="dxa"/>
-              <w:left w:w="120" w:type="dxa"/>
-              <w:right w:w="120" w:type="dxa"/>
-            </w:tcMar>
-            <w:tcBorders>
-              <w:top w:val="single" w:sz="4" w:space="0" w:color="CCCCCC"/>
-              <w:bottom w:val="single" w:sz="4" w:space="0" w:color="CCCCCC"/>
-              <w:left w:val="single" w:sz="4" w:space="0" w:color="CCCCCC"/>
-              <w:right w:val="single" w:sz="4" w:space="0" w:color="CCCCCC"/>
-            </w:tcBorders>
-          </w:tcPr>
-          <w:p>
-            <w:pPr>
-              <w:spacing w:before="60" w:after="60" w:line="252" w:lineRule="auto"/>
-              <w:jc w:val="left"/>
-            </w:pPr>
-            <w:r/>
-            <w:r>
-              <w:rPr>
-                <w:b/>
-              </w:rPr>
-              <w:t>Wed 30/09</w:t>
-            </w:r>
-          </w:p>
-        </w:tc>
-        <w:tc>
-          <w:tcPr>
-            <w:tcW w:type="dxa" w:w="864"/>
-            <w:shd w:fill="FFFFFF"/>
-            <w:tcMar>
-              <w:top w:w="100" w:type="dxa"/>
-              <w:bottom w:w="100" w:type="dxa"/>
-              <w:left w:w="120" w:type="dxa"/>
-              <w:right w:w="120" w:type="dxa"/>
-            </w:tcMar>
-            <w:tcBorders>
-              <w:top w:val="single" w:sz="4" w:space="0" w:color="CCCCCC"/>
-              <w:bottom w:val="single" w:sz="4" w:space="0" w:color="CCCCCC"/>
-              <w:left w:val="single" w:sz="4" w:space="0" w:color="CCCCCC"/>
-              <w:right w:val="single" w:sz="4" w:space="0" w:color="CCCCCC"/>
-            </w:tcBorders>
-          </w:tcPr>
-          <w:p>
-            <w:pPr>
-              <w:spacing w:before="60" w:after="60" w:line="252" w:lineRule="auto"/>
-              <w:jc w:val="left"/>
-            </w:pPr>
-            <w:r/>
-            <w:r>
-              <w:t>NY Close 23-01</w:t>
-            </w:r>
-          </w:p>
-        </w:tc>
-        <w:tc>
-          <w:tcPr>
-            <w:tcW w:type="dxa" w:w="1440"/>
-            <w:shd w:fill="FFFFFF"/>
-            <w:tcMar>
-              <w:top w:w="100" w:type="dxa"/>
-              <w:bottom w:w="100" w:type="dxa"/>
-              <w:left w:w="120" w:type="dxa"/>
-              <w:right w:w="120" w:type="dxa"/>
-            </w:tcMar>
-            <w:tcBorders>
-              <w:top w:val="single" w:sz="4" w:space="0" w:color="CCCCCC"/>
-              <w:bottom w:val="single" w:sz="4" w:space="0" w:color="CCCCCC"/>
-              <w:left w:val="single" w:sz="4" w:space="0" w:color="CCCCCC"/>
-              <w:right w:val="single" w:sz="4" w:space="0" w:color="CCCCCC"/>
-            </w:tcBorders>
-          </w:tcPr>
-          <w:p>
-            <w:pPr>
-              <w:spacing w:before="60" w:after="60" w:line="252" w:lineRule="auto"/>
-              <w:jc w:val="left"/>
-            </w:pPr>
-            <w:r/>
-            <w:r>
-              <w:t>698.25</w:t>
-            </w:r>
-          </w:p>
-        </w:tc>
-        <w:tc>
-          <w:tcPr>
-            <w:tcW w:type="dxa" w:w="2016"/>
-            <w:shd w:fill="FFFFFF"/>
-            <w:tcMar>
-              <w:top w:w="100" w:type="dxa"/>
-              <w:bottom w:w="100" w:type="dxa"/>
-              <w:left w:w="120" w:type="dxa"/>
-              <w:right w:w="120" w:type="dxa"/>
-            </w:tcMar>
-            <w:tcBorders>
-              <w:top w:val="single" w:sz="4" w:space="0" w:color="CCCCCC"/>
-              <w:bottom w:val="single" w:sz="4" w:space="0" w:color="CCCCCC"/>
-              <w:left w:val="single" w:sz="4" w:space="0" w:color="CCCCCC"/>
-              <w:right w:val="single" w:sz="4" w:space="0" w:color="CCCCCC"/>
-            </w:tcBorders>
-          </w:tcPr>
-          <w:p>
-            <w:pPr>
-              <w:spacing w:before="60" w:after="60" w:line="252" w:lineRule="auto"/>
-              <w:jc w:val="left"/>
-            </w:pPr>
-            <w:r/>
-            <w:r>
-              <w:t>705.25</w:t>
-            </w:r>
-          </w:p>
-        </w:tc>
-        <w:tc>
-          <w:tcPr>
-            <w:tcW w:type="dxa" w:w="1152"/>
-            <w:shd w:fill="FFFFFF"/>
-            <w:tcMar>
-              <w:top w:w="100" w:type="dxa"/>
-              <w:bottom w:w="100" w:type="dxa"/>
-              <w:left w:w="120" w:type="dxa"/>
-              <w:right w:w="120" w:type="dxa"/>
-            </w:tcMar>
-            <w:tcBorders>
-              <w:top w:val="single" w:sz="4" w:space="0" w:color="CCCCCC"/>
-              <w:bottom w:val="single" w:sz="4" w:space="0" w:color="CCCCCC"/>
-              <w:left w:val="single" w:sz="4" w:space="0" w:color="CCCCCC"/>
-              <w:right w:val="single" w:sz="4" w:space="0" w:color="CCCCCC"/>
-            </w:tcBorders>
-          </w:tcPr>
-          <w:p>
-            <w:pPr>
-              <w:spacing w:before="60" w:after="60" w:line="252" w:lineRule="auto"/>
-              <w:jc w:val="left"/>
-            </w:pPr>
-            <w:r/>
-            <w:r>
-              <w:t>688.75</w:t>
-            </w:r>
-          </w:p>
-        </w:tc>
-        <w:tc>
-          <w:tcPr>
-            <w:tcW w:type="dxa" w:w="1728"/>
-            <w:shd w:fill="FFFFFF"/>
-            <w:tcMar>
-              <w:top w:w="100" w:type="dxa"/>
-              <w:bottom w:w="100" w:type="dxa"/>
-              <w:left w:w="120" w:type="dxa"/>
-              <w:right w:w="120" w:type="dxa"/>
-            </w:tcMar>
-            <w:tcBorders>
-              <w:top w:val="single" w:sz="4" w:space="0" w:color="CCCCCC"/>
-              <w:bottom w:val="single" w:sz="4" w:space="0" w:color="CCCCCC"/>
-              <w:left w:val="single" w:sz="4" w:space="0" w:color="CCCCCC"/>
-              <w:right w:val="single" w:sz="4" w:space="0" w:color="CCCCCC"/>
-            </w:tcBorders>
-          </w:tcPr>
-          <w:p>
-            <w:pPr>
-              <w:spacing w:before="60" w:after="60" w:line="252" w:lineRule="auto"/>
-              <w:jc w:val="left"/>
-            </w:pPr>
-            <w:r/>
-            <w:r>
-              <w:rPr>
-                <w:b/>
-              </w:rPr>
               <w:t>698.75</w:t>
-            </w:r>
-          </w:p>
-        </w:tc>
-        <w:tc>
-          <w:tcPr>
-            <w:tcW w:type="dxa" w:w="3456"/>
-            <w:shd w:fill="FFFFFF"/>
-            <w:tcMar>
-              <w:top w:w="100" w:type="dxa"/>
-              <w:bottom w:w="100" w:type="dxa"/>
-              <w:left w:w="120" w:type="dxa"/>
-              <w:right w:w="120" w:type="dxa"/>
-            </w:tcMar>
-            <w:tcBorders>
-              <w:top w:val="single" w:sz="4" w:space="0" w:color="CCCCCC"/>
-              <w:bottom w:val="single" w:sz="4" w:space="0" w:color="CCCCCC"/>
-              <w:left w:val="single" w:sz="4" w:space="0" w:color="CCCCCC"/>
-              <w:right w:val="single" w:sz="4" w:space="0" w:color="CCCCCC"/>
-            </w:tcBorders>
-          </w:tcPr>
-          <w:p>
-            <w:pPr>
-              <w:spacing w:before="60" w:after="60" w:line="252" w:lineRule="auto"/>
-              <w:jc w:val="left"/>
-            </w:pPr>
-            <w:r/>
-            <w:r>
-              <w:rPr>
-                <w:b/>
-              </w:rPr>
-              <w:t>+0.50</w:t>
-            </w:r>
-          </w:p>
-        </w:tc>
-        <w:tc>
-          <w:tcPr>
-            <w:tcW w:type="dxa" w:w="1440"/>
-            <w:shd w:fill="FFFFFF"/>
-            <w:tcMar>
-              <w:top w:w="100" w:type="dxa"/>
-              <w:bottom w:w="100" w:type="dxa"/>
-              <w:left w:w="120" w:type="dxa"/>
-              <w:right w:w="120" w:type="dxa"/>
-            </w:tcMar>
-            <w:tcBorders>
-              <w:top w:val="single" w:sz="4" w:space="0" w:color="CCCCCC"/>
-              <w:bottom w:val="single" w:sz="4" w:space="0" w:color="CCCCCC"/>
-              <w:left w:val="single" w:sz="4" w:space="0" w:color="CCCCCC"/>
-              <w:right w:val="single" w:sz="4" w:space="0" w:color="CCCCCC"/>
-            </w:tcBorders>
-          </w:tcPr>
-          <w:p>
-            <w:pPr>
-              <w:spacing w:before="60" w:after="60" w:line="252" w:lineRule="auto"/>
-              <w:jc w:val="left"/>
-            </w:pPr>
-            <w:r/>
-            <w:r>
-              <w:t>BULL</w:t>
-            </w:r>
-          </w:p>
-        </w:tc>
-      </w:tr>
-      <w:tr>
-        <w:tc>
-          <w:tcPr>
-            <w:tcW w:type="dxa" w:w="1584"/>
-            <w:shd w:fill="F8FAFC"/>
-            <w:tcMar>
-              <w:top w:w="100" w:type="dxa"/>
-              <w:bottom w:w="100" w:type="dxa"/>
-              <w:left w:w="120" w:type="dxa"/>
-              <w:right w:w="120" w:type="dxa"/>
-            </w:tcMar>
-            <w:tcBorders>
-              <w:top w:val="single" w:sz="4" w:space="0" w:color="CCCCCC"/>
-              <w:bottom w:val="single" w:sz="4" w:space="0" w:color="CCCCCC"/>
-              <w:left w:val="single" w:sz="4" w:space="0" w:color="CCCCCC"/>
-              <w:right w:val="single" w:sz="4" w:space="0" w:color="CCCCCC"/>
-            </w:tcBorders>
-          </w:tcPr>
-          <w:p>
-            <w:pPr>
-              <w:spacing w:before="60" w:after="60" w:line="252" w:lineRule="auto"/>
-              <w:jc w:val="left"/>
-            </w:pPr>
-            <w:r/>
-            <w:r>
-              <w:rPr>
-                <w:b/>
-              </w:rPr>
-              <w:t>Thu 01/10</w:t>
-            </w:r>
-          </w:p>
-        </w:tc>
-        <w:tc>
-          <w:tcPr>
-            <w:tcW w:type="dxa" w:w="864"/>
-            <w:shd w:fill="F8FAFC"/>
-            <w:tcMar>
-              <w:top w:w="100" w:type="dxa"/>
-              <w:bottom w:w="100" w:type="dxa"/>
-              <w:left w:w="120" w:type="dxa"/>
-              <w:right w:w="120" w:type="dxa"/>
-            </w:tcMar>
-            <w:tcBorders>
-              <w:top w:val="single" w:sz="4" w:space="0" w:color="CCCCCC"/>
-              <w:bottom w:val="single" w:sz="4" w:space="0" w:color="CCCCCC"/>
-              <w:left w:val="single" w:sz="4" w:space="0" w:color="CCCCCC"/>
-              <w:right w:val="single" w:sz="4" w:space="0" w:color="CCCCCC"/>
-            </w:tcBorders>
-          </w:tcPr>
-          <w:p>
-            <w:pPr>
-              <w:spacing w:before="60" w:after="60" w:line="252" w:lineRule="auto"/>
-              <w:jc w:val="left"/>
-            </w:pPr>
-            <w:r/>
-            <w:r>
-              <w:t>Asia 07-11</w:t>
-            </w:r>
-          </w:p>
-        </w:tc>
-        <w:tc>
-          <w:tcPr>
-            <w:tcW w:type="dxa" w:w="1440"/>
-            <w:shd w:fill="F8FAFC"/>
-            <w:tcMar>
-              <w:top w:w="100" w:type="dxa"/>
-              <w:bottom w:w="100" w:type="dxa"/>
-              <w:left w:w="120" w:type="dxa"/>
-              <w:right w:w="120" w:type="dxa"/>
-            </w:tcMar>
-            <w:tcBorders>
-              <w:top w:val="single" w:sz="4" w:space="0" w:color="CCCCCC"/>
-              <w:bottom w:val="single" w:sz="4" w:space="0" w:color="CCCCCC"/>
-              <w:left w:val="single" w:sz="4" w:space="0" w:color="CCCCCC"/>
-              <w:right w:val="single" w:sz="4" w:space="0" w:color="CCCCCC"/>
-            </w:tcBorders>
-          </w:tcPr>
-          <w:p>
-            <w:pPr>
-              <w:spacing w:before="60" w:after="60" w:line="252" w:lineRule="auto"/>
-              <w:jc w:val="left"/>
-            </w:pPr>
-            <w:r/>
-            <w:r>
-              <w:t>698.75</w:t>
-            </w:r>
-          </w:p>
-        </w:tc>
-        <w:tc>
-          <w:tcPr>
-            <w:tcW w:type="dxa" w:w="2016"/>
-            <w:shd w:fill="F8FAFC"/>
-            <w:tcMar>
-              <w:top w:w="100" w:type="dxa"/>
-              <w:bottom w:w="100" w:type="dxa"/>
-              <w:left w:w="120" w:type="dxa"/>
-              <w:right w:w="120" w:type="dxa"/>
-            </w:tcMar>
-            <w:tcBorders>
-              <w:top w:val="single" w:sz="4" w:space="0" w:color="CCCCCC"/>
-              <w:bottom w:val="single" w:sz="4" w:space="0" w:color="CCCCCC"/>
-              <w:left w:val="single" w:sz="4" w:space="0" w:color="CCCCCC"/>
-              <w:right w:val="single" w:sz="4" w:space="0" w:color="CCCCCC"/>
-            </w:tcBorders>
-          </w:tcPr>
-          <w:p>
-            <w:pPr>
-              <w:spacing w:before="60" w:after="60" w:line="252" w:lineRule="auto"/>
-              <w:jc w:val="left"/>
-            </w:pPr>
-            <w:r/>
-            <w:r>
-              <w:t>709.25</w:t>
-            </w:r>
-          </w:p>
-        </w:tc>
-        <w:tc>
-          <w:tcPr>
-            <w:tcW w:type="dxa" w:w="1152"/>
-            <w:shd w:fill="F8FAFC"/>
-            <w:tcMar>
-              <w:top w:w="100" w:type="dxa"/>
-              <w:bottom w:w="100" w:type="dxa"/>
-              <w:left w:w="120" w:type="dxa"/>
-              <w:right w:w="120" w:type="dxa"/>
-            </w:tcMar>
-            <w:tcBorders>
-              <w:top w:val="single" w:sz="4" w:space="0" w:color="CCCCCC"/>
-              <w:bottom w:val="single" w:sz="4" w:space="0" w:color="CCCCCC"/>
-              <w:left w:val="single" w:sz="4" w:space="0" w:color="CCCCCC"/>
-              <w:right w:val="single" w:sz="4" w:space="0" w:color="CCCCCC"/>
-            </w:tcBorders>
-          </w:tcPr>
-          <w:p>
-            <w:pPr>
-              <w:spacing w:before="60" w:after="60" w:line="252" w:lineRule="auto"/>
-              <w:jc w:val="left"/>
-            </w:pPr>
-            <w:r/>
-            <w:r>
-              <w:t>691.50</w:t>
-            </w:r>
-          </w:p>
-        </w:tc>
-        <w:tc>
-          <w:tcPr>
-            <w:tcW w:type="dxa" w:w="1728"/>
-            <w:shd w:fill="F8FAFC"/>
-            <w:tcMar>
-              <w:top w:w="100" w:type="dxa"/>
-              <w:bottom w:w="100" w:type="dxa"/>
-              <w:left w:w="120" w:type="dxa"/>
-              <w:right w:w="120" w:type="dxa"/>
-            </w:tcMar>
-            <w:tcBorders>
-              <w:top w:val="single" w:sz="4" w:space="0" w:color="CCCCCC"/>
-              <w:bottom w:val="single" w:sz="4" w:space="0" w:color="CCCCCC"/>
-              <w:left w:val="single" w:sz="4" w:space="0" w:color="CCCCCC"/>
-              <w:right w:val="single" w:sz="4" w:space="0" w:color="CCCCCC"/>
-            </w:tcBorders>
-          </w:tcPr>
-          <w:p>
-            <w:pPr>
-              <w:spacing w:before="60" w:after="60" w:line="252" w:lineRule="auto"/>
-              <w:jc w:val="left"/>
-            </w:pPr>
-            <w:r/>
-            <w:r>
-              <w:rPr>
-                <w:b/>
-              </w:rPr>
-              <w:t>698.50</w:t>
-            </w:r>
-          </w:p>
-        </w:tc>
-        <w:tc>
-          <w:tcPr>
-            <w:tcW w:type="dxa" w:w="3456"/>
-            <w:shd w:fill="F8FAFC"/>
-            <w:tcMar>
-              <w:top w:w="100" w:type="dxa"/>
-              <w:bottom w:w="100" w:type="dxa"/>
-              <w:left w:w="120" w:type="dxa"/>
-              <w:right w:w="120" w:type="dxa"/>
-            </w:tcMar>
-            <w:tcBorders>
-              <w:top w:val="single" w:sz="4" w:space="0" w:color="CCCCCC"/>
-              <w:bottom w:val="single" w:sz="4" w:space="0" w:color="CCCCCC"/>
-              <w:left w:val="single" w:sz="4" w:space="0" w:color="CCCCCC"/>
-              <w:right w:val="single" w:sz="4" w:space="0" w:color="CCCCCC"/>
-            </w:tcBorders>
-          </w:tcPr>
-          <w:p>
-            <w:pPr>
-              <w:spacing w:before="60" w:after="60" w:line="252" w:lineRule="auto"/>
-              <w:jc w:val="left"/>
-            </w:pPr>
-            <w:r/>
-            <w:r>
-              <w:rPr>
-                <w:b/>
-              </w:rPr>
-              <w:t>-0.25</w:t>
-            </w:r>
-          </w:p>
-        </w:tc>
-        <w:tc>
-          <w:tcPr>
-            <w:tcW w:type="dxa" w:w="1440"/>
-            <w:shd w:fill="F8FAFC"/>
-            <w:tcMar>
-              <w:top w:w="100" w:type="dxa"/>
-              <w:bottom w:w="100" w:type="dxa"/>
-              <w:left w:w="120" w:type="dxa"/>
-              <w:right w:w="120" w:type="dxa"/>
-            </w:tcMar>
-            <w:tcBorders>
-              <w:top w:val="single" w:sz="4" w:space="0" w:color="CCCCCC"/>
-              <w:bottom w:val="single" w:sz="4" w:space="0" w:color="CCCCCC"/>
-              <w:left w:val="single" w:sz="4" w:space="0" w:color="CCCCCC"/>
-              <w:right w:val="single" w:sz="4" w:space="0" w:color="CCCCCC"/>
-            </w:tcBorders>
-          </w:tcPr>
-          <w:p>
-            <w:pPr>
-              <w:spacing w:before="60" w:after="60" w:line="252" w:lineRule="auto"/>
-              <w:jc w:val="left"/>
-            </w:pPr>
-            <w:r/>
-            <w:r>
-              <w:t>BEAR</w:t>
-            </w:r>
-          </w:p>
-        </w:tc>
-      </w:tr>
-      <w:tr>
-        <w:tc>
-          <w:tcPr>
-            <w:tcW w:type="dxa" w:w="1584"/>
-            <w:shd w:fill="FFFFFF"/>
-            <w:tcMar>
-              <w:top w:w="100" w:type="dxa"/>
-              <w:bottom w:w="100" w:type="dxa"/>
-              <w:left w:w="120" w:type="dxa"/>
-              <w:right w:w="120" w:type="dxa"/>
-            </w:tcMar>
-            <w:tcBorders>
-              <w:top w:val="single" w:sz="4" w:space="0" w:color="CCCCCC"/>
-              <w:bottom w:val="single" w:sz="4" w:space="0" w:color="CCCCCC"/>
-              <w:left w:val="single" w:sz="4" w:space="0" w:color="CCCCCC"/>
-              <w:right w:val="single" w:sz="4" w:space="0" w:color="CCCCCC"/>
-            </w:tcBorders>
-          </w:tcPr>
-          <w:p>
-            <w:pPr>
-              <w:spacing w:before="60" w:after="60" w:line="252" w:lineRule="auto"/>
-              <w:jc w:val="left"/>
-            </w:pPr>
-            <w:r/>
-            <w:r>
-              <w:rPr>
-                <w:b/>
-              </w:rPr>
-              <w:t>Thu 01/10</w:t>
-            </w:r>
-          </w:p>
-        </w:tc>
-        <w:tc>
-          <w:tcPr>
-            <w:tcW w:type="dxa" w:w="864"/>
-            <w:shd w:fill="FFFFFF"/>
-            <w:tcMar>
-              <w:top w:w="100" w:type="dxa"/>
-              <w:bottom w:w="100" w:type="dxa"/>
-              <w:left w:w="120" w:type="dxa"/>
-              <w:right w:w="120" w:type="dxa"/>
-            </w:tcMar>
-            <w:tcBorders>
-              <w:top w:val="single" w:sz="4" w:space="0" w:color="CCCCCC"/>
-              <w:bottom w:val="single" w:sz="4" w:space="0" w:color="CCCCCC"/>
-              <w:left w:val="single" w:sz="4" w:space="0" w:color="CCCCCC"/>
-              <w:right w:val="single" w:sz="4" w:space="0" w:color="CCCCCC"/>
-            </w:tcBorders>
-          </w:tcPr>
-          <w:p>
-            <w:pPr>
-              <w:spacing w:before="60" w:after="60" w:line="252" w:lineRule="auto"/>
-              <w:jc w:val="left"/>
-            </w:pPr>
-            <w:r/>
-            <w:r>
-              <w:t>Asia 11-15</w:t>
-            </w:r>
-          </w:p>
-        </w:tc>
-        <w:tc>
-          <w:tcPr>
-            <w:tcW w:type="dxa" w:w="1440"/>
-            <w:shd w:fill="FFFFFF"/>
-            <w:tcMar>
-              <w:top w:w="100" w:type="dxa"/>
-              <w:bottom w:w="100" w:type="dxa"/>
-              <w:left w:w="120" w:type="dxa"/>
-              <w:right w:w="120" w:type="dxa"/>
-            </w:tcMar>
-            <w:tcBorders>
-              <w:top w:val="single" w:sz="4" w:space="0" w:color="CCCCCC"/>
-              <w:bottom w:val="single" w:sz="4" w:space="0" w:color="CCCCCC"/>
-              <w:left w:val="single" w:sz="4" w:space="0" w:color="CCCCCC"/>
-              <w:right w:val="single" w:sz="4" w:space="0" w:color="CCCCCC"/>
-            </w:tcBorders>
-          </w:tcPr>
-          <w:p>
-            <w:pPr>
-              <w:spacing w:before="60" w:after="60" w:line="252" w:lineRule="auto"/>
-              <w:jc w:val="left"/>
-            </w:pPr>
-            <w:r/>
-            <w:r>
-              <w:t>698.50</w:t>
-            </w:r>
-          </w:p>
-        </w:tc>
-        <w:tc>
-          <w:tcPr>
-            <w:tcW w:type="dxa" w:w="2016"/>
-            <w:shd w:fill="FFFFFF"/>
-            <w:tcMar>
-              <w:top w:w="100" w:type="dxa"/>
-              <w:bottom w:w="100" w:type="dxa"/>
-              <w:left w:w="120" w:type="dxa"/>
-              <w:right w:w="120" w:type="dxa"/>
-            </w:tcMar>
-            <w:tcBorders>
-              <w:top w:val="single" w:sz="4" w:space="0" w:color="CCCCCC"/>
-              <w:bottom w:val="single" w:sz="4" w:space="0" w:color="CCCCCC"/>
-              <w:left w:val="single" w:sz="4" w:space="0" w:color="CCCCCC"/>
-              <w:right w:val="single" w:sz="4" w:space="0" w:color="CCCCCC"/>
-            </w:tcBorders>
-          </w:tcPr>
-          <w:p>
-            <w:pPr>
-              <w:spacing w:before="60" w:after="60" w:line="252" w:lineRule="auto"/>
-              <w:jc w:val="left"/>
-            </w:pPr>
-            <w:r/>
-            <w:r>
-              <w:t>708.25</w:t>
-            </w:r>
-          </w:p>
-        </w:tc>
-        <w:tc>
-          <w:tcPr>
-            <w:tcW w:type="dxa" w:w="1152"/>
-            <w:shd w:fill="FFFFFF"/>
-            <w:tcMar>
-              <w:top w:w="100" w:type="dxa"/>
-              <w:bottom w:w="100" w:type="dxa"/>
-              <w:left w:w="120" w:type="dxa"/>
-              <w:right w:w="120" w:type="dxa"/>
-            </w:tcMar>
-            <w:tcBorders>
-              <w:top w:val="single" w:sz="4" w:space="0" w:color="CCCCCC"/>
-              <w:bottom w:val="single" w:sz="4" w:space="0" w:color="CCCCCC"/>
-              <w:left w:val="single" w:sz="4" w:space="0" w:color="CCCCCC"/>
-              <w:right w:val="single" w:sz="4" w:space="0" w:color="CCCCCC"/>
-            </w:tcBorders>
-          </w:tcPr>
-          <w:p>
-            <w:pPr>
-              <w:spacing w:before="60" w:after="60" w:line="252" w:lineRule="auto"/>
-              <w:jc w:val="left"/>
-            </w:pPr>
-            <w:r/>
-            <w:r>
-              <w:t>688.75</w:t>
-            </w:r>
-          </w:p>
-        </w:tc>
-        <w:tc>
-          <w:tcPr>
-            <w:tcW w:type="dxa" w:w="1728"/>
-            <w:shd w:fill="FFFFFF"/>
-            <w:tcMar>
-              <w:top w:w="100" w:type="dxa"/>
-              <w:bottom w:w="100" w:type="dxa"/>
-              <w:left w:w="120" w:type="dxa"/>
-              <w:right w:w="120" w:type="dxa"/>
-            </w:tcMar>
-            <w:tcBorders>
-              <w:top w:val="single" w:sz="4" w:space="0" w:color="CCCCCC"/>
-              <w:bottom w:val="single" w:sz="4" w:space="0" w:color="CCCCCC"/>
-              <w:left w:val="single" w:sz="4" w:space="0" w:color="CCCCCC"/>
-              <w:right w:val="single" w:sz="4" w:space="0" w:color="CCCCCC"/>
-            </w:tcBorders>
-          </w:tcPr>
-          <w:p>
-            <w:pPr>
-              <w:spacing w:before="60" w:after="60" w:line="252" w:lineRule="auto"/>
-              <w:jc w:val="left"/>
-            </w:pPr>
-            <w:r/>
-            <w:r>
-              <w:rPr>
-                <w:b/>
-              </w:rPr>
-              <w:t>699.00</w:t>
-            </w:r>
-          </w:p>
-        </w:tc>
-        <w:tc>
-          <w:tcPr>
-            <w:tcW w:type="dxa" w:w="3456"/>
-            <w:shd w:fill="FFFFFF"/>
-            <w:tcMar>
-              <w:top w:w="100" w:type="dxa"/>
-              <w:bottom w:w="100" w:type="dxa"/>
-              <w:left w:w="120" w:type="dxa"/>
-              <w:right w:w="120" w:type="dxa"/>
-            </w:tcMar>
-            <w:tcBorders>
-              <w:top w:val="single" w:sz="4" w:space="0" w:color="CCCCCC"/>
-              <w:bottom w:val="single" w:sz="4" w:space="0" w:color="CCCCCC"/>
-              <w:left w:val="single" w:sz="4" w:space="0" w:color="CCCCCC"/>
-              <w:right w:val="single" w:sz="4" w:space="0" w:color="CCCCCC"/>
-            </w:tcBorders>
-          </w:tcPr>
-          <w:p>
-            <w:pPr>
-              <w:spacing w:before="60" w:after="60" w:line="252" w:lineRule="auto"/>
-              <w:jc w:val="left"/>
-            </w:pPr>
-            <w:r/>
-            <w:r>
-              <w:rPr>
-                <w:b/>
-              </w:rPr>
-              <w:t>+0.50</w:t>
-            </w:r>
-          </w:p>
-        </w:tc>
-        <w:tc>
-          <w:tcPr>
-            <w:tcW w:type="dxa" w:w="1440"/>
-            <w:shd w:fill="FFFFFF"/>
-            <w:tcMar>
-              <w:top w:w="100" w:type="dxa"/>
-              <w:bottom w:w="100" w:type="dxa"/>
-              <w:left w:w="120" w:type="dxa"/>
-              <w:right w:w="120" w:type="dxa"/>
-            </w:tcMar>
-            <w:tcBorders>
-              <w:top w:val="single" w:sz="4" w:space="0" w:color="CCCCCC"/>
-              <w:bottom w:val="single" w:sz="4" w:space="0" w:color="CCCCCC"/>
-              <w:left w:val="single" w:sz="4" w:space="0" w:color="CCCCCC"/>
-              <w:right w:val="single" w:sz="4" w:space="0" w:color="CCCCCC"/>
-            </w:tcBorders>
-          </w:tcPr>
-          <w:p>
-            <w:pPr>
-              <w:spacing w:before="60" w:after="60" w:line="252" w:lineRule="auto"/>
-              <w:jc w:val="left"/>
-            </w:pPr>
-            <w:r/>
-            <w:r>
-              <w:t>BULL</w:t>
-            </w:r>
-          </w:p>
-        </w:tc>
-      </w:tr>
-      <w:tr>
-        <w:tc>
-          <w:tcPr>
-            <w:tcW w:type="dxa" w:w="1584"/>
-            <w:shd w:fill="F8FAFC"/>
-            <w:tcMar>
-              <w:top w:w="100" w:type="dxa"/>
-              <w:bottom w:w="100" w:type="dxa"/>
-              <w:left w:w="120" w:type="dxa"/>
-              <w:right w:w="120" w:type="dxa"/>
-            </w:tcMar>
-            <w:tcBorders>
-              <w:top w:val="single" w:sz="4" w:space="0" w:color="CCCCCC"/>
-              <w:bottom w:val="single" w:sz="4" w:space="0" w:color="CCCCCC"/>
-              <w:left w:val="single" w:sz="4" w:space="0" w:color="CCCCCC"/>
-              <w:right w:val="single" w:sz="4" w:space="0" w:color="CCCCCC"/>
-            </w:tcBorders>
-          </w:tcPr>
-          <w:p>
-            <w:pPr>
-              <w:spacing w:before="60" w:after="60" w:line="252" w:lineRule="auto"/>
-              <w:jc w:val="left"/>
-            </w:pPr>
-            <w:r/>
-            <w:r>
-              <w:rPr>
-                <w:b/>
-              </w:rPr>
-              <w:t>Thu 01/10</w:t>
-            </w:r>
-          </w:p>
-        </w:tc>
-        <w:tc>
-          <w:tcPr>
-            <w:tcW w:type="dxa" w:w="864"/>
-            <w:shd w:fill="F8FAFC"/>
-            <w:tcMar>
-              <w:top w:w="100" w:type="dxa"/>
-              <w:bottom w:w="100" w:type="dxa"/>
-              <w:left w:w="120" w:type="dxa"/>
-              <w:right w:w="120" w:type="dxa"/>
-            </w:tcMar>
-            <w:tcBorders>
-              <w:top w:val="single" w:sz="4" w:space="0" w:color="CCCCCC"/>
-              <w:bottom w:val="single" w:sz="4" w:space="0" w:color="CCCCCC"/>
-              <w:left w:val="single" w:sz="4" w:space="0" w:color="CCCCCC"/>
-              <w:right w:val="single" w:sz="4" w:space="0" w:color="CCCCCC"/>
-            </w:tcBorders>
-          </w:tcPr>
-          <w:p>
-            <w:pPr>
-              <w:spacing w:before="60" w:after="60" w:line="252" w:lineRule="auto"/>
-              <w:jc w:val="left"/>
-            </w:pPr>
-            <w:r/>
-            <w:r>
-              <w:t>London 15-19</w:t>
-            </w:r>
-          </w:p>
-        </w:tc>
-        <w:tc>
-          <w:tcPr>
-            <w:tcW w:type="dxa" w:w="1440"/>
-            <w:shd w:fill="F8FAFC"/>
-            <w:tcMar>
-              <w:top w:w="100" w:type="dxa"/>
-              <w:bottom w:w="100" w:type="dxa"/>
-              <w:left w:w="120" w:type="dxa"/>
-              <w:right w:w="120" w:type="dxa"/>
-            </w:tcMar>
-            <w:tcBorders>
-              <w:top w:val="single" w:sz="4" w:space="0" w:color="CCCCCC"/>
-              <w:bottom w:val="single" w:sz="4" w:space="0" w:color="CCCCCC"/>
-              <w:left w:val="single" w:sz="4" w:space="0" w:color="CCCCCC"/>
-              <w:right w:val="single" w:sz="4" w:space="0" w:color="CCCCCC"/>
-            </w:tcBorders>
-          </w:tcPr>
-          <w:p>
-            <w:pPr>
-              <w:spacing w:before="60" w:after="60" w:line="252" w:lineRule="auto"/>
-              <w:jc w:val="left"/>
-            </w:pPr>
-            <w:r/>
-            <w:r>
-              <w:t>699.00</w:t>
-            </w:r>
-          </w:p>
-        </w:tc>
-        <w:tc>
-          <w:tcPr>
-            <w:tcW w:type="dxa" w:w="2016"/>
-            <w:shd w:fill="F8FAFC"/>
-            <w:tcMar>
-              <w:top w:w="100" w:type="dxa"/>
-              <w:bottom w:w="100" w:type="dxa"/>
-              <w:left w:w="120" w:type="dxa"/>
-              <w:right w:w="120" w:type="dxa"/>
-            </w:tcMar>
-            <w:tcBorders>
-              <w:top w:val="single" w:sz="4" w:space="0" w:color="CCCCCC"/>
-              <w:bottom w:val="single" w:sz="4" w:space="0" w:color="CCCCCC"/>
-              <w:left w:val="single" w:sz="4" w:space="0" w:color="CCCCCC"/>
-              <w:right w:val="single" w:sz="4" w:space="0" w:color="CCCCCC"/>
-            </w:tcBorders>
-          </w:tcPr>
-          <w:p>
-            <w:pPr>
-              <w:spacing w:before="60" w:after="60" w:line="252" w:lineRule="auto"/>
-              <w:jc w:val="left"/>
-            </w:pPr>
-            <w:r/>
-            <w:r>
-              <w:t>709.75</w:t>
-            </w:r>
-          </w:p>
-        </w:tc>
-        <w:tc>
-          <w:tcPr>
-            <w:tcW w:type="dxa" w:w="1152"/>
-            <w:shd w:fill="F8FAFC"/>
-            <w:tcMar>
-              <w:top w:w="100" w:type="dxa"/>
-              <w:bottom w:w="100" w:type="dxa"/>
-              <w:left w:w="120" w:type="dxa"/>
-              <w:right w:w="120" w:type="dxa"/>
-            </w:tcMar>
-            <w:tcBorders>
-              <w:top w:val="single" w:sz="4" w:space="0" w:color="CCCCCC"/>
-              <w:bottom w:val="single" w:sz="4" w:space="0" w:color="CCCCCC"/>
-              <w:left w:val="single" w:sz="4" w:space="0" w:color="CCCCCC"/>
-              <w:right w:val="single" w:sz="4" w:space="0" w:color="CCCCCC"/>
-            </w:tcBorders>
-          </w:tcPr>
-          <w:p>
-            <w:pPr>
-              <w:spacing w:before="60" w:after="60" w:line="252" w:lineRule="auto"/>
-              <w:jc w:val="left"/>
-            </w:pPr>
-            <w:r/>
-            <w:r>
-              <w:t>691.75</w:t>
-            </w:r>
-          </w:p>
-        </w:tc>
-        <w:tc>
-          <w:tcPr>
-            <w:tcW w:type="dxa" w:w="1728"/>
-            <w:shd w:fill="F8FAFC"/>
-            <w:tcMar>
-              <w:top w:w="100" w:type="dxa"/>
-              <w:bottom w:w="100" w:type="dxa"/>
-              <w:left w:w="120" w:type="dxa"/>
-              <w:right w:w="120" w:type="dxa"/>
-            </w:tcMar>
-            <w:tcBorders>
-              <w:top w:val="single" w:sz="4" w:space="0" w:color="CCCCCC"/>
-              <w:bottom w:val="single" w:sz="4" w:space="0" w:color="CCCCCC"/>
-              <w:left w:val="single" w:sz="4" w:space="0" w:color="CCCCCC"/>
-              <w:right w:val="single" w:sz="4" w:space="0" w:color="CCCCCC"/>
-            </w:tcBorders>
-          </w:tcPr>
-          <w:p>
-            <w:pPr>
-              <w:spacing w:before="60" w:after="60" w:line="252" w:lineRule="auto"/>
-              <w:jc w:val="left"/>
-            </w:pPr>
-            <w:r/>
-            <w:r>
-              <w:rPr>
-                <w:b/>
-              </w:rPr>
-              <w:t>699.75</w:t>
-            </w:r>
-          </w:p>
-        </w:tc>
-        <w:tc>
-          <w:tcPr>
-            <w:tcW w:type="dxa" w:w="3456"/>
-            <w:shd w:fill="F8FAFC"/>
-            <w:tcMar>
-              <w:top w:w="100" w:type="dxa"/>
-              <w:bottom w:w="100" w:type="dxa"/>
-              <w:left w:w="120" w:type="dxa"/>
-              <w:right w:w="120" w:type="dxa"/>
-            </w:tcMar>
-            <w:tcBorders>
-              <w:top w:val="single" w:sz="4" w:space="0" w:color="CCCCCC"/>
-              <w:bottom w:val="single" w:sz="4" w:space="0" w:color="CCCCCC"/>
-              <w:left w:val="single" w:sz="4" w:space="0" w:color="CCCCCC"/>
-              <w:right w:val="single" w:sz="4" w:space="0" w:color="CCCCCC"/>
-            </w:tcBorders>
-          </w:tcPr>
-          <w:p>
-            <w:pPr>
-              <w:spacing w:before="60" w:after="60" w:line="252" w:lineRule="auto"/>
-              <w:jc w:val="left"/>
-            </w:pPr>
-            <w:r/>
-            <w:r>
-              <w:rPr>
-                <w:b/>
-              </w:rPr>
-              <w:t>+0.75</w:t>
-            </w:r>
-          </w:p>
-        </w:tc>
-        <w:tc>
-          <w:tcPr>
-            <w:tcW w:type="dxa" w:w="1440"/>
-            <w:shd w:fill="F8FAFC"/>
-            <w:tcMar>
-              <w:top w:w="100" w:type="dxa"/>
-              <w:bottom w:w="100" w:type="dxa"/>
-              <w:left w:w="120" w:type="dxa"/>
-              <w:right w:w="120" w:type="dxa"/>
-            </w:tcMar>
-            <w:tcBorders>
-              <w:top w:val="single" w:sz="4" w:space="0" w:color="CCCCCC"/>
-              <w:bottom w:val="single" w:sz="4" w:space="0" w:color="CCCCCC"/>
-              <w:left w:val="single" w:sz="4" w:space="0" w:color="CCCCCC"/>
-              <w:right w:val="single" w:sz="4" w:space="0" w:color="CCCCCC"/>
-            </w:tcBorders>
-          </w:tcPr>
-          <w:p>
-            <w:pPr>
-              <w:spacing w:before="60" w:after="60" w:line="252" w:lineRule="auto"/>
-              <w:jc w:val="left"/>
-            </w:pPr>
-            <w:r/>
-            <w:r>
-              <w:t>BULL</w:t>
-            </w:r>
-          </w:p>
-        </w:tc>
-      </w:tr>
-      <w:tr>
-        <w:tc>
-          <w:tcPr>
-            <w:tcW w:type="dxa" w:w="1584"/>
-            <w:shd w:fill="FFFFFF"/>
-            <w:tcMar>
-              <w:top w:w="100" w:type="dxa"/>
-              <w:bottom w:w="100" w:type="dxa"/>
-              <w:left w:w="120" w:type="dxa"/>
-              <w:right w:w="120" w:type="dxa"/>
-            </w:tcMar>
-            <w:tcBorders>
-              <w:top w:val="single" w:sz="4" w:space="0" w:color="CCCCCC"/>
-              <w:bottom w:val="single" w:sz="4" w:space="0" w:color="CCCCCC"/>
-              <w:left w:val="single" w:sz="4" w:space="0" w:color="CCCCCC"/>
-              <w:right w:val="single" w:sz="4" w:space="0" w:color="CCCCCC"/>
-            </w:tcBorders>
-          </w:tcPr>
-          <w:p>
-            <w:pPr>
-              <w:spacing w:before="60" w:after="60" w:line="252" w:lineRule="auto"/>
-              <w:jc w:val="left"/>
-            </w:pPr>
-            <w:r/>
-            <w:r>
-              <w:rPr>
-                <w:b/>
-              </w:rPr>
-              <w:t>Thu 01/10</w:t>
-            </w:r>
-          </w:p>
-        </w:tc>
-        <w:tc>
-          <w:tcPr>
-            <w:tcW w:type="dxa" w:w="864"/>
-            <w:shd w:fill="FFFFFF"/>
-            <w:tcMar>
-              <w:top w:w="100" w:type="dxa"/>
-              <w:bottom w:w="100" w:type="dxa"/>
-              <w:left w:w="120" w:type="dxa"/>
-              <w:right w:w="120" w:type="dxa"/>
-            </w:tcMar>
-            <w:tcBorders>
-              <w:top w:val="single" w:sz="4" w:space="0" w:color="CCCCCC"/>
-              <w:bottom w:val="single" w:sz="4" w:space="0" w:color="CCCCCC"/>
-              <w:left w:val="single" w:sz="4" w:space="0" w:color="CCCCCC"/>
-              <w:right w:val="single" w:sz="4" w:space="0" w:color="CCCCCC"/>
-            </w:tcBorders>
-          </w:tcPr>
-          <w:p>
-            <w:pPr>
-              <w:spacing w:before="60" w:after="60" w:line="252" w:lineRule="auto"/>
-              <w:jc w:val="left"/>
-            </w:pPr>
-            <w:r/>
-            <w:r>
-              <w:t>Pre-NY 19-21</w:t>
-            </w:r>
-          </w:p>
-        </w:tc>
-        <w:tc>
-          <w:tcPr>
-            <w:tcW w:type="dxa" w:w="1440"/>
-            <w:shd w:fill="FFFFFF"/>
-            <w:tcMar>
-              <w:top w:w="100" w:type="dxa"/>
-              <w:bottom w:w="100" w:type="dxa"/>
-              <w:left w:w="120" w:type="dxa"/>
-              <w:right w:w="120" w:type="dxa"/>
-            </w:tcMar>
-            <w:tcBorders>
-              <w:top w:val="single" w:sz="4" w:space="0" w:color="CCCCCC"/>
-              <w:bottom w:val="single" w:sz="4" w:space="0" w:color="CCCCCC"/>
-              <w:left w:val="single" w:sz="4" w:space="0" w:color="CCCCCC"/>
-              <w:right w:val="single" w:sz="4" w:space="0" w:color="CCCCCC"/>
-            </w:tcBorders>
-          </w:tcPr>
-          <w:p>
-            <w:pPr>
-              <w:spacing w:before="60" w:after="60" w:line="252" w:lineRule="auto"/>
-              <w:jc w:val="left"/>
-            </w:pPr>
-            <w:r/>
-            <w:r>
-              <w:t>699.75</w:t>
-            </w:r>
-          </w:p>
-        </w:tc>
-        <w:tc>
-          <w:tcPr>
-            <w:tcW w:type="dxa" w:w="2016"/>
-            <w:shd w:fill="FFFFFF"/>
-            <w:tcMar>
-              <w:top w:w="100" w:type="dxa"/>
-              <w:bottom w:w="100" w:type="dxa"/>
-              <w:left w:w="120" w:type="dxa"/>
-              <w:right w:w="120" w:type="dxa"/>
-            </w:tcMar>
-            <w:tcBorders>
-              <w:top w:val="single" w:sz="4" w:space="0" w:color="CCCCCC"/>
-              <w:bottom w:val="single" w:sz="4" w:space="0" w:color="CCCCCC"/>
-              <w:left w:val="single" w:sz="4" w:space="0" w:color="CCCCCC"/>
-              <w:right w:val="single" w:sz="4" w:space="0" w:color="CCCCCC"/>
-            </w:tcBorders>
-          </w:tcPr>
-          <w:p>
-            <w:pPr>
-              <w:spacing w:before="60" w:after="60" w:line="252" w:lineRule="auto"/>
-              <w:jc w:val="left"/>
-            </w:pPr>
-            <w:r/>
-            <w:r>
-              <w:t>706.25</w:t>
-            </w:r>
-          </w:p>
-        </w:tc>
-        <w:tc>
-          <w:tcPr>
-            <w:tcW w:type="dxa" w:w="1152"/>
-            <w:shd w:fill="FFFFFF"/>
-            <w:tcMar>
-              <w:top w:w="100" w:type="dxa"/>
-              <w:bottom w:w="100" w:type="dxa"/>
-              <w:left w:w="120" w:type="dxa"/>
-              <w:right w:w="120" w:type="dxa"/>
-            </w:tcMar>
-            <w:tcBorders>
-              <w:top w:val="single" w:sz="4" w:space="0" w:color="CCCCCC"/>
-              <w:bottom w:val="single" w:sz="4" w:space="0" w:color="CCCCCC"/>
-              <w:left w:val="single" w:sz="4" w:space="0" w:color="CCCCCC"/>
-              <w:right w:val="single" w:sz="4" w:space="0" w:color="CCCCCC"/>
-            </w:tcBorders>
-          </w:tcPr>
-          <w:p>
-            <w:pPr>
-              <w:spacing w:before="60" w:after="60" w:line="252" w:lineRule="auto"/>
-              <w:jc w:val="left"/>
-            </w:pPr>
-            <w:r/>
-            <w:r>
-              <w:t>691.25</w:t>
-            </w:r>
-          </w:p>
-        </w:tc>
-        <w:tc>
-          <w:tcPr>
-            <w:tcW w:type="dxa" w:w="1728"/>
-            <w:shd w:fill="FFFFFF"/>
-            <w:tcMar>
-              <w:top w:w="100" w:type="dxa"/>
-              <w:bottom w:w="100" w:type="dxa"/>
-              <w:left w:w="120" w:type="dxa"/>
-              <w:right w:w="120" w:type="dxa"/>
-            </w:tcMar>
-            <w:tcBorders>
-              <w:top w:val="single" w:sz="4" w:space="0" w:color="CCCCCC"/>
-              <w:bottom w:val="single" w:sz="4" w:space="0" w:color="CCCCCC"/>
-              <w:left w:val="single" w:sz="4" w:space="0" w:color="CCCCCC"/>
-              <w:right w:val="single" w:sz="4" w:space="0" w:color="CCCCCC"/>
-            </w:tcBorders>
-          </w:tcPr>
-          <w:p>
-            <w:pPr>
-              <w:spacing w:before="60" w:after="60" w:line="252" w:lineRule="auto"/>
-              <w:jc w:val="left"/>
-            </w:pPr>
-            <w:r/>
-            <w:r>
-              <w:rPr>
-                <w:b/>
-              </w:rPr>
-              <w:t>700.25</w:t>
-            </w:r>
-          </w:p>
-        </w:tc>
-        <w:tc>
-          <w:tcPr>
-            <w:tcW w:type="dxa" w:w="3456"/>
-            <w:shd w:fill="FFFFFF"/>
-            <w:tcMar>
-              <w:top w:w="100" w:type="dxa"/>
-              <w:bottom w:w="100" w:type="dxa"/>
-              <w:left w:w="120" w:type="dxa"/>
-              <w:right w:w="120" w:type="dxa"/>
-            </w:tcMar>
-            <w:tcBorders>
-              <w:top w:val="single" w:sz="4" w:space="0" w:color="CCCCCC"/>
-              <w:bottom w:val="single" w:sz="4" w:space="0" w:color="CCCCCC"/>
-              <w:left w:val="single" w:sz="4" w:space="0" w:color="CCCCCC"/>
-              <w:right w:val="single" w:sz="4" w:space="0" w:color="CCCCCC"/>
-            </w:tcBorders>
-          </w:tcPr>
-          <w:p>
-            <w:pPr>
-              <w:spacing w:before="60" w:after="60" w:line="252" w:lineRule="auto"/>
-              <w:jc w:val="left"/>
-            </w:pPr>
-            <w:r/>
-            <w:r>
-              <w:rPr>
-                <w:b/>
-              </w:rPr>
-              <w:t>+0.50</w:t>
-            </w:r>
-          </w:p>
-        </w:tc>
-        <w:tc>
-          <w:tcPr>
-            <w:tcW w:type="dxa" w:w="1440"/>
-            <w:shd w:fill="FFFFFF"/>
-            <w:tcMar>
-              <w:top w:w="100" w:type="dxa"/>
-              <w:bottom w:w="100" w:type="dxa"/>
-              <w:left w:w="120" w:type="dxa"/>
-              <w:right w:w="120" w:type="dxa"/>
-            </w:tcMar>
-            <w:tcBorders>
-              <w:top w:val="single" w:sz="4" w:space="0" w:color="CCCCCC"/>
-              <w:bottom w:val="single" w:sz="4" w:space="0" w:color="CCCCCC"/>
-              <w:left w:val="single" w:sz="4" w:space="0" w:color="CCCCCC"/>
-              <w:right w:val="single" w:sz="4" w:space="0" w:color="CCCCCC"/>
-            </w:tcBorders>
-          </w:tcPr>
-          <w:p>
-            <w:pPr>
-              <w:spacing w:before="60" w:after="60" w:line="252" w:lineRule="auto"/>
-              <w:jc w:val="left"/>
-            </w:pPr>
-            <w:r/>
-            <w:r>
-              <w:t>BULL</w:t>
-            </w:r>
-          </w:p>
-        </w:tc>
-      </w:tr>
-      <w:tr>
-        <w:tc>
-          <w:tcPr>
-            <w:tcW w:type="dxa" w:w="1584"/>
-            <w:shd w:fill="F8FAFC"/>
-            <w:tcMar>
-              <w:top w:w="100" w:type="dxa"/>
-              <w:bottom w:w="100" w:type="dxa"/>
-              <w:left w:w="120" w:type="dxa"/>
-              <w:right w:w="120" w:type="dxa"/>
-            </w:tcMar>
-            <w:tcBorders>
-              <w:top w:val="single" w:sz="4" w:space="0" w:color="CCCCCC"/>
-              <w:bottom w:val="single" w:sz="4" w:space="0" w:color="CCCCCC"/>
-              <w:left w:val="single" w:sz="4" w:space="0" w:color="CCCCCC"/>
-              <w:right w:val="single" w:sz="4" w:space="0" w:color="CCCCCC"/>
-            </w:tcBorders>
-          </w:tcPr>
-          <w:p>
-            <w:pPr>
-              <w:spacing w:before="60" w:after="60" w:line="252" w:lineRule="auto"/>
-              <w:jc w:val="left"/>
-            </w:pPr>
-            <w:r/>
-            <w:r>
-              <w:rPr>
-                <w:b/>
-              </w:rPr>
-              <w:t>Thu 01/10</w:t>
-            </w:r>
-          </w:p>
-        </w:tc>
-        <w:tc>
-          <w:tcPr>
-            <w:tcW w:type="dxa" w:w="864"/>
-            <w:shd w:fill="F8FAFC"/>
-            <w:tcMar>
-              <w:top w:w="100" w:type="dxa"/>
-              <w:bottom w:w="100" w:type="dxa"/>
-              <w:left w:w="120" w:type="dxa"/>
-              <w:right w:w="120" w:type="dxa"/>
-            </w:tcMar>
-            <w:tcBorders>
-              <w:top w:val="single" w:sz="4" w:space="0" w:color="CCCCCC"/>
-              <w:bottom w:val="single" w:sz="4" w:space="0" w:color="CCCCCC"/>
-              <w:left w:val="single" w:sz="4" w:space="0" w:color="CCCCCC"/>
-              <w:right w:val="single" w:sz="4" w:space="0" w:color="CCCCCC"/>
-            </w:tcBorders>
-          </w:tcPr>
-          <w:p>
-            <w:pPr>
-              <w:spacing w:before="60" w:after="60" w:line="252" w:lineRule="auto"/>
-              <w:jc w:val="left"/>
-            </w:pPr>
-            <w:r/>
-            <w:r>
-              <w:t>NY Open 21-23</w:t>
-            </w:r>
-          </w:p>
-        </w:tc>
-        <w:tc>
-          <w:tcPr>
-            <w:tcW w:type="dxa" w:w="1440"/>
-            <w:shd w:fill="F8FAFC"/>
-            <w:tcMar>
-              <w:top w:w="100" w:type="dxa"/>
-              <w:bottom w:w="100" w:type="dxa"/>
-              <w:left w:w="120" w:type="dxa"/>
-              <w:right w:w="120" w:type="dxa"/>
-            </w:tcMar>
-            <w:tcBorders>
-              <w:top w:val="single" w:sz="4" w:space="0" w:color="CCCCCC"/>
-              <w:bottom w:val="single" w:sz="4" w:space="0" w:color="CCCCCC"/>
-              <w:left w:val="single" w:sz="4" w:space="0" w:color="CCCCCC"/>
-              <w:right w:val="single" w:sz="4" w:space="0" w:color="CCCCCC"/>
-            </w:tcBorders>
-          </w:tcPr>
-          <w:p>
-            <w:pPr>
-              <w:spacing w:before="60" w:after="60" w:line="252" w:lineRule="auto"/>
-              <w:jc w:val="left"/>
-            </w:pPr>
-            <w:r/>
-            <w:r>
-              <w:t>700.25</w:t>
-            </w:r>
-          </w:p>
-        </w:tc>
-        <w:tc>
-          <w:tcPr>
-            <w:tcW w:type="dxa" w:w="2016"/>
-            <w:shd w:fill="F8FAFC"/>
-            <w:tcMar>
-              <w:top w:w="100" w:type="dxa"/>
-              <w:bottom w:w="100" w:type="dxa"/>
-              <w:left w:w="120" w:type="dxa"/>
-              <w:right w:w="120" w:type="dxa"/>
-            </w:tcMar>
-            <w:tcBorders>
-              <w:top w:val="single" w:sz="4" w:space="0" w:color="CCCCCC"/>
-              <w:bottom w:val="single" w:sz="4" w:space="0" w:color="CCCCCC"/>
-              <w:left w:val="single" w:sz="4" w:space="0" w:color="CCCCCC"/>
-              <w:right w:val="single" w:sz="4" w:space="0" w:color="CCCCCC"/>
-            </w:tcBorders>
-          </w:tcPr>
-          <w:p>
-            <w:pPr>
-              <w:spacing w:before="60" w:after="60" w:line="252" w:lineRule="auto"/>
-              <w:jc w:val="left"/>
-            </w:pPr>
-            <w:r/>
-            <w:r>
-              <w:t>711.25</w:t>
-            </w:r>
-          </w:p>
-        </w:tc>
-        <w:tc>
-          <w:tcPr>
-            <w:tcW w:type="dxa" w:w="1152"/>
-            <w:shd w:fill="F8FAFC"/>
-            <w:tcMar>
-              <w:top w:w="100" w:type="dxa"/>
-              <w:bottom w:w="100" w:type="dxa"/>
-              <w:left w:w="120" w:type="dxa"/>
-              <w:right w:w="120" w:type="dxa"/>
-            </w:tcMar>
-            <w:tcBorders>
-              <w:top w:val="single" w:sz="4" w:space="0" w:color="CCCCCC"/>
-              <w:bottom w:val="single" w:sz="4" w:space="0" w:color="CCCCCC"/>
-              <w:left w:val="single" w:sz="4" w:space="0" w:color="CCCCCC"/>
-              <w:right w:val="single" w:sz="4" w:space="0" w:color="CCCCCC"/>
-            </w:tcBorders>
-          </w:tcPr>
-          <w:p>
-            <w:pPr>
-              <w:spacing w:before="60" w:after="60" w:line="252" w:lineRule="auto"/>
-              <w:jc w:val="left"/>
-            </w:pPr>
-            <w:r/>
-            <w:r>
-              <w:t>688.50</w:t>
-            </w:r>
-          </w:p>
-        </w:tc>
-        <w:tc>
-          <w:tcPr>
-            <w:tcW w:type="dxa" w:w="1728"/>
-            <w:shd w:fill="F8FAFC"/>
-            <w:tcMar>
-              <w:top w:w="100" w:type="dxa"/>
-              <w:bottom w:w="100" w:type="dxa"/>
-              <w:left w:w="120" w:type="dxa"/>
-              <w:right w:w="120" w:type="dxa"/>
-            </w:tcMar>
-            <w:tcBorders>
-              <w:top w:val="single" w:sz="4" w:space="0" w:color="CCCCCC"/>
-              <w:bottom w:val="single" w:sz="4" w:space="0" w:color="CCCCCC"/>
-              <w:left w:val="single" w:sz="4" w:space="0" w:color="CCCCCC"/>
-              <w:right w:val="single" w:sz="4" w:space="0" w:color="CCCCCC"/>
-            </w:tcBorders>
-          </w:tcPr>
-          <w:p>
-            <w:pPr>
-              <w:spacing w:before="60" w:after="60" w:line="252" w:lineRule="auto"/>
-              <w:jc w:val="left"/>
-            </w:pPr>
-            <w:r/>
-            <w:r>
-              <w:rPr>
-                <w:b/>
-              </w:rPr>
-              <w:t>703.75</w:t>
-            </w:r>
-          </w:p>
-        </w:tc>
-        <w:tc>
-          <w:tcPr>
-            <w:tcW w:type="dxa" w:w="3456"/>
-            <w:shd w:fill="F8FAFC"/>
-            <w:tcMar>
-              <w:top w:w="100" w:type="dxa"/>
-              <w:bottom w:w="100" w:type="dxa"/>
-              <w:left w:w="120" w:type="dxa"/>
-              <w:right w:w="120" w:type="dxa"/>
-            </w:tcMar>
-            <w:tcBorders>
-              <w:top w:val="single" w:sz="4" w:space="0" w:color="CCCCCC"/>
-              <w:bottom w:val="single" w:sz="4" w:space="0" w:color="CCCCCC"/>
-              <w:left w:val="single" w:sz="4" w:space="0" w:color="CCCCCC"/>
-              <w:right w:val="single" w:sz="4" w:space="0" w:color="CCCCCC"/>
-            </w:tcBorders>
-          </w:tcPr>
-          <w:p>
-            <w:pPr>
-              <w:spacing w:before="60" w:after="60" w:line="252" w:lineRule="auto"/>
-              <w:jc w:val="left"/>
-            </w:pPr>
-            <w:r/>
-            <w:r>
-              <w:rPr>
-                <w:b/>
-              </w:rPr>
-              <w:t>+3.50</w:t>
-            </w:r>
-          </w:p>
-        </w:tc>
-        <w:tc>
-          <w:tcPr>
-            <w:tcW w:type="dxa" w:w="1440"/>
-            <w:shd w:fill="F8FAFC"/>
-            <w:tcMar>
-              <w:top w:w="100" w:type="dxa"/>
-              <w:bottom w:w="100" w:type="dxa"/>
-              <w:left w:w="120" w:type="dxa"/>
-              <w:right w:w="120" w:type="dxa"/>
-            </w:tcMar>
-            <w:tcBorders>
-              <w:top w:val="single" w:sz="4" w:space="0" w:color="CCCCCC"/>
-              <w:bottom w:val="single" w:sz="4" w:space="0" w:color="CCCCCC"/>
-              <w:left w:val="single" w:sz="4" w:space="0" w:color="CCCCCC"/>
-              <w:right w:val="single" w:sz="4" w:space="0" w:color="CCCCCC"/>
-            </w:tcBorders>
-          </w:tcPr>
-          <w:p>
-            <w:pPr>
-              <w:spacing w:before="60" w:after="60" w:line="252" w:lineRule="auto"/>
-              <w:jc w:val="left"/>
-            </w:pPr>
-            <w:r/>
-            <w:r>
-              <w:t>BULL</w:t>
-            </w:r>
-          </w:p>
-        </w:tc>
-      </w:tr>
-      <w:tr>
-        <w:tc>
-          <w:tcPr>
-            <w:tcW w:type="dxa" w:w="1584"/>
-            <w:shd w:fill="FFFFFF"/>
-            <w:tcMar>
-              <w:top w:w="100" w:type="dxa"/>
-              <w:bottom w:w="100" w:type="dxa"/>
-              <w:left w:w="120" w:type="dxa"/>
-              <w:right w:w="120" w:type="dxa"/>
-            </w:tcMar>
-            <w:tcBorders>
-              <w:top w:val="single" w:sz="4" w:space="0" w:color="CCCCCC"/>
-              <w:bottom w:val="single" w:sz="4" w:space="0" w:color="CCCCCC"/>
-              <w:left w:val="single" w:sz="4" w:space="0" w:color="CCCCCC"/>
-              <w:right w:val="single" w:sz="4" w:space="0" w:color="CCCCCC"/>
-            </w:tcBorders>
-          </w:tcPr>
-          <w:p>
-            <w:pPr>
-              <w:spacing w:before="60" w:after="60" w:line="252" w:lineRule="auto"/>
-              <w:jc w:val="left"/>
-            </w:pPr>
-            <w:r/>
-            <w:r>
-              <w:rPr>
-                <w:b/>
-              </w:rPr>
-              <w:t>Thu 01/10</w:t>
-            </w:r>
-          </w:p>
-        </w:tc>
-        <w:tc>
-          <w:tcPr>
-            <w:tcW w:type="dxa" w:w="864"/>
-            <w:shd w:fill="FFFFFF"/>
-            <w:tcMar>
-              <w:top w:w="100" w:type="dxa"/>
-              <w:bottom w:w="100" w:type="dxa"/>
-              <w:left w:w="120" w:type="dxa"/>
-              <w:right w:w="120" w:type="dxa"/>
-            </w:tcMar>
-            <w:tcBorders>
-              <w:top w:val="single" w:sz="4" w:space="0" w:color="CCCCCC"/>
-              <w:bottom w:val="single" w:sz="4" w:space="0" w:color="CCCCCC"/>
-              <w:left w:val="single" w:sz="4" w:space="0" w:color="CCCCCC"/>
-              <w:right w:val="single" w:sz="4" w:space="0" w:color="CCCCCC"/>
-            </w:tcBorders>
-          </w:tcPr>
-          <w:p>
-            <w:pPr>
-              <w:spacing w:before="60" w:after="60" w:line="252" w:lineRule="auto"/>
-              <w:jc w:val="left"/>
-            </w:pPr>
-            <w:r/>
-            <w:r>
-              <w:t>NY Close 23-01</w:t>
-            </w:r>
-          </w:p>
-        </w:tc>
-        <w:tc>
-          <w:tcPr>
-            <w:tcW w:type="dxa" w:w="1440"/>
-            <w:shd w:fill="FFFFFF"/>
-            <w:tcMar>
-              <w:top w:w="100" w:type="dxa"/>
-              <w:bottom w:w="100" w:type="dxa"/>
-              <w:left w:w="120" w:type="dxa"/>
-              <w:right w:w="120" w:type="dxa"/>
-            </w:tcMar>
-            <w:tcBorders>
-              <w:top w:val="single" w:sz="4" w:space="0" w:color="CCCCCC"/>
-              <w:bottom w:val="single" w:sz="4" w:space="0" w:color="CCCCCC"/>
-              <w:left w:val="single" w:sz="4" w:space="0" w:color="CCCCCC"/>
-              <w:right w:val="single" w:sz="4" w:space="0" w:color="CCCCCC"/>
-            </w:tcBorders>
-          </w:tcPr>
-          <w:p>
-            <w:pPr>
-              <w:spacing w:before="60" w:after="60" w:line="252" w:lineRule="auto"/>
-              <w:jc w:val="left"/>
-            </w:pPr>
-            <w:r/>
-            <w:r>
-              <w:t>703.75</w:t>
-            </w:r>
-          </w:p>
-        </w:tc>
-        <w:tc>
-          <w:tcPr>
-            <w:tcW w:type="dxa" w:w="2016"/>
-            <w:shd w:fill="FFFFFF"/>
-            <w:tcMar>
-              <w:top w:w="100" w:type="dxa"/>
-              <w:bottom w:w="100" w:type="dxa"/>
-              <w:left w:w="120" w:type="dxa"/>
-              <w:right w:w="120" w:type="dxa"/>
-            </w:tcMar>
-            <w:tcBorders>
-              <w:top w:val="single" w:sz="4" w:space="0" w:color="CCCCCC"/>
-              <w:bottom w:val="single" w:sz="4" w:space="0" w:color="CCCCCC"/>
-              <w:left w:val="single" w:sz="4" w:space="0" w:color="CCCCCC"/>
-              <w:right w:val="single" w:sz="4" w:space="0" w:color="CCCCCC"/>
-            </w:tcBorders>
-          </w:tcPr>
-          <w:p>
-            <w:pPr>
-              <w:spacing w:before="60" w:after="60" w:line="252" w:lineRule="auto"/>
-              <w:jc w:val="left"/>
-            </w:pPr>
-            <w:r/>
-            <w:r>
-              <w:t>709.25</w:t>
-            </w:r>
-          </w:p>
-        </w:tc>
-        <w:tc>
-          <w:tcPr>
-            <w:tcW w:type="dxa" w:w="1152"/>
-            <w:shd w:fill="FFFFFF"/>
-            <w:tcMar>
-              <w:top w:w="100" w:type="dxa"/>
-              <w:bottom w:w="100" w:type="dxa"/>
-              <w:left w:w="120" w:type="dxa"/>
-              <w:right w:w="120" w:type="dxa"/>
-            </w:tcMar>
-            <w:tcBorders>
-              <w:top w:val="single" w:sz="4" w:space="0" w:color="CCCCCC"/>
-              <w:bottom w:val="single" w:sz="4" w:space="0" w:color="CCCCCC"/>
-              <w:left w:val="single" w:sz="4" w:space="0" w:color="CCCCCC"/>
-              <w:right w:val="single" w:sz="4" w:space="0" w:color="CCCCCC"/>
-            </w:tcBorders>
-          </w:tcPr>
-          <w:p>
-            <w:pPr>
-              <w:spacing w:before="60" w:after="60" w:line="252" w:lineRule="auto"/>
-              <w:jc w:val="left"/>
-            </w:pPr>
-            <w:r/>
-            <w:r>
-              <w:t>696.00</w:t>
             </w:r>
           </w:p>
         </w:tc>
@@ -29831,1416 +31241,6 @@
                 <w:b/>
               </w:rPr>
               <w:t>704.50</w:t>
-            </w:r>
-          </w:p>
-        </w:tc>
-        <w:tc>
-          <w:tcPr>
-            <w:tcW w:type="dxa" w:w="3456"/>
-            <w:shd w:fill="FFFFFF"/>
-            <w:tcMar>
-              <w:top w:w="100" w:type="dxa"/>
-              <w:bottom w:w="100" w:type="dxa"/>
-              <w:left w:w="120" w:type="dxa"/>
-              <w:right w:w="120" w:type="dxa"/>
-            </w:tcMar>
-            <w:tcBorders>
-              <w:top w:val="single" w:sz="4" w:space="0" w:color="CCCCCC"/>
-              <w:bottom w:val="single" w:sz="4" w:space="0" w:color="CCCCCC"/>
-              <w:left w:val="single" w:sz="4" w:space="0" w:color="CCCCCC"/>
-              <w:right w:val="single" w:sz="4" w:space="0" w:color="CCCCCC"/>
-            </w:tcBorders>
-          </w:tcPr>
-          <w:p>
-            <w:pPr>
-              <w:spacing w:before="60" w:after="60" w:line="252" w:lineRule="auto"/>
-              <w:jc w:val="left"/>
-            </w:pPr>
-            <w:r/>
-            <w:r>
-              <w:rPr>
-                <w:b/>
-              </w:rPr>
-              <w:t>+0.75</w:t>
-            </w:r>
-          </w:p>
-        </w:tc>
-        <w:tc>
-          <w:tcPr>
-            <w:tcW w:type="dxa" w:w="1440"/>
-            <w:shd w:fill="FFFFFF"/>
-            <w:tcMar>
-              <w:top w:w="100" w:type="dxa"/>
-              <w:bottom w:w="100" w:type="dxa"/>
-              <w:left w:w="120" w:type="dxa"/>
-              <w:right w:w="120" w:type="dxa"/>
-            </w:tcMar>
-            <w:tcBorders>
-              <w:top w:val="single" w:sz="4" w:space="0" w:color="CCCCCC"/>
-              <w:bottom w:val="single" w:sz="4" w:space="0" w:color="CCCCCC"/>
-              <w:left w:val="single" w:sz="4" w:space="0" w:color="CCCCCC"/>
-              <w:right w:val="single" w:sz="4" w:space="0" w:color="CCCCCC"/>
-            </w:tcBorders>
-          </w:tcPr>
-          <w:p>
-            <w:pPr>
-              <w:spacing w:before="60" w:after="60" w:line="252" w:lineRule="auto"/>
-              <w:jc w:val="left"/>
-            </w:pPr>
-            <w:r/>
-            <w:r>
-              <w:t>BULL</w:t>
-            </w:r>
-          </w:p>
-        </w:tc>
-      </w:tr>
-      <w:tr>
-        <w:tc>
-          <w:tcPr>
-            <w:tcW w:type="dxa" w:w="1584"/>
-            <w:shd w:fill="F8FAFC"/>
-            <w:tcMar>
-              <w:top w:w="100" w:type="dxa"/>
-              <w:bottom w:w="100" w:type="dxa"/>
-              <w:left w:w="120" w:type="dxa"/>
-              <w:right w:w="120" w:type="dxa"/>
-            </w:tcMar>
-            <w:tcBorders>
-              <w:top w:val="single" w:sz="4" w:space="0" w:color="CCCCCC"/>
-              <w:bottom w:val="single" w:sz="4" w:space="0" w:color="CCCCCC"/>
-              <w:left w:val="single" w:sz="4" w:space="0" w:color="CCCCCC"/>
-              <w:right w:val="single" w:sz="4" w:space="0" w:color="CCCCCC"/>
-            </w:tcBorders>
-          </w:tcPr>
-          <w:p>
-            <w:pPr>
-              <w:spacing w:before="60" w:after="60" w:line="252" w:lineRule="auto"/>
-              <w:jc w:val="left"/>
-            </w:pPr>
-            <w:r/>
-            <w:r>
-              <w:rPr>
-                <w:b/>
-              </w:rPr>
-              <w:t>Fri 02/10</w:t>
-            </w:r>
-          </w:p>
-        </w:tc>
-        <w:tc>
-          <w:tcPr>
-            <w:tcW w:type="dxa" w:w="864"/>
-            <w:shd w:fill="F8FAFC"/>
-            <w:tcMar>
-              <w:top w:w="100" w:type="dxa"/>
-              <w:bottom w:w="100" w:type="dxa"/>
-              <w:left w:w="120" w:type="dxa"/>
-              <w:right w:w="120" w:type="dxa"/>
-            </w:tcMar>
-            <w:tcBorders>
-              <w:top w:val="single" w:sz="4" w:space="0" w:color="CCCCCC"/>
-              <w:bottom w:val="single" w:sz="4" w:space="0" w:color="CCCCCC"/>
-              <w:left w:val="single" w:sz="4" w:space="0" w:color="CCCCCC"/>
-              <w:right w:val="single" w:sz="4" w:space="0" w:color="CCCCCC"/>
-            </w:tcBorders>
-          </w:tcPr>
-          <w:p>
-            <w:pPr>
-              <w:spacing w:before="60" w:after="60" w:line="252" w:lineRule="auto"/>
-              <w:jc w:val="left"/>
-            </w:pPr>
-            <w:r/>
-            <w:r>
-              <w:t>Asia 07-11</w:t>
-            </w:r>
-          </w:p>
-        </w:tc>
-        <w:tc>
-          <w:tcPr>
-            <w:tcW w:type="dxa" w:w="1440"/>
-            <w:shd w:fill="F8FAFC"/>
-            <w:tcMar>
-              <w:top w:w="100" w:type="dxa"/>
-              <w:bottom w:w="100" w:type="dxa"/>
-              <w:left w:w="120" w:type="dxa"/>
-              <w:right w:w="120" w:type="dxa"/>
-            </w:tcMar>
-            <w:tcBorders>
-              <w:top w:val="single" w:sz="4" w:space="0" w:color="CCCCCC"/>
-              <w:bottom w:val="single" w:sz="4" w:space="0" w:color="CCCCCC"/>
-              <w:left w:val="single" w:sz="4" w:space="0" w:color="CCCCCC"/>
-              <w:right w:val="single" w:sz="4" w:space="0" w:color="CCCCCC"/>
-            </w:tcBorders>
-          </w:tcPr>
-          <w:p>
-            <w:pPr>
-              <w:spacing w:before="60" w:after="60" w:line="252" w:lineRule="auto"/>
-              <w:jc w:val="left"/>
-            </w:pPr>
-            <w:r/>
-            <w:r>
-              <w:t>704.50</w:t>
-            </w:r>
-          </w:p>
-        </w:tc>
-        <w:tc>
-          <w:tcPr>
-            <w:tcW w:type="dxa" w:w="2016"/>
-            <w:shd w:fill="F8FAFC"/>
-            <w:tcMar>
-              <w:top w:w="100" w:type="dxa"/>
-              <w:bottom w:w="100" w:type="dxa"/>
-              <w:left w:w="120" w:type="dxa"/>
-              <w:right w:w="120" w:type="dxa"/>
-            </w:tcMar>
-            <w:tcBorders>
-              <w:top w:val="single" w:sz="4" w:space="0" w:color="CCCCCC"/>
-              <w:bottom w:val="single" w:sz="4" w:space="0" w:color="CCCCCC"/>
-              <w:left w:val="single" w:sz="4" w:space="0" w:color="CCCCCC"/>
-              <w:right w:val="single" w:sz="4" w:space="0" w:color="CCCCCC"/>
-            </w:tcBorders>
-          </w:tcPr>
-          <w:p>
-            <w:pPr>
-              <w:spacing w:before="60" w:after="60" w:line="252" w:lineRule="auto"/>
-              <w:jc w:val="left"/>
-            </w:pPr>
-            <w:r/>
-            <w:r>
-              <w:t>713.75</w:t>
-            </w:r>
-          </w:p>
-        </w:tc>
-        <w:tc>
-          <w:tcPr>
-            <w:tcW w:type="dxa" w:w="1152"/>
-            <w:shd w:fill="F8FAFC"/>
-            <w:tcMar>
-              <w:top w:w="100" w:type="dxa"/>
-              <w:bottom w:w="100" w:type="dxa"/>
-              <w:left w:w="120" w:type="dxa"/>
-              <w:right w:w="120" w:type="dxa"/>
-            </w:tcMar>
-            <w:tcBorders>
-              <w:top w:val="single" w:sz="4" w:space="0" w:color="CCCCCC"/>
-              <w:bottom w:val="single" w:sz="4" w:space="0" w:color="CCCCCC"/>
-              <w:left w:val="single" w:sz="4" w:space="0" w:color="CCCCCC"/>
-              <w:right w:val="single" w:sz="4" w:space="0" w:color="CCCCCC"/>
-            </w:tcBorders>
-          </w:tcPr>
-          <w:p>
-            <w:pPr>
-              <w:spacing w:before="60" w:after="60" w:line="252" w:lineRule="auto"/>
-              <w:jc w:val="left"/>
-            </w:pPr>
-            <w:r/>
-            <w:r>
-              <w:t>698.00</w:t>
-            </w:r>
-          </w:p>
-        </w:tc>
-        <w:tc>
-          <w:tcPr>
-            <w:tcW w:type="dxa" w:w="1728"/>
-            <w:shd w:fill="F8FAFC"/>
-            <w:tcMar>
-              <w:top w:w="100" w:type="dxa"/>
-              <w:bottom w:w="100" w:type="dxa"/>
-              <w:left w:w="120" w:type="dxa"/>
-              <w:right w:w="120" w:type="dxa"/>
-            </w:tcMar>
-            <w:tcBorders>
-              <w:top w:val="single" w:sz="4" w:space="0" w:color="CCCCCC"/>
-              <w:bottom w:val="single" w:sz="4" w:space="0" w:color="CCCCCC"/>
-              <w:left w:val="single" w:sz="4" w:space="0" w:color="CCCCCC"/>
-              <w:right w:val="single" w:sz="4" w:space="0" w:color="CCCCCC"/>
-            </w:tcBorders>
-          </w:tcPr>
-          <w:p>
-            <w:pPr>
-              <w:spacing w:before="60" w:after="60" w:line="252" w:lineRule="auto"/>
-              <w:jc w:val="left"/>
-            </w:pPr>
-            <w:r/>
-            <w:r>
-              <w:rPr>
-                <w:b/>
-              </w:rPr>
-              <w:t>703.75</w:t>
-            </w:r>
-          </w:p>
-        </w:tc>
-        <w:tc>
-          <w:tcPr>
-            <w:tcW w:type="dxa" w:w="3456"/>
-            <w:shd w:fill="F8FAFC"/>
-            <w:tcMar>
-              <w:top w:w="100" w:type="dxa"/>
-              <w:bottom w:w="100" w:type="dxa"/>
-              <w:left w:w="120" w:type="dxa"/>
-              <w:right w:w="120" w:type="dxa"/>
-            </w:tcMar>
-            <w:tcBorders>
-              <w:top w:val="single" w:sz="4" w:space="0" w:color="CCCCCC"/>
-              <w:bottom w:val="single" w:sz="4" w:space="0" w:color="CCCCCC"/>
-              <w:left w:val="single" w:sz="4" w:space="0" w:color="CCCCCC"/>
-              <w:right w:val="single" w:sz="4" w:space="0" w:color="CCCCCC"/>
-            </w:tcBorders>
-          </w:tcPr>
-          <w:p>
-            <w:pPr>
-              <w:spacing w:before="60" w:after="60" w:line="252" w:lineRule="auto"/>
-              <w:jc w:val="left"/>
-            </w:pPr>
-            <w:r/>
-            <w:r>
-              <w:rPr>
-                <w:b/>
-              </w:rPr>
-              <w:t>-0.75</w:t>
-            </w:r>
-          </w:p>
-        </w:tc>
-        <w:tc>
-          <w:tcPr>
-            <w:tcW w:type="dxa" w:w="1440"/>
-            <w:shd w:fill="F8FAFC"/>
-            <w:tcMar>
-              <w:top w:w="100" w:type="dxa"/>
-              <w:bottom w:w="100" w:type="dxa"/>
-              <w:left w:w="120" w:type="dxa"/>
-              <w:right w:w="120" w:type="dxa"/>
-            </w:tcMar>
-            <w:tcBorders>
-              <w:top w:val="single" w:sz="4" w:space="0" w:color="CCCCCC"/>
-              <w:bottom w:val="single" w:sz="4" w:space="0" w:color="CCCCCC"/>
-              <w:left w:val="single" w:sz="4" w:space="0" w:color="CCCCCC"/>
-              <w:right w:val="single" w:sz="4" w:space="0" w:color="CCCCCC"/>
-            </w:tcBorders>
-          </w:tcPr>
-          <w:p>
-            <w:pPr>
-              <w:spacing w:before="60" w:after="60" w:line="252" w:lineRule="auto"/>
-              <w:jc w:val="left"/>
-            </w:pPr>
-            <w:r/>
-            <w:r>
-              <w:t>BEAR</w:t>
-            </w:r>
-          </w:p>
-        </w:tc>
-      </w:tr>
-      <w:tr>
-        <w:tc>
-          <w:tcPr>
-            <w:tcW w:type="dxa" w:w="1584"/>
-            <w:shd w:fill="FFFFFF"/>
-            <w:tcMar>
-              <w:top w:w="100" w:type="dxa"/>
-              <w:bottom w:w="100" w:type="dxa"/>
-              <w:left w:w="120" w:type="dxa"/>
-              <w:right w:w="120" w:type="dxa"/>
-            </w:tcMar>
-            <w:tcBorders>
-              <w:top w:val="single" w:sz="4" w:space="0" w:color="CCCCCC"/>
-              <w:bottom w:val="single" w:sz="4" w:space="0" w:color="CCCCCC"/>
-              <w:left w:val="single" w:sz="4" w:space="0" w:color="CCCCCC"/>
-              <w:right w:val="single" w:sz="4" w:space="0" w:color="CCCCCC"/>
-            </w:tcBorders>
-          </w:tcPr>
-          <w:p>
-            <w:pPr>
-              <w:spacing w:before="60" w:after="60" w:line="252" w:lineRule="auto"/>
-              <w:jc w:val="left"/>
-            </w:pPr>
-            <w:r/>
-            <w:r>
-              <w:rPr>
-                <w:b/>
-              </w:rPr>
-              <w:t>Fri 02/10</w:t>
-            </w:r>
-          </w:p>
-        </w:tc>
-        <w:tc>
-          <w:tcPr>
-            <w:tcW w:type="dxa" w:w="864"/>
-            <w:shd w:fill="FFFFFF"/>
-            <w:tcMar>
-              <w:top w:w="100" w:type="dxa"/>
-              <w:bottom w:w="100" w:type="dxa"/>
-              <w:left w:w="120" w:type="dxa"/>
-              <w:right w:w="120" w:type="dxa"/>
-            </w:tcMar>
-            <w:tcBorders>
-              <w:top w:val="single" w:sz="4" w:space="0" w:color="CCCCCC"/>
-              <w:bottom w:val="single" w:sz="4" w:space="0" w:color="CCCCCC"/>
-              <w:left w:val="single" w:sz="4" w:space="0" w:color="CCCCCC"/>
-              <w:right w:val="single" w:sz="4" w:space="0" w:color="CCCCCC"/>
-            </w:tcBorders>
-          </w:tcPr>
-          <w:p>
-            <w:pPr>
-              <w:spacing w:before="60" w:after="60" w:line="252" w:lineRule="auto"/>
-              <w:jc w:val="left"/>
-            </w:pPr>
-            <w:r/>
-            <w:r>
-              <w:t>Asia 11-15</w:t>
-            </w:r>
-          </w:p>
-        </w:tc>
-        <w:tc>
-          <w:tcPr>
-            <w:tcW w:type="dxa" w:w="1440"/>
-            <w:shd w:fill="FFFFFF"/>
-            <w:tcMar>
-              <w:top w:w="100" w:type="dxa"/>
-              <w:bottom w:w="100" w:type="dxa"/>
-              <w:left w:w="120" w:type="dxa"/>
-              <w:right w:w="120" w:type="dxa"/>
-            </w:tcMar>
-            <w:tcBorders>
-              <w:top w:val="single" w:sz="4" w:space="0" w:color="CCCCCC"/>
-              <w:bottom w:val="single" w:sz="4" w:space="0" w:color="CCCCCC"/>
-              <w:left w:val="single" w:sz="4" w:space="0" w:color="CCCCCC"/>
-              <w:right w:val="single" w:sz="4" w:space="0" w:color="CCCCCC"/>
-            </w:tcBorders>
-          </w:tcPr>
-          <w:p>
-            <w:pPr>
-              <w:spacing w:before="60" w:after="60" w:line="252" w:lineRule="auto"/>
-              <w:jc w:val="left"/>
-            </w:pPr>
-            <w:r/>
-            <w:r>
-              <w:t>703.75</w:t>
-            </w:r>
-          </w:p>
-        </w:tc>
-        <w:tc>
-          <w:tcPr>
-            <w:tcW w:type="dxa" w:w="2016"/>
-            <w:shd w:fill="FFFFFF"/>
-            <w:tcMar>
-              <w:top w:w="100" w:type="dxa"/>
-              <w:bottom w:w="100" w:type="dxa"/>
-              <w:left w:w="120" w:type="dxa"/>
-              <w:right w:w="120" w:type="dxa"/>
-            </w:tcMar>
-            <w:tcBorders>
-              <w:top w:val="single" w:sz="4" w:space="0" w:color="CCCCCC"/>
-              <w:bottom w:val="single" w:sz="4" w:space="0" w:color="CCCCCC"/>
-              <w:left w:val="single" w:sz="4" w:space="0" w:color="CCCCCC"/>
-              <w:right w:val="single" w:sz="4" w:space="0" w:color="CCCCCC"/>
-            </w:tcBorders>
-          </w:tcPr>
-          <w:p>
-            <w:pPr>
-              <w:spacing w:before="60" w:after="60" w:line="252" w:lineRule="auto"/>
-              <w:jc w:val="left"/>
-            </w:pPr>
-            <w:r/>
-            <w:r>
-              <w:t>711.25</w:t>
-            </w:r>
-          </w:p>
-        </w:tc>
-        <w:tc>
-          <w:tcPr>
-            <w:tcW w:type="dxa" w:w="1152"/>
-            <w:shd w:fill="FFFFFF"/>
-            <w:tcMar>
-              <w:top w:w="100" w:type="dxa"/>
-              <w:bottom w:w="100" w:type="dxa"/>
-              <w:left w:w="120" w:type="dxa"/>
-              <w:right w:w="120" w:type="dxa"/>
-            </w:tcMar>
-            <w:tcBorders>
-              <w:top w:val="single" w:sz="4" w:space="0" w:color="CCCCCC"/>
-              <w:bottom w:val="single" w:sz="4" w:space="0" w:color="CCCCCC"/>
-              <w:left w:val="single" w:sz="4" w:space="0" w:color="CCCCCC"/>
-              <w:right w:val="single" w:sz="4" w:space="0" w:color="CCCCCC"/>
-            </w:tcBorders>
-          </w:tcPr>
-          <w:p>
-            <w:pPr>
-              <w:spacing w:before="60" w:after="60" w:line="252" w:lineRule="auto"/>
-              <w:jc w:val="left"/>
-            </w:pPr>
-            <w:r/>
-            <w:r>
-              <w:t>697.75</w:t>
-            </w:r>
-          </w:p>
-        </w:tc>
-        <w:tc>
-          <w:tcPr>
-            <w:tcW w:type="dxa" w:w="1728"/>
-            <w:shd w:fill="FFFFFF"/>
-            <w:tcMar>
-              <w:top w:w="100" w:type="dxa"/>
-              <w:bottom w:w="100" w:type="dxa"/>
-              <w:left w:w="120" w:type="dxa"/>
-              <w:right w:w="120" w:type="dxa"/>
-            </w:tcMar>
-            <w:tcBorders>
-              <w:top w:val="single" w:sz="4" w:space="0" w:color="CCCCCC"/>
-              <w:bottom w:val="single" w:sz="4" w:space="0" w:color="CCCCCC"/>
-              <w:left w:val="single" w:sz="4" w:space="0" w:color="CCCCCC"/>
-              <w:right w:val="single" w:sz="4" w:space="0" w:color="CCCCCC"/>
-            </w:tcBorders>
-          </w:tcPr>
-          <w:p>
-            <w:pPr>
-              <w:spacing w:before="60" w:after="60" w:line="252" w:lineRule="auto"/>
-              <w:jc w:val="left"/>
-            </w:pPr>
-            <w:r/>
-            <w:r>
-              <w:rPr>
-                <w:b/>
-              </w:rPr>
-              <w:t>702.75</w:t>
-            </w:r>
-          </w:p>
-        </w:tc>
-        <w:tc>
-          <w:tcPr>
-            <w:tcW w:type="dxa" w:w="3456"/>
-            <w:shd w:fill="FFFFFF"/>
-            <w:tcMar>
-              <w:top w:w="100" w:type="dxa"/>
-              <w:bottom w:w="100" w:type="dxa"/>
-              <w:left w:w="120" w:type="dxa"/>
-              <w:right w:w="120" w:type="dxa"/>
-            </w:tcMar>
-            <w:tcBorders>
-              <w:top w:val="single" w:sz="4" w:space="0" w:color="CCCCCC"/>
-              <w:bottom w:val="single" w:sz="4" w:space="0" w:color="CCCCCC"/>
-              <w:left w:val="single" w:sz="4" w:space="0" w:color="CCCCCC"/>
-              <w:right w:val="single" w:sz="4" w:space="0" w:color="CCCCCC"/>
-            </w:tcBorders>
-          </w:tcPr>
-          <w:p>
-            <w:pPr>
-              <w:spacing w:before="60" w:after="60" w:line="252" w:lineRule="auto"/>
-              <w:jc w:val="left"/>
-            </w:pPr>
-            <w:r/>
-            <w:r>
-              <w:rPr>
-                <w:b/>
-              </w:rPr>
-              <w:t>-1.00</w:t>
-            </w:r>
-          </w:p>
-        </w:tc>
-        <w:tc>
-          <w:tcPr>
-            <w:tcW w:type="dxa" w:w="1440"/>
-            <w:shd w:fill="FFFFFF"/>
-            <w:tcMar>
-              <w:top w:w="100" w:type="dxa"/>
-              <w:bottom w:w="100" w:type="dxa"/>
-              <w:left w:w="120" w:type="dxa"/>
-              <w:right w:w="120" w:type="dxa"/>
-            </w:tcMar>
-            <w:tcBorders>
-              <w:top w:val="single" w:sz="4" w:space="0" w:color="CCCCCC"/>
-              <w:bottom w:val="single" w:sz="4" w:space="0" w:color="CCCCCC"/>
-              <w:left w:val="single" w:sz="4" w:space="0" w:color="CCCCCC"/>
-              <w:right w:val="single" w:sz="4" w:space="0" w:color="CCCCCC"/>
-            </w:tcBorders>
-          </w:tcPr>
-          <w:p>
-            <w:pPr>
-              <w:spacing w:before="60" w:after="60" w:line="252" w:lineRule="auto"/>
-              <w:jc w:val="left"/>
-            </w:pPr>
-            <w:r/>
-            <w:r>
-              <w:t>BEAR</w:t>
-            </w:r>
-          </w:p>
-        </w:tc>
-      </w:tr>
-      <w:tr>
-        <w:tc>
-          <w:tcPr>
-            <w:tcW w:type="dxa" w:w="1584"/>
-            <w:shd w:fill="F8FAFC"/>
-            <w:tcMar>
-              <w:top w:w="100" w:type="dxa"/>
-              <w:bottom w:w="100" w:type="dxa"/>
-              <w:left w:w="120" w:type="dxa"/>
-              <w:right w:w="120" w:type="dxa"/>
-            </w:tcMar>
-            <w:tcBorders>
-              <w:top w:val="single" w:sz="4" w:space="0" w:color="CCCCCC"/>
-              <w:bottom w:val="single" w:sz="4" w:space="0" w:color="CCCCCC"/>
-              <w:left w:val="single" w:sz="4" w:space="0" w:color="CCCCCC"/>
-              <w:right w:val="single" w:sz="4" w:space="0" w:color="CCCCCC"/>
-            </w:tcBorders>
-          </w:tcPr>
-          <w:p>
-            <w:pPr>
-              <w:spacing w:before="60" w:after="60" w:line="252" w:lineRule="auto"/>
-              <w:jc w:val="left"/>
-            </w:pPr>
-            <w:r/>
-            <w:r>
-              <w:rPr>
-                <w:b/>
-              </w:rPr>
-              <w:t>Fri 02/10</w:t>
-            </w:r>
-          </w:p>
-        </w:tc>
-        <w:tc>
-          <w:tcPr>
-            <w:tcW w:type="dxa" w:w="864"/>
-            <w:shd w:fill="F8FAFC"/>
-            <w:tcMar>
-              <w:top w:w="100" w:type="dxa"/>
-              <w:bottom w:w="100" w:type="dxa"/>
-              <w:left w:w="120" w:type="dxa"/>
-              <w:right w:w="120" w:type="dxa"/>
-            </w:tcMar>
-            <w:tcBorders>
-              <w:top w:val="single" w:sz="4" w:space="0" w:color="CCCCCC"/>
-              <w:bottom w:val="single" w:sz="4" w:space="0" w:color="CCCCCC"/>
-              <w:left w:val="single" w:sz="4" w:space="0" w:color="CCCCCC"/>
-              <w:right w:val="single" w:sz="4" w:space="0" w:color="CCCCCC"/>
-            </w:tcBorders>
-          </w:tcPr>
-          <w:p>
-            <w:pPr>
-              <w:spacing w:before="60" w:after="60" w:line="252" w:lineRule="auto"/>
-              <w:jc w:val="left"/>
-            </w:pPr>
-            <w:r/>
-            <w:r>
-              <w:t>London 15-19</w:t>
-            </w:r>
-          </w:p>
-        </w:tc>
-        <w:tc>
-          <w:tcPr>
-            <w:tcW w:type="dxa" w:w="1440"/>
-            <w:shd w:fill="F8FAFC"/>
-            <w:tcMar>
-              <w:top w:w="100" w:type="dxa"/>
-              <w:bottom w:w="100" w:type="dxa"/>
-              <w:left w:w="120" w:type="dxa"/>
-              <w:right w:w="120" w:type="dxa"/>
-            </w:tcMar>
-            <w:tcBorders>
-              <w:top w:val="single" w:sz="4" w:space="0" w:color="CCCCCC"/>
-              <w:bottom w:val="single" w:sz="4" w:space="0" w:color="CCCCCC"/>
-              <w:left w:val="single" w:sz="4" w:space="0" w:color="CCCCCC"/>
-              <w:right w:val="single" w:sz="4" w:space="0" w:color="CCCCCC"/>
-            </w:tcBorders>
-          </w:tcPr>
-          <w:p>
-            <w:pPr>
-              <w:spacing w:before="60" w:after="60" w:line="252" w:lineRule="auto"/>
-              <w:jc w:val="left"/>
-            </w:pPr>
-            <w:r/>
-            <w:r>
-              <w:t>702.75</w:t>
-            </w:r>
-          </w:p>
-        </w:tc>
-        <w:tc>
-          <w:tcPr>
-            <w:tcW w:type="dxa" w:w="2016"/>
-            <w:shd w:fill="F8FAFC"/>
-            <w:tcMar>
-              <w:top w:w="100" w:type="dxa"/>
-              <w:bottom w:w="100" w:type="dxa"/>
-              <w:left w:w="120" w:type="dxa"/>
-              <w:right w:w="120" w:type="dxa"/>
-            </w:tcMar>
-            <w:tcBorders>
-              <w:top w:val="single" w:sz="4" w:space="0" w:color="CCCCCC"/>
-              <w:bottom w:val="single" w:sz="4" w:space="0" w:color="CCCCCC"/>
-              <w:left w:val="single" w:sz="4" w:space="0" w:color="CCCCCC"/>
-              <w:right w:val="single" w:sz="4" w:space="0" w:color="CCCCCC"/>
-            </w:tcBorders>
-          </w:tcPr>
-          <w:p>
-            <w:pPr>
-              <w:spacing w:before="60" w:after="60" w:line="252" w:lineRule="auto"/>
-              <w:jc w:val="left"/>
-            </w:pPr>
-            <w:r/>
-            <w:r>
-              <w:t>709.75</w:t>
-            </w:r>
-          </w:p>
-        </w:tc>
-        <w:tc>
-          <w:tcPr>
-            <w:tcW w:type="dxa" w:w="1152"/>
-            <w:shd w:fill="F8FAFC"/>
-            <w:tcMar>
-              <w:top w:w="100" w:type="dxa"/>
-              <w:bottom w:w="100" w:type="dxa"/>
-              <w:left w:w="120" w:type="dxa"/>
-              <w:right w:w="120" w:type="dxa"/>
-            </w:tcMar>
-            <w:tcBorders>
-              <w:top w:val="single" w:sz="4" w:space="0" w:color="CCCCCC"/>
-              <w:bottom w:val="single" w:sz="4" w:space="0" w:color="CCCCCC"/>
-              <w:left w:val="single" w:sz="4" w:space="0" w:color="CCCCCC"/>
-              <w:right w:val="single" w:sz="4" w:space="0" w:color="CCCCCC"/>
-            </w:tcBorders>
-          </w:tcPr>
-          <w:p>
-            <w:pPr>
-              <w:spacing w:before="60" w:after="60" w:line="252" w:lineRule="auto"/>
-              <w:jc w:val="left"/>
-            </w:pPr>
-            <w:r/>
-            <w:r>
-              <w:t>689.25</w:t>
-            </w:r>
-          </w:p>
-        </w:tc>
-        <w:tc>
-          <w:tcPr>
-            <w:tcW w:type="dxa" w:w="1728"/>
-            <w:shd w:fill="F8FAFC"/>
-            <w:tcMar>
-              <w:top w:w="100" w:type="dxa"/>
-              <w:bottom w:w="100" w:type="dxa"/>
-              <w:left w:w="120" w:type="dxa"/>
-              <w:right w:w="120" w:type="dxa"/>
-            </w:tcMar>
-            <w:tcBorders>
-              <w:top w:val="single" w:sz="4" w:space="0" w:color="CCCCCC"/>
-              <w:bottom w:val="single" w:sz="4" w:space="0" w:color="CCCCCC"/>
-              <w:left w:val="single" w:sz="4" w:space="0" w:color="CCCCCC"/>
-              <w:right w:val="single" w:sz="4" w:space="0" w:color="CCCCCC"/>
-            </w:tcBorders>
-          </w:tcPr>
-          <w:p>
-            <w:pPr>
-              <w:spacing w:before="60" w:after="60" w:line="252" w:lineRule="auto"/>
-              <w:jc w:val="left"/>
-            </w:pPr>
-            <w:r/>
-            <w:r>
-              <w:rPr>
-                <w:b/>
-              </w:rPr>
-              <w:t>703.50</w:t>
-            </w:r>
-          </w:p>
-        </w:tc>
-        <w:tc>
-          <w:tcPr>
-            <w:tcW w:type="dxa" w:w="3456"/>
-            <w:shd w:fill="F8FAFC"/>
-            <w:tcMar>
-              <w:top w:w="100" w:type="dxa"/>
-              <w:bottom w:w="100" w:type="dxa"/>
-              <w:left w:w="120" w:type="dxa"/>
-              <w:right w:w="120" w:type="dxa"/>
-            </w:tcMar>
-            <w:tcBorders>
-              <w:top w:val="single" w:sz="4" w:space="0" w:color="CCCCCC"/>
-              <w:bottom w:val="single" w:sz="4" w:space="0" w:color="CCCCCC"/>
-              <w:left w:val="single" w:sz="4" w:space="0" w:color="CCCCCC"/>
-              <w:right w:val="single" w:sz="4" w:space="0" w:color="CCCCCC"/>
-            </w:tcBorders>
-          </w:tcPr>
-          <w:p>
-            <w:pPr>
-              <w:spacing w:before="60" w:after="60" w:line="252" w:lineRule="auto"/>
-              <w:jc w:val="left"/>
-            </w:pPr>
-            <w:r/>
-            <w:r>
-              <w:rPr>
-                <w:b/>
-              </w:rPr>
-              <w:t>+0.75</w:t>
-            </w:r>
-          </w:p>
-        </w:tc>
-        <w:tc>
-          <w:tcPr>
-            <w:tcW w:type="dxa" w:w="1440"/>
-            <w:shd w:fill="F8FAFC"/>
-            <w:tcMar>
-              <w:top w:w="100" w:type="dxa"/>
-              <w:bottom w:w="100" w:type="dxa"/>
-              <w:left w:w="120" w:type="dxa"/>
-              <w:right w:w="120" w:type="dxa"/>
-            </w:tcMar>
-            <w:tcBorders>
-              <w:top w:val="single" w:sz="4" w:space="0" w:color="CCCCCC"/>
-              <w:bottom w:val="single" w:sz="4" w:space="0" w:color="CCCCCC"/>
-              <w:left w:val="single" w:sz="4" w:space="0" w:color="CCCCCC"/>
-              <w:right w:val="single" w:sz="4" w:space="0" w:color="CCCCCC"/>
-            </w:tcBorders>
-          </w:tcPr>
-          <w:p>
-            <w:pPr>
-              <w:spacing w:before="60" w:after="60" w:line="252" w:lineRule="auto"/>
-              <w:jc w:val="left"/>
-            </w:pPr>
-            <w:r/>
-            <w:r>
-              <w:t>BULL</w:t>
-            </w:r>
-          </w:p>
-        </w:tc>
-      </w:tr>
-      <w:tr>
-        <w:tc>
-          <w:tcPr>
-            <w:tcW w:type="dxa" w:w="1584"/>
-            <w:shd w:fill="FFFFFF"/>
-            <w:tcMar>
-              <w:top w:w="100" w:type="dxa"/>
-              <w:bottom w:w="100" w:type="dxa"/>
-              <w:left w:w="120" w:type="dxa"/>
-              <w:right w:w="120" w:type="dxa"/>
-            </w:tcMar>
-            <w:tcBorders>
-              <w:top w:val="single" w:sz="4" w:space="0" w:color="CCCCCC"/>
-              <w:bottom w:val="single" w:sz="4" w:space="0" w:color="CCCCCC"/>
-              <w:left w:val="single" w:sz="4" w:space="0" w:color="CCCCCC"/>
-              <w:right w:val="single" w:sz="4" w:space="0" w:color="CCCCCC"/>
-            </w:tcBorders>
-          </w:tcPr>
-          <w:p>
-            <w:pPr>
-              <w:spacing w:before="60" w:after="60" w:line="252" w:lineRule="auto"/>
-              <w:jc w:val="left"/>
-            </w:pPr>
-            <w:r/>
-            <w:r>
-              <w:rPr>
-                <w:b/>
-              </w:rPr>
-              <w:t>Fri 02/10</w:t>
-            </w:r>
-          </w:p>
-        </w:tc>
-        <w:tc>
-          <w:tcPr>
-            <w:tcW w:type="dxa" w:w="864"/>
-            <w:shd w:fill="FFFFFF"/>
-            <w:tcMar>
-              <w:top w:w="100" w:type="dxa"/>
-              <w:bottom w:w="100" w:type="dxa"/>
-              <w:left w:w="120" w:type="dxa"/>
-              <w:right w:w="120" w:type="dxa"/>
-            </w:tcMar>
-            <w:tcBorders>
-              <w:top w:val="single" w:sz="4" w:space="0" w:color="CCCCCC"/>
-              <w:bottom w:val="single" w:sz="4" w:space="0" w:color="CCCCCC"/>
-              <w:left w:val="single" w:sz="4" w:space="0" w:color="CCCCCC"/>
-              <w:right w:val="single" w:sz="4" w:space="0" w:color="CCCCCC"/>
-            </w:tcBorders>
-          </w:tcPr>
-          <w:p>
-            <w:pPr>
-              <w:spacing w:before="60" w:after="60" w:line="252" w:lineRule="auto"/>
-              <w:jc w:val="left"/>
-            </w:pPr>
-            <w:r/>
-            <w:r>
-              <w:t>Pre-NY 19-21</w:t>
-            </w:r>
-          </w:p>
-        </w:tc>
-        <w:tc>
-          <w:tcPr>
-            <w:tcW w:type="dxa" w:w="1440"/>
-            <w:shd w:fill="FFFFFF"/>
-            <w:tcMar>
-              <w:top w:w="100" w:type="dxa"/>
-              <w:bottom w:w="100" w:type="dxa"/>
-              <w:left w:w="120" w:type="dxa"/>
-              <w:right w:w="120" w:type="dxa"/>
-            </w:tcMar>
-            <w:tcBorders>
-              <w:top w:val="single" w:sz="4" w:space="0" w:color="CCCCCC"/>
-              <w:bottom w:val="single" w:sz="4" w:space="0" w:color="CCCCCC"/>
-              <w:left w:val="single" w:sz="4" w:space="0" w:color="CCCCCC"/>
-              <w:right w:val="single" w:sz="4" w:space="0" w:color="CCCCCC"/>
-            </w:tcBorders>
-          </w:tcPr>
-          <w:p>
-            <w:pPr>
-              <w:spacing w:before="60" w:after="60" w:line="252" w:lineRule="auto"/>
-              <w:jc w:val="left"/>
-            </w:pPr>
-            <w:r/>
-            <w:r>
-              <w:t>703.50</w:t>
-            </w:r>
-          </w:p>
-        </w:tc>
-        <w:tc>
-          <w:tcPr>
-            <w:tcW w:type="dxa" w:w="2016"/>
-            <w:shd w:fill="FFFFFF"/>
-            <w:tcMar>
-              <w:top w:w="100" w:type="dxa"/>
-              <w:bottom w:w="100" w:type="dxa"/>
-              <w:left w:w="120" w:type="dxa"/>
-              <w:right w:w="120" w:type="dxa"/>
-            </w:tcMar>
-            <w:tcBorders>
-              <w:top w:val="single" w:sz="4" w:space="0" w:color="CCCCCC"/>
-              <w:bottom w:val="single" w:sz="4" w:space="0" w:color="CCCCCC"/>
-              <w:left w:val="single" w:sz="4" w:space="0" w:color="CCCCCC"/>
-              <w:right w:val="single" w:sz="4" w:space="0" w:color="CCCCCC"/>
-            </w:tcBorders>
-          </w:tcPr>
-          <w:p>
-            <w:pPr>
-              <w:spacing w:before="60" w:after="60" w:line="252" w:lineRule="auto"/>
-              <w:jc w:val="left"/>
-            </w:pPr>
-            <w:r/>
-            <w:r>
-              <w:t>712.75</w:t>
-            </w:r>
-          </w:p>
-        </w:tc>
-        <w:tc>
-          <w:tcPr>
-            <w:tcW w:type="dxa" w:w="1152"/>
-            <w:shd w:fill="FFFFFF"/>
-            <w:tcMar>
-              <w:top w:w="100" w:type="dxa"/>
-              <w:bottom w:w="100" w:type="dxa"/>
-              <w:left w:w="120" w:type="dxa"/>
-              <w:right w:w="120" w:type="dxa"/>
-            </w:tcMar>
-            <w:tcBorders>
-              <w:top w:val="single" w:sz="4" w:space="0" w:color="CCCCCC"/>
-              <w:bottom w:val="single" w:sz="4" w:space="0" w:color="CCCCCC"/>
-              <w:left w:val="single" w:sz="4" w:space="0" w:color="CCCCCC"/>
-              <w:right w:val="single" w:sz="4" w:space="0" w:color="CCCCCC"/>
-            </w:tcBorders>
-          </w:tcPr>
-          <w:p>
-            <w:pPr>
-              <w:spacing w:before="60" w:after="60" w:line="252" w:lineRule="auto"/>
-              <w:jc w:val="left"/>
-            </w:pPr>
-            <w:r/>
-            <w:r>
-              <w:t>696.25</w:t>
-            </w:r>
-          </w:p>
-        </w:tc>
-        <w:tc>
-          <w:tcPr>
-            <w:tcW w:type="dxa" w:w="1728"/>
-            <w:shd w:fill="FFFFFF"/>
-            <w:tcMar>
-              <w:top w:w="100" w:type="dxa"/>
-              <w:bottom w:w="100" w:type="dxa"/>
-              <w:left w:w="120" w:type="dxa"/>
-              <w:right w:w="120" w:type="dxa"/>
-            </w:tcMar>
-            <w:tcBorders>
-              <w:top w:val="single" w:sz="4" w:space="0" w:color="CCCCCC"/>
-              <w:bottom w:val="single" w:sz="4" w:space="0" w:color="CCCCCC"/>
-              <w:left w:val="single" w:sz="4" w:space="0" w:color="CCCCCC"/>
-              <w:right w:val="single" w:sz="4" w:space="0" w:color="CCCCCC"/>
-            </w:tcBorders>
-          </w:tcPr>
-          <w:p>
-            <w:pPr>
-              <w:spacing w:before="60" w:after="60" w:line="252" w:lineRule="auto"/>
-              <w:jc w:val="left"/>
-            </w:pPr>
-            <w:r/>
-            <w:r>
-              <w:rPr>
-                <w:b/>
-              </w:rPr>
-              <w:t>703.25</w:t>
-            </w:r>
-          </w:p>
-        </w:tc>
-        <w:tc>
-          <w:tcPr>
-            <w:tcW w:type="dxa" w:w="3456"/>
-            <w:shd w:fill="FFFFFF"/>
-            <w:tcMar>
-              <w:top w:w="100" w:type="dxa"/>
-              <w:bottom w:w="100" w:type="dxa"/>
-              <w:left w:w="120" w:type="dxa"/>
-              <w:right w:w="120" w:type="dxa"/>
-            </w:tcMar>
-            <w:tcBorders>
-              <w:top w:val="single" w:sz="4" w:space="0" w:color="CCCCCC"/>
-              <w:bottom w:val="single" w:sz="4" w:space="0" w:color="CCCCCC"/>
-              <w:left w:val="single" w:sz="4" w:space="0" w:color="CCCCCC"/>
-              <w:right w:val="single" w:sz="4" w:space="0" w:color="CCCCCC"/>
-            </w:tcBorders>
-          </w:tcPr>
-          <w:p>
-            <w:pPr>
-              <w:spacing w:before="60" w:after="60" w:line="252" w:lineRule="auto"/>
-              <w:jc w:val="left"/>
-            </w:pPr>
-            <w:r/>
-            <w:r>
-              <w:rPr>
-                <w:b/>
-              </w:rPr>
-              <w:t>-0.25</w:t>
-            </w:r>
-          </w:p>
-        </w:tc>
-        <w:tc>
-          <w:tcPr>
-            <w:tcW w:type="dxa" w:w="1440"/>
-            <w:shd w:fill="FFFFFF"/>
-            <w:tcMar>
-              <w:top w:w="100" w:type="dxa"/>
-              <w:bottom w:w="100" w:type="dxa"/>
-              <w:left w:w="120" w:type="dxa"/>
-              <w:right w:w="120" w:type="dxa"/>
-            </w:tcMar>
-            <w:tcBorders>
-              <w:top w:val="single" w:sz="4" w:space="0" w:color="CCCCCC"/>
-              <w:bottom w:val="single" w:sz="4" w:space="0" w:color="CCCCCC"/>
-              <w:left w:val="single" w:sz="4" w:space="0" w:color="CCCCCC"/>
-              <w:right w:val="single" w:sz="4" w:space="0" w:color="CCCCCC"/>
-            </w:tcBorders>
-          </w:tcPr>
-          <w:p>
-            <w:pPr>
-              <w:spacing w:before="60" w:after="60" w:line="252" w:lineRule="auto"/>
-              <w:jc w:val="left"/>
-            </w:pPr>
-            <w:r/>
-            <w:r>
-              <w:t>BEAR</w:t>
-            </w:r>
-          </w:p>
-        </w:tc>
-      </w:tr>
-      <w:tr>
-        <w:tc>
-          <w:tcPr>
-            <w:tcW w:type="dxa" w:w="1584"/>
-            <w:shd w:fill="F8FAFC"/>
-            <w:tcMar>
-              <w:top w:w="100" w:type="dxa"/>
-              <w:bottom w:w="100" w:type="dxa"/>
-              <w:left w:w="120" w:type="dxa"/>
-              <w:right w:w="120" w:type="dxa"/>
-            </w:tcMar>
-            <w:tcBorders>
-              <w:top w:val="single" w:sz="4" w:space="0" w:color="CCCCCC"/>
-              <w:bottom w:val="single" w:sz="4" w:space="0" w:color="CCCCCC"/>
-              <w:left w:val="single" w:sz="4" w:space="0" w:color="CCCCCC"/>
-              <w:right w:val="single" w:sz="4" w:space="0" w:color="CCCCCC"/>
-            </w:tcBorders>
-          </w:tcPr>
-          <w:p>
-            <w:pPr>
-              <w:spacing w:before="60" w:after="60" w:line="252" w:lineRule="auto"/>
-              <w:jc w:val="left"/>
-            </w:pPr>
-            <w:r/>
-            <w:r>
-              <w:rPr>
-                <w:b/>
-              </w:rPr>
-              <w:t>Fri 02/10</w:t>
-            </w:r>
-          </w:p>
-        </w:tc>
-        <w:tc>
-          <w:tcPr>
-            <w:tcW w:type="dxa" w:w="864"/>
-            <w:shd w:fill="F8FAFC"/>
-            <w:tcMar>
-              <w:top w:w="100" w:type="dxa"/>
-              <w:bottom w:w="100" w:type="dxa"/>
-              <w:left w:w="120" w:type="dxa"/>
-              <w:right w:w="120" w:type="dxa"/>
-            </w:tcMar>
-            <w:tcBorders>
-              <w:top w:val="single" w:sz="4" w:space="0" w:color="CCCCCC"/>
-              <w:bottom w:val="single" w:sz="4" w:space="0" w:color="CCCCCC"/>
-              <w:left w:val="single" w:sz="4" w:space="0" w:color="CCCCCC"/>
-              <w:right w:val="single" w:sz="4" w:space="0" w:color="CCCCCC"/>
-            </w:tcBorders>
-          </w:tcPr>
-          <w:p>
-            <w:pPr>
-              <w:spacing w:before="60" w:after="60" w:line="252" w:lineRule="auto"/>
-              <w:jc w:val="left"/>
-            </w:pPr>
-            <w:r/>
-            <w:r>
-              <w:t>NY Open 21-23</w:t>
-            </w:r>
-          </w:p>
-        </w:tc>
-        <w:tc>
-          <w:tcPr>
-            <w:tcW w:type="dxa" w:w="1440"/>
-            <w:shd w:fill="F8FAFC"/>
-            <w:tcMar>
-              <w:top w:w="100" w:type="dxa"/>
-              <w:bottom w:w="100" w:type="dxa"/>
-              <w:left w:w="120" w:type="dxa"/>
-              <w:right w:w="120" w:type="dxa"/>
-            </w:tcMar>
-            <w:tcBorders>
-              <w:top w:val="single" w:sz="4" w:space="0" w:color="CCCCCC"/>
-              <w:bottom w:val="single" w:sz="4" w:space="0" w:color="CCCCCC"/>
-              <w:left w:val="single" w:sz="4" w:space="0" w:color="CCCCCC"/>
-              <w:right w:val="single" w:sz="4" w:space="0" w:color="CCCCCC"/>
-            </w:tcBorders>
-          </w:tcPr>
-          <w:p>
-            <w:pPr>
-              <w:spacing w:before="60" w:after="60" w:line="252" w:lineRule="auto"/>
-              <w:jc w:val="left"/>
-            </w:pPr>
-            <w:r/>
-            <w:r>
-              <w:t>703.25</w:t>
-            </w:r>
-          </w:p>
-        </w:tc>
-        <w:tc>
-          <w:tcPr>
-            <w:tcW w:type="dxa" w:w="2016"/>
-            <w:shd w:fill="F8FAFC"/>
-            <w:tcMar>
-              <w:top w:w="100" w:type="dxa"/>
-              <w:bottom w:w="100" w:type="dxa"/>
-              <w:left w:w="120" w:type="dxa"/>
-              <w:right w:w="120" w:type="dxa"/>
-            </w:tcMar>
-            <w:tcBorders>
-              <w:top w:val="single" w:sz="4" w:space="0" w:color="CCCCCC"/>
-              <w:bottom w:val="single" w:sz="4" w:space="0" w:color="CCCCCC"/>
-              <w:left w:val="single" w:sz="4" w:space="0" w:color="CCCCCC"/>
-              <w:right w:val="single" w:sz="4" w:space="0" w:color="CCCCCC"/>
-            </w:tcBorders>
-          </w:tcPr>
-          <w:p>
-            <w:pPr>
-              <w:spacing w:before="60" w:after="60" w:line="252" w:lineRule="auto"/>
-              <w:jc w:val="left"/>
-            </w:pPr>
-            <w:r/>
-            <w:r>
-              <w:t>711.75</w:t>
-            </w:r>
-          </w:p>
-        </w:tc>
-        <w:tc>
-          <w:tcPr>
-            <w:tcW w:type="dxa" w:w="1152"/>
-            <w:shd w:fill="F8FAFC"/>
-            <w:tcMar>
-              <w:top w:w="100" w:type="dxa"/>
-              <w:bottom w:w="100" w:type="dxa"/>
-              <w:left w:w="120" w:type="dxa"/>
-              <w:right w:w="120" w:type="dxa"/>
-            </w:tcMar>
-            <w:tcBorders>
-              <w:top w:val="single" w:sz="4" w:space="0" w:color="CCCCCC"/>
-              <w:bottom w:val="single" w:sz="4" w:space="0" w:color="CCCCCC"/>
-              <w:left w:val="single" w:sz="4" w:space="0" w:color="CCCCCC"/>
-              <w:right w:val="single" w:sz="4" w:space="0" w:color="CCCCCC"/>
-            </w:tcBorders>
-          </w:tcPr>
-          <w:p>
-            <w:pPr>
-              <w:spacing w:before="60" w:after="60" w:line="252" w:lineRule="auto"/>
-              <w:jc w:val="left"/>
-            </w:pPr>
-            <w:r/>
-            <w:r>
-              <w:t>689.25</w:t>
-            </w:r>
-          </w:p>
-        </w:tc>
-        <w:tc>
-          <w:tcPr>
-            <w:tcW w:type="dxa" w:w="1728"/>
-            <w:shd w:fill="F8FAFC"/>
-            <w:tcMar>
-              <w:top w:w="100" w:type="dxa"/>
-              <w:bottom w:w="100" w:type="dxa"/>
-              <w:left w:w="120" w:type="dxa"/>
-              <w:right w:w="120" w:type="dxa"/>
-            </w:tcMar>
-            <w:tcBorders>
-              <w:top w:val="single" w:sz="4" w:space="0" w:color="CCCCCC"/>
-              <w:bottom w:val="single" w:sz="4" w:space="0" w:color="CCCCCC"/>
-              <w:left w:val="single" w:sz="4" w:space="0" w:color="CCCCCC"/>
-              <w:right w:val="single" w:sz="4" w:space="0" w:color="CCCCCC"/>
-            </w:tcBorders>
-          </w:tcPr>
-          <w:p>
-            <w:pPr>
-              <w:spacing w:before="60" w:after="60" w:line="252" w:lineRule="auto"/>
-              <w:jc w:val="left"/>
-            </w:pPr>
-            <w:r/>
-            <w:r>
-              <w:rPr>
-                <w:b/>
-              </w:rPr>
-              <w:t>705.00</w:t>
-            </w:r>
-          </w:p>
-        </w:tc>
-        <w:tc>
-          <w:tcPr>
-            <w:tcW w:type="dxa" w:w="3456"/>
-            <w:shd w:fill="F8FAFC"/>
-            <w:tcMar>
-              <w:top w:w="100" w:type="dxa"/>
-              <w:bottom w:w="100" w:type="dxa"/>
-              <w:left w:w="120" w:type="dxa"/>
-              <w:right w:w="120" w:type="dxa"/>
-            </w:tcMar>
-            <w:tcBorders>
-              <w:top w:val="single" w:sz="4" w:space="0" w:color="CCCCCC"/>
-              <w:bottom w:val="single" w:sz="4" w:space="0" w:color="CCCCCC"/>
-              <w:left w:val="single" w:sz="4" w:space="0" w:color="CCCCCC"/>
-              <w:right w:val="single" w:sz="4" w:space="0" w:color="CCCCCC"/>
-            </w:tcBorders>
-          </w:tcPr>
-          <w:p>
-            <w:pPr>
-              <w:spacing w:before="60" w:after="60" w:line="252" w:lineRule="auto"/>
-              <w:jc w:val="left"/>
-            </w:pPr>
-            <w:r/>
-            <w:r>
-              <w:rPr>
-                <w:b/>
-              </w:rPr>
-              <w:t>+1.75</w:t>
-            </w:r>
-          </w:p>
-        </w:tc>
-        <w:tc>
-          <w:tcPr>
-            <w:tcW w:type="dxa" w:w="1440"/>
-            <w:shd w:fill="F8FAFC"/>
-            <w:tcMar>
-              <w:top w:w="100" w:type="dxa"/>
-              <w:bottom w:w="100" w:type="dxa"/>
-              <w:left w:w="120" w:type="dxa"/>
-              <w:right w:w="120" w:type="dxa"/>
-            </w:tcMar>
-            <w:tcBorders>
-              <w:top w:val="single" w:sz="4" w:space="0" w:color="CCCCCC"/>
-              <w:bottom w:val="single" w:sz="4" w:space="0" w:color="CCCCCC"/>
-              <w:left w:val="single" w:sz="4" w:space="0" w:color="CCCCCC"/>
-              <w:right w:val="single" w:sz="4" w:space="0" w:color="CCCCCC"/>
-            </w:tcBorders>
-          </w:tcPr>
-          <w:p>
-            <w:pPr>
-              <w:spacing w:before="60" w:after="60" w:line="252" w:lineRule="auto"/>
-              <w:jc w:val="left"/>
-            </w:pPr>
-            <w:r/>
-            <w:r>
-              <w:t>BULL</w:t>
-            </w:r>
-          </w:p>
-        </w:tc>
-      </w:tr>
-      <w:tr>
-        <w:tc>
-          <w:tcPr>
-            <w:tcW w:type="dxa" w:w="1584"/>
-            <w:shd w:fill="FFFFFF"/>
-            <w:tcMar>
-              <w:top w:w="100" w:type="dxa"/>
-              <w:bottom w:w="100" w:type="dxa"/>
-              <w:left w:w="120" w:type="dxa"/>
-              <w:right w:w="120" w:type="dxa"/>
-            </w:tcMar>
-            <w:tcBorders>
-              <w:top w:val="single" w:sz="4" w:space="0" w:color="CCCCCC"/>
-              <w:bottom w:val="single" w:sz="4" w:space="0" w:color="CCCCCC"/>
-              <w:left w:val="single" w:sz="4" w:space="0" w:color="CCCCCC"/>
-              <w:right w:val="single" w:sz="4" w:space="0" w:color="CCCCCC"/>
-            </w:tcBorders>
-          </w:tcPr>
-          <w:p>
-            <w:pPr>
-              <w:spacing w:before="60" w:after="60" w:line="252" w:lineRule="auto"/>
-              <w:jc w:val="left"/>
-            </w:pPr>
-            <w:r/>
-            <w:r>
-              <w:rPr>
-                <w:b/>
-              </w:rPr>
-              <w:t>Fri 02/10</w:t>
-            </w:r>
-          </w:p>
-        </w:tc>
-        <w:tc>
-          <w:tcPr>
-            <w:tcW w:type="dxa" w:w="864"/>
-            <w:shd w:fill="FFFFFF"/>
-            <w:tcMar>
-              <w:top w:w="100" w:type="dxa"/>
-              <w:bottom w:w="100" w:type="dxa"/>
-              <w:left w:w="120" w:type="dxa"/>
-              <w:right w:w="120" w:type="dxa"/>
-            </w:tcMar>
-            <w:tcBorders>
-              <w:top w:val="single" w:sz="4" w:space="0" w:color="CCCCCC"/>
-              <w:bottom w:val="single" w:sz="4" w:space="0" w:color="CCCCCC"/>
-              <w:left w:val="single" w:sz="4" w:space="0" w:color="CCCCCC"/>
-              <w:right w:val="single" w:sz="4" w:space="0" w:color="CCCCCC"/>
-            </w:tcBorders>
-          </w:tcPr>
-          <w:p>
-            <w:pPr>
-              <w:spacing w:before="60" w:after="60" w:line="252" w:lineRule="auto"/>
-              <w:jc w:val="left"/>
-            </w:pPr>
-            <w:r/>
-            <w:r>
-              <w:t>NY Close 23-01</w:t>
-            </w:r>
-          </w:p>
-        </w:tc>
-        <w:tc>
-          <w:tcPr>
-            <w:tcW w:type="dxa" w:w="1440"/>
-            <w:shd w:fill="FFFFFF"/>
-            <w:tcMar>
-              <w:top w:w="100" w:type="dxa"/>
-              <w:bottom w:w="100" w:type="dxa"/>
-              <w:left w:w="120" w:type="dxa"/>
-              <w:right w:w="120" w:type="dxa"/>
-            </w:tcMar>
-            <w:tcBorders>
-              <w:top w:val="single" w:sz="4" w:space="0" w:color="CCCCCC"/>
-              <w:bottom w:val="single" w:sz="4" w:space="0" w:color="CCCCCC"/>
-              <w:left w:val="single" w:sz="4" w:space="0" w:color="CCCCCC"/>
-              <w:right w:val="single" w:sz="4" w:space="0" w:color="CCCCCC"/>
-            </w:tcBorders>
-          </w:tcPr>
-          <w:p>
-            <w:pPr>
-              <w:spacing w:before="60" w:after="60" w:line="252" w:lineRule="auto"/>
-              <w:jc w:val="left"/>
-            </w:pPr>
-            <w:r/>
-            <w:r>
-              <w:t>705.00</w:t>
-            </w:r>
-          </w:p>
-        </w:tc>
-        <w:tc>
-          <w:tcPr>
-            <w:tcW w:type="dxa" w:w="2016"/>
-            <w:shd w:fill="FFFFFF"/>
-            <w:tcMar>
-              <w:top w:w="100" w:type="dxa"/>
-              <w:bottom w:w="100" w:type="dxa"/>
-              <w:left w:w="120" w:type="dxa"/>
-              <w:right w:w="120" w:type="dxa"/>
-            </w:tcMar>
-            <w:tcBorders>
-              <w:top w:val="single" w:sz="4" w:space="0" w:color="CCCCCC"/>
-              <w:bottom w:val="single" w:sz="4" w:space="0" w:color="CCCCCC"/>
-              <w:left w:val="single" w:sz="4" w:space="0" w:color="CCCCCC"/>
-              <w:right w:val="single" w:sz="4" w:space="0" w:color="CCCCCC"/>
-            </w:tcBorders>
-          </w:tcPr>
-          <w:p>
-            <w:pPr>
-              <w:spacing w:before="60" w:after="60" w:line="252" w:lineRule="auto"/>
-              <w:jc w:val="left"/>
-            </w:pPr>
-            <w:r/>
-            <w:r>
-              <w:t>711.25</w:t>
-            </w:r>
-          </w:p>
-        </w:tc>
-        <w:tc>
-          <w:tcPr>
-            <w:tcW w:type="dxa" w:w="1152"/>
-            <w:shd w:fill="FFFFFF"/>
-            <w:tcMar>
-              <w:top w:w="100" w:type="dxa"/>
-              <w:bottom w:w="100" w:type="dxa"/>
-              <w:left w:w="120" w:type="dxa"/>
-              <w:right w:w="120" w:type="dxa"/>
-            </w:tcMar>
-            <w:tcBorders>
-              <w:top w:val="single" w:sz="4" w:space="0" w:color="CCCCCC"/>
-              <w:bottom w:val="single" w:sz="4" w:space="0" w:color="CCCCCC"/>
-              <w:left w:val="single" w:sz="4" w:space="0" w:color="CCCCCC"/>
-              <w:right w:val="single" w:sz="4" w:space="0" w:color="CCCCCC"/>
-            </w:tcBorders>
-          </w:tcPr>
-          <w:p>
-            <w:pPr>
-              <w:spacing w:before="60" w:after="60" w:line="252" w:lineRule="auto"/>
-              <w:jc w:val="left"/>
-            </w:pPr>
-            <w:r/>
-            <w:r>
-              <w:t>698.50</w:t>
-            </w:r>
-          </w:p>
-        </w:tc>
-        <w:tc>
-          <w:tcPr>
-            <w:tcW w:type="dxa" w:w="1728"/>
-            <w:shd w:fill="FFFFFF"/>
-            <w:tcMar>
-              <w:top w:w="100" w:type="dxa"/>
-              <w:bottom w:w="100" w:type="dxa"/>
-              <w:left w:w="120" w:type="dxa"/>
-              <w:right w:w="120" w:type="dxa"/>
-            </w:tcMar>
-            <w:tcBorders>
-              <w:top w:val="single" w:sz="4" w:space="0" w:color="CCCCCC"/>
-              <w:bottom w:val="single" w:sz="4" w:space="0" w:color="CCCCCC"/>
-              <w:left w:val="single" w:sz="4" w:space="0" w:color="CCCCCC"/>
-              <w:right w:val="single" w:sz="4" w:space="0" w:color="CCCCCC"/>
-            </w:tcBorders>
-          </w:tcPr>
-          <w:p>
-            <w:pPr>
-              <w:spacing w:before="60" w:after="60" w:line="252" w:lineRule="auto"/>
-              <w:jc w:val="left"/>
-            </w:pPr>
-            <w:r/>
-            <w:r>
-              <w:rPr>
-                <w:b/>
-              </w:rPr>
-              <w:t>704.25</w:t>
             </w:r>
           </w:p>
         </w:tc>

--- a/Daily Reports/29_09_2026-CBOT Reports.docx
+++ b/Daily Reports/29_09_2026-CBOT Reports.docx
@@ -104,7 +104,7 @@
           <w:color w:val="5C768D"/>
           <w:sz w:val="19"/>
         </w:rPr>
-        <w:t>Cập nhật tự động qua `macro_tracker.py` vào lúc 16:48 ICT ngày 29/09/2026</w:t>
+        <w:t>Cập nhật tự động qua `macro_tracker.py` vào lúc 17:01 ICT ngày 29/09/2026</w:t>
       </w:r>
     </w:p>
     <w:tbl>
@@ -313,7 +313,7 @@
               <w:rPr>
                 <w:b/>
               </w:rPr>
-              <w:t>97.63 / thùng</w:t>
+              <w:t>97.35 / thùng</w:t>
             </w:r>
           </w:p>
         </w:tc>
@@ -344,7 +344,7 @@
               <w:rPr>
                 <w:b/>
               </w:rPr>
-              <w:t>-7.27%</w:t>
+              <w:t>-7.53%</w:t>
             </w:r>
           </w:p>
         </w:tc>
@@ -442,7 +442,7 @@
               <w:rPr>
                 <w:b/>
               </w:rPr>
-              <w:t>101.45</w:t>
+              <w:t>101.47</w:t>
             </w:r>
           </w:p>
         </w:tc>
@@ -473,7 +473,7 @@
               <w:rPr>
                 <w:b/>
               </w:rPr>
-              <w:t>+0.25%</w:t>
+              <w:t>+0.26%</w:t>
             </w:r>
           </w:p>
         </w:tc>
@@ -1218,7 +1218,7 @@
         <w:rPr>
           <w:b/>
         </w:rPr>
-        <w:t>`97.63` (-7.27%)</w:t>
+        <w:t>`97.35` (-7.53%)</w:t>
       </w:r>
       <w:r>
         <w:t xml:space="preserve"> | DXY: </w:t>
@@ -1227,7 +1227,7 @@
         <w:rPr>
           <w:b/>
         </w:rPr>
-        <w:t>`101.45` (+0.25%)</w:t>
+        <w:t>`101.47` (+0.26%)</w:t>
       </w:r>
       <w:r>
         <w:t xml:space="preserve"> | Lúa mì CBOT: </w:t>
@@ -1306,7 +1306,7 @@
           <w:color w:val="5C768D"/>
           <w:sz w:val="19"/>
         </w:rPr>
-        <w:t>Cập nhật tự động lúc 16:48 ICT ngày 29/09/2026 — Nguồn: NOAA, USDA, BOM Australia</w:t>
+        <w:t>Cập nhật tự động lúc 17:01 ICT ngày 29/09/2026 — Nguồn: NOAA, USDA, BOM Australia</w:t>
       </w:r>
     </w:p>
     <w:p>
@@ -3605,7 +3605,7 @@
               <w:rPr>
                 <w:b/>
               </w:rPr>
-              <w:t>522.92 (-0.33)</w:t>
+              <w:t>522.89 (-0.36)</w:t>
             </w:r>
           </w:p>
         </w:tc>
@@ -11624,10 +11624,10 @@
         <w:rPr>
           <w:b/>
         </w:rPr>
-        <w:t>`522.92 cents`</w:t>
+        <w:t>`522.89 cents`</w:t>
       </w:r>
       <w:r>
-        <w:t xml:space="preserve"> (-0.33).</w:t>
+        <w:t xml:space="preserve"> (-0.36).</w:t>
       </w:r>
     </w:p>
     <w:p>
@@ -11648,7 +11648,7 @@
         <w:rPr>
           <w:b/>
         </w:rPr>
-        <w:t>`17,769`</w:t>
+        <w:t>`18,563`</w:t>
       </w:r>
       <w:r>
         <w:t xml:space="preserve"> (Chênh lệch: </w:t>
@@ -11657,7 +11657,7 @@
         <w:rPr>
           <w:b/>
         </w:rPr>
-        <w:t>`-338,566`</w:t>
+        <w:t>`-337,772`</w:t>
       </w:r>
       <w:r>
         <w:t xml:space="preserve">) | OI: </w:t>
@@ -11991,7 +11991,7 @@
               <w:rPr>
                 <w:b/>
               </w:rPr>
-              <w:t>97.63</w:t>
+              <w:t>97.35</w:t>
             </w:r>
           </w:p>
         </w:tc>
@@ -12022,7 +12022,7 @@
               <w:rPr>
                 <w:b/>
               </w:rPr>
-              <w:t>-7.27%</w:t>
+              <w:t>-7.53%</w:t>
             </w:r>
           </w:p>
         </w:tc>
@@ -12114,7 +12114,7 @@
               <w:rPr>
                 <w:b/>
               </w:rPr>
-              <w:t>101.45</w:t>
+              <w:t>101.47</w:t>
             </w:r>
           </w:p>
         </w:tc>
@@ -12145,7 +12145,7 @@
               <w:rPr>
                 <w:b/>
               </w:rPr>
-              <w:t>+0.25%</w:t>
+              <w:t>+0.26%</w:t>
             </w:r>
           </w:p>
         </w:tc>
@@ -21830,7 +21830,7 @@
         <w:rPr>
           <w:b/>
         </w:rPr>
-        <w:t>`9,427`</w:t>
+        <w:t>`9,550`</w:t>
       </w:r>
       <w:r>
         <w:t xml:space="preserve"> (Chênh lệch: </w:t>
@@ -21839,7 +21839,7 @@
         <w:rPr>
           <w:b/>
         </w:rPr>
-        <w:t>`-81,163`</w:t>
+        <w:t>`-81,040`</w:t>
       </w:r>
       <w:r>
         <w:t xml:space="preserve">) | OI: </w:t>
@@ -22173,7 +22173,7 @@
               <w:rPr>
                 <w:b/>
               </w:rPr>
-              <w:t>97.63</w:t>
+              <w:t>97.35</w:t>
             </w:r>
           </w:p>
         </w:tc>
@@ -22204,7 +22204,7 @@
               <w:rPr>
                 <w:b/>
               </w:rPr>
-              <w:t>-7.27%</w:t>
+              <w:t>-7.53%</w:t>
             </w:r>
           </w:p>
         </w:tc>
@@ -22296,7 +22296,7 @@
               <w:rPr>
                 <w:b/>
               </w:rPr>
-              <w:t>101.45</w:t>
+              <w:t>101.47</w:t>
             </w:r>
           </w:p>
         </w:tc>
@@ -22327,7 +22327,7 @@
               <w:rPr>
                 <w:b/>
               </w:rPr>
-              <w:t>+0.25%</w:t>
+              <w:t>+0.26%</w:t>
             </w:r>
           </w:p>
         </w:tc>

--- a/Daily Reports/29_09_2026-CBOT Reports.docx
+++ b/Daily Reports/29_09_2026-CBOT Reports.docx
@@ -104,7 +104,7 @@
           <w:color w:val="5C768D"/>
           <w:sz w:val="19"/>
         </w:rPr>
-        <w:t>Cập nhật tự động qua `macro_tracker.py` vào lúc 17:01 ICT ngày 29/09/2026</w:t>
+        <w:t>Cập nhật tự động qua `macro_tracker.py` vào lúc 19:07 ICT ngày 29/09/2026</w:t>
       </w:r>
     </w:p>
     <w:tbl>
@@ -313,7 +313,7 @@
               <w:rPr>
                 <w:b/>
               </w:rPr>
-              <w:t>97.35 / thùng</w:t>
+              <w:t>96.46 / thùng</w:t>
             </w:r>
           </w:p>
         </w:tc>
@@ -344,7 +344,7 @@
               <w:rPr>
                 <w:b/>
               </w:rPr>
-              <w:t>-7.53%</w:t>
+              <w:t>-8.38%</w:t>
             </w:r>
           </w:p>
         </w:tc>
@@ -442,7 +442,7 @@
               <w:rPr>
                 <w:b/>
               </w:rPr>
-              <w:t>101.47</w:t>
+              <w:t>101.29</w:t>
             </w:r>
           </w:p>
         </w:tc>
@@ -473,7 +473,7 @@
               <w:rPr>
                 <w:b/>
               </w:rPr>
-              <w:t>+0.26%</w:t>
+              <w:t>+0.09%</w:t>
             </w:r>
           </w:p>
         </w:tc>
@@ -1218,7 +1218,7 @@
         <w:rPr>
           <w:b/>
         </w:rPr>
-        <w:t>`97.35` (-7.53%)</w:t>
+        <w:t>`96.46` (-8.38%)</w:t>
       </w:r>
       <w:r>
         <w:t xml:space="preserve"> | DXY: </w:t>
@@ -1227,7 +1227,7 @@
         <w:rPr>
           <w:b/>
         </w:rPr>
-        <w:t>`101.47` (+0.26%)</w:t>
+        <w:t>`101.29` (+0.09%)</w:t>
       </w:r>
       <w:r>
         <w:t xml:space="preserve"> | Lúa mì CBOT: </w:t>
@@ -1236,7 +1236,7 @@
         <w:rPr>
           <w:b/>
         </w:rPr>
-        <w:t>`684.25` (-0.65%)</w:t>
+        <w:t>`687.50` (-0.18%)</w:t>
       </w:r>
       <w:r>
         <w:t>.</w:t>
@@ -1306,7 +1306,7 @@
           <w:color w:val="5C768D"/>
           <w:sz w:val="19"/>
         </w:rPr>
-        <w:t>Cập nhật tự động lúc 17:01 ICT ngày 29/09/2026 — Nguồn: NOAA, USDA, BOM Australia</w:t>
+        <w:t>Cập nhật tự động lúc 19:07 ICT ngày 29/09/2026 — Nguồn: NOAA, USDA, BOM Australia</w:t>
       </w:r>
     </w:p>
     <w:p>
@@ -3574,7 +3574,7 @@
               <w:rPr>
                 <w:b/>
               </w:rPr>
-              <w:t>523.25</w:t>
+              <w:t>524.25</w:t>
             </w:r>
           </w:p>
         </w:tc>
@@ -3605,7 +3605,7 @@
               <w:rPr>
                 <w:b/>
               </w:rPr>
-              <w:t>522.89 (-0.36)</w:t>
+              <w:t>523.87 (-0.38)</w:t>
             </w:r>
           </w:p>
         </w:tc>
@@ -3633,7 +3633,7 @@
             </w:pPr>
             <w:r/>
             <w:r>
-              <w:t>Bearish (522.93 &lt; 523.80)</w:t>
+              <w:t>Bearish (523.00 &lt; 523.76)</w:t>
             </w:r>
           </w:p>
         </w:tc>
@@ -3661,7 +3661,7 @@
             </w:pPr>
             <w:r/>
             <w:r>
-              <w:t>1.75 cents</w:t>
+              <w:t>2.75 cents</w:t>
             </w:r>
           </w:p>
         </w:tc>
@@ -3822,7 +3822,7 @@
               <w:rPr>
                 <w:b/>
               </w:rPr>
-              <w:t>684.25</w:t>
+              <w:t>687.50</w:t>
             </w:r>
           </w:p>
         </w:tc>
@@ -3853,7 +3853,7 @@
               <w:rPr>
                 <w:b/>
               </w:rPr>
-              <w:t>684.32 (+0.07)</w:t>
+              <w:t>687.74 (+0.24)</w:t>
             </w:r>
           </w:p>
         </w:tc>
@@ -3881,7 +3881,7 @@
             </w:pPr>
             <w:r/>
             <w:r>
-              <w:t>Bearish (689.05 &lt; 693.84)</w:t>
+              <w:t>Bearish (688.43 &lt; 693.19)</w:t>
             </w:r>
           </w:p>
         </w:tc>
@@ -3909,7 +3909,7 @@
             </w:pPr>
             <w:r/>
             <w:r>
-              <w:t>2.00 cents</w:t>
+              <w:t>5.75 cents</w:t>
             </w:r>
           </w:p>
         </w:tc>
@@ -4347,7 +4347,7 @@
                 <w:b/>
                 <w:color w:val="15803D"/>
               </w:rPr>
-              <w:t>519.75 - 522.93 cents (Canh mua vùng hỗ trợ)</w:t>
+              <w:t>523.25 - 523.00 cents (Canh mua vùng hỗ trợ)</w:t>
             </w:r>
           </w:p>
         </w:tc>
@@ -4378,7 +4378,7 @@
               <w:rPr>
                 <w:b/>
               </w:rPr>
-              <w:t>509.55 cents (Dưới cản S2 + 1.5x ATR)</w:t>
+              <w:t>509.52 cents (Dưới cản S2 + 1.5x ATR)</w:t>
             </w:r>
           </w:p>
         </w:tc>
@@ -4414,7 +4414,7 @@
                 <w:color w:val="D97706"/>
                 <w:sz w:val="19"/>
               </w:rPr>
-              <w:t xml:space="preserve"> 524.75 cents </w:t>
+              <w:t xml:space="preserve"> 529.00 cents </w:t>
             </w:r>
             <w:r>
               <w:t xml:space="preserve"> / TP2: </w:t>
@@ -4528,7 +4528,7 @@
                 <w:b/>
                 <w:color w:val="15803D"/>
               </w:rPr>
-              <w:t>Long trung hạn (Swing) (ZCZ26)</w:t>
+              <w:t>Long trung hạn (Swing) (ZCH27)</w:t>
             </w:r>
           </w:p>
         </w:tc>
@@ -4559,7 +4559,7 @@
               <w:rPr>
                 <w:b/>
               </w:rPr>
-              <w:t>518.25 - 519.75 cents</w:t>
+              <w:t>532.75 - 534.25 cents</w:t>
             </w:r>
           </w:p>
         </w:tc>
@@ -4590,7 +4590,7 @@
               <w:rPr>
                 <w:b/>
               </w:rPr>
-              <w:t>510.54 cents (Chống quét SL tuyệt đối)</w:t>
+              <w:t>525.56 cents (Chống quét SL tuyệt đối)</w:t>
             </w:r>
           </w:p>
         </w:tc>
@@ -4621,7 +4621,7 @@
               <w:rPr>
                 <w:b/>
               </w:rPr>
-              <w:t>548.75 cents (Ăn trọn biên độ ngô ~10.5 giá)</w:t>
+              <w:t>563.00 cents (Ăn trọn biên độ ngô ~10.5 giá)</w:t>
             </w:r>
           </w:p>
         </w:tc>
@@ -4721,7 +4721,7 @@
                 <w:b/>
                 <w:color w:val="B91C1C"/>
               </w:rPr>
-              <w:t>Short trung hạn (Swing) (ZCZ26)</w:t>
+              <w:t>Short trung hạn (Swing) (ZCH27)</w:t>
             </w:r>
           </w:p>
         </w:tc>
@@ -4752,7 +4752,7 @@
               <w:rPr>
                 <w:b/>
               </w:rPr>
-              <w:t>524.75 - 526.25 cents</w:t>
+              <w:t>542.50 - 544.00 cents</w:t>
             </w:r>
           </w:p>
         </w:tc>
@@ -4783,7 +4783,7 @@
               <w:rPr>
                 <w:b/>
               </w:rPr>
-              <w:t>526.71 cents</w:t>
+              <w:t>544.19 cents</w:t>
             </w:r>
           </w:p>
         </w:tc>
@@ -4814,7 +4814,7 @@
               <w:rPr>
                 <w:b/>
               </w:rPr>
-              <w:t>513.50 cents</w:t>
+              <w:t>528.25 cents</w:t>
             </w:r>
           </w:p>
         </w:tc>
@@ -4945,7 +4945,7 @@
               <w:rPr>
                 <w:b/>
               </w:rPr>
-              <w:t>504.64 - 512.50 cents</w:t>
+              <w:t>504.55 - 512.50 cents</w:t>
             </w:r>
           </w:p>
         </w:tc>
@@ -5126,7 +5126,7 @@
                 <w:b/>
                 <w:color w:val="B91C1C"/>
               </w:rPr>
-              <w:t>689.05 - 693.84 cents (Canh bán hồi kỹ thuật H1)</w:t>
+              <w:t>688.43 - 693.19 cents (Canh bán hồi kỹ thuật H1)</w:t>
             </w:r>
           </w:p>
         </w:tc>
@@ -5157,7 +5157,7 @@
               <w:rPr>
                 <w:b/>
               </w:rPr>
-              <w:t>799.26 cents (Trên kháng cự R2 + 1.5x ATR)</w:t>
+              <w:t>799.61 cents (Trên kháng cự R2 + 1.5x ATR)</w:t>
             </w:r>
           </w:p>
         </w:tc>
@@ -5193,7 +5193,7 @@
                 <w:color w:val="D97706"/>
                 <w:sz w:val="19"/>
               </w:rPr>
-              <w:t xml:space="preserve"> 682.92 cents </w:t>
+              <w:t xml:space="preserve"> 685.00 cents </w:t>
             </w:r>
             <w:r>
               <w:t xml:space="preserve"> / TP2: </w:t>
@@ -5304,7 +5304,7 @@
                 <w:b/>
                 <w:color w:val="15803D"/>
               </w:rPr>
-              <w:t>Long trung hạn (Swing) (ZWH27)</w:t>
+              <w:t>Long trung hạn (Swing) (ZWZ26)</w:t>
             </w:r>
           </w:p>
         </w:tc>
@@ -5335,7 +5335,7 @@
               <w:rPr>
                 <w:b/>
               </w:rPr>
-              <w:t>695.64 - 697.64 cents</w:t>
+              <w:t>683.00 - 685.00 cents</w:t>
             </w:r>
           </w:p>
         </w:tc>
@@ -5366,7 +5366,7 @@
               <w:rPr>
                 <w:b/>
               </w:rPr>
-              <w:t>693.46 cents</w:t>
+              <w:t>678.43 cents</w:t>
             </w:r>
           </w:p>
         </w:tc>
@@ -5397,7 +5397,7 @@
               <w:rPr>
                 <w:b/>
               </w:rPr>
-              <w:t>705.00 cents (Đón sóng hồi trung hạn ~14.5 giá)</w:t>
+              <w:t>690.25 cents (Đón sóng hồi trung hạn ~14.5 giá)</w:t>
             </w:r>
           </w:p>
         </w:tc>
@@ -5497,7 +5497,7 @@
                 <w:b/>
                 <w:color w:val="B91C1C"/>
               </w:rPr>
-              <w:t>Short trung hạn (Swing) (ZWH27)</w:t>
+              <w:t>Short trung hạn (Swing) (ZWZ26)</w:t>
             </w:r>
           </w:p>
         </w:tc>
@@ -5528,7 +5528,7 @@
               <w:rPr>
                 <w:b/>
               </w:rPr>
-              <w:t>705.00 - 707.00 cents</w:t>
+              <w:t>690.25 - 692.25 cents</w:t>
             </w:r>
           </w:p>
         </w:tc>
@@ -5559,7 +5559,7 @@
               <w:rPr>
                 <w:b/>
               </w:rPr>
-              <w:t>707.79 cents</w:t>
+              <w:t>693.32 cents</w:t>
             </w:r>
           </w:p>
         </w:tc>
@@ -5590,7 +5590,7 @@
               <w:rPr>
                 <w:b/>
               </w:rPr>
-              <w:t>696.25 cents (Thuận xu hướng giảm ngắn hạn)</w:t>
+              <w:t>681.50 cents (Thuận xu hướng giảm ngắn hạn)</w:t>
             </w:r>
           </w:p>
         </w:tc>
@@ -5721,7 +5721,7 @@
               <w:rPr>
                 <w:b/>
               </w:rPr>
-              <w:t>670.14 - 681.50 cents</w:t>
+              <w:t>669.21 - 681.50 cents</w:t>
             </w:r>
           </w:p>
         </w:tc>
@@ -11609,7 +11609,7 @@
         <w:t>Giá Chốt Phiên (Close):</w:t>
       </w:r>
       <w:r>
-        <w:t xml:space="preserve"> 523.25 cents | </w:t>
+        <w:t xml:space="preserve"> 524.25 cents | </w:t>
       </w:r>
       <w:r>
         <w:rPr>
@@ -11624,10 +11624,10 @@
         <w:rPr>
           <w:b/>
         </w:rPr>
-        <w:t>`522.89 cents`</w:t>
+        <w:t>`523.87 cents`</w:t>
       </w:r>
       <w:r>
-        <w:t xml:space="preserve"> (-0.36).</w:t>
+        <w:t xml:space="preserve"> (-0.38).</w:t>
       </w:r>
     </w:p>
     <w:p>
@@ -11648,7 +11648,7 @@
         <w:rPr>
           <w:b/>
         </w:rPr>
-        <w:t>`18,563`</w:t>
+        <w:t>`25,236`</w:t>
       </w:r>
       <w:r>
         <w:t xml:space="preserve"> (Chênh lệch: </w:t>
@@ -11657,7 +11657,7 @@
         <w:rPr>
           <w:b/>
         </w:rPr>
-        <w:t>`-337,772`</w:t>
+        <w:t>`-331,099`</w:t>
       </w:r>
       <w:r>
         <w:t xml:space="preserve">) | OI: </w:t>
@@ -11699,7 +11699,7 @@
         <w:rPr>
           <w:b/>
         </w:rPr>
-        <w:t>`Không phát hiện mô hình nến đặc biệt`</w:t>
+        <w:t>`Bullish Engulfing (Nhấn chìm tăng trưởng)`</w:t>
       </w:r>
     </w:p>
     <w:p>
@@ -11742,10 +11742,10 @@
         <w:rPr>
           <w:b/>
         </w:rPr>
-        <w:t>TÍCH LŨY TÍCH CỰC (Accumulation):</w:t>
+        <w:t>TĂNG MẠNH MẼ (Strong Bullish Confirmation):</w:t>
       </w:r>
       <w:r>
-        <w:t xml:space="preserve"> Nến đi ngang nhưng dòng tiền âm thầm gia tăng (OI tăng), báo hiệu chuẩn bị có nhịp bứt phá tăng.</w:t>
+        <w:t xml:space="preserve"> Mô hình nến tăng được củng cố bởi dòng tiền gia tăng tích cực, hỗ trợ lực mua lên bền vững.</w:t>
       </w:r>
     </w:p>
     <w:p>
@@ -11991,7 +11991,7 @@
               <w:rPr>
                 <w:b/>
               </w:rPr>
-              <w:t>97.35</w:t>
+              <w:t>96.46</w:t>
             </w:r>
           </w:p>
         </w:tc>
@@ -12022,7 +12022,7 @@
               <w:rPr>
                 <w:b/>
               </w:rPr>
-              <w:t>-7.53%</w:t>
+              <w:t>-8.38%</w:t>
             </w:r>
           </w:p>
         </w:tc>
@@ -12114,7 +12114,7 @@
               <w:rPr>
                 <w:b/>
               </w:rPr>
-              <w:t>101.47</w:t>
+              <w:t>101.29</w:t>
             </w:r>
           </w:p>
         </w:tc>
@@ -12145,7 +12145,7 @@
               <w:rPr>
                 <w:b/>
               </w:rPr>
-              <w:t>+0.26%</w:t>
+              <w:t>+0.09%</w:t>
             </w:r>
           </w:p>
         </w:tc>
@@ -12749,7 +12749,7 @@
         <w:t xml:space="preserve"> EMA_21 </w:t>
       </w:r>
       <w:r>
-        <w:t xml:space="preserve"> (522.93) &lt; </w:t>
+        <w:t xml:space="preserve"> (523.00) &lt; </w:t>
       </w:r>
       <w:r>
         <w:rPr>
@@ -12760,7 +12760,7 @@
         <w:t xml:space="preserve"> EMA_50 </w:t>
       </w:r>
       <w:r>
-        <w:t xml:space="preserve"> (523.80).</w:t>
+        <w:t xml:space="preserve"> (523.76).</w:t>
       </w:r>
     </w:p>
     <w:p>
@@ -12781,7 +12781,7 @@
         <w:rPr>
           <w:b/>
         </w:rPr>
-        <w:t>`50.85`</w:t>
+        <w:t>`54.01`</w:t>
       </w:r>
       <w:r>
         <w:t xml:space="preserve"> | ATR (14) = </w:t>
@@ -12790,7 +12790,7 @@
         <w:rPr>
           <w:b/>
         </w:rPr>
-        <w:t>`1.96`</w:t>
+        <w:t>`1.99`</w:t>
       </w:r>
       <w:r>
         <w:t xml:space="preserve"> cents | Volatility = </w:t>
@@ -12799,7 +12799,7 @@
         <w:rPr>
           <w:b/>
         </w:rPr>
-        <w:t>`1.75 cents`</w:t>
+        <w:t>`2.75 cents`</w:t>
       </w:r>
       <w:r>
         <w:t>.</w:t>
@@ -12823,7 +12823,7 @@
         <w:rPr>
           <w:b/>
         </w:rPr>
-        <w:t>`519.75`</w:t>
+        <w:t>`523.25`</w:t>
       </w:r>
       <w:r>
         <w:t xml:space="preserve"> | S2: </w:t>
@@ -12841,7 +12841,7 @@
         <w:rPr>
           <w:b/>
         </w:rPr>
-        <w:t>`524.75`</w:t>
+        <w:t>`529.00`</w:t>
       </w:r>
       <w:r>
         <w:t xml:space="preserve"> | R2: </w:t>
@@ -13584,7 +13584,7 @@
           <w:b/>
           <w:color w:val="15803D"/>
         </w:rPr>
-        <w:t>`519.75 - 522.93 cents (Canh mua vùng hỗ trợ)`</w:t>
+        <w:t>`523.25 - 523.00 cents (Canh mua vùng hỗ trợ)`</w:t>
       </w:r>
       <w:r>
         <w:t xml:space="preserve"> | SL: </w:t>
@@ -13593,7 +13593,7 @@
         <w:rPr>
           <w:b/>
         </w:rPr>
-        <w:t>`509.55 cents (Dưới cản S2 + 1.5x ATR)`</w:t>
+        <w:t>`509.52 cents (Dưới cản S2 + 1.5x ATR)`</w:t>
       </w:r>
       <w:r>
         <w:t xml:space="preserve"> | TP: </w:t>
@@ -13604,7 +13604,7 @@
           <w:color w:val="D97706"/>
           <w:sz w:val="19"/>
         </w:rPr>
-        <w:t xml:space="preserve"> 524.75 cents </w:t>
+        <w:t xml:space="preserve"> 529.00 cents </w:t>
       </w:r>
       <w:r>
         <w:t xml:space="preserve"> / </w:t>
@@ -13630,7 +13630,7 @@
         <w:rPr>
           <w:b/>
         </w:rPr>
-        <w:t>Trung hạn (Swing Trades - HĐ ZCZ26):</w:t>
+        <w:t>Trung hạn (Swing Trades - HĐ ZCH27):</w:t>
       </w:r>
     </w:p>
     <w:p>
@@ -13655,7 +13655,7 @@
         <w:rPr>
           <w:b/>
         </w:rPr>
-        <w:t>`518.25 - 519.75 cents`</w:t>
+        <w:t>`532.75 - 534.25 cents`</w:t>
       </w:r>
       <w:r>
         <w:t xml:space="preserve"> | SL: </w:t>
@@ -13664,7 +13664,7 @@
         <w:rPr>
           <w:b/>
         </w:rPr>
-        <w:t>`510.54 cents (Chống quét SL tuyệt đối)`</w:t>
+        <w:t>`525.56 cents (Chống quét SL tuyệt đối)`</w:t>
       </w:r>
       <w:r>
         <w:t xml:space="preserve"> | TP: </w:t>
@@ -13673,7 +13673,7 @@
         <w:rPr>
           <w:b/>
         </w:rPr>
-        <w:t>`548.75 cents (Ăn trọn biên độ ngô ~10.5 giá)`</w:t>
+        <w:t>`563.00 cents (Ăn trọn biên độ ngô ~10.5 giá)`</w:t>
       </w:r>
       <w:r>
         <w:t>.</w:t>
@@ -13701,7 +13701,7 @@
         <w:rPr>
           <w:b/>
         </w:rPr>
-        <w:t>`524.75 - 526.25 cents`</w:t>
+        <w:t>`542.50 - 544.00 cents`</w:t>
       </w:r>
       <w:r>
         <w:t xml:space="preserve"> | SL: </w:t>
@@ -13710,7 +13710,7 @@
         <w:rPr>
           <w:b/>
         </w:rPr>
-        <w:t>`526.71 cents`</w:t>
+        <w:t>`544.19 cents`</w:t>
       </w:r>
       <w:r>
         <w:t xml:space="preserve"> | TP: </w:t>
@@ -13719,7 +13719,7 @@
         <w:rPr>
           <w:b/>
         </w:rPr>
-        <w:t>`513.50 cents`</w:t>
+        <w:t>`528.25 cents`</w:t>
       </w:r>
       <w:r>
         <w:t>.</w:t>
@@ -13759,7 +13759,7 @@
         <w:rPr>
           <w:b/>
         </w:rPr>
-        <w:t>`504.64 - 512.50 cents`</w:t>
+        <w:t>`504.55 - 512.50 cents`</w:t>
       </w:r>
     </w:p>
     <w:p>
@@ -14166,7 +14166,7 @@
             </w:pPr>
             <w:r/>
             <w:r>
-              <w:t>523.25</w:t>
+              <w:t>524.25</w:t>
             </w:r>
           </w:p>
         </w:tc>
@@ -14194,7 +14194,7 @@
             </w:pPr>
             <w:r/>
             <w:r>
-              <w:t>527.00</w:t>
+              <w:t>528.00</w:t>
             </w:r>
           </w:p>
         </w:tc>
@@ -14222,7 +14222,7 @@
             </w:pPr>
             <w:r/>
             <w:r>
-              <w:t>520.00</w:t>
+              <w:t>521.00</w:t>
             </w:r>
           </w:p>
         </w:tc>
@@ -14253,7 +14253,7 @@
               <w:rPr>
                 <w:b/>
               </w:rPr>
-              <w:t>523.50</w:t>
+              <w:t>524.50</w:t>
             </w:r>
           </w:p>
         </w:tc>
@@ -14401,7 +14401,7 @@
             </w:pPr>
             <w:r/>
             <w:r>
-              <w:t>523.50</w:t>
+              <w:t>524.50</w:t>
             </w:r>
           </w:p>
         </w:tc>
@@ -14429,7 +14429,7 @@
             </w:pPr>
             <w:r/>
             <w:r>
-              <w:t>526.25</w:t>
+              <w:t>527.25</w:t>
             </w:r>
           </w:p>
         </w:tc>
@@ -14457,7 +14457,7 @@
             </w:pPr>
             <w:r/>
             <w:r>
-              <w:t>519.75</w:t>
+              <w:t>520.75</w:t>
             </w:r>
           </w:p>
         </w:tc>
@@ -14488,7 +14488,7 @@
               <w:rPr>
                 <w:b/>
               </w:rPr>
-              <w:t>523.00</w:t>
+              <w:t>524.00</w:t>
             </w:r>
           </w:p>
         </w:tc>
@@ -14636,7 +14636,7 @@
             </w:pPr>
             <w:r/>
             <w:r>
-              <w:t>523.00</w:t>
+              <w:t>524.00</w:t>
             </w:r>
           </w:p>
         </w:tc>
@@ -14664,7 +14664,7 @@
             </w:pPr>
             <w:r/>
             <w:r>
-              <w:t>526.00</w:t>
+              <w:t>527.00</w:t>
             </w:r>
           </w:p>
         </w:tc>
@@ -14692,7 +14692,7 @@
             </w:pPr>
             <w:r/>
             <w:r>
-              <w:t>519.00</w:t>
+              <w:t>520.00</w:t>
             </w:r>
           </w:p>
         </w:tc>
@@ -14723,7 +14723,7 @@
               <w:rPr>
                 <w:b/>
               </w:rPr>
-              <w:t>523.75</w:t>
+              <w:t>524.75</w:t>
             </w:r>
           </w:p>
         </w:tc>
@@ -14871,7 +14871,7 @@
             </w:pPr>
             <w:r/>
             <w:r>
-              <w:t>523.75</w:t>
+              <w:t>524.75</w:t>
             </w:r>
           </w:p>
         </w:tc>
@@ -14899,7 +14899,7 @@
             </w:pPr>
             <w:r/>
             <w:r>
-              <w:t>528.25</w:t>
+              <w:t>529.25</w:t>
             </w:r>
           </w:p>
         </w:tc>
@@ -14927,7 +14927,7 @@
             </w:pPr>
             <w:r/>
             <w:r>
-              <w:t>518.75</w:t>
+              <w:t>519.75</w:t>
             </w:r>
           </w:p>
         </w:tc>
@@ -14958,7 +14958,7 @@
               <w:rPr>
                 <w:b/>
               </w:rPr>
-              <w:t>524.50</w:t>
+              <w:t>525.50</w:t>
             </w:r>
           </w:p>
         </w:tc>
@@ -15106,7 +15106,7 @@
             </w:pPr>
             <w:r/>
             <w:r>
-              <w:t>524.50</w:t>
+              <w:t>525.50</w:t>
             </w:r>
           </w:p>
         </w:tc>
@@ -15134,7 +15134,7 @@
             </w:pPr>
             <w:r/>
             <w:r>
-              <w:t>530.00</w:t>
+              <w:t>531.00</w:t>
             </w:r>
           </w:p>
         </w:tc>
@@ -15162,7 +15162,7 @@
             </w:pPr>
             <w:r/>
             <w:r>
-              <w:t>518.25</w:t>
+              <w:t>519.25</w:t>
             </w:r>
           </w:p>
         </w:tc>
@@ -15193,7 +15193,7 @@
               <w:rPr>
                 <w:b/>
               </w:rPr>
-              <w:t>526.75</w:t>
+              <w:t>527.75</w:t>
             </w:r>
           </w:p>
         </w:tc>
@@ -15341,7 +15341,7 @@
             </w:pPr>
             <w:r/>
             <w:r>
-              <w:t>526.75</w:t>
+              <w:t>527.75</w:t>
             </w:r>
           </w:p>
         </w:tc>
@@ -15369,7 +15369,7 @@
             </w:pPr>
             <w:r/>
             <w:r>
-              <w:t>529.75</w:t>
+              <w:t>530.75</w:t>
             </w:r>
           </w:p>
         </w:tc>
@@ -15397,7 +15397,7 @@
             </w:pPr>
             <w:r/>
             <w:r>
-              <w:t>522.50</w:t>
+              <w:t>523.50</w:t>
             </w:r>
           </w:p>
         </w:tc>
@@ -15428,7 +15428,7 @@
               <w:rPr>
                 <w:b/>
               </w:rPr>
-              <w:t>527.00</w:t>
+              <w:t>528.00</w:t>
             </w:r>
           </w:p>
         </w:tc>
@@ -15576,7 +15576,7 @@
             </w:pPr>
             <w:r/>
             <w:r>
-              <w:t>527.00</w:t>
+              <w:t>528.00</w:t>
             </w:r>
           </w:p>
         </w:tc>
@@ -15604,7 +15604,7 @@
             </w:pPr>
             <w:r/>
             <w:r>
-              <w:t>530.25</w:t>
+              <w:t>531.25</w:t>
             </w:r>
           </w:p>
         </w:tc>
@@ -15632,7 +15632,7 @@
             </w:pPr>
             <w:r/>
             <w:r>
-              <w:t>520.50</w:t>
+              <w:t>521.50</w:t>
             </w:r>
           </w:p>
         </w:tc>
@@ -15663,7 +15663,7 @@
               <w:rPr>
                 <w:b/>
               </w:rPr>
-              <w:t>527.75</w:t>
+              <w:t>528.75</w:t>
             </w:r>
           </w:p>
         </w:tc>
@@ -15811,7 +15811,7 @@
             </w:pPr>
             <w:r/>
             <w:r>
-              <w:t>527.75</w:t>
+              <w:t>528.75</w:t>
             </w:r>
           </w:p>
         </w:tc>
@@ -15839,7 +15839,7 @@
             </w:pPr>
             <w:r/>
             <w:r>
-              <w:t>530.75</w:t>
+              <w:t>531.75</w:t>
             </w:r>
           </w:p>
         </w:tc>
@@ -15867,7 +15867,7 @@
             </w:pPr>
             <w:r/>
             <w:r>
-              <w:t>523.25</w:t>
+              <w:t>524.25</w:t>
             </w:r>
           </w:p>
         </w:tc>
@@ -15898,7 +15898,7 @@
               <w:rPr>
                 <w:b/>
               </w:rPr>
-              <w:t>527.25</w:t>
+              <w:t>528.25</w:t>
             </w:r>
           </w:p>
         </w:tc>
@@ -16046,7 +16046,7 @@
             </w:pPr>
             <w:r/>
             <w:r>
-              <w:t>527.25</w:t>
+              <w:t>528.25</w:t>
             </w:r>
           </w:p>
         </w:tc>
@@ -16074,7 +16074,7 @@
             </w:pPr>
             <w:r/>
             <w:r>
-              <w:t>531.25</w:t>
+              <w:t>532.25</w:t>
             </w:r>
           </w:p>
         </w:tc>
@@ -16102,7 +16102,7 @@
             </w:pPr>
             <w:r/>
             <w:r>
-              <w:t>521.50</w:t>
+              <w:t>522.50</w:t>
             </w:r>
           </w:p>
         </w:tc>
@@ -16133,7 +16133,7 @@
               <w:rPr>
                 <w:b/>
               </w:rPr>
-              <w:t>527.75</w:t>
+              <w:t>528.75</w:t>
             </w:r>
           </w:p>
         </w:tc>
@@ -16281,7 +16281,7 @@
             </w:pPr>
             <w:r/>
             <w:r>
-              <w:t>527.75</w:t>
+              <w:t>528.75</w:t>
             </w:r>
           </w:p>
         </w:tc>
@@ -16309,7 +16309,7 @@
             </w:pPr>
             <w:r/>
             <w:r>
-              <w:t>530.25</w:t>
+              <w:t>531.25</w:t>
             </w:r>
           </w:p>
         </w:tc>
@@ -16337,7 +16337,7 @@
             </w:pPr>
             <w:r/>
             <w:r>
-              <w:t>524.50</w:t>
+              <w:t>525.50</w:t>
             </w:r>
           </w:p>
         </w:tc>
@@ -16368,7 +16368,7 @@
               <w:rPr>
                 <w:b/>
               </w:rPr>
-              <w:t>528.25</w:t>
+              <w:t>529.25</w:t>
             </w:r>
           </w:p>
         </w:tc>
@@ -16516,7 +16516,7 @@
             </w:pPr>
             <w:r/>
             <w:r>
-              <w:t>528.25</w:t>
+              <w:t>529.25</w:t>
             </w:r>
           </w:p>
         </w:tc>
@@ -16544,7 +16544,7 @@
             </w:pPr>
             <w:r/>
             <w:r>
-              <w:t>531.75</w:t>
+              <w:t>532.75</w:t>
             </w:r>
           </w:p>
         </w:tc>
@@ -16572,7 +16572,7 @@
             </w:pPr>
             <w:r/>
             <w:r>
-              <w:t>522.25</w:t>
+              <w:t>523.25</w:t>
             </w:r>
           </w:p>
         </w:tc>
@@ -16603,7 +16603,7 @@
               <w:rPr>
                 <w:b/>
               </w:rPr>
-              <w:t>529.25</w:t>
+              <w:t>530.25</w:t>
             </w:r>
           </w:p>
         </w:tc>
@@ -16751,7 +16751,7 @@
             </w:pPr>
             <w:r/>
             <w:r>
-              <w:t>529.25</w:t>
+              <w:t>530.25</w:t>
             </w:r>
           </w:p>
         </w:tc>
@@ -16779,7 +16779,7 @@
             </w:pPr>
             <w:r/>
             <w:r>
-              <w:t>532.00</w:t>
+              <w:t>533.00</w:t>
             </w:r>
           </w:p>
         </w:tc>
@@ -16807,7 +16807,7 @@
             </w:pPr>
             <w:r/>
             <w:r>
-              <w:t>526.75</w:t>
+              <w:t>527.75</w:t>
             </w:r>
           </w:p>
         </w:tc>
@@ -16838,7 +16838,7 @@
               <w:rPr>
                 <w:b/>
               </w:rPr>
-              <w:t>529.25</w:t>
+              <w:t>530.25</w:t>
             </w:r>
           </w:p>
         </w:tc>
@@ -16986,7 +16986,7 @@
             </w:pPr>
             <w:r/>
             <w:r>
-              <w:t>529.25</w:t>
+              <w:t>530.25</w:t>
             </w:r>
           </w:p>
         </w:tc>
@@ -17014,7 +17014,7 @@
             </w:pPr>
             <w:r/>
             <w:r>
-              <w:t>532.00</w:t>
+              <w:t>533.00</w:t>
             </w:r>
           </w:p>
         </w:tc>
@@ -17042,7 +17042,7 @@
             </w:pPr>
             <w:r/>
             <w:r>
-              <w:t>526.75</w:t>
+              <w:t>527.75</w:t>
             </w:r>
           </w:p>
         </w:tc>
@@ -17073,7 +17073,7 @@
               <w:rPr>
                 <w:b/>
               </w:rPr>
-              <w:t>528.75</w:t>
+              <w:t>529.75</w:t>
             </w:r>
           </w:p>
         </w:tc>
@@ -17221,7 +17221,7 @@
             </w:pPr>
             <w:r/>
             <w:r>
-              <w:t>528.75</w:t>
+              <w:t>529.75</w:t>
             </w:r>
           </w:p>
         </w:tc>
@@ -17249,7 +17249,7 @@
             </w:pPr>
             <w:r/>
             <w:r>
-              <w:t>531.75</w:t>
+              <w:t>532.75</w:t>
             </w:r>
           </w:p>
         </w:tc>
@@ -17277,7 +17277,7 @@
             </w:pPr>
             <w:r/>
             <w:r>
-              <w:t>525.50</w:t>
+              <w:t>526.50</w:t>
             </w:r>
           </w:p>
         </w:tc>
@@ -17308,7 +17308,7 @@
               <w:rPr>
                 <w:b/>
               </w:rPr>
-              <w:t>528.50</w:t>
+              <w:t>529.50</w:t>
             </w:r>
           </w:p>
         </w:tc>
@@ -17456,7 +17456,7 @@
             </w:pPr>
             <w:r/>
             <w:r>
-              <w:t>528.50</w:t>
+              <w:t>529.50</w:t>
             </w:r>
           </w:p>
         </w:tc>
@@ -17484,7 +17484,7 @@
             </w:pPr>
             <w:r/>
             <w:r>
-              <w:t>532.50</w:t>
+              <w:t>533.50</w:t>
             </w:r>
           </w:p>
         </w:tc>
@@ -17512,7 +17512,7 @@
             </w:pPr>
             <w:r/>
             <w:r>
-              <w:t>523.25</w:t>
+              <w:t>524.25</w:t>
             </w:r>
           </w:p>
         </w:tc>
@@ -17543,7 +17543,7 @@
               <w:rPr>
                 <w:b/>
               </w:rPr>
-              <w:t>529.00</w:t>
+              <w:t>530.00</w:t>
             </w:r>
           </w:p>
         </w:tc>
@@ -17691,7 +17691,7 @@
             </w:pPr>
             <w:r/>
             <w:r>
-              <w:t>529.00</w:t>
+              <w:t>530.00</w:t>
             </w:r>
           </w:p>
         </w:tc>
@@ -17719,7 +17719,7 @@
             </w:pPr>
             <w:r/>
             <w:r>
-              <w:t>533.75</w:t>
+              <w:t>534.75</w:t>
             </w:r>
           </w:p>
         </w:tc>
@@ -17747,7 +17747,7 @@
             </w:pPr>
             <w:r/>
             <w:r>
-              <w:t>522.00</w:t>
+              <w:t>523.00</w:t>
             </w:r>
           </w:p>
         </w:tc>
@@ -17778,7 +17778,7 @@
               <w:rPr>
                 <w:b/>
               </w:rPr>
-              <w:t>531.00</w:t>
+              <w:t>532.00</w:t>
             </w:r>
           </w:p>
         </w:tc>
@@ -17926,7 +17926,7 @@
             </w:pPr>
             <w:r/>
             <w:r>
-              <w:t>531.00</w:t>
+              <w:t>532.00</w:t>
             </w:r>
           </w:p>
         </w:tc>
@@ -17954,7 +17954,7 @@
             </w:pPr>
             <w:r/>
             <w:r>
-              <w:t>539.00</w:t>
+              <w:t>540.00</w:t>
             </w:r>
           </w:p>
         </w:tc>
@@ -17982,7 +17982,7 @@
             </w:pPr>
             <w:r/>
             <w:r>
-              <w:t>524.00</w:t>
+              <w:t>525.00</w:t>
             </w:r>
           </w:p>
         </w:tc>
@@ -18013,7 +18013,7 @@
               <w:rPr>
                 <w:b/>
               </w:rPr>
-              <w:t>532.50</w:t>
+              <w:t>533.50</w:t>
             </w:r>
           </w:p>
         </w:tc>
@@ -18161,7 +18161,7 @@
             </w:pPr>
             <w:r/>
             <w:r>
-              <w:t>532.50</w:t>
+              <w:t>533.50</w:t>
             </w:r>
           </w:p>
         </w:tc>
@@ -18189,7 +18189,7 @@
             </w:pPr>
             <w:r/>
             <w:r>
-              <w:t>537.00</w:t>
+              <w:t>538.00</w:t>
             </w:r>
           </w:p>
         </w:tc>
@@ -18217,7 +18217,7 @@
             </w:pPr>
             <w:r/>
             <w:r>
-              <w:t>528.25</w:t>
+              <w:t>529.25</w:t>
             </w:r>
           </w:p>
         </w:tc>
@@ -18248,7 +18248,7 @@
               <w:rPr>
                 <w:b/>
               </w:rPr>
-              <w:t>532.00</w:t>
+              <w:t>533.00</w:t>
             </w:r>
           </w:p>
         </w:tc>
@@ -18396,7 +18396,7 @@
             </w:pPr>
             <w:r/>
             <w:r>
-              <w:t>532.00</w:t>
+              <w:t>533.00</w:t>
             </w:r>
           </w:p>
         </w:tc>
@@ -18424,7 +18424,7 @@
             </w:pPr>
             <w:r/>
             <w:r>
-              <w:t>534.25</w:t>
+              <w:t>535.25</w:t>
             </w:r>
           </w:p>
         </w:tc>
@@ -18452,7 +18452,7 @@
             </w:pPr>
             <w:r/>
             <w:r>
-              <w:t>529.25</w:t>
+              <w:t>530.25</w:t>
             </w:r>
           </w:p>
         </w:tc>
@@ -18483,7 +18483,7 @@
               <w:rPr>
                 <w:b/>
               </w:rPr>
-              <w:t>531.75</w:t>
+              <w:t>532.75</w:t>
             </w:r>
           </w:p>
         </w:tc>
@@ -18631,7 +18631,7 @@
             </w:pPr>
             <w:r/>
             <w:r>
-              <w:t>531.75</w:t>
+              <w:t>532.75</w:t>
             </w:r>
           </w:p>
         </w:tc>
@@ -18659,7 +18659,7 @@
             </w:pPr>
             <w:r/>
             <w:r>
-              <w:t>533.75</w:t>
+              <w:t>534.75</w:t>
             </w:r>
           </w:p>
         </w:tc>
@@ -18687,7 +18687,7 @@
             </w:pPr>
             <w:r/>
             <w:r>
-              <w:t>527.25</w:t>
+              <w:t>528.25</w:t>
             </w:r>
           </w:p>
         </w:tc>
@@ -18718,7 +18718,7 @@
               <w:rPr>
                 <w:b/>
               </w:rPr>
-              <w:t>532.00</w:t>
+              <w:t>533.00</w:t>
             </w:r>
           </w:p>
         </w:tc>
@@ -18866,7 +18866,7 @@
             </w:pPr>
             <w:r/>
             <w:r>
-              <w:t>532.00</w:t>
+              <w:t>533.00</w:t>
             </w:r>
           </w:p>
         </w:tc>
@@ -18894,7 +18894,7 @@
             </w:pPr>
             <w:r/>
             <w:r>
-              <w:t>535.75</w:t>
+              <w:t>536.75</w:t>
             </w:r>
           </w:p>
         </w:tc>
@@ -18922,7 +18922,7 @@
             </w:pPr>
             <w:r/>
             <w:r>
-              <w:t>529.25</w:t>
+              <w:t>530.25</w:t>
             </w:r>
           </w:p>
         </w:tc>
@@ -18953,7 +18953,7 @@
               <w:rPr>
                 <w:b/>
               </w:rPr>
-              <w:t>532.50</w:t>
+              <w:t>533.50</w:t>
             </w:r>
           </w:p>
         </w:tc>
@@ -19101,7 +19101,7 @@
             </w:pPr>
             <w:r/>
             <w:r>
-              <w:t>532.50</w:t>
+              <w:t>533.50</w:t>
             </w:r>
           </w:p>
         </w:tc>
@@ -19129,7 +19129,7 @@
             </w:pPr>
             <w:r/>
             <w:r>
-              <w:t>535.50</w:t>
+              <w:t>536.50</w:t>
             </w:r>
           </w:p>
         </w:tc>
@@ -19157,7 +19157,7 @@
             </w:pPr>
             <w:r/>
             <w:r>
-              <w:t>528.00</w:t>
+              <w:t>529.00</w:t>
             </w:r>
           </w:p>
         </w:tc>
@@ -19188,7 +19188,7 @@
               <w:rPr>
                 <w:b/>
               </w:rPr>
-              <w:t>532.75</w:t>
+              <w:t>533.75</w:t>
             </w:r>
           </w:p>
         </w:tc>
@@ -19336,7 +19336,7 @@
             </w:pPr>
             <w:r/>
             <w:r>
-              <w:t>532.75</w:t>
+              <w:t>533.75</w:t>
             </w:r>
           </w:p>
         </w:tc>
@@ -19364,7 +19364,7 @@
             </w:pPr>
             <w:r/>
             <w:r>
-              <w:t>537.00</w:t>
+              <w:t>538.00</w:t>
             </w:r>
           </w:p>
         </w:tc>
@@ -19392,7 +19392,7 @@
             </w:pPr>
             <w:r/>
             <w:r>
-              <w:t>529.50</w:t>
+              <w:t>530.50</w:t>
             </w:r>
           </w:p>
         </w:tc>
@@ -19423,7 +19423,7 @@
               <w:rPr>
                 <w:b/>
               </w:rPr>
-              <w:t>533.50</w:t>
+              <w:t>534.50</w:t>
             </w:r>
           </w:p>
         </w:tc>
@@ -19571,7 +19571,7 @@
             </w:pPr>
             <w:r/>
             <w:r>
-              <w:t>533.50</w:t>
+              <w:t>534.50</w:t>
             </w:r>
           </w:p>
         </w:tc>
@@ -19599,7 +19599,7 @@
             </w:pPr>
             <w:r/>
             <w:r>
-              <w:t>537.00</w:t>
+              <w:t>538.00</w:t>
             </w:r>
           </w:p>
         </w:tc>
@@ -19627,7 +19627,7 @@
             </w:pPr>
             <w:r/>
             <w:r>
-              <w:t>531.25</w:t>
+              <w:t>532.25</w:t>
             </w:r>
           </w:p>
         </w:tc>
@@ -19658,7 +19658,7 @@
               <w:rPr>
                 <w:b/>
               </w:rPr>
-              <w:t>533.50</w:t>
+              <w:t>534.50</w:t>
             </w:r>
           </w:p>
         </w:tc>
@@ -19806,7 +19806,7 @@
             </w:pPr>
             <w:r/>
             <w:r>
-              <w:t>533.50</w:t>
+              <w:t>534.50</w:t>
             </w:r>
           </w:p>
         </w:tc>
@@ -19834,7 +19834,7 @@
             </w:pPr>
             <w:r/>
             <w:r>
-              <w:t>537.25</w:t>
+              <w:t>538.25</w:t>
             </w:r>
           </w:p>
         </w:tc>
@@ -19862,7 +19862,7 @@
             </w:pPr>
             <w:r/>
             <w:r>
-              <w:t>530.00</w:t>
+              <w:t>531.00</w:t>
             </w:r>
           </w:p>
         </w:tc>
@@ -19893,7 +19893,7 @@
               <w:rPr>
                 <w:b/>
               </w:rPr>
-              <w:t>533.25</w:t>
+              <w:t>534.25</w:t>
             </w:r>
           </w:p>
         </w:tc>
@@ -20041,7 +20041,7 @@
             </w:pPr>
             <w:r/>
             <w:r>
-              <w:t>533.25</w:t>
+              <w:t>534.25</w:t>
             </w:r>
           </w:p>
         </w:tc>
@@ -20069,7 +20069,7 @@
             </w:pPr>
             <w:r/>
             <w:r>
-              <w:t>536.75</w:t>
+              <w:t>537.75</w:t>
             </w:r>
           </w:p>
         </w:tc>
@@ -20097,7 +20097,7 @@
             </w:pPr>
             <w:r/>
             <w:r>
-              <w:t>530.00</w:t>
+              <w:t>531.00</w:t>
             </w:r>
           </w:p>
         </w:tc>
@@ -20128,7 +20128,7 @@
               <w:rPr>
                 <w:b/>
               </w:rPr>
-              <w:t>533.00</w:t>
+              <w:t>534.00</w:t>
             </w:r>
           </w:p>
         </w:tc>
@@ -20276,7 +20276,7 @@
             </w:pPr>
             <w:r/>
             <w:r>
-              <w:t>533.00</w:t>
+              <w:t>534.00</w:t>
             </w:r>
           </w:p>
         </w:tc>
@@ -20304,7 +20304,7 @@
             </w:pPr>
             <w:r/>
             <w:r>
-              <w:t>536.00</w:t>
+              <w:t>537.00</w:t>
             </w:r>
           </w:p>
         </w:tc>
@@ -20332,7 +20332,7 @@
             </w:pPr>
             <w:r/>
             <w:r>
-              <w:t>530.25</w:t>
+              <w:t>531.25</w:t>
             </w:r>
           </w:p>
         </w:tc>
@@ -20363,7 +20363,7 @@
               <w:rPr>
                 <w:b/>
               </w:rPr>
-              <w:t>533.25</w:t>
+              <w:t>534.25</w:t>
             </w:r>
           </w:p>
         </w:tc>
@@ -20511,7 +20511,7 @@
             </w:pPr>
             <w:r/>
             <w:r>
-              <w:t>533.25</w:t>
+              <w:t>534.25</w:t>
             </w:r>
           </w:p>
         </w:tc>
@@ -20539,7 +20539,7 @@
             </w:pPr>
             <w:r/>
             <w:r>
-              <w:t>536.25</w:t>
+              <w:t>537.25</w:t>
             </w:r>
           </w:p>
         </w:tc>
@@ -20567,7 +20567,7 @@
             </w:pPr>
             <w:r/>
             <w:r>
-              <w:t>530.50</w:t>
+              <w:t>531.50</w:t>
             </w:r>
           </w:p>
         </w:tc>
@@ -20598,7 +20598,7 @@
               <w:rPr>
                 <w:b/>
               </w:rPr>
-              <w:t>533.25</w:t>
+              <w:t>534.25</w:t>
             </w:r>
           </w:p>
         </w:tc>
@@ -20746,7 +20746,7 @@
             </w:pPr>
             <w:r/>
             <w:r>
-              <w:t>533.25</w:t>
+              <w:t>534.25</w:t>
             </w:r>
           </w:p>
         </w:tc>
@@ -20774,7 +20774,7 @@
             </w:pPr>
             <w:r/>
             <w:r>
-              <w:t>537.25</w:t>
+              <w:t>538.25</w:t>
             </w:r>
           </w:p>
         </w:tc>
@@ -20802,7 +20802,7 @@
             </w:pPr>
             <w:r/>
             <w:r>
-              <w:t>529.75</w:t>
+              <w:t>530.75</w:t>
             </w:r>
           </w:p>
         </w:tc>
@@ -20833,7 +20833,7 @@
               <w:rPr>
                 <w:b/>
               </w:rPr>
-              <w:t>533.75</w:t>
+              <w:t>534.75</w:t>
             </w:r>
           </w:p>
         </w:tc>
@@ -20981,7 +20981,7 @@
             </w:pPr>
             <w:r/>
             <w:r>
-              <w:t>533.75</w:t>
+              <w:t>534.75</w:t>
             </w:r>
           </w:p>
         </w:tc>
@@ -21009,7 +21009,7 @@
             </w:pPr>
             <w:r/>
             <w:r>
-              <w:t>537.75</w:t>
+              <w:t>538.75</w:t>
             </w:r>
           </w:p>
         </w:tc>
@@ -21037,7 +21037,7 @@
             </w:pPr>
             <w:r/>
             <w:r>
-              <w:t>532.00</w:t>
+              <w:t>533.00</w:t>
             </w:r>
           </w:p>
         </w:tc>
@@ -21068,7 +21068,7 @@
               <w:rPr>
                 <w:b/>
               </w:rPr>
-              <w:t>533.50</w:t>
+              <w:t>534.50</w:t>
             </w:r>
           </w:p>
         </w:tc>
@@ -21791,7 +21791,7 @@
         <w:t>Giá Chốt Phiên (Close):</w:t>
       </w:r>
       <w:r>
-        <w:t xml:space="preserve"> 684.25 cents | </w:t>
+        <w:t xml:space="preserve"> 687.50 cents | </w:t>
       </w:r>
       <w:r>
         <w:rPr>
@@ -21806,10 +21806,10 @@
         <w:rPr>
           <w:b/>
         </w:rPr>
-        <w:t>`684.32 cents`</w:t>
+        <w:t>`687.74 cents`</w:t>
       </w:r>
       <w:r>
-        <w:t xml:space="preserve"> (+0.07).</w:t>
+        <w:t xml:space="preserve"> (+0.24).</w:t>
       </w:r>
     </w:p>
     <w:p>
@@ -21830,7 +21830,7 @@
         <w:rPr>
           <w:b/>
         </w:rPr>
-        <w:t>`9,550`</w:t>
+        <w:t>`13,709`</w:t>
       </w:r>
       <w:r>
         <w:t xml:space="preserve"> (Chênh lệch: </w:t>
@@ -21839,7 +21839,7 @@
         <w:rPr>
           <w:b/>
         </w:rPr>
-        <w:t>`-81,040`</w:t>
+        <w:t>`-76,881`</w:t>
       </w:r>
       <w:r>
         <w:t xml:space="preserve">) | OI: </w:t>
@@ -22173,7 +22173,7 @@
               <w:rPr>
                 <w:b/>
               </w:rPr>
-              <w:t>97.35</w:t>
+              <w:t>96.46</w:t>
             </w:r>
           </w:p>
         </w:tc>
@@ -22204,7 +22204,7 @@
               <w:rPr>
                 <w:b/>
               </w:rPr>
-              <w:t>-7.53%</w:t>
+              <w:t>-8.38%</w:t>
             </w:r>
           </w:p>
         </w:tc>
@@ -22296,7 +22296,7 @@
               <w:rPr>
                 <w:b/>
               </w:rPr>
-              <w:t>101.47</w:t>
+              <w:t>101.29</w:t>
             </w:r>
           </w:p>
         </w:tc>
@@ -22327,7 +22327,7 @@
               <w:rPr>
                 <w:b/>
               </w:rPr>
-              <w:t>+0.26%</w:t>
+              <w:t>+0.09%</w:t>
             </w:r>
           </w:p>
         </w:tc>
@@ -22931,7 +22931,7 @@
         <w:t xml:space="preserve"> EMA_21 </w:t>
       </w:r>
       <w:r>
-        <w:t xml:space="preserve"> (689.05) &lt; </w:t>
+        <w:t xml:space="preserve"> (688.43) &lt; </w:t>
       </w:r>
       <w:r>
         <w:rPr>
@@ -22942,7 +22942,7 @@
         <w:t xml:space="preserve"> EMA_50 </w:t>
       </w:r>
       <w:r>
-        <w:t xml:space="preserve"> (693.84).</w:t>
+        <w:t xml:space="preserve"> (693.19).</w:t>
       </w:r>
     </w:p>
     <w:p>
@@ -22963,7 +22963,7 @@
         <w:rPr>
           <w:b/>
         </w:rPr>
-        <w:t>`35.51`</w:t>
+        <w:t>`45.34`</w:t>
       </w:r>
       <w:r>
         <w:t xml:space="preserve"> | ATR (14) = </w:t>
@@ -22972,7 +22972,7 @@
         <w:rPr>
           <w:b/>
         </w:rPr>
-        <w:t>`2.84`</w:t>
+        <w:t>`3.07`</w:t>
       </w:r>
       <w:r>
         <w:t xml:space="preserve"> cents | Volatility = </w:t>
@@ -22981,7 +22981,7 @@
         <w:rPr>
           <w:b/>
         </w:rPr>
-        <w:t>`2.00 cents`</w:t>
+        <w:t>`5.75 cents`</w:t>
       </w:r>
       <w:r>
         <w:t>.</w:t>
@@ -23005,7 +23005,7 @@
         <w:rPr>
           <w:b/>
         </w:rPr>
-        <w:t>`682.92`</w:t>
+        <w:t>`685.00`</w:t>
       </w:r>
       <w:r>
         <w:t xml:space="preserve"> | S2: </w:t>
@@ -23756,7 +23756,7 @@
           <w:b/>
           <w:color w:val="B91C1C"/>
         </w:rPr>
-        <w:t>`689.05 - 693.84 cents (Canh bán hồi kỹ thuật H1)`</w:t>
+        <w:t>`688.43 - 693.19 cents (Canh bán hồi kỹ thuật H1)`</w:t>
       </w:r>
       <w:r>
         <w:t xml:space="preserve"> | SL: </w:t>
@@ -23765,7 +23765,7 @@
         <w:rPr>
           <w:b/>
         </w:rPr>
-        <w:t>`799.26 cents (Trên kháng cự R2 + 1.5x ATR)`</w:t>
+        <w:t>`799.61 cents (Trên kháng cự R2 + 1.5x ATR)`</w:t>
       </w:r>
       <w:r>
         <w:t xml:space="preserve"> | TP: </w:t>
@@ -23776,7 +23776,7 @@
           <w:color w:val="D97706"/>
           <w:sz w:val="19"/>
         </w:rPr>
-        <w:t xml:space="preserve"> 682.92 cents </w:t>
+        <w:t xml:space="preserve"> 685.00 cents </w:t>
       </w:r>
       <w:r>
         <w:t xml:space="preserve"> / </w:t>
@@ -23802,7 +23802,7 @@
         <w:rPr>
           <w:b/>
         </w:rPr>
-        <w:t>Trung hạn (Swing Trades - HĐ ZWH27):</w:t>
+        <w:t>Trung hạn (Swing Trades - HĐ ZWZ26):</w:t>
       </w:r>
     </w:p>
     <w:p>
@@ -23827,7 +23827,7 @@
         <w:rPr>
           <w:b/>
         </w:rPr>
-        <w:t>`695.64 - 697.64 cents`</w:t>
+        <w:t>`683.00 - 685.00 cents`</w:t>
       </w:r>
       <w:r>
         <w:t xml:space="preserve"> | SL: </w:t>
@@ -23836,7 +23836,7 @@
         <w:rPr>
           <w:b/>
         </w:rPr>
-        <w:t>`693.46 cents`</w:t>
+        <w:t>`678.43 cents`</w:t>
       </w:r>
       <w:r>
         <w:t xml:space="preserve"> | TP: </w:t>
@@ -23845,7 +23845,7 @@
         <w:rPr>
           <w:b/>
         </w:rPr>
-        <w:t>`705.00 cents (Đón sóng hồi trung hạn ~14.5 giá)`</w:t>
+        <w:t>`690.25 cents (Đón sóng hồi trung hạn ~14.5 giá)`</w:t>
       </w:r>
       <w:r>
         <w:t>.</w:t>
@@ -23873,7 +23873,7 @@
         <w:rPr>
           <w:b/>
         </w:rPr>
-        <w:t>`705.00 - 707.00 cents`</w:t>
+        <w:t>`690.25 - 692.25 cents`</w:t>
       </w:r>
       <w:r>
         <w:t xml:space="preserve"> | SL: </w:t>
@@ -23882,7 +23882,7 @@
         <w:rPr>
           <w:b/>
         </w:rPr>
-        <w:t>`707.79 cents`</w:t>
+        <w:t>`693.32 cents`</w:t>
       </w:r>
       <w:r>
         <w:t xml:space="preserve"> | TP: </w:t>
@@ -23891,7 +23891,7 @@
         <w:rPr>
           <w:b/>
         </w:rPr>
-        <w:t>`696.25 cents (Thuận xu hướng giảm ngắn hạn)`</w:t>
+        <w:t>`681.50 cents (Thuận xu hướng giảm ngắn hạn)`</w:t>
       </w:r>
       <w:r>
         <w:t>.</w:t>
@@ -23931,7 +23931,7 @@
         <w:rPr>
           <w:b/>
         </w:rPr>
-        <w:t>`670.14 - 681.50 cents`</w:t>
+        <w:t>`669.21 - 681.50 cents`</w:t>
       </w:r>
     </w:p>
     <w:p>
@@ -24338,7 +24338,7 @@
             </w:pPr>
             <w:r/>
             <w:r>
-              <w:t>684.25</w:t>
+              <w:t>687.50</w:t>
             </w:r>
           </w:p>
         </w:tc>
@@ -24366,7 +24366,7 @@
             </w:pPr>
             <w:r/>
             <w:r>
-              <w:t>695.50</w:t>
+              <w:t>698.75</w:t>
             </w:r>
           </w:p>
         </w:tc>
@@ -24394,7 +24394,7 @@
             </w:pPr>
             <w:r/>
             <w:r>
-              <w:t>678.75</w:t>
+              <w:t>682.00</w:t>
             </w:r>
           </w:p>
         </w:tc>
@@ -24425,7 +24425,7 @@
               <w:rPr>
                 <w:b/>
               </w:rPr>
-              <w:t>683.50</w:t>
+              <w:t>686.75</w:t>
             </w:r>
           </w:p>
         </w:tc>
@@ -24573,7 +24573,7 @@
             </w:pPr>
             <w:r/>
             <w:r>
-              <w:t>683.50</w:t>
+              <w:t>686.75</w:t>
             </w:r>
           </w:p>
         </w:tc>
@@ -24601,7 +24601,7 @@
             </w:pPr>
             <w:r/>
             <w:r>
-              <w:t>691.00</w:t>
+              <w:t>694.25</w:t>
             </w:r>
           </w:p>
         </w:tc>
@@ -24629,7 +24629,7 @@
             </w:pPr>
             <w:r/>
             <w:r>
-              <w:t>677.50</w:t>
+              <w:t>680.75</w:t>
             </w:r>
           </w:p>
         </w:tc>
@@ -24660,7 +24660,7 @@
               <w:rPr>
                 <w:b/>
               </w:rPr>
-              <w:t>683.00</w:t>
+              <w:t>686.25</w:t>
             </w:r>
           </w:p>
         </w:tc>
@@ -24808,7 +24808,7 @@
             </w:pPr>
             <w:r/>
             <w:r>
-              <w:t>683.00</w:t>
+              <w:t>686.25</w:t>
             </w:r>
           </w:p>
         </w:tc>
@@ -24836,7 +24836,7 @@
             </w:pPr>
             <w:r/>
             <w:r>
-              <w:t>696.75</w:t>
+              <w:t>700.00</w:t>
             </w:r>
           </w:p>
         </w:tc>
@@ -24864,7 +24864,7 @@
             </w:pPr>
             <w:r/>
             <w:r>
-              <w:t>668.25</w:t>
+              <w:t>671.50</w:t>
             </w:r>
           </w:p>
         </w:tc>
@@ -24895,7 +24895,7 @@
               <w:rPr>
                 <w:b/>
               </w:rPr>
-              <w:t>685.00</w:t>
+              <w:t>688.25</w:t>
             </w:r>
           </w:p>
         </w:tc>
@@ -25043,7 +25043,7 @@
             </w:pPr>
             <w:r/>
             <w:r>
-              <w:t>685.00</w:t>
+              <w:t>688.25</w:t>
             </w:r>
           </w:p>
         </w:tc>
@@ -25071,7 +25071,7 @@
             </w:pPr>
             <w:r/>
             <w:r>
-              <w:t>698.25</w:t>
+              <w:t>701.50</w:t>
             </w:r>
           </w:p>
         </w:tc>
@@ -25099,7 +25099,7 @@
             </w:pPr>
             <w:r/>
             <w:r>
-              <w:t>676.75</w:t>
+              <w:t>680.00</w:t>
             </w:r>
           </w:p>
         </w:tc>
@@ -25130,7 +25130,7 @@
               <w:rPr>
                 <w:b/>
               </w:rPr>
-              <w:t>686.25</w:t>
+              <w:t>689.50</w:t>
             </w:r>
           </w:p>
         </w:tc>
@@ -25278,7 +25278,7 @@
             </w:pPr>
             <w:r/>
             <w:r>
-              <w:t>686.25</w:t>
+              <w:t>689.50</w:t>
             </w:r>
           </w:p>
         </w:tc>
@@ -25306,7 +25306,7 @@
             </w:pPr>
             <w:r/>
             <w:r>
-              <w:t>702.75</w:t>
+              <w:t>706.00</w:t>
             </w:r>
           </w:p>
         </w:tc>
@@ -25334,7 +25334,7 @@
             </w:pPr>
             <w:r/>
             <w:r>
-              <w:t>675.75</w:t>
+              <w:t>679.00</w:t>
             </w:r>
           </w:p>
         </w:tc>
@@ -25365,7 +25365,7 @@
               <w:rPr>
                 <w:b/>
               </w:rPr>
-              <w:t>690.75</w:t>
+              <w:t>694.00</w:t>
             </w:r>
           </w:p>
         </w:tc>
@@ -25513,7 +25513,7 @@
             </w:pPr>
             <w:r/>
             <w:r>
-              <w:t>690.75</w:t>
+              <w:t>694.00</w:t>
             </w:r>
           </w:p>
         </w:tc>
@@ -25541,7 +25541,7 @@
             </w:pPr>
             <w:r/>
             <w:r>
-              <w:t>698.50</w:t>
+              <w:t>701.75</w:t>
             </w:r>
           </w:p>
         </w:tc>
@@ -25569,7 +25569,7 @@
             </w:pPr>
             <w:r/>
             <w:r>
-              <w:t>679.75</w:t>
+              <w:t>683.00</w:t>
             </w:r>
           </w:p>
         </w:tc>
@@ -25600,7 +25600,7 @@
               <w:rPr>
                 <w:b/>
               </w:rPr>
-              <w:t>692.00</w:t>
+              <w:t>695.25</w:t>
             </w:r>
           </w:p>
         </w:tc>
@@ -25748,7 +25748,7 @@
             </w:pPr>
             <w:r/>
             <w:r>
-              <w:t>692.00</w:t>
+              <w:t>695.25</w:t>
             </w:r>
           </w:p>
         </w:tc>
@@ -25776,7 +25776,7 @@
             </w:pPr>
             <w:r/>
             <w:r>
-              <w:t>700.25</w:t>
+              <w:t>703.50</w:t>
             </w:r>
           </w:p>
         </w:tc>
@@ -25804,7 +25804,7 @@
             </w:pPr>
             <w:r/>
             <w:r>
-              <w:t>681.50</w:t>
+              <w:t>684.75</w:t>
             </w:r>
           </w:p>
         </w:tc>
@@ -25835,7 +25835,7 @@
               <w:rPr>
                 <w:b/>
               </w:rPr>
-              <w:t>693.75</w:t>
+              <w:t>697.00</w:t>
             </w:r>
           </w:p>
         </w:tc>
@@ -25983,7 +25983,7 @@
             </w:pPr>
             <w:r/>
             <w:r>
-              <w:t>693.75</w:t>
+              <w:t>697.00</w:t>
             </w:r>
           </w:p>
         </w:tc>
@@ -26011,7 +26011,7 @@
             </w:pPr>
             <w:r/>
             <w:r>
-              <w:t>706.00</w:t>
+              <w:t>709.25</w:t>
             </w:r>
           </w:p>
         </w:tc>
@@ -26039,7 +26039,7 @@
             </w:pPr>
             <w:r/>
             <w:r>
-              <w:t>684.00</w:t>
+              <w:t>687.25</w:t>
             </w:r>
           </w:p>
         </w:tc>
@@ -26070,7 +26070,7 @@
               <w:rPr>
                 <w:b/>
               </w:rPr>
-              <w:t>692.75</w:t>
+              <w:t>696.00</w:t>
             </w:r>
           </w:p>
         </w:tc>
@@ -26218,7 +26218,7 @@
             </w:pPr>
             <w:r/>
             <w:r>
-              <w:t>692.75</w:t>
+              <w:t>696.00</w:t>
             </w:r>
           </w:p>
         </w:tc>
@@ -26246,7 +26246,7 @@
             </w:pPr>
             <w:r/>
             <w:r>
-              <w:t>703.25</w:t>
+              <w:t>706.50</w:t>
             </w:r>
           </w:p>
         </w:tc>
@@ -26274,7 +26274,7 @@
             </w:pPr>
             <w:r/>
             <w:r>
-              <w:t>678.00</w:t>
+              <w:t>681.25</w:t>
             </w:r>
           </w:p>
         </w:tc>
@@ -26305,7 +26305,7 @@
               <w:rPr>
                 <w:b/>
               </w:rPr>
-              <w:t>695.00</w:t>
+              <w:t>698.25</w:t>
             </w:r>
           </w:p>
         </w:tc>
@@ -26453,7 +26453,7 @@
             </w:pPr>
             <w:r/>
             <w:r>
-              <w:t>695.00</w:t>
+              <w:t>698.25</w:t>
             </w:r>
           </w:p>
         </w:tc>
@@ -26481,7 +26481,7 @@
             </w:pPr>
             <w:r/>
             <w:r>
-              <w:t>705.50</w:t>
+              <w:t>708.75</w:t>
             </w:r>
           </w:p>
         </w:tc>
@@ -26509,7 +26509,7 @@
             </w:pPr>
             <w:r/>
             <w:r>
-              <w:t>688.75</w:t>
+              <w:t>692.00</w:t>
             </w:r>
           </w:p>
         </w:tc>
@@ -26540,7 +26540,7 @@
               <w:rPr>
                 <w:b/>
               </w:rPr>
-              <w:t>695.75</w:t>
+              <w:t>699.00</w:t>
             </w:r>
           </w:p>
         </w:tc>
@@ -26688,7 +26688,7 @@
             </w:pPr>
             <w:r/>
             <w:r>
-              <w:t>695.75</w:t>
+              <w:t>699.00</w:t>
             </w:r>
           </w:p>
         </w:tc>
@@ -26716,7 +26716,7 @@
             </w:pPr>
             <w:r/>
             <w:r>
-              <w:t>710.00</w:t>
+              <w:t>713.25</w:t>
             </w:r>
           </w:p>
         </w:tc>
@@ -26744,7 +26744,7 @@
             </w:pPr>
             <w:r/>
             <w:r>
-              <w:t>681.00</w:t>
+              <w:t>684.25</w:t>
             </w:r>
           </w:p>
         </w:tc>
@@ -26775,7 +26775,7 @@
               <w:rPr>
                 <w:b/>
               </w:rPr>
-              <w:t>697.75</w:t>
+              <w:t>701.00</w:t>
             </w:r>
           </w:p>
         </w:tc>
@@ -26923,7 +26923,7 @@
             </w:pPr>
             <w:r/>
             <w:r>
-              <w:t>697.75</w:t>
+              <w:t>701.00</w:t>
             </w:r>
           </w:p>
         </w:tc>
@@ -26951,7 +26951,7 @@
             </w:pPr>
             <w:r/>
             <w:r>
-              <w:t>704.25</w:t>
+              <w:t>707.50</w:t>
             </w:r>
           </w:p>
         </w:tc>
@@ -26979,7 +26979,7 @@
             </w:pPr>
             <w:r/>
             <w:r>
-              <w:t>691.00</w:t>
+              <w:t>694.25</w:t>
             </w:r>
           </w:p>
         </w:tc>
@@ -27010,7 +27010,7 @@
               <w:rPr>
                 <w:b/>
               </w:rPr>
-              <w:t>698.00</w:t>
+              <w:t>701.25</w:t>
             </w:r>
           </w:p>
         </w:tc>
@@ -27158,7 +27158,7 @@
             </w:pPr>
             <w:r/>
             <w:r>
-              <w:t>698.00</w:t>
+              <w:t>701.25</w:t>
             </w:r>
           </w:p>
         </w:tc>
@@ -27186,7 +27186,7 @@
             </w:pPr>
             <w:r/>
             <w:r>
-              <w:t>708.25</w:t>
+              <w:t>711.50</w:t>
             </w:r>
           </w:p>
         </w:tc>
@@ -27214,7 +27214,7 @@
             </w:pPr>
             <w:r/>
             <w:r>
-              <w:t>690.00</w:t>
+              <w:t>693.25</w:t>
             </w:r>
           </w:p>
         </w:tc>
@@ -27245,7 +27245,7 @@
               <w:rPr>
                 <w:b/>
               </w:rPr>
-              <w:t>698.50</w:t>
+              <w:t>701.75</w:t>
             </w:r>
           </w:p>
         </w:tc>
@@ -27393,7 +27393,7 @@
             </w:pPr>
             <w:r/>
             <w:r>
-              <w:t>698.50</w:t>
+              <w:t>701.75</w:t>
             </w:r>
           </w:p>
         </w:tc>
@@ -27421,7 +27421,7 @@
             </w:pPr>
             <w:r/>
             <w:r>
-              <w:t>705.50</w:t>
+              <w:t>708.75</w:t>
             </w:r>
           </w:p>
         </w:tc>
@@ -27449,7 +27449,7 @@
             </w:pPr>
             <w:r/>
             <w:r>
-              <w:t>692.50</w:t>
+              <w:t>695.75</w:t>
             </w:r>
           </w:p>
         </w:tc>
@@ -27480,7 +27480,7 @@
               <w:rPr>
                 <w:b/>
               </w:rPr>
-              <w:t>697.75</w:t>
+              <w:t>701.00</w:t>
             </w:r>
           </w:p>
         </w:tc>
@@ -27628,7 +27628,7 @@
             </w:pPr>
             <w:r/>
             <w:r>
-              <w:t>697.75</w:t>
+              <w:t>701.00</w:t>
             </w:r>
           </w:p>
         </w:tc>
@@ -27656,7 +27656,7 @@
             </w:pPr>
             <w:r/>
             <w:r>
-              <w:t>711.25</w:t>
+              <w:t>714.50</w:t>
             </w:r>
           </w:p>
         </w:tc>
@@ -27684,7 +27684,7 @@
             </w:pPr>
             <w:r/>
             <w:r>
-              <w:t>684.75</w:t>
+              <w:t>688.00</w:t>
             </w:r>
           </w:p>
         </w:tc>
@@ -27715,7 +27715,7 @@
               <w:rPr>
                 <w:b/>
               </w:rPr>
-              <w:t>699.50</w:t>
+              <w:t>702.75</w:t>
             </w:r>
           </w:p>
         </w:tc>
@@ -27863,7 +27863,7 @@
             </w:pPr>
             <w:r/>
             <w:r>
-              <w:t>699.50</w:t>
+              <w:t>702.75</w:t>
             </w:r>
           </w:p>
         </w:tc>
@@ -27891,7 +27891,7 @@
             </w:pPr>
             <w:r/>
             <w:r>
-              <w:t>708.75</w:t>
+              <w:t>712.00</w:t>
             </w:r>
           </w:p>
         </w:tc>
@@ -27919,7 +27919,7 @@
             </w:pPr>
             <w:r/>
             <w:r>
-              <w:t>688.75</w:t>
+              <w:t>692.00</w:t>
             </w:r>
           </w:p>
         </w:tc>
@@ -27950,7 +27950,7 @@
               <w:rPr>
                 <w:b/>
               </w:rPr>
-              <w:t>700.00</w:t>
+              <w:t>703.25</w:t>
             </w:r>
           </w:p>
         </w:tc>
@@ -28098,7 +28098,7 @@
             </w:pPr>
             <w:r/>
             <w:r>
-              <w:t>700.00</w:t>
+              <w:t>703.25</w:t>
             </w:r>
           </w:p>
         </w:tc>
@@ -28126,7 +28126,7 @@
             </w:pPr>
             <w:r/>
             <w:r>
-              <w:t>712.25</w:t>
+              <w:t>715.50</w:t>
             </w:r>
           </w:p>
         </w:tc>
@@ -28154,7 +28154,7 @@
             </w:pPr>
             <w:r/>
             <w:r>
-              <w:t>685.75</w:t>
+              <w:t>689.00</w:t>
             </w:r>
           </w:p>
         </w:tc>
@@ -28185,7 +28185,7 @@
               <w:rPr>
                 <w:b/>
               </w:rPr>
-              <w:t>698.50</w:t>
+              <w:t>701.75</w:t>
             </w:r>
           </w:p>
         </w:tc>
@@ -28333,7 +28333,7 @@
             </w:pPr>
             <w:r/>
             <w:r>
-              <w:t>698.50</w:t>
+              <w:t>701.75</w:t>
             </w:r>
           </w:p>
         </w:tc>
@@ -28361,7 +28361,7 @@
             </w:pPr>
             <w:r/>
             <w:r>
-              <w:t>705.50</w:t>
+              <w:t>708.75</w:t>
             </w:r>
           </w:p>
         </w:tc>
@@ -28389,7 +28389,7 @@
             </w:pPr>
             <w:r/>
             <w:r>
-              <w:t>689.00</w:t>
+              <w:t>692.25</w:t>
             </w:r>
           </w:p>
         </w:tc>
@@ -28420,7 +28420,7 @@
               <w:rPr>
                 <w:b/>
               </w:rPr>
-              <w:t>699.00</w:t>
+              <w:t>702.25</w:t>
             </w:r>
           </w:p>
         </w:tc>
@@ -28568,7 +28568,7 @@
             </w:pPr>
             <w:r/>
             <w:r>
-              <w:t>699.00</w:t>
+              <w:t>702.25</w:t>
             </w:r>
           </w:p>
         </w:tc>
@@ -28596,7 +28596,7 @@
             </w:pPr>
             <w:r/>
             <w:r>
-              <w:t>709.50</w:t>
+              <w:t>712.75</w:t>
             </w:r>
           </w:p>
         </w:tc>
@@ -28624,7 +28624,7 @@
             </w:pPr>
             <w:r/>
             <w:r>
-              <w:t>691.75</w:t>
+              <w:t>695.00</w:t>
             </w:r>
           </w:p>
         </w:tc>
@@ -28655,7 +28655,7 @@
               <w:rPr>
                 <w:b/>
               </w:rPr>
-              <w:t>698.75</w:t>
+              <w:t>702.00</w:t>
             </w:r>
           </w:p>
         </w:tc>
@@ -28803,7 +28803,7 @@
             </w:pPr>
             <w:r/>
             <w:r>
-              <w:t>698.75</w:t>
+              <w:t>702.00</w:t>
             </w:r>
           </w:p>
         </w:tc>
@@ -28831,7 +28831,7 @@
             </w:pPr>
             <w:r/>
             <w:r>
-              <w:t>708.50</w:t>
+              <w:t>711.75</w:t>
             </w:r>
           </w:p>
         </w:tc>
@@ -28859,7 +28859,7 @@
             </w:pPr>
             <w:r/>
             <w:r>
-              <w:t>689.00</w:t>
+              <w:t>692.25</w:t>
             </w:r>
           </w:p>
         </w:tc>
@@ -28890,7 +28890,7 @@
               <w:rPr>
                 <w:b/>
               </w:rPr>
-              <w:t>699.25</w:t>
+              <w:t>702.50</w:t>
             </w:r>
           </w:p>
         </w:tc>
@@ -29038,7 +29038,7 @@
             </w:pPr>
             <w:r/>
             <w:r>
-              <w:t>699.25</w:t>
+              <w:t>702.50</w:t>
             </w:r>
           </w:p>
         </w:tc>
@@ -29066,7 +29066,7 @@
             </w:pPr>
             <w:r/>
             <w:r>
-              <w:t>710.00</w:t>
+              <w:t>713.25</w:t>
             </w:r>
           </w:p>
         </w:tc>
@@ -29094,7 +29094,7 @@
             </w:pPr>
             <w:r/>
             <w:r>
-              <w:t>692.00</w:t>
+              <w:t>695.25</w:t>
             </w:r>
           </w:p>
         </w:tc>
@@ -29125,7 +29125,7 @@
               <w:rPr>
                 <w:b/>
               </w:rPr>
-              <w:t>700.00</w:t>
+              <w:t>703.25</w:t>
             </w:r>
           </w:p>
         </w:tc>
@@ -29273,7 +29273,7 @@
             </w:pPr>
             <w:r/>
             <w:r>
-              <w:t>700.00</w:t>
+              <w:t>703.25</w:t>
             </w:r>
           </w:p>
         </w:tc>
@@ -29301,7 +29301,7 @@
             </w:pPr>
             <w:r/>
             <w:r>
-              <w:t>706.50</w:t>
+              <w:t>709.75</w:t>
             </w:r>
           </w:p>
         </w:tc>
@@ -29329,7 +29329,7 @@
             </w:pPr>
             <w:r/>
             <w:r>
-              <w:t>691.50</w:t>
+              <w:t>694.75</w:t>
             </w:r>
           </w:p>
         </w:tc>
@@ -29360,7 +29360,7 @@
               <w:rPr>
                 <w:b/>
               </w:rPr>
-              <w:t>700.50</w:t>
+              <w:t>703.75</w:t>
             </w:r>
           </w:p>
         </w:tc>
@@ -29508,7 +29508,7 @@
             </w:pPr>
             <w:r/>
             <w:r>
-              <w:t>700.50</w:t>
+              <w:t>703.75</w:t>
             </w:r>
           </w:p>
         </w:tc>
@@ -29536,7 +29536,7 @@
             </w:pPr>
             <w:r/>
             <w:r>
-              <w:t>711.50</w:t>
+              <w:t>714.75</w:t>
             </w:r>
           </w:p>
         </w:tc>
@@ -29564,7 +29564,7 @@
             </w:pPr>
             <w:r/>
             <w:r>
-              <w:t>688.75</w:t>
+              <w:t>692.00</w:t>
             </w:r>
           </w:p>
         </w:tc>
@@ -29595,7 +29595,7 @@
               <w:rPr>
                 <w:b/>
               </w:rPr>
-              <w:t>704.00</w:t>
+              <w:t>707.25</w:t>
             </w:r>
           </w:p>
         </w:tc>
@@ -29743,7 +29743,7 @@
             </w:pPr>
             <w:r/>
             <w:r>
-              <w:t>704.00</w:t>
+              <w:t>707.25</w:t>
             </w:r>
           </w:p>
         </w:tc>
@@ -29771,7 +29771,7 @@
             </w:pPr>
             <w:r/>
             <w:r>
-              <w:t>709.50</w:t>
+              <w:t>712.75</w:t>
             </w:r>
           </w:p>
         </w:tc>
@@ -29799,7 +29799,7 @@
             </w:pPr>
             <w:r/>
             <w:r>
-              <w:t>696.25</w:t>
+              <w:t>699.50</w:t>
             </w:r>
           </w:p>
         </w:tc>
@@ -29830,7 +29830,7 @@
               <w:rPr>
                 <w:b/>
               </w:rPr>
-              <w:t>704.75</w:t>
+              <w:t>708.00</w:t>
             </w:r>
           </w:p>
         </w:tc>
@@ -29978,7 +29978,7 @@
             </w:pPr>
             <w:r/>
             <w:r>
-              <w:t>704.75</w:t>
+              <w:t>708.00</w:t>
             </w:r>
           </w:p>
         </w:tc>
@@ -30006,7 +30006,7 @@
             </w:pPr>
             <w:r/>
             <w:r>
-              <w:t>714.00</w:t>
+              <w:t>717.25</w:t>
             </w:r>
           </w:p>
         </w:tc>
@@ -30034,7 +30034,7 @@
             </w:pPr>
             <w:r/>
             <w:r>
-              <w:t>698.25</w:t>
+              <w:t>701.50</w:t>
             </w:r>
           </w:p>
         </w:tc>
@@ -30065,7 +30065,7 @@
               <w:rPr>
                 <w:b/>
               </w:rPr>
-              <w:t>704.00</w:t>
+              <w:t>707.25</w:t>
             </w:r>
           </w:p>
         </w:tc>
@@ -30213,7 +30213,7 @@
             </w:pPr>
             <w:r/>
             <w:r>
-              <w:t>704.00</w:t>
+              <w:t>707.25</w:t>
             </w:r>
           </w:p>
         </w:tc>
@@ -30241,7 +30241,7 @@
             </w:pPr>
             <w:r/>
             <w:r>
-              <w:t>711.50</w:t>
+              <w:t>714.75</w:t>
             </w:r>
           </w:p>
         </w:tc>
@@ -30269,7 +30269,7 @@
             </w:pPr>
             <w:r/>
             <w:r>
-              <w:t>698.00</w:t>
+              <w:t>701.25</w:t>
             </w:r>
           </w:p>
         </w:tc>
@@ -30300,7 +30300,7 @@
               <w:rPr>
                 <w:b/>
               </w:rPr>
-              <w:t>703.00</w:t>
+              <w:t>706.25</w:t>
             </w:r>
           </w:p>
         </w:tc>
@@ -30448,7 +30448,7 @@
             </w:pPr>
             <w:r/>
             <w:r>
-              <w:t>703.00</w:t>
+              <w:t>706.25</w:t>
             </w:r>
           </w:p>
         </w:tc>
@@ -30476,7 +30476,7 @@
             </w:pPr>
             <w:r/>
             <w:r>
-              <w:t>710.00</w:t>
+              <w:t>713.25</w:t>
             </w:r>
           </w:p>
         </w:tc>
@@ -30504,7 +30504,7 @@
             </w:pPr>
             <w:r/>
             <w:r>
-              <w:t>689.50</w:t>
+              <w:t>692.75</w:t>
             </w:r>
           </w:p>
         </w:tc>
@@ -30535,7 +30535,7 @@
               <w:rPr>
                 <w:b/>
               </w:rPr>
-              <w:t>703.75</w:t>
+              <w:t>707.00</w:t>
             </w:r>
           </w:p>
         </w:tc>
@@ -30683,7 +30683,7 @@
             </w:pPr>
             <w:r/>
             <w:r>
-              <w:t>703.75</w:t>
+              <w:t>707.00</w:t>
             </w:r>
           </w:p>
         </w:tc>
@@ -30711,7 +30711,7 @@
             </w:pPr>
             <w:r/>
             <w:r>
-              <w:t>713.00</w:t>
+              <w:t>716.25</w:t>
             </w:r>
           </w:p>
         </w:tc>
@@ -30739,7 +30739,7 @@
             </w:pPr>
             <w:r/>
             <w:r>
-              <w:t>696.50</w:t>
+              <w:t>699.75</w:t>
             </w:r>
           </w:p>
         </w:tc>
@@ -30770,7 +30770,7 @@
               <w:rPr>
                 <w:b/>
               </w:rPr>
-              <w:t>703.50</w:t>
+              <w:t>706.75</w:t>
             </w:r>
           </w:p>
         </w:tc>
@@ -30918,7 +30918,7 @@
             </w:pPr>
             <w:r/>
             <w:r>
-              <w:t>703.50</w:t>
+              <w:t>706.75</w:t>
             </w:r>
           </w:p>
         </w:tc>
@@ -30946,7 +30946,7 @@
             </w:pPr>
             <w:r/>
             <w:r>
-              <w:t>712.00</w:t>
+              <w:t>715.25</w:t>
             </w:r>
           </w:p>
         </w:tc>
@@ -30974,7 +30974,7 @@
             </w:pPr>
             <w:r/>
             <w:r>
-              <w:t>689.50</w:t>
+              <w:t>692.75</w:t>
             </w:r>
           </w:p>
         </w:tc>
@@ -31005,7 +31005,7 @@
               <w:rPr>
                 <w:b/>
               </w:rPr>
-              <w:t>705.25</w:t>
+              <w:t>708.50</w:t>
             </w:r>
           </w:p>
         </w:tc>
@@ -31153,7 +31153,7 @@
             </w:pPr>
             <w:r/>
             <w:r>
-              <w:t>705.25</w:t>
+              <w:t>708.50</w:t>
             </w:r>
           </w:p>
         </w:tc>
@@ -31181,7 +31181,7 @@
             </w:pPr>
             <w:r/>
             <w:r>
-              <w:t>711.50</w:t>
+              <w:t>714.75</w:t>
             </w:r>
           </w:p>
         </w:tc>
@@ -31209,7 +31209,7 @@
             </w:pPr>
             <w:r/>
             <w:r>
-              <w:t>698.75</w:t>
+              <w:t>702.00</w:t>
             </w:r>
           </w:p>
         </w:tc>
@@ -31240,7 +31240,7 @@
               <w:rPr>
                 <w:b/>
               </w:rPr>
-              <w:t>704.50</w:t>
+              <w:t>707.75</w:t>
             </w:r>
           </w:p>
         </w:tc>
